--- a/docs/HomeFitAI-luong-va-kiem-ke-man-hinh.docx
+++ b/docs/HomeFitAI-luong-va-kiem-ke-man-hinh.docx
@@ -600,6 +600,20 @@
               <w:rPr>
                 <w:rStyle w:val="HTMLCode"/>
               </w:rPr>
+              <w:t>ai-matcher.html</w:t>
+            </w:r>
+            <w:r>
+              <w:rPr>
+                <w:rFonts w:eastAsia="Times New Roman"/>
+                <w:sz w:val="16"/>
+                <w:szCs w:val="16"/>
+              </w:rPr>
+              <w:t xml:space="preserve">, </w:t>
+            </w:r>
+            <w:r>
+              <w:rPr>
+                <w:rStyle w:val="HTMLCode"/>
+              </w:rPr>
               <w:t>seeker-search.html</w:t>
             </w:r>
             <w:r>
@@ -750,6 +764,20 @@
               </w:rPr>
               <w:t>agent-post.html</w:t>
             </w:r>
+            <w:r>
+              <w:rPr>
+                <w:rFonts w:eastAsia="Times New Roman"/>
+                <w:sz w:val="16"/>
+                <w:szCs w:val="16"/>
+              </w:rPr>
+              <w:t xml:space="preserve">, </w:t>
+            </w:r>
+            <w:r>
+              <w:rPr>
+                <w:rStyle w:val="HTMLCode"/>
+              </w:rPr>
+              <w:t>ai-summary.html</w:t>
+            </w:r>
           </w:p>
         </w:tc>
       </w:tr>
@@ -869,6 +897,20 @@
                 <w:rStyle w:val="HTMLCode"/>
               </w:rPr>
               <w:t>seeker-saved.html</w:t>
+            </w:r>
+            <w:r>
+              <w:rPr>
+                <w:rFonts w:eastAsia="Times New Roman"/>
+                <w:sz w:val="16"/>
+                <w:szCs w:val="16"/>
+              </w:rPr>
+              <w:t xml:space="preserve">, </w:t>
+            </w:r>
+            <w:r>
+              <w:rPr>
+                <w:rStyle w:val="HTMLCode"/>
+              </w:rPr>
+              <w:t>ai-compare.html</w:t>
             </w:r>
           </w:p>
         </w:tc>
@@ -1221,15 +1263,7 @@
           <w:sz w:val="18"/>
           <w:szCs w:val="18"/>
         </w:rPr>
-        <w:t xml:space="preserve">│   └── login.html           </w:t>
-      </w:r>
-      <w:r>
-        <w:rPr>
-          <w:rFonts w:ascii="Consolas" w:hAnsi="Consolas"/>
-          <w:sz w:val="18"/>
-          <w:szCs w:val="18"/>
-        </w:rPr>
-        <w:t xml:space="preserve">          Đăng nh</w:t>
+        <w:t>│   ├── login.html                     Đăng nh</w:t>
       </w:r>
       <w:r>
         <w:rPr>
@@ -1333,23 +1367,7 @@
           <w:sz w:val="18"/>
           <w:szCs w:val="18"/>
         </w:rPr>
-        <w:t>├── NGƯ</w:t>
-      </w:r>
-      <w:r>
-        <w:rPr>
-          <w:rFonts w:ascii="Consolas" w:hAnsi="Consolas"/>
-          <w:sz w:val="18"/>
-          <w:szCs w:val="18"/>
-        </w:rPr>
-        <w:t>Ờ</w:t>
-      </w:r>
-      <w:r>
-        <w:rPr>
-          <w:rFonts w:ascii="Consolas" w:hAnsi="Consolas"/>
-          <w:sz w:val="18"/>
-          <w:szCs w:val="18"/>
-        </w:rPr>
-        <w:t>I TÌM NHÀ (SV1)</w:t>
+        <w:t>│   ├── ai-matcher.html                AI-1 Lifestyle Matcher</w:t>
       </w:r>
     </w:p>
     <w:p>
@@ -1373,63 +1391,7 @@
           <w:sz w:val="18"/>
           <w:szCs w:val="18"/>
         </w:rPr>
-        <w:t>│   ├── seeker-search.html             Tìm &amp; l</w:t>
-      </w:r>
-      <w:r>
-        <w:rPr>
-          <w:rFonts w:ascii="Consolas" w:hAnsi="Consolas"/>
-          <w:sz w:val="18"/>
-          <w:szCs w:val="18"/>
-        </w:rPr>
-        <w:t>ọ</w:t>
-      </w:r>
-      <w:r>
-        <w:rPr>
-          <w:rFonts w:ascii="Consolas" w:hAnsi="Consolas"/>
-          <w:sz w:val="18"/>
-          <w:szCs w:val="18"/>
-        </w:rPr>
-        <w:t>c theo brief, đi</w:t>
-      </w:r>
-      <w:r>
-        <w:rPr>
-          <w:rFonts w:ascii="Consolas" w:hAnsi="Consolas"/>
-          <w:sz w:val="18"/>
-          <w:szCs w:val="18"/>
-        </w:rPr>
-        <w:t>ể</w:t>
-      </w:r>
-      <w:r>
-        <w:rPr>
-          <w:rFonts w:ascii="Consolas" w:hAnsi="Consolas"/>
-          <w:sz w:val="18"/>
-          <w:szCs w:val="18"/>
-        </w:rPr>
-        <w:t>m vào nghi</w:t>
-      </w:r>
-      <w:r>
-        <w:rPr>
-          <w:rFonts w:ascii="Consolas" w:hAnsi="Consolas"/>
-          <w:sz w:val="18"/>
-          <w:szCs w:val="18"/>
-        </w:rPr>
-        <w:t>ệ</w:t>
-      </w:r>
-      <w:r>
-        <w:rPr>
-          <w:rFonts w:ascii="Consolas" w:hAnsi="Consolas"/>
-          <w:sz w:val="18"/>
-          <w:szCs w:val="18"/>
-        </w:rPr>
-        <w:t>p v</w:t>
-      </w:r>
-      <w:r>
-        <w:rPr>
-          <w:rFonts w:ascii="Consolas" w:hAnsi="Consolas"/>
-          <w:sz w:val="18"/>
-          <w:szCs w:val="18"/>
-        </w:rPr>
-        <w:t>ụ</w:t>
+        <w:t>│   ├── ai-summary.html                AI-2 Listing Summary</w:t>
       </w:r>
     </w:p>
     <w:p>
@@ -1453,23 +1415,7 @@
           <w:sz w:val="18"/>
           <w:szCs w:val="18"/>
         </w:rPr>
-        <w:t>│   ├── seeker-detail.html             Chi ti</w:t>
-      </w:r>
-      <w:r>
-        <w:rPr>
-          <w:rFonts w:ascii="Consolas" w:hAnsi="Consolas"/>
-          <w:sz w:val="18"/>
-          <w:szCs w:val="18"/>
-        </w:rPr>
-        <w:t>ế</w:t>
-      </w:r>
-      <w:r>
-        <w:rPr>
-          <w:rFonts w:ascii="Consolas" w:hAnsi="Consolas"/>
-          <w:sz w:val="18"/>
-          <w:szCs w:val="18"/>
-        </w:rPr>
-        <w:t>t nhà + Living Summary</w:t>
+        <w:t>│   └── ai-compare.html                AI-3 Comparison Assistant</w:t>
       </w:r>
     </w:p>
     <w:p>
@@ -1493,23 +1439,23 @@
           <w:sz w:val="18"/>
           <w:szCs w:val="18"/>
         </w:rPr>
-        <w:t>│   ├── seeker-brief-form.html         T</w:t>
-      </w:r>
-      <w:r>
-        <w:rPr>
-          <w:rFonts w:ascii="Consolas" w:hAnsi="Consolas"/>
-          <w:sz w:val="18"/>
-          <w:szCs w:val="18"/>
-        </w:rPr>
-        <w:t>ạ</w:t>
-      </w:r>
-      <w:r>
-        <w:rPr>
-          <w:rFonts w:ascii="Consolas" w:hAnsi="Consolas"/>
-          <w:sz w:val="18"/>
-          <w:szCs w:val="18"/>
-        </w:rPr>
-        <w:t>o brief + AI Lifestyle Matcher</w:t>
+        <w:t>├── NGƯ</w:t>
+      </w:r>
+      <w:r>
+        <w:rPr>
+          <w:rFonts w:ascii="Consolas" w:hAnsi="Consolas"/>
+          <w:sz w:val="18"/>
+          <w:szCs w:val="18"/>
+        </w:rPr>
+        <w:t>Ờ</w:t>
+      </w:r>
+      <w:r>
+        <w:rPr>
+          <w:rFonts w:ascii="Consolas" w:hAnsi="Consolas"/>
+          <w:sz w:val="18"/>
+          <w:szCs w:val="18"/>
+        </w:rPr>
+        <w:t>I TÌM NHÀ (SV1)</w:t>
       </w:r>
     </w:p>
     <w:p>
@@ -1533,7 +1479,63 @@
           <w:sz w:val="18"/>
           <w:szCs w:val="18"/>
         </w:rPr>
-        <w:t>│   ├── seeker-saved.html              Nhà đã lưu + AI Comparison</w:t>
+        <w:t>│   ├── seeker-search.html             Tìm &amp; l</w:t>
+      </w:r>
+      <w:r>
+        <w:rPr>
+          <w:rFonts w:ascii="Consolas" w:hAnsi="Consolas"/>
+          <w:sz w:val="18"/>
+          <w:szCs w:val="18"/>
+        </w:rPr>
+        <w:t>ọ</w:t>
+      </w:r>
+      <w:r>
+        <w:rPr>
+          <w:rFonts w:ascii="Consolas" w:hAnsi="Consolas"/>
+          <w:sz w:val="18"/>
+          <w:szCs w:val="18"/>
+        </w:rPr>
+        <w:t>c theo brief, đi</w:t>
+      </w:r>
+      <w:r>
+        <w:rPr>
+          <w:rFonts w:ascii="Consolas" w:hAnsi="Consolas"/>
+          <w:sz w:val="18"/>
+          <w:szCs w:val="18"/>
+        </w:rPr>
+        <w:t>ể</w:t>
+      </w:r>
+      <w:r>
+        <w:rPr>
+          <w:rFonts w:ascii="Consolas" w:hAnsi="Consolas"/>
+          <w:sz w:val="18"/>
+          <w:szCs w:val="18"/>
+        </w:rPr>
+        <w:t>m vào nghi</w:t>
+      </w:r>
+      <w:r>
+        <w:rPr>
+          <w:rFonts w:ascii="Consolas" w:hAnsi="Consolas"/>
+          <w:sz w:val="18"/>
+          <w:szCs w:val="18"/>
+        </w:rPr>
+        <w:t>ệ</w:t>
+      </w:r>
+      <w:r>
+        <w:rPr>
+          <w:rFonts w:ascii="Consolas" w:hAnsi="Consolas"/>
+          <w:sz w:val="18"/>
+          <w:szCs w:val="18"/>
+        </w:rPr>
+        <w:t>p v</w:t>
+      </w:r>
+      <w:r>
+        <w:rPr>
+          <w:rFonts w:ascii="Consolas" w:hAnsi="Consolas"/>
+          <w:sz w:val="18"/>
+          <w:szCs w:val="18"/>
+        </w:rPr>
+        <w:t>ụ</w:t>
       </w:r>
     </w:p>
     <w:p>
@@ -1557,39 +1559,23 @@
           <w:sz w:val="18"/>
           <w:szCs w:val="18"/>
         </w:rPr>
-        <w:t>│   ├── seeker-agent-selection.html    Ch</w:t>
-      </w:r>
-      <w:r>
-        <w:rPr>
-          <w:rFonts w:ascii="Consolas" w:hAnsi="Consolas"/>
-          <w:sz w:val="18"/>
-          <w:szCs w:val="18"/>
-        </w:rPr>
-        <w:t>ọ</w:t>
-      </w:r>
-      <w:r>
-        <w:rPr>
-          <w:rFonts w:ascii="Consolas" w:hAnsi="Consolas"/>
-          <w:sz w:val="18"/>
-          <w:szCs w:val="18"/>
-        </w:rPr>
-        <w:t>n môi gi</w:t>
-      </w:r>
-      <w:r>
-        <w:rPr>
-          <w:rFonts w:ascii="Consolas" w:hAnsi="Consolas"/>
-          <w:sz w:val="18"/>
-          <w:szCs w:val="18"/>
-        </w:rPr>
-        <w:t>ớ</w:t>
-      </w:r>
-      <w:r>
-        <w:rPr>
-          <w:rFonts w:ascii="Consolas" w:hAnsi="Consolas"/>
-          <w:sz w:val="18"/>
-          <w:szCs w:val="18"/>
-        </w:rPr>
-        <w:t>i</w:t>
+        <w:t>│   ├── seeker-detail.html             Chi ti</w:t>
+      </w:r>
+      <w:r>
+        <w:rPr>
+          <w:rFonts w:ascii="Consolas" w:hAnsi="Consolas"/>
+          <w:sz w:val="18"/>
+          <w:szCs w:val="18"/>
+        </w:rPr>
+        <w:t>ế</w:t>
+      </w:r>
+      <w:r>
+        <w:rPr>
+          <w:rFonts w:ascii="Consolas" w:hAnsi="Consolas"/>
+          <w:sz w:val="18"/>
+          <w:szCs w:val="18"/>
+        </w:rPr>
+        <w:t>t nhà + Living Summary</w:t>
       </w:r>
     </w:p>
     <w:p>
@@ -1613,39 +1599,79 @@
           <w:sz w:val="18"/>
           <w:szCs w:val="18"/>
         </w:rPr>
-        <w:t>│   ├── seeker-agent-profile.html      H</w:t>
-      </w:r>
-      <w:r>
-        <w:rPr>
-          <w:rFonts w:ascii="Consolas" w:hAnsi="Consolas"/>
-          <w:sz w:val="18"/>
-          <w:szCs w:val="18"/>
-        </w:rPr>
-        <w:t>ồ</w:t>
-      </w:r>
-      <w:r>
-        <w:rPr>
-          <w:rFonts w:ascii="Consolas" w:hAnsi="Consolas"/>
-          <w:sz w:val="18"/>
-          <w:szCs w:val="18"/>
-        </w:rPr>
-        <w:t xml:space="preserve"> sơ môi gi</w:t>
-      </w:r>
-      <w:r>
-        <w:rPr>
-          <w:rFonts w:ascii="Consolas" w:hAnsi="Consolas"/>
-          <w:sz w:val="18"/>
-          <w:szCs w:val="18"/>
-        </w:rPr>
-        <w:t>ớ</w:t>
-      </w:r>
-      <w:r>
-        <w:rPr>
-          <w:rFonts w:ascii="Consolas" w:hAnsi="Consolas"/>
-          <w:sz w:val="18"/>
-          <w:szCs w:val="18"/>
-        </w:rPr>
-        <w:t>i</w:t>
+        <w:t xml:space="preserve">│   ├── seeker-brief-form.html         </w:t>
+      </w:r>
+      <w:r>
+        <w:rPr>
+          <w:rFonts w:ascii="Consolas" w:hAnsi="Consolas"/>
+          <w:sz w:val="18"/>
+          <w:szCs w:val="18"/>
+        </w:rPr>
+        <w:t>T</w:t>
+      </w:r>
+      <w:r>
+        <w:rPr>
+          <w:rFonts w:ascii="Consolas" w:hAnsi="Consolas"/>
+          <w:sz w:val="18"/>
+          <w:szCs w:val="18"/>
+        </w:rPr>
+        <w:t>ạ</w:t>
+      </w:r>
+      <w:r>
+        <w:rPr>
+          <w:rFonts w:ascii="Consolas" w:hAnsi="Consolas"/>
+          <w:sz w:val="18"/>
+          <w:szCs w:val="18"/>
+        </w:rPr>
+        <w:t>o brief + kh</w:t>
+      </w:r>
+      <w:r>
+        <w:rPr>
+          <w:rFonts w:ascii="Consolas" w:hAnsi="Consolas"/>
+          <w:sz w:val="18"/>
+          <w:szCs w:val="18"/>
+        </w:rPr>
+        <w:t>ố</w:t>
+      </w:r>
+      <w:r>
+        <w:rPr>
+          <w:rFonts w:ascii="Consolas" w:hAnsi="Consolas"/>
+          <w:sz w:val="18"/>
+          <w:szCs w:val="18"/>
+        </w:rPr>
+        <w:t>i k</w:t>
+      </w:r>
+      <w:r>
+        <w:rPr>
+          <w:rFonts w:ascii="Consolas" w:hAnsi="Consolas"/>
+          <w:sz w:val="18"/>
+          <w:szCs w:val="18"/>
+        </w:rPr>
+        <w:t>ế</w:t>
+      </w:r>
+      <w:r>
+        <w:rPr>
+          <w:rFonts w:ascii="Consolas" w:hAnsi="Consolas"/>
+          <w:sz w:val="18"/>
+          <w:szCs w:val="18"/>
+        </w:rPr>
+        <w:t>t qu</w:t>
+      </w:r>
+      <w:r>
+        <w:rPr>
+          <w:rFonts w:ascii="Consolas" w:hAnsi="Consolas"/>
+          <w:sz w:val="18"/>
+          <w:szCs w:val="18"/>
+        </w:rPr>
+        <w:t>ả</w:t>
+      </w:r>
+      <w:r>
+        <w:rPr>
+          <w:rFonts w:ascii="Consolas" w:hAnsi="Consolas"/>
+          <w:sz w:val="18"/>
+          <w:szCs w:val="18"/>
+        </w:rPr>
+        <w:t xml:space="preserve"> AI-1</w:t>
       </w:r>
     </w:p>
     <w:p>
@@ -1669,15 +1695,39 @@
           <w:sz w:val="18"/>
           <w:szCs w:val="18"/>
         </w:rPr>
-        <w:t xml:space="preserve">│   └── seeker-report.html             </w:t>
-      </w:r>
-      <w:r>
-        <w:rPr>
-          <w:rFonts w:ascii="Consolas" w:hAnsi="Consolas"/>
-          <w:sz w:val="18"/>
-          <w:szCs w:val="18"/>
-        </w:rPr>
-        <w:t>Báo cáo bài đăng</w:t>
+        <w:t>│   ├── seeker-saved.html              Nhà đã lưu + b</w:t>
+      </w:r>
+      <w:r>
+        <w:rPr>
+          <w:rFonts w:ascii="Consolas" w:hAnsi="Consolas"/>
+          <w:sz w:val="18"/>
+          <w:szCs w:val="18"/>
+        </w:rPr>
+        <w:t>ả</w:t>
+      </w:r>
+      <w:r>
+        <w:rPr>
+          <w:rFonts w:ascii="Consolas" w:hAnsi="Consolas"/>
+          <w:sz w:val="18"/>
+          <w:szCs w:val="18"/>
+        </w:rPr>
+        <w:t>ng so sánh c</w:t>
+      </w:r>
+      <w:r>
+        <w:rPr>
+          <w:rFonts w:ascii="Consolas" w:hAnsi="Consolas"/>
+          <w:sz w:val="18"/>
+          <w:szCs w:val="18"/>
+        </w:rPr>
+        <w:t>ủ</w:t>
+      </w:r>
+      <w:r>
+        <w:rPr>
+          <w:rFonts w:ascii="Consolas" w:hAnsi="Consolas"/>
+          <w:sz w:val="18"/>
+          <w:szCs w:val="18"/>
+        </w:rPr>
+        <w:t>a AI-3</w:t>
       </w:r>
     </w:p>
     <w:p>
@@ -1701,23 +1751,39 @@
           <w:sz w:val="18"/>
           <w:szCs w:val="18"/>
         </w:rPr>
-        <w:t>├── MÔI GI</w:t>
-      </w:r>
-      <w:r>
-        <w:rPr>
-          <w:rFonts w:ascii="Consolas" w:hAnsi="Consolas"/>
-          <w:sz w:val="18"/>
-          <w:szCs w:val="18"/>
-        </w:rPr>
-        <w:t>Ớ</w:t>
-      </w:r>
-      <w:r>
-        <w:rPr>
-          <w:rFonts w:ascii="Consolas" w:hAnsi="Consolas"/>
-          <w:sz w:val="18"/>
-          <w:szCs w:val="18"/>
-        </w:rPr>
-        <w:t>I (SV1)</w:t>
+        <w:t>│   ├── seeker-agent-selection.html    Ch</w:t>
+      </w:r>
+      <w:r>
+        <w:rPr>
+          <w:rFonts w:ascii="Consolas" w:hAnsi="Consolas"/>
+          <w:sz w:val="18"/>
+          <w:szCs w:val="18"/>
+        </w:rPr>
+        <w:t>ọ</w:t>
+      </w:r>
+      <w:r>
+        <w:rPr>
+          <w:rFonts w:ascii="Consolas" w:hAnsi="Consolas"/>
+          <w:sz w:val="18"/>
+          <w:szCs w:val="18"/>
+        </w:rPr>
+        <w:t>n môi gi</w:t>
+      </w:r>
+      <w:r>
+        <w:rPr>
+          <w:rFonts w:ascii="Consolas" w:hAnsi="Consolas"/>
+          <w:sz w:val="18"/>
+          <w:szCs w:val="18"/>
+        </w:rPr>
+        <w:t>ớ</w:t>
+      </w:r>
+      <w:r>
+        <w:rPr>
+          <w:rFonts w:ascii="Consolas" w:hAnsi="Consolas"/>
+          <w:sz w:val="18"/>
+          <w:szCs w:val="18"/>
+        </w:rPr>
+        <w:t>i</w:t>
       </w:r>
     </w:p>
     <w:p>
@@ -1741,71 +1807,39 @@
           <w:sz w:val="18"/>
           <w:szCs w:val="18"/>
         </w:rPr>
-        <w:t>│   ├── agent-post.html                T</w:t>
-      </w:r>
-      <w:r>
-        <w:rPr>
-          <w:rFonts w:ascii="Consolas" w:hAnsi="Consolas"/>
-          <w:sz w:val="18"/>
-          <w:szCs w:val="18"/>
-        </w:rPr>
-        <w:t>ạ</w:t>
-      </w:r>
-      <w:r>
-        <w:rPr>
-          <w:rFonts w:ascii="Consolas" w:hAnsi="Consolas"/>
-          <w:sz w:val="18"/>
-          <w:szCs w:val="18"/>
-        </w:rPr>
-        <w:t>o bài đăng + AI g</w:t>
-      </w:r>
-      <w:r>
-        <w:rPr>
-          <w:rFonts w:ascii="Consolas" w:hAnsi="Consolas"/>
-          <w:sz w:val="18"/>
-          <w:szCs w:val="18"/>
-        </w:rPr>
-        <w:t>ợ</w:t>
-      </w:r>
-      <w:r>
-        <w:rPr>
-          <w:rFonts w:ascii="Consolas" w:hAnsi="Consolas"/>
-          <w:sz w:val="18"/>
-          <w:szCs w:val="18"/>
-        </w:rPr>
-        <w:t>i ý b</w:t>
-      </w:r>
-      <w:r>
-        <w:rPr>
-          <w:rFonts w:ascii="Consolas" w:hAnsi="Consolas"/>
-          <w:sz w:val="18"/>
-          <w:szCs w:val="18"/>
-        </w:rPr>
-        <w:t>ố</w:t>
-      </w:r>
-      <w:r>
-        <w:rPr>
-          <w:rFonts w:ascii="Consolas" w:hAnsi="Consolas"/>
-          <w:sz w:val="18"/>
-          <w:szCs w:val="18"/>
-        </w:rPr>
-        <w:t xml:space="preserve"> c</w:t>
-      </w:r>
-      <w:r>
-        <w:rPr>
-          <w:rFonts w:ascii="Consolas" w:hAnsi="Consolas"/>
-          <w:sz w:val="18"/>
-          <w:szCs w:val="18"/>
-        </w:rPr>
-        <w:t>ụ</w:t>
-      </w:r>
-      <w:r>
-        <w:rPr>
-          <w:rFonts w:ascii="Consolas" w:hAnsi="Consolas"/>
-          <w:sz w:val="18"/>
-          <w:szCs w:val="18"/>
-        </w:rPr>
-        <w:t>c</w:t>
+        <w:t>│   ├── seeker-agent-profile.html      H</w:t>
+      </w:r>
+      <w:r>
+        <w:rPr>
+          <w:rFonts w:ascii="Consolas" w:hAnsi="Consolas"/>
+          <w:sz w:val="18"/>
+          <w:szCs w:val="18"/>
+        </w:rPr>
+        <w:t>ồ</w:t>
+      </w:r>
+      <w:r>
+        <w:rPr>
+          <w:rFonts w:ascii="Consolas" w:hAnsi="Consolas"/>
+          <w:sz w:val="18"/>
+          <w:szCs w:val="18"/>
+        </w:rPr>
+        <w:t xml:space="preserve"> sơ môi gi</w:t>
+      </w:r>
+      <w:r>
+        <w:rPr>
+          <w:rFonts w:ascii="Consolas" w:hAnsi="Consolas"/>
+          <w:sz w:val="18"/>
+          <w:szCs w:val="18"/>
+        </w:rPr>
+        <w:t>ớ</w:t>
+      </w:r>
+      <w:r>
+        <w:rPr>
+          <w:rFonts w:ascii="Consolas" w:hAnsi="Consolas"/>
+          <w:sz w:val="18"/>
+          <w:szCs w:val="18"/>
+        </w:rPr>
+        <w:t>i</w:t>
       </w:r>
     </w:p>
     <w:p>
@@ -1829,39 +1863,7 @@
           <w:sz w:val="18"/>
           <w:szCs w:val="18"/>
         </w:rPr>
-        <w:t>│   ├── agent-posts.html               Qu</w:t>
-      </w:r>
-      <w:r>
-        <w:rPr>
-          <w:rFonts w:ascii="Consolas" w:hAnsi="Consolas"/>
-          <w:sz w:val="18"/>
-          <w:szCs w:val="18"/>
-        </w:rPr>
-        <w:t>ả</w:t>
-      </w:r>
-      <w:r>
-        <w:rPr>
-          <w:rFonts w:ascii="Consolas" w:hAnsi="Consolas"/>
-          <w:sz w:val="18"/>
-          <w:szCs w:val="18"/>
-        </w:rPr>
-        <w:t>n lý bài đăng, xu</w:t>
-      </w:r>
-      <w:r>
-        <w:rPr>
-          <w:rFonts w:ascii="Consolas" w:hAnsi="Consolas"/>
-          <w:sz w:val="18"/>
-          <w:szCs w:val="18"/>
-        </w:rPr>
-        <w:t>ấ</w:t>
-      </w:r>
-      <w:r>
-        <w:rPr>
-          <w:rFonts w:ascii="Consolas" w:hAnsi="Consolas"/>
-          <w:sz w:val="18"/>
-          <w:szCs w:val="18"/>
-        </w:rPr>
-        <w:t>t CSV</w:t>
+        <w:t>│   └── seeker-report.html             Báo cáo bài đăng</w:t>
       </w:r>
     </w:p>
     <w:p>
@@ -1885,39 +1887,23 @@
           <w:sz w:val="18"/>
           <w:szCs w:val="18"/>
         </w:rPr>
-        <w:t>│   ├── agent-requests.html            Lead &amp; yêu c</w:t>
-      </w:r>
-      <w:r>
-        <w:rPr>
-          <w:rFonts w:ascii="Consolas" w:hAnsi="Consolas"/>
-          <w:sz w:val="18"/>
-          <w:szCs w:val="18"/>
-        </w:rPr>
-        <w:t>ầ</w:t>
-      </w:r>
-      <w:r>
-        <w:rPr>
-          <w:rFonts w:ascii="Consolas" w:hAnsi="Consolas"/>
-          <w:sz w:val="18"/>
-          <w:szCs w:val="18"/>
-        </w:rPr>
-        <w:t>u t</w:t>
-      </w:r>
-      <w:r>
-        <w:rPr>
-          <w:rFonts w:ascii="Consolas" w:hAnsi="Consolas"/>
-          <w:sz w:val="18"/>
-          <w:szCs w:val="18"/>
-        </w:rPr>
-        <w:t>ừ</w:t>
-      </w:r>
-      <w:r>
-        <w:rPr>
-          <w:rFonts w:ascii="Consolas" w:hAnsi="Consolas"/>
-          <w:sz w:val="18"/>
-          <w:szCs w:val="18"/>
-        </w:rPr>
-        <w:t xml:space="preserve"> brief</w:t>
+        <w:t>├── MÔI GI</w:t>
+      </w:r>
+      <w:r>
+        <w:rPr>
+          <w:rFonts w:ascii="Consolas" w:hAnsi="Consolas"/>
+          <w:sz w:val="18"/>
+          <w:szCs w:val="18"/>
+        </w:rPr>
+        <w:t>Ớ</w:t>
+      </w:r>
+      <w:r>
+        <w:rPr>
+          <w:rFonts w:ascii="Consolas" w:hAnsi="Consolas"/>
+          <w:sz w:val="18"/>
+          <w:szCs w:val="18"/>
+        </w:rPr>
+        <w:t>I (SV1)</w:t>
       </w:r>
     </w:p>
     <w:p>
@@ -1941,39 +1927,87 @@
           <w:sz w:val="18"/>
           <w:szCs w:val="18"/>
         </w:rPr>
-        <w:t>│   └── agent-appointments.html        L</w:t>
-      </w:r>
-      <w:r>
-        <w:rPr>
-          <w:rFonts w:ascii="Consolas" w:hAnsi="Consolas"/>
-          <w:sz w:val="18"/>
-          <w:szCs w:val="18"/>
-        </w:rPr>
-        <w:t>ị</w:t>
-      </w:r>
-      <w:r>
-        <w:rPr>
-          <w:rFonts w:ascii="Consolas" w:hAnsi="Consolas"/>
-          <w:sz w:val="18"/>
-          <w:szCs w:val="18"/>
-        </w:rPr>
-        <w:t>ch h</w:t>
-      </w:r>
-      <w:r>
-        <w:rPr>
-          <w:rFonts w:ascii="Consolas" w:hAnsi="Consolas"/>
-          <w:sz w:val="18"/>
-          <w:szCs w:val="18"/>
-        </w:rPr>
-        <w:t>ẹ</w:t>
-      </w:r>
-      <w:r>
-        <w:rPr>
-          <w:rFonts w:ascii="Consolas" w:hAnsi="Consolas"/>
-          <w:sz w:val="18"/>
-          <w:szCs w:val="18"/>
-        </w:rPr>
-        <w:t>n xem nhà</w:t>
+        <w:t>│   ├── agent-post.html                T</w:t>
+      </w:r>
+      <w:r>
+        <w:rPr>
+          <w:rFonts w:ascii="Consolas" w:hAnsi="Consolas"/>
+          <w:sz w:val="18"/>
+          <w:szCs w:val="18"/>
+        </w:rPr>
+        <w:t>ạ</w:t>
+      </w:r>
+      <w:r>
+        <w:rPr>
+          <w:rFonts w:ascii="Consolas" w:hAnsi="Consolas"/>
+          <w:sz w:val="18"/>
+          <w:szCs w:val="18"/>
+        </w:rPr>
+        <w:t>o bài đăng + kh</w:t>
+      </w:r>
+      <w:r>
+        <w:rPr>
+          <w:rFonts w:ascii="Consolas" w:hAnsi="Consolas"/>
+          <w:sz w:val="18"/>
+          <w:szCs w:val="18"/>
+        </w:rPr>
+        <w:t>ố</w:t>
+      </w:r>
+      <w:r>
+        <w:rPr>
+          <w:rFonts w:ascii="Consolas" w:hAnsi="Consolas"/>
+          <w:sz w:val="18"/>
+          <w:szCs w:val="18"/>
+        </w:rPr>
+        <w:t>i b</w:t>
+      </w:r>
+      <w:r>
+        <w:rPr>
+          <w:rFonts w:ascii="Consolas" w:hAnsi="Consolas"/>
+          <w:sz w:val="18"/>
+          <w:szCs w:val="18"/>
+        </w:rPr>
+        <w:t>ố</w:t>
+      </w:r>
+      <w:r>
+        <w:rPr>
+          <w:rFonts w:ascii="Consolas" w:hAnsi="Consolas"/>
+          <w:sz w:val="18"/>
+          <w:szCs w:val="18"/>
+        </w:rPr>
+        <w:t xml:space="preserve"> c</w:t>
+      </w:r>
+      <w:r>
+        <w:rPr>
+          <w:rFonts w:ascii="Consolas" w:hAnsi="Consolas"/>
+          <w:sz w:val="18"/>
+          <w:szCs w:val="18"/>
+        </w:rPr>
+        <w:t>ụ</w:t>
+      </w:r>
+      <w:r>
+        <w:rPr>
+          <w:rFonts w:ascii="Consolas" w:hAnsi="Consolas"/>
+          <w:sz w:val="18"/>
+          <w:szCs w:val="18"/>
+        </w:rPr>
+        <w:t>c c</w:t>
+      </w:r>
+      <w:r>
+        <w:rPr>
+          <w:rFonts w:ascii="Consolas" w:hAnsi="Consolas"/>
+          <w:sz w:val="18"/>
+          <w:szCs w:val="18"/>
+        </w:rPr>
+        <w:t>ủ</w:t>
+      </w:r>
+      <w:r>
+        <w:rPr>
+          <w:rFonts w:ascii="Consolas" w:hAnsi="Consolas"/>
+          <w:sz w:val="18"/>
+          <w:szCs w:val="18"/>
+        </w:rPr>
+        <w:t>a AI-2</w:t>
       </w:r>
     </w:p>
     <w:p>
@@ -1997,39 +2031,39 @@
           <w:sz w:val="18"/>
           <w:szCs w:val="18"/>
         </w:rPr>
-        <w:t>├── KI</w:t>
-      </w:r>
-      <w:r>
-        <w:rPr>
-          <w:rFonts w:ascii="Consolas" w:hAnsi="Consolas"/>
-          <w:sz w:val="18"/>
-          <w:szCs w:val="18"/>
-        </w:rPr>
-        <w:t>Ể</w:t>
-      </w:r>
-      <w:r>
-        <w:rPr>
-          <w:rFonts w:ascii="Consolas" w:hAnsi="Consolas"/>
-          <w:sz w:val="18"/>
-          <w:szCs w:val="18"/>
-        </w:rPr>
-        <w:t>M DUY</w:t>
-      </w:r>
-      <w:r>
-        <w:rPr>
-          <w:rFonts w:ascii="Consolas" w:hAnsi="Consolas"/>
-          <w:sz w:val="18"/>
-          <w:szCs w:val="18"/>
-        </w:rPr>
-        <w:t>Ệ</w:t>
-      </w:r>
-      <w:r>
-        <w:rPr>
-          <w:rFonts w:ascii="Consolas" w:hAnsi="Consolas"/>
-          <w:sz w:val="18"/>
-          <w:szCs w:val="18"/>
-        </w:rPr>
-        <w:t>T VIÊN (SV2 · nhánh chung Homefit Ai/pages/)</w:t>
+        <w:t>│   ├── agent-posts.html               Qu</w:t>
+      </w:r>
+      <w:r>
+        <w:rPr>
+          <w:rFonts w:ascii="Consolas" w:hAnsi="Consolas"/>
+          <w:sz w:val="18"/>
+          <w:szCs w:val="18"/>
+        </w:rPr>
+        <w:t>ả</w:t>
+      </w:r>
+      <w:r>
+        <w:rPr>
+          <w:rFonts w:ascii="Consolas" w:hAnsi="Consolas"/>
+          <w:sz w:val="18"/>
+          <w:szCs w:val="18"/>
+        </w:rPr>
+        <w:t>n lý bài đăng, xu</w:t>
+      </w:r>
+      <w:r>
+        <w:rPr>
+          <w:rFonts w:ascii="Consolas" w:hAnsi="Consolas"/>
+          <w:sz w:val="18"/>
+          <w:szCs w:val="18"/>
+        </w:rPr>
+        <w:t>ấ</w:t>
+      </w:r>
+      <w:r>
+        <w:rPr>
+          <w:rFonts w:ascii="Consolas" w:hAnsi="Consolas"/>
+          <w:sz w:val="18"/>
+          <w:szCs w:val="18"/>
+        </w:rPr>
+        <w:t>t CSV</w:t>
       </w:r>
     </w:p>
     <w:p>
@@ -2054,31 +2088,39 @@
           <w:szCs w:val="18"/>
         </w:rPr>
         <w:lastRenderedPageBreak/>
-        <w:t>│   ├── moderator-listing-review.html  Duy</w:t>
-      </w:r>
-      <w:r>
-        <w:rPr>
-          <w:rFonts w:ascii="Consolas" w:hAnsi="Consolas"/>
-          <w:sz w:val="18"/>
-          <w:szCs w:val="18"/>
-        </w:rPr>
-        <w:t>ệ</w:t>
-      </w:r>
-      <w:r>
-        <w:rPr>
-          <w:rFonts w:ascii="Consolas" w:hAnsi="Consolas"/>
-          <w:sz w:val="18"/>
-          <w:szCs w:val="18"/>
-        </w:rPr>
-        <w:t>t tin ch</w:t>
-      </w:r>
-      <w:r>
-        <w:rPr>
-          <w:rFonts w:ascii="Consolas" w:hAnsi="Consolas"/>
-          <w:sz w:val="18"/>
-          <w:szCs w:val="18"/>
-        </w:rPr>
-        <w:t>ờ</w:t>
+        <w:t>│   ├── agent-requests.html            Lead &amp; yêu c</w:t>
+      </w:r>
+      <w:r>
+        <w:rPr>
+          <w:rFonts w:ascii="Consolas" w:hAnsi="Consolas"/>
+          <w:sz w:val="18"/>
+          <w:szCs w:val="18"/>
+        </w:rPr>
+        <w:t>ầ</w:t>
+      </w:r>
+      <w:r>
+        <w:rPr>
+          <w:rFonts w:ascii="Consolas" w:hAnsi="Consolas"/>
+          <w:sz w:val="18"/>
+          <w:szCs w:val="18"/>
+        </w:rPr>
+        <w:t>u t</w:t>
+      </w:r>
+      <w:r>
+        <w:rPr>
+          <w:rFonts w:ascii="Consolas" w:hAnsi="Consolas"/>
+          <w:sz w:val="18"/>
+          <w:szCs w:val="18"/>
+        </w:rPr>
+        <w:t>ừ</w:t>
+      </w:r>
+      <w:r>
+        <w:rPr>
+          <w:rFonts w:ascii="Consolas" w:hAnsi="Consolas"/>
+          <w:sz w:val="18"/>
+          <w:szCs w:val="18"/>
+        </w:rPr>
+        <w:t xml:space="preserve"> brief</w:t>
       </w:r>
     </w:p>
     <w:p>
@@ -2102,23 +2144,47 @@
           <w:sz w:val="18"/>
           <w:szCs w:val="18"/>
         </w:rPr>
-        <w:t>│   ├── moderator-report-center.html   X</w:t>
-      </w:r>
-      <w:r>
-        <w:rPr>
-          <w:rFonts w:ascii="Consolas" w:hAnsi="Consolas"/>
-          <w:sz w:val="18"/>
-          <w:szCs w:val="18"/>
-        </w:rPr>
-        <w:t>ử</w:t>
-      </w:r>
-      <w:r>
-        <w:rPr>
-          <w:rFonts w:ascii="Consolas" w:hAnsi="Consolas"/>
-          <w:sz w:val="18"/>
-          <w:szCs w:val="18"/>
-        </w:rPr>
-        <w:t xml:space="preserve"> lý báo cáo</w:t>
+        <w:t xml:space="preserve">│   </w:t>
+      </w:r>
+      <w:r>
+        <w:rPr>
+          <w:rFonts w:ascii="Consolas" w:hAnsi="Consolas"/>
+          <w:sz w:val="18"/>
+          <w:szCs w:val="18"/>
+        </w:rPr>
+        <w:t>└── agent-appointments.html        L</w:t>
+      </w:r>
+      <w:r>
+        <w:rPr>
+          <w:rFonts w:ascii="Consolas" w:hAnsi="Consolas"/>
+          <w:sz w:val="18"/>
+          <w:szCs w:val="18"/>
+        </w:rPr>
+        <w:t>ị</w:t>
+      </w:r>
+      <w:r>
+        <w:rPr>
+          <w:rFonts w:ascii="Consolas" w:hAnsi="Consolas"/>
+          <w:sz w:val="18"/>
+          <w:szCs w:val="18"/>
+        </w:rPr>
+        <w:t>ch h</w:t>
+      </w:r>
+      <w:r>
+        <w:rPr>
+          <w:rFonts w:ascii="Consolas" w:hAnsi="Consolas"/>
+          <w:sz w:val="18"/>
+          <w:szCs w:val="18"/>
+        </w:rPr>
+        <w:t>ẹ</w:t>
+      </w:r>
+      <w:r>
+        <w:rPr>
+          <w:rFonts w:ascii="Consolas" w:hAnsi="Consolas"/>
+          <w:sz w:val="18"/>
+          <w:szCs w:val="18"/>
+        </w:rPr>
+        <w:t>n xem nhà</w:t>
       </w:r>
     </w:p>
     <w:p>
@@ -2142,79 +2208,39 @@
           <w:sz w:val="18"/>
           <w:szCs w:val="18"/>
         </w:rPr>
-        <w:t xml:space="preserve">│   └── moderator-data-quality.html    </w:t>
-      </w:r>
-      <w:r>
-        <w:rPr>
-          <w:rFonts w:ascii="Consolas" w:hAnsi="Consolas"/>
-          <w:sz w:val="18"/>
-          <w:szCs w:val="18"/>
-        </w:rPr>
-        <w:t>Giám sát ch</w:t>
-      </w:r>
-      <w:r>
-        <w:rPr>
-          <w:rFonts w:ascii="Consolas" w:hAnsi="Consolas"/>
-          <w:sz w:val="18"/>
-          <w:szCs w:val="18"/>
-        </w:rPr>
-        <w:t>ấ</w:t>
-      </w:r>
-      <w:r>
-        <w:rPr>
-          <w:rFonts w:ascii="Consolas" w:hAnsi="Consolas"/>
-          <w:sz w:val="18"/>
-          <w:szCs w:val="18"/>
-        </w:rPr>
-        <w:t>t lư</w:t>
-      </w:r>
-      <w:r>
-        <w:rPr>
-          <w:rFonts w:ascii="Consolas" w:hAnsi="Consolas"/>
-          <w:sz w:val="18"/>
-          <w:szCs w:val="18"/>
-        </w:rPr>
-        <w:t>ợ</w:t>
-      </w:r>
-      <w:r>
-        <w:rPr>
-          <w:rFonts w:ascii="Consolas" w:hAnsi="Consolas"/>
-          <w:sz w:val="18"/>
-          <w:szCs w:val="18"/>
-        </w:rPr>
-        <w:t>ng d</w:t>
-      </w:r>
-      <w:r>
-        <w:rPr>
-          <w:rFonts w:ascii="Consolas" w:hAnsi="Consolas"/>
-          <w:sz w:val="18"/>
-          <w:szCs w:val="18"/>
-        </w:rPr>
-        <w:t>ữ</w:t>
-      </w:r>
-      <w:r>
-        <w:rPr>
-          <w:rFonts w:ascii="Consolas" w:hAnsi="Consolas"/>
-          <w:sz w:val="18"/>
-          <w:szCs w:val="18"/>
-        </w:rPr>
-        <w:t xml:space="preserve"> li</w:t>
-      </w:r>
-      <w:r>
-        <w:rPr>
-          <w:rFonts w:ascii="Consolas" w:hAnsi="Consolas"/>
-          <w:sz w:val="18"/>
-          <w:szCs w:val="18"/>
-        </w:rPr>
-        <w:t>ệ</w:t>
-      </w:r>
-      <w:r>
-        <w:rPr>
-          <w:rFonts w:ascii="Consolas" w:hAnsi="Consolas"/>
-          <w:sz w:val="18"/>
-          <w:szCs w:val="18"/>
-        </w:rPr>
-        <w:t>u</w:t>
+        <w:t>├── KI</w:t>
+      </w:r>
+      <w:r>
+        <w:rPr>
+          <w:rFonts w:ascii="Consolas" w:hAnsi="Consolas"/>
+          <w:sz w:val="18"/>
+          <w:szCs w:val="18"/>
+        </w:rPr>
+        <w:t>Ể</w:t>
+      </w:r>
+      <w:r>
+        <w:rPr>
+          <w:rFonts w:ascii="Consolas" w:hAnsi="Consolas"/>
+          <w:sz w:val="18"/>
+          <w:szCs w:val="18"/>
+        </w:rPr>
+        <w:t>M DUY</w:t>
+      </w:r>
+      <w:r>
+        <w:rPr>
+          <w:rFonts w:ascii="Consolas" w:hAnsi="Consolas"/>
+          <w:sz w:val="18"/>
+          <w:szCs w:val="18"/>
+        </w:rPr>
+        <w:t>Ệ</w:t>
+      </w:r>
+      <w:r>
+        <w:rPr>
+          <w:rFonts w:ascii="Consolas" w:hAnsi="Consolas"/>
+          <w:sz w:val="18"/>
+          <w:szCs w:val="18"/>
+        </w:rPr>
+        <w:t>T VIÊN (SV2 · nhánh chung Homefit Ai/pages/)</w:t>
       </w:r>
     </w:p>
     <w:p>
@@ -2238,39 +2264,31 @@
           <w:sz w:val="18"/>
           <w:szCs w:val="18"/>
         </w:rPr>
-        <w:t>└── QU</w:t>
-      </w:r>
-      <w:r>
-        <w:rPr>
-          <w:rFonts w:ascii="Consolas" w:hAnsi="Consolas"/>
-          <w:sz w:val="18"/>
-          <w:szCs w:val="18"/>
-        </w:rPr>
-        <w:t>Ả</w:t>
-      </w:r>
-      <w:r>
-        <w:rPr>
-          <w:rFonts w:ascii="Consolas" w:hAnsi="Consolas"/>
-          <w:sz w:val="18"/>
-          <w:szCs w:val="18"/>
-        </w:rPr>
-        <w:t>N TR</w:t>
-      </w:r>
-      <w:r>
-        <w:rPr>
-          <w:rFonts w:ascii="Consolas" w:hAnsi="Consolas"/>
-          <w:sz w:val="18"/>
-          <w:szCs w:val="18"/>
-        </w:rPr>
-        <w:t>Ị</w:t>
-      </w:r>
-      <w:r>
-        <w:rPr>
-          <w:rFonts w:ascii="Consolas" w:hAnsi="Consolas"/>
-          <w:sz w:val="18"/>
-          <w:szCs w:val="18"/>
-        </w:rPr>
-        <w:t xml:space="preserve"> VIÊN (SV2 · nhánh chung Homefit Ai/pages/)</w:t>
+        <w:t>│   ├── moderator-listing-review.html  Duy</w:t>
+      </w:r>
+      <w:r>
+        <w:rPr>
+          <w:rFonts w:ascii="Consolas" w:hAnsi="Consolas"/>
+          <w:sz w:val="18"/>
+          <w:szCs w:val="18"/>
+        </w:rPr>
+        <w:t>ệ</w:t>
+      </w:r>
+      <w:r>
+        <w:rPr>
+          <w:rFonts w:ascii="Consolas" w:hAnsi="Consolas"/>
+          <w:sz w:val="18"/>
+          <w:szCs w:val="18"/>
+        </w:rPr>
+        <w:t>t tin ch</w:t>
+      </w:r>
+      <w:r>
+        <w:rPr>
+          <w:rFonts w:ascii="Consolas" w:hAnsi="Consolas"/>
+          <w:sz w:val="18"/>
+          <w:szCs w:val="18"/>
+        </w:rPr>
+        <w:t>ờ</w:t>
       </w:r>
     </w:p>
     <w:p>
@@ -2294,55 +2312,23 @@
           <w:sz w:val="18"/>
           <w:szCs w:val="18"/>
         </w:rPr>
-        <w:t xml:space="preserve">    ├── admin-platform-dashboard.html  Th</w:t>
-      </w:r>
-      <w:r>
-        <w:rPr>
-          <w:rFonts w:ascii="Consolas" w:hAnsi="Consolas"/>
-          <w:sz w:val="18"/>
-          <w:szCs w:val="18"/>
-        </w:rPr>
-        <w:t>ố</w:t>
-      </w:r>
-      <w:r>
-        <w:rPr>
-          <w:rFonts w:ascii="Consolas" w:hAnsi="Consolas"/>
-          <w:sz w:val="18"/>
-          <w:szCs w:val="18"/>
-        </w:rPr>
-        <w:t>ng kê n</w:t>
-      </w:r>
-      <w:r>
-        <w:rPr>
-          <w:rFonts w:ascii="Consolas" w:hAnsi="Consolas"/>
-          <w:sz w:val="18"/>
-          <w:szCs w:val="18"/>
-        </w:rPr>
-        <w:t>ề</w:t>
-      </w:r>
-      <w:r>
-        <w:rPr>
-          <w:rFonts w:ascii="Consolas" w:hAnsi="Consolas"/>
-          <w:sz w:val="18"/>
-          <w:szCs w:val="18"/>
-        </w:rPr>
-        <w:t>n t</w:t>
-      </w:r>
-      <w:r>
-        <w:rPr>
-          <w:rFonts w:ascii="Consolas" w:hAnsi="Consolas"/>
-          <w:sz w:val="18"/>
-          <w:szCs w:val="18"/>
-        </w:rPr>
-        <w:t>ả</w:t>
-      </w:r>
-      <w:r>
-        <w:rPr>
-          <w:rFonts w:ascii="Consolas" w:hAnsi="Consolas"/>
-          <w:sz w:val="18"/>
-          <w:szCs w:val="18"/>
-        </w:rPr>
-        <w:t>ng</w:t>
+        <w:t>│   ├── moderator-report-center.html   X</w:t>
+      </w:r>
+      <w:r>
+        <w:rPr>
+          <w:rFonts w:ascii="Consolas" w:hAnsi="Consolas"/>
+          <w:sz w:val="18"/>
+          <w:szCs w:val="18"/>
+        </w:rPr>
+        <w:t>ử</w:t>
+      </w:r>
+      <w:r>
+        <w:rPr>
+          <w:rFonts w:ascii="Consolas" w:hAnsi="Consolas"/>
+          <w:sz w:val="18"/>
+          <w:szCs w:val="18"/>
+        </w:rPr>
+        <w:t xml:space="preserve"> lý báo cáo</w:t>
       </w:r>
     </w:p>
     <w:p>
@@ -2366,39 +2352,71 @@
           <w:sz w:val="18"/>
           <w:szCs w:val="18"/>
         </w:rPr>
-        <w:t xml:space="preserve">    ├── admin-user-management.html     Tài kho</w:t>
-      </w:r>
-      <w:r>
-        <w:rPr>
-          <w:rFonts w:ascii="Consolas" w:hAnsi="Consolas"/>
-          <w:sz w:val="18"/>
-          <w:szCs w:val="18"/>
-        </w:rPr>
-        <w:t>ả</w:t>
-      </w:r>
-      <w:r>
-        <w:rPr>
-          <w:rFonts w:ascii="Consolas" w:hAnsi="Consolas"/>
-          <w:sz w:val="18"/>
-          <w:szCs w:val="18"/>
-        </w:rPr>
-        <w:t>n &amp; phân quy</w:t>
-      </w:r>
-      <w:r>
-        <w:rPr>
-          <w:rFonts w:ascii="Consolas" w:hAnsi="Consolas"/>
-          <w:sz w:val="18"/>
-          <w:szCs w:val="18"/>
-        </w:rPr>
-        <w:t>ề</w:t>
-      </w:r>
-      <w:r>
-        <w:rPr>
-          <w:rFonts w:ascii="Consolas" w:hAnsi="Consolas"/>
-          <w:sz w:val="18"/>
-          <w:szCs w:val="18"/>
-        </w:rPr>
-        <w:t>n</w:t>
+        <w:t>│   └── moderator-data-quality.html    Giám sát ch</w:t>
+      </w:r>
+      <w:r>
+        <w:rPr>
+          <w:rFonts w:ascii="Consolas" w:hAnsi="Consolas"/>
+          <w:sz w:val="18"/>
+          <w:szCs w:val="18"/>
+        </w:rPr>
+        <w:t>ấ</w:t>
+      </w:r>
+      <w:r>
+        <w:rPr>
+          <w:rFonts w:ascii="Consolas" w:hAnsi="Consolas"/>
+          <w:sz w:val="18"/>
+          <w:szCs w:val="18"/>
+        </w:rPr>
+        <w:t>t lư</w:t>
+      </w:r>
+      <w:r>
+        <w:rPr>
+          <w:rFonts w:ascii="Consolas" w:hAnsi="Consolas"/>
+          <w:sz w:val="18"/>
+          <w:szCs w:val="18"/>
+        </w:rPr>
+        <w:t>ợ</w:t>
+      </w:r>
+      <w:r>
+        <w:rPr>
+          <w:rFonts w:ascii="Consolas" w:hAnsi="Consolas"/>
+          <w:sz w:val="18"/>
+          <w:szCs w:val="18"/>
+        </w:rPr>
+        <w:t>ng d</w:t>
+      </w:r>
+      <w:r>
+        <w:rPr>
+          <w:rFonts w:ascii="Consolas" w:hAnsi="Consolas"/>
+          <w:sz w:val="18"/>
+          <w:szCs w:val="18"/>
+        </w:rPr>
+        <w:t>ữ</w:t>
+      </w:r>
+      <w:r>
+        <w:rPr>
+          <w:rFonts w:ascii="Consolas" w:hAnsi="Consolas"/>
+          <w:sz w:val="18"/>
+          <w:szCs w:val="18"/>
+        </w:rPr>
+        <w:t xml:space="preserve"> li</w:t>
+      </w:r>
+      <w:r>
+        <w:rPr>
+          <w:rFonts w:ascii="Consolas" w:hAnsi="Consolas"/>
+          <w:sz w:val="18"/>
+          <w:szCs w:val="18"/>
+        </w:rPr>
+        <w:t>ệ</w:t>
+      </w:r>
+      <w:r>
+        <w:rPr>
+          <w:rFonts w:ascii="Consolas" w:hAnsi="Consolas"/>
+          <w:sz w:val="18"/>
+          <w:szCs w:val="18"/>
+        </w:rPr>
+        <w:t>u</w:t>
       </w:r>
     </w:p>
     <w:p>
@@ -2422,37 +2440,39 @@
           <w:sz w:val="18"/>
           <w:szCs w:val="18"/>
         </w:rPr>
-        <w:t xml:space="preserve">    └── admin-category-management.html Taxonomy danh m</w:t>
-      </w:r>
-      <w:r>
-        <w:rPr>
-          <w:rFonts w:ascii="Consolas" w:hAnsi="Consolas"/>
-          <w:sz w:val="18"/>
-          <w:szCs w:val="18"/>
-        </w:rPr>
-        <w:t>ụ</w:t>
-      </w:r>
-      <w:r>
-        <w:rPr>
-          <w:rFonts w:ascii="Consolas" w:hAnsi="Consolas"/>
-          <w:sz w:val="18"/>
-          <w:szCs w:val="18"/>
-        </w:rPr>
-        <w:t>c</w:t>
-      </w:r>
-    </w:p>
-    <w:p>
-      <w:pPr>
-        <w:pStyle w:val="Heading2"/>
-        <w:rPr>
-          <w:rFonts w:ascii="Segoe UI" w:eastAsia="Times New Roman" w:hAnsi="Segoe UI" w:cs="Segoe UI"/>
-        </w:rPr>
-      </w:pPr>
-      <w:r>
-        <w:rPr>
-          <w:rFonts w:ascii="Segoe UI" w:eastAsia="Times New Roman" w:hAnsi="Segoe UI" w:cs="Segoe UI"/>
-        </w:rPr>
-        <w:t>3. Hành trình đầu–cuối xuyên bốn vai trò</w:t>
+        <w:t>└── QU</w:t>
+      </w:r>
+      <w:r>
+        <w:rPr>
+          <w:rFonts w:ascii="Consolas" w:hAnsi="Consolas"/>
+          <w:sz w:val="18"/>
+          <w:szCs w:val="18"/>
+        </w:rPr>
+        <w:t>Ả</w:t>
+      </w:r>
+      <w:r>
+        <w:rPr>
+          <w:rFonts w:ascii="Consolas" w:hAnsi="Consolas"/>
+          <w:sz w:val="18"/>
+          <w:szCs w:val="18"/>
+        </w:rPr>
+        <w:t>N TR</w:t>
+      </w:r>
+      <w:r>
+        <w:rPr>
+          <w:rFonts w:ascii="Consolas" w:hAnsi="Consolas"/>
+          <w:sz w:val="18"/>
+          <w:szCs w:val="18"/>
+        </w:rPr>
+        <w:t>Ị</w:t>
+      </w:r>
+      <w:r>
+        <w:rPr>
+          <w:rFonts w:ascii="Consolas" w:hAnsi="Consolas"/>
+          <w:sz w:val="18"/>
+          <w:szCs w:val="18"/>
+        </w:rPr>
+        <w:t xml:space="preserve"> VIÊN (SV2 · nhánh chung Homefit Ai/pages/)</w:t>
       </w:r>
     </w:p>
     <w:p>
@@ -2476,87 +2496,55 @@
           <w:sz w:val="18"/>
           <w:szCs w:val="18"/>
         </w:rPr>
-        <w:t>[Đăng nh</w:t>
-      </w:r>
-      <w:r>
-        <w:rPr>
-          <w:rFonts w:ascii="Consolas" w:hAnsi="Consolas"/>
-          <w:sz w:val="18"/>
-          <w:szCs w:val="18"/>
-        </w:rPr>
-        <w:t>ậ</w:t>
-      </w:r>
-      <w:r>
-        <w:rPr>
-          <w:rFonts w:ascii="Consolas" w:hAnsi="Consolas"/>
-          <w:sz w:val="18"/>
-          <w:szCs w:val="18"/>
-        </w:rPr>
-        <w:t>p]  login.html: nh</w:t>
-      </w:r>
-      <w:r>
-        <w:rPr>
-          <w:rFonts w:ascii="Consolas" w:hAnsi="Consolas"/>
-          <w:sz w:val="18"/>
-          <w:szCs w:val="18"/>
-        </w:rPr>
-        <w:t>ậ</w:t>
-      </w:r>
-      <w:r>
-        <w:rPr>
-          <w:rFonts w:ascii="Consolas" w:hAnsi="Consolas"/>
-          <w:sz w:val="18"/>
-          <w:szCs w:val="18"/>
-        </w:rPr>
-        <w:t>p email + m</w:t>
-      </w:r>
-      <w:r>
-        <w:rPr>
-          <w:rFonts w:ascii="Consolas" w:hAnsi="Consolas"/>
-          <w:sz w:val="18"/>
-          <w:szCs w:val="18"/>
-        </w:rPr>
-        <w:t>ậ</w:t>
-      </w:r>
-      <w:r>
-        <w:rPr>
-          <w:rFonts w:ascii="Consolas" w:hAnsi="Consolas"/>
-          <w:sz w:val="18"/>
-          <w:szCs w:val="18"/>
-        </w:rPr>
-        <w:t>t kh</w:t>
-      </w:r>
-      <w:r>
-        <w:rPr>
-          <w:rFonts w:ascii="Consolas" w:hAnsi="Consolas"/>
-          <w:sz w:val="18"/>
-          <w:szCs w:val="18"/>
-        </w:rPr>
-        <w:t>ẩ</w:t>
-      </w:r>
-      <w:r>
-        <w:rPr>
-          <w:rFonts w:ascii="Consolas" w:hAnsi="Consolas"/>
-          <w:sz w:val="18"/>
-          <w:szCs w:val="18"/>
-        </w:rPr>
-        <w:t>u → api.js đ</w:t>
-      </w:r>
-      <w:r>
-        <w:rPr>
-          <w:rFonts w:ascii="Consolas" w:hAnsi="Consolas"/>
-          <w:sz w:val="18"/>
-          <w:szCs w:val="18"/>
-        </w:rPr>
-        <w:t>ọ</w:t>
-      </w:r>
-      <w:r>
-        <w:rPr>
-          <w:rFonts w:ascii="Consolas" w:hAnsi="Consolas"/>
-          <w:sz w:val="18"/>
-          <w:szCs w:val="18"/>
-        </w:rPr>
-        <w:t>c `homefit-users-db`</w:t>
+        <w:t xml:space="preserve">    ├── admin-platform-dashboard.html  Th</w:t>
+      </w:r>
+      <w:r>
+        <w:rPr>
+          <w:rFonts w:ascii="Consolas" w:hAnsi="Consolas"/>
+          <w:sz w:val="18"/>
+          <w:szCs w:val="18"/>
+        </w:rPr>
+        <w:t>ố</w:t>
+      </w:r>
+      <w:r>
+        <w:rPr>
+          <w:rFonts w:ascii="Consolas" w:hAnsi="Consolas"/>
+          <w:sz w:val="18"/>
+          <w:szCs w:val="18"/>
+        </w:rPr>
+        <w:t>ng kê n</w:t>
+      </w:r>
+      <w:r>
+        <w:rPr>
+          <w:rFonts w:ascii="Consolas" w:hAnsi="Consolas"/>
+          <w:sz w:val="18"/>
+          <w:szCs w:val="18"/>
+        </w:rPr>
+        <w:t>ề</w:t>
+      </w:r>
+      <w:r>
+        <w:rPr>
+          <w:rFonts w:ascii="Consolas" w:hAnsi="Consolas"/>
+          <w:sz w:val="18"/>
+          <w:szCs w:val="18"/>
+        </w:rPr>
+        <w:t>n t</w:t>
+      </w:r>
+      <w:r>
+        <w:rPr>
+          <w:rFonts w:ascii="Consolas" w:hAnsi="Consolas"/>
+          <w:sz w:val="18"/>
+          <w:szCs w:val="18"/>
+        </w:rPr>
+        <w:t>ả</w:t>
+      </w:r>
+      <w:r>
+        <w:rPr>
+          <w:rFonts w:ascii="Consolas" w:hAnsi="Consolas"/>
+          <w:sz w:val="18"/>
+          <w:szCs w:val="18"/>
+        </w:rPr>
+        <w:t>ng</w:t>
       </w:r>
     </w:p>
     <w:p>
@@ -2580,7 +2568,7 @@
           <w:sz w:val="18"/>
           <w:szCs w:val="18"/>
         </w:rPr>
-        <w:t xml:space="preserve">   → đăng ký tài kho</w:t>
+        <w:t xml:space="preserve">    ├── admin-user-management.html     Tài kho</w:t>
       </w:r>
       <w:r>
         <w:rPr>
@@ -2596,135 +2584,23 @@
           <w:sz w:val="18"/>
           <w:szCs w:val="18"/>
         </w:rPr>
-        <w:t>n m</w:t>
-      </w:r>
-      <w:r>
-        <w:rPr>
-          <w:rFonts w:ascii="Consolas" w:hAnsi="Consolas"/>
-          <w:sz w:val="18"/>
-          <w:szCs w:val="18"/>
-        </w:rPr>
-        <w:t>ớ</w:t>
-      </w:r>
-      <w:r>
-        <w:rPr>
-          <w:rFonts w:ascii="Consolas" w:hAnsi="Consolas"/>
-          <w:sz w:val="18"/>
-          <w:szCs w:val="18"/>
-        </w:rPr>
-        <w:t>i, đ</w:t>
-      </w:r>
-      <w:r>
-        <w:rPr>
-          <w:rFonts w:ascii="Consolas" w:hAnsi="Consolas"/>
-          <w:sz w:val="18"/>
-          <w:szCs w:val="18"/>
-        </w:rPr>
-        <w:t>ặ</w:t>
-      </w:r>
-      <w:r>
-        <w:rPr>
-          <w:rFonts w:ascii="Consolas" w:hAnsi="Consolas"/>
-          <w:sz w:val="18"/>
-          <w:szCs w:val="18"/>
-        </w:rPr>
-        <w:t>t l</w:t>
-      </w:r>
-      <w:r>
-        <w:rPr>
-          <w:rFonts w:ascii="Consolas" w:hAnsi="Consolas"/>
-          <w:sz w:val="18"/>
-          <w:szCs w:val="18"/>
-        </w:rPr>
-        <w:t>ạ</w:t>
-      </w:r>
-      <w:r>
-        <w:rPr>
-          <w:rFonts w:ascii="Consolas" w:hAnsi="Consolas"/>
-          <w:sz w:val="18"/>
-          <w:szCs w:val="18"/>
-        </w:rPr>
-        <w:t>i m</w:t>
-      </w:r>
-      <w:r>
-        <w:rPr>
-          <w:rFonts w:ascii="Consolas" w:hAnsi="Consolas"/>
-          <w:sz w:val="18"/>
-          <w:szCs w:val="18"/>
-        </w:rPr>
-        <w:t>ậ</w:t>
-      </w:r>
-      <w:r>
-        <w:rPr>
-          <w:rFonts w:ascii="Consolas" w:hAnsi="Consolas"/>
-          <w:sz w:val="18"/>
-          <w:szCs w:val="18"/>
-        </w:rPr>
-        <w:t>t kh</w:t>
-      </w:r>
-      <w:r>
-        <w:rPr>
-          <w:rFonts w:ascii="Consolas" w:hAnsi="Consolas"/>
-          <w:sz w:val="18"/>
-          <w:szCs w:val="18"/>
-        </w:rPr>
-        <w:t>ẩ</w:t>
-      </w:r>
-      <w:r>
-        <w:rPr>
-          <w:rFonts w:ascii="Consolas" w:hAnsi="Consolas"/>
-          <w:sz w:val="18"/>
-          <w:szCs w:val="18"/>
-        </w:rPr>
-        <w:t>u, đánh d</w:t>
-      </w:r>
-      <w:r>
-        <w:rPr>
-          <w:rFonts w:ascii="Consolas" w:hAnsi="Consolas"/>
-          <w:sz w:val="18"/>
-          <w:szCs w:val="18"/>
-        </w:rPr>
-        <w:t>ấ</w:t>
-      </w:r>
-      <w:r>
-        <w:rPr>
-          <w:rFonts w:ascii="Consolas" w:hAnsi="Consolas"/>
-          <w:sz w:val="18"/>
-          <w:szCs w:val="18"/>
-        </w:rPr>
-        <w:t>u "Ghi nh</w:t>
-      </w:r>
-      <w:r>
-        <w:rPr>
-          <w:rFonts w:ascii="Consolas" w:hAnsi="Consolas"/>
-          <w:sz w:val="18"/>
-          <w:szCs w:val="18"/>
-        </w:rPr>
-        <w:t>ớ</w:t>
-      </w:r>
-      <w:r>
-        <w:rPr>
-          <w:rFonts w:ascii="Consolas" w:hAnsi="Consolas"/>
-          <w:sz w:val="18"/>
-          <w:szCs w:val="18"/>
-        </w:rPr>
-        <w:t xml:space="preserve"> đăng nh</w:t>
-      </w:r>
-      <w:r>
-        <w:rPr>
-          <w:rFonts w:ascii="Consolas" w:hAnsi="Consolas"/>
-          <w:sz w:val="18"/>
-          <w:szCs w:val="18"/>
-        </w:rPr>
-        <w:t>ậ</w:t>
-      </w:r>
-      <w:r>
-        <w:rPr>
-          <w:rFonts w:ascii="Consolas" w:hAnsi="Consolas"/>
-          <w:sz w:val="18"/>
-          <w:szCs w:val="18"/>
-        </w:rPr>
-        <w:t>p"</w:t>
+        <w:t>n &amp; phân quy</w:t>
+      </w:r>
+      <w:r>
+        <w:rPr>
+          <w:rFonts w:ascii="Consolas" w:hAnsi="Consolas"/>
+          <w:sz w:val="18"/>
+          <w:szCs w:val="18"/>
+        </w:rPr>
+        <w:t>ề</w:t>
+      </w:r>
+      <w:r>
+        <w:rPr>
+          <w:rFonts w:ascii="Consolas" w:hAnsi="Consolas"/>
+          <w:sz w:val="18"/>
+          <w:szCs w:val="18"/>
+        </w:rPr>
+        <w:t>n</w:t>
       </w:r>
     </w:p>
     <w:p>
@@ -2748,15 +2624,341 @@
           <w:sz w:val="18"/>
           <w:szCs w:val="18"/>
         </w:rPr>
-        <w:t xml:space="preserve">   </w:t>
-      </w:r>
-      <w:r>
-        <w:rPr>
-          <w:rFonts w:ascii="Consolas" w:hAnsi="Consolas"/>
-          <w:sz w:val="18"/>
-          <w:szCs w:val="18"/>
-        </w:rPr>
-        <w:t xml:space="preserve">→ phiên lưu </w:t>
+        <w:t xml:space="preserve">    </w:t>
+      </w:r>
+      <w:r>
+        <w:rPr>
+          <w:rFonts w:ascii="Consolas" w:hAnsi="Consolas"/>
+          <w:sz w:val="18"/>
+          <w:szCs w:val="18"/>
+        </w:rPr>
+        <w:t>└── admin-category-management.html Taxonomy danh m</w:t>
+      </w:r>
+      <w:r>
+        <w:rPr>
+          <w:rFonts w:ascii="Consolas" w:hAnsi="Consolas"/>
+          <w:sz w:val="18"/>
+          <w:szCs w:val="18"/>
+        </w:rPr>
+        <w:t>ụ</w:t>
+      </w:r>
+      <w:r>
+        <w:rPr>
+          <w:rFonts w:ascii="Consolas" w:hAnsi="Consolas"/>
+          <w:sz w:val="18"/>
+          <w:szCs w:val="18"/>
+        </w:rPr>
+        <w:t>c</w:t>
+      </w:r>
+    </w:p>
+    <w:p>
+      <w:pPr>
+        <w:pStyle w:val="Heading2"/>
+        <w:rPr>
+          <w:rFonts w:ascii="Segoe UI" w:eastAsia="Times New Roman" w:hAnsi="Segoe UI" w:cs="Segoe UI"/>
+        </w:rPr>
+      </w:pPr>
+      <w:r>
+        <w:rPr>
+          <w:rFonts w:ascii="Segoe UI" w:eastAsia="Times New Roman" w:hAnsi="Segoe UI" w:cs="Segoe UI"/>
+        </w:rPr>
+        <w:t>3. Hành trình đầu–cuối xuyên bốn vai trò</w:t>
+      </w:r>
+    </w:p>
+    <w:p>
+      <w:pPr>
+        <w:pStyle w:val="HTMLPreformatted"/>
+        <w:pBdr>
+          <w:top w:val="single" w:sz="6" w:space="6" w:color="DFE4E0"/>
+          <w:left w:val="single" w:sz="6" w:space="6" w:color="DFE4E0"/>
+          <w:bottom w:val="single" w:sz="6" w:space="6" w:color="DFE4E0"/>
+          <w:right w:val="single" w:sz="6" w:space="6" w:color="DFE4E0"/>
+        </w:pBdr>
+        <w:rPr>
+          <w:rFonts w:ascii="Consolas" w:hAnsi="Consolas"/>
+          <w:sz w:val="18"/>
+          <w:szCs w:val="18"/>
+        </w:rPr>
+      </w:pPr>
+      <w:r>
+        <w:rPr>
+          <w:rFonts w:ascii="Consolas" w:hAnsi="Consolas"/>
+          <w:sz w:val="18"/>
+          <w:szCs w:val="18"/>
+        </w:rPr>
+        <w:t>[Đăng nh</w:t>
+      </w:r>
+      <w:r>
+        <w:rPr>
+          <w:rFonts w:ascii="Consolas" w:hAnsi="Consolas"/>
+          <w:sz w:val="18"/>
+          <w:szCs w:val="18"/>
+        </w:rPr>
+        <w:t>ậ</w:t>
+      </w:r>
+      <w:r>
+        <w:rPr>
+          <w:rFonts w:ascii="Consolas" w:hAnsi="Consolas"/>
+          <w:sz w:val="18"/>
+          <w:szCs w:val="18"/>
+        </w:rPr>
+        <w:t>p]  login.html: nh</w:t>
+      </w:r>
+      <w:r>
+        <w:rPr>
+          <w:rFonts w:ascii="Consolas" w:hAnsi="Consolas"/>
+          <w:sz w:val="18"/>
+          <w:szCs w:val="18"/>
+        </w:rPr>
+        <w:t>ậ</w:t>
+      </w:r>
+      <w:r>
+        <w:rPr>
+          <w:rFonts w:ascii="Consolas" w:hAnsi="Consolas"/>
+          <w:sz w:val="18"/>
+          <w:szCs w:val="18"/>
+        </w:rPr>
+        <w:t>p email + m</w:t>
+      </w:r>
+      <w:r>
+        <w:rPr>
+          <w:rFonts w:ascii="Consolas" w:hAnsi="Consolas"/>
+          <w:sz w:val="18"/>
+          <w:szCs w:val="18"/>
+        </w:rPr>
+        <w:t>ậ</w:t>
+      </w:r>
+      <w:r>
+        <w:rPr>
+          <w:rFonts w:ascii="Consolas" w:hAnsi="Consolas"/>
+          <w:sz w:val="18"/>
+          <w:szCs w:val="18"/>
+        </w:rPr>
+        <w:t>t kh</w:t>
+      </w:r>
+      <w:r>
+        <w:rPr>
+          <w:rFonts w:ascii="Consolas" w:hAnsi="Consolas"/>
+          <w:sz w:val="18"/>
+          <w:szCs w:val="18"/>
+        </w:rPr>
+        <w:t>ẩ</w:t>
+      </w:r>
+      <w:r>
+        <w:rPr>
+          <w:rFonts w:ascii="Consolas" w:hAnsi="Consolas"/>
+          <w:sz w:val="18"/>
+          <w:szCs w:val="18"/>
+        </w:rPr>
+        <w:t>u → api.js đ</w:t>
+      </w:r>
+      <w:r>
+        <w:rPr>
+          <w:rFonts w:ascii="Consolas" w:hAnsi="Consolas"/>
+          <w:sz w:val="18"/>
+          <w:szCs w:val="18"/>
+        </w:rPr>
+        <w:t>ọ</w:t>
+      </w:r>
+      <w:r>
+        <w:rPr>
+          <w:rFonts w:ascii="Consolas" w:hAnsi="Consolas"/>
+          <w:sz w:val="18"/>
+          <w:szCs w:val="18"/>
+        </w:rPr>
+        <w:t>c `homefit-users-db`</w:t>
+      </w:r>
+    </w:p>
+    <w:p>
+      <w:pPr>
+        <w:pStyle w:val="HTMLPreformatted"/>
+        <w:pBdr>
+          <w:top w:val="single" w:sz="6" w:space="6" w:color="DFE4E0"/>
+          <w:left w:val="single" w:sz="6" w:space="6" w:color="DFE4E0"/>
+          <w:bottom w:val="single" w:sz="6" w:space="6" w:color="DFE4E0"/>
+          <w:right w:val="single" w:sz="6" w:space="6" w:color="DFE4E0"/>
+        </w:pBdr>
+        <w:rPr>
+          <w:rFonts w:ascii="Consolas" w:hAnsi="Consolas"/>
+          <w:sz w:val="18"/>
+          <w:szCs w:val="18"/>
+        </w:rPr>
+      </w:pPr>
+      <w:r>
+        <w:rPr>
+          <w:rFonts w:ascii="Consolas" w:hAnsi="Consolas"/>
+          <w:sz w:val="18"/>
+          <w:szCs w:val="18"/>
+        </w:rPr>
+        <w:t xml:space="preserve">   → đăng ký tài kho</w:t>
+      </w:r>
+      <w:r>
+        <w:rPr>
+          <w:rFonts w:ascii="Consolas" w:hAnsi="Consolas"/>
+          <w:sz w:val="18"/>
+          <w:szCs w:val="18"/>
+        </w:rPr>
+        <w:t>ả</w:t>
+      </w:r>
+      <w:r>
+        <w:rPr>
+          <w:rFonts w:ascii="Consolas" w:hAnsi="Consolas"/>
+          <w:sz w:val="18"/>
+          <w:szCs w:val="18"/>
+        </w:rPr>
+        <w:t>n m</w:t>
+      </w:r>
+      <w:r>
+        <w:rPr>
+          <w:rFonts w:ascii="Consolas" w:hAnsi="Consolas"/>
+          <w:sz w:val="18"/>
+          <w:szCs w:val="18"/>
+        </w:rPr>
+        <w:t>ớ</w:t>
+      </w:r>
+      <w:r>
+        <w:rPr>
+          <w:rFonts w:ascii="Consolas" w:hAnsi="Consolas"/>
+          <w:sz w:val="18"/>
+          <w:szCs w:val="18"/>
+        </w:rPr>
+        <w:t>i, đ</w:t>
+      </w:r>
+      <w:r>
+        <w:rPr>
+          <w:rFonts w:ascii="Consolas" w:hAnsi="Consolas"/>
+          <w:sz w:val="18"/>
+          <w:szCs w:val="18"/>
+        </w:rPr>
+        <w:t>ặ</w:t>
+      </w:r>
+      <w:r>
+        <w:rPr>
+          <w:rFonts w:ascii="Consolas" w:hAnsi="Consolas"/>
+          <w:sz w:val="18"/>
+          <w:szCs w:val="18"/>
+        </w:rPr>
+        <w:t>t l</w:t>
+      </w:r>
+      <w:r>
+        <w:rPr>
+          <w:rFonts w:ascii="Consolas" w:hAnsi="Consolas"/>
+          <w:sz w:val="18"/>
+          <w:szCs w:val="18"/>
+        </w:rPr>
+        <w:t>ạ</w:t>
+      </w:r>
+      <w:r>
+        <w:rPr>
+          <w:rFonts w:ascii="Consolas" w:hAnsi="Consolas"/>
+          <w:sz w:val="18"/>
+          <w:szCs w:val="18"/>
+        </w:rPr>
+        <w:t>i m</w:t>
+      </w:r>
+      <w:r>
+        <w:rPr>
+          <w:rFonts w:ascii="Consolas" w:hAnsi="Consolas"/>
+          <w:sz w:val="18"/>
+          <w:szCs w:val="18"/>
+        </w:rPr>
+        <w:t>ậ</w:t>
+      </w:r>
+      <w:r>
+        <w:rPr>
+          <w:rFonts w:ascii="Consolas" w:hAnsi="Consolas"/>
+          <w:sz w:val="18"/>
+          <w:szCs w:val="18"/>
+        </w:rPr>
+        <w:t>t kh</w:t>
+      </w:r>
+      <w:r>
+        <w:rPr>
+          <w:rFonts w:ascii="Consolas" w:hAnsi="Consolas"/>
+          <w:sz w:val="18"/>
+          <w:szCs w:val="18"/>
+        </w:rPr>
+        <w:t>ẩ</w:t>
+      </w:r>
+      <w:r>
+        <w:rPr>
+          <w:rFonts w:ascii="Consolas" w:hAnsi="Consolas"/>
+          <w:sz w:val="18"/>
+          <w:szCs w:val="18"/>
+        </w:rPr>
+        <w:t>u, đánh d</w:t>
+      </w:r>
+      <w:r>
+        <w:rPr>
+          <w:rFonts w:ascii="Consolas" w:hAnsi="Consolas"/>
+          <w:sz w:val="18"/>
+          <w:szCs w:val="18"/>
+        </w:rPr>
+        <w:t>ấ</w:t>
+      </w:r>
+      <w:r>
+        <w:rPr>
+          <w:rFonts w:ascii="Consolas" w:hAnsi="Consolas"/>
+          <w:sz w:val="18"/>
+          <w:szCs w:val="18"/>
+        </w:rPr>
+        <w:t>u "Ghi nh</w:t>
+      </w:r>
+      <w:r>
+        <w:rPr>
+          <w:rFonts w:ascii="Consolas" w:hAnsi="Consolas"/>
+          <w:sz w:val="18"/>
+          <w:szCs w:val="18"/>
+        </w:rPr>
+        <w:t>ớ</w:t>
+      </w:r>
+      <w:r>
+        <w:rPr>
+          <w:rFonts w:ascii="Consolas" w:hAnsi="Consolas"/>
+          <w:sz w:val="18"/>
+          <w:szCs w:val="18"/>
+        </w:rPr>
+        <w:t xml:space="preserve"> đăng nh</w:t>
+      </w:r>
+      <w:r>
+        <w:rPr>
+          <w:rFonts w:ascii="Consolas" w:hAnsi="Consolas"/>
+          <w:sz w:val="18"/>
+          <w:szCs w:val="18"/>
+        </w:rPr>
+        <w:t>ậ</w:t>
+      </w:r>
+      <w:r>
+        <w:rPr>
+          <w:rFonts w:ascii="Consolas" w:hAnsi="Consolas"/>
+          <w:sz w:val="18"/>
+          <w:szCs w:val="18"/>
+        </w:rPr>
+        <w:t>p"</w:t>
+      </w:r>
+    </w:p>
+    <w:p>
+      <w:pPr>
+        <w:pStyle w:val="HTMLPreformatted"/>
+        <w:pBdr>
+          <w:top w:val="single" w:sz="6" w:space="6" w:color="DFE4E0"/>
+          <w:left w:val="single" w:sz="6" w:space="6" w:color="DFE4E0"/>
+          <w:bottom w:val="single" w:sz="6" w:space="6" w:color="DFE4E0"/>
+          <w:right w:val="single" w:sz="6" w:space="6" w:color="DFE4E0"/>
+        </w:pBdr>
+        <w:rPr>
+          <w:rFonts w:ascii="Consolas" w:hAnsi="Consolas"/>
+          <w:sz w:val="18"/>
+          <w:szCs w:val="18"/>
+        </w:rPr>
+      </w:pPr>
+      <w:r>
+        <w:rPr>
+          <w:rFonts w:ascii="Consolas" w:hAnsi="Consolas"/>
+          <w:sz w:val="18"/>
+          <w:szCs w:val="18"/>
+        </w:rPr>
+        <w:t xml:space="preserve">   → phiên lưu </w:t>
       </w:r>
       <w:r>
         <w:rPr>
@@ -3012,7 +3214,15 @@
           <w:sz w:val="18"/>
           <w:szCs w:val="18"/>
         </w:rPr>
-        <w:t xml:space="preserve">   → seeker-brief-form: nh</w:t>
+        <w:t xml:space="preserve">   </w:t>
+      </w:r>
+      <w:r>
+        <w:rPr>
+          <w:rFonts w:ascii="Consolas" w:hAnsi="Consolas"/>
+          <w:sz w:val="18"/>
+          <w:szCs w:val="18"/>
+        </w:rPr>
+        <w:t>→ seeker-brief-form: nh</w:t>
       </w:r>
       <w:r>
         <w:rPr>
@@ -3044,7 +3254,23 @@
           <w:sz w:val="18"/>
           <w:szCs w:val="18"/>
         </w:rPr>
-        <w:t>u → AI-1 phân tích (Input → Processing → Output</w:t>
+        <w:t>u → m</w:t>
+      </w:r>
+      <w:r>
+        <w:rPr>
+          <w:rFonts w:ascii="Consolas" w:hAnsi="Consolas"/>
+          <w:sz w:val="18"/>
+          <w:szCs w:val="18"/>
+        </w:rPr>
+        <w:t>ở</w:t>
+      </w:r>
+      <w:r>
+        <w:rPr>
+          <w:rFonts w:ascii="Consolas" w:hAnsi="Consolas"/>
+          <w:sz w:val="18"/>
+          <w:szCs w:val="18"/>
+        </w:rPr>
+        <w:t xml:space="preserve"> ai-matcher.html (Input → Processing → Output</w:t>
       </w:r>
     </w:p>
     <w:p>
@@ -3228,7 +3454,7 @@
           <w:sz w:val="18"/>
           <w:szCs w:val="18"/>
         </w:rPr>
-        <w:t>i → Lưu brief)</w:t>
+        <w:t>i → Lưu vào brief)</w:t>
       </w:r>
     </w:p>
     <w:p>
@@ -3252,7 +3478,71 @@
           <w:sz w:val="18"/>
           <w:szCs w:val="18"/>
         </w:rPr>
-        <w:t xml:space="preserve">   → seeker-detail: xem </w:t>
+        <w:t xml:space="preserve">        → quay l</w:t>
+      </w:r>
+      <w:r>
+        <w:rPr>
+          <w:rFonts w:ascii="Consolas" w:hAnsi="Consolas"/>
+          <w:sz w:val="18"/>
+          <w:szCs w:val="18"/>
+        </w:rPr>
+        <w:t>ạ</w:t>
+      </w:r>
+      <w:r>
+        <w:rPr>
+          <w:rFonts w:ascii="Consolas" w:hAnsi="Consolas"/>
+          <w:sz w:val="18"/>
+          <w:szCs w:val="18"/>
+        </w:rPr>
+        <w:t>i brief th</w:t>
+      </w:r>
+      <w:r>
+        <w:rPr>
+          <w:rFonts w:ascii="Consolas" w:hAnsi="Consolas"/>
+          <w:sz w:val="18"/>
+          <w:szCs w:val="18"/>
+        </w:rPr>
+        <w:t>ấ</w:t>
+      </w:r>
+      <w:r>
+        <w:rPr>
+          <w:rFonts w:ascii="Consolas" w:hAnsi="Consolas"/>
+          <w:sz w:val="18"/>
+          <w:szCs w:val="18"/>
+        </w:rPr>
+        <w:t>y kh</w:t>
+      </w:r>
+      <w:r>
+        <w:rPr>
+          <w:rFonts w:ascii="Consolas" w:hAnsi="Consolas"/>
+          <w:sz w:val="18"/>
+          <w:szCs w:val="18"/>
+        </w:rPr>
+        <w:t>ố</w:t>
+      </w:r>
+      <w:r>
+        <w:rPr>
+          <w:rFonts w:ascii="Consolas" w:hAnsi="Consolas"/>
+          <w:sz w:val="18"/>
+          <w:szCs w:val="18"/>
+        </w:rPr>
+        <w:t>i k</w:t>
+      </w:r>
+      <w:r>
+        <w:rPr>
+          <w:rFonts w:ascii="Consolas" w:hAnsi="Consolas"/>
+          <w:sz w:val="18"/>
+          <w:szCs w:val="18"/>
+        </w:rPr>
+        <w:t>ế</w:t>
+      </w:r>
+      <w:r>
+        <w:rPr>
+          <w:rFonts w:ascii="Consolas" w:hAnsi="Consolas"/>
+          <w:sz w:val="18"/>
+          <w:szCs w:val="18"/>
+        </w:rPr>
+        <w:t>t qu</w:t>
       </w:r>
       <w:r>
         <w:rPr>
@@ -3268,71 +3558,7 @@
           <w:sz w:val="18"/>
           <w:szCs w:val="18"/>
         </w:rPr>
-        <w:t>nh &amp; AI Living Summary → b</w:t>
-      </w:r>
-      <w:r>
-        <w:rPr>
-          <w:rFonts w:ascii="Consolas" w:hAnsi="Consolas"/>
-          <w:sz w:val="18"/>
-          <w:szCs w:val="18"/>
-        </w:rPr>
-        <w:t>ấ</w:t>
-      </w:r>
-      <w:r>
-        <w:rPr>
-          <w:rFonts w:ascii="Consolas" w:hAnsi="Consolas"/>
-          <w:sz w:val="18"/>
-          <w:szCs w:val="18"/>
-        </w:rPr>
-        <w:t>m lưu căn → b</w:t>
-      </w:r>
-      <w:r>
-        <w:rPr>
-          <w:rFonts w:ascii="Consolas" w:hAnsi="Consolas"/>
-          <w:sz w:val="18"/>
-          <w:szCs w:val="18"/>
-        </w:rPr>
-        <w:t>ấ</w:t>
-      </w:r>
-      <w:r>
-        <w:rPr>
-          <w:rFonts w:ascii="Consolas" w:hAnsi="Consolas"/>
-          <w:sz w:val="18"/>
-          <w:szCs w:val="18"/>
-        </w:rPr>
-        <w:t>m đ</w:t>
-      </w:r>
-      <w:r>
-        <w:rPr>
-          <w:rFonts w:ascii="Consolas" w:hAnsi="Consolas"/>
-          <w:sz w:val="18"/>
-          <w:szCs w:val="18"/>
-        </w:rPr>
-        <w:t>ặ</w:t>
-      </w:r>
-      <w:r>
-        <w:rPr>
-          <w:rFonts w:ascii="Consolas" w:hAnsi="Consolas"/>
-          <w:sz w:val="18"/>
-          <w:szCs w:val="18"/>
-        </w:rPr>
-        <w:t>t l</w:t>
-      </w:r>
-      <w:r>
-        <w:rPr>
-          <w:rFonts w:ascii="Consolas" w:hAnsi="Consolas"/>
-          <w:sz w:val="18"/>
-          <w:szCs w:val="18"/>
-        </w:rPr>
-        <w:t>ị</w:t>
-      </w:r>
-      <w:r>
-        <w:rPr>
-          <w:rFonts w:ascii="Consolas" w:hAnsi="Consolas"/>
-          <w:sz w:val="18"/>
-          <w:szCs w:val="18"/>
-        </w:rPr>
-        <w:t>ch xem nhà</w:t>
+        <w:t xml:space="preserve"> AI-1 và `weighted-priorities` đã ghi</w:t>
       </w:r>
     </w:p>
     <w:p>
@@ -3356,47 +3582,87 @@
           <w:sz w:val="18"/>
           <w:szCs w:val="18"/>
         </w:rPr>
-        <w:t xml:space="preserve">   </w:t>
-      </w:r>
-      <w:r>
-        <w:rPr>
-          <w:rFonts w:ascii="Consolas" w:hAnsi="Consolas"/>
-          <w:sz w:val="18"/>
-          <w:szCs w:val="18"/>
-        </w:rPr>
-        <w:t>→ seeker-saved: AI-3 so sánh và x</w:t>
-      </w:r>
-      <w:r>
-        <w:rPr>
-          <w:rFonts w:ascii="Consolas" w:hAnsi="Consolas"/>
-          <w:sz w:val="18"/>
-          <w:szCs w:val="18"/>
-        </w:rPr>
-        <w:t>ế</w:t>
-      </w:r>
-      <w:r>
-        <w:rPr>
-          <w:rFonts w:ascii="Consolas" w:hAnsi="Consolas"/>
-          <w:sz w:val="18"/>
-          <w:szCs w:val="18"/>
-        </w:rPr>
-        <w:t>p h</w:t>
-      </w:r>
-      <w:r>
-        <w:rPr>
-          <w:rFonts w:ascii="Consolas" w:hAnsi="Consolas"/>
-          <w:sz w:val="18"/>
-          <w:szCs w:val="18"/>
-        </w:rPr>
-        <w:t>ạ</w:t>
-      </w:r>
-      <w:r>
-        <w:rPr>
-          <w:rFonts w:ascii="Consolas" w:hAnsi="Consolas"/>
-          <w:sz w:val="18"/>
-          <w:szCs w:val="18"/>
-        </w:rPr>
-        <w:t>ng các căn đã lưu</w:t>
+        <w:t xml:space="preserve">   → seeker-detail: xem </w:t>
+      </w:r>
+      <w:r>
+        <w:rPr>
+          <w:rFonts w:ascii="Consolas" w:hAnsi="Consolas"/>
+          <w:sz w:val="18"/>
+          <w:szCs w:val="18"/>
+        </w:rPr>
+        <w:t>ả</w:t>
+      </w:r>
+      <w:r>
+        <w:rPr>
+          <w:rFonts w:ascii="Consolas" w:hAnsi="Consolas"/>
+          <w:sz w:val="18"/>
+          <w:szCs w:val="18"/>
+        </w:rPr>
+        <w:t>nh &amp; AI Living Summary → b</w:t>
+      </w:r>
+      <w:r>
+        <w:rPr>
+          <w:rFonts w:ascii="Consolas" w:hAnsi="Consolas"/>
+          <w:sz w:val="18"/>
+          <w:szCs w:val="18"/>
+        </w:rPr>
+        <w:t>ấ</w:t>
+      </w:r>
+      <w:r>
+        <w:rPr>
+          <w:rFonts w:ascii="Consolas" w:hAnsi="Consolas"/>
+          <w:sz w:val="18"/>
+          <w:szCs w:val="18"/>
+        </w:rPr>
+        <w:t>m lưu căn → b</w:t>
+      </w:r>
+      <w:r>
+        <w:rPr>
+          <w:rFonts w:ascii="Consolas" w:hAnsi="Consolas"/>
+          <w:sz w:val="18"/>
+          <w:szCs w:val="18"/>
+        </w:rPr>
+        <w:t>ấ</w:t>
+      </w:r>
+      <w:r>
+        <w:rPr>
+          <w:rFonts w:ascii="Consolas" w:hAnsi="Consolas"/>
+          <w:sz w:val="18"/>
+          <w:szCs w:val="18"/>
+        </w:rPr>
+        <w:t>m đ</w:t>
+      </w:r>
+      <w:r>
+        <w:rPr>
+          <w:rFonts w:ascii="Consolas" w:hAnsi="Consolas"/>
+          <w:sz w:val="18"/>
+          <w:szCs w:val="18"/>
+        </w:rPr>
+        <w:t>ặ</w:t>
+      </w:r>
+      <w:r>
+        <w:rPr>
+          <w:rFonts w:ascii="Consolas" w:hAnsi="Consolas"/>
+          <w:sz w:val="18"/>
+          <w:szCs w:val="18"/>
+        </w:rPr>
+        <w:t>t l</w:t>
+      </w:r>
+      <w:r>
+        <w:rPr>
+          <w:rFonts w:ascii="Consolas" w:hAnsi="Consolas"/>
+          <w:sz w:val="18"/>
+          <w:szCs w:val="18"/>
+        </w:rPr>
+        <w:t>ị</w:t>
+      </w:r>
+      <w:r>
+        <w:rPr>
+          <w:rFonts w:ascii="Consolas" w:hAnsi="Consolas"/>
+          <w:sz w:val="18"/>
+          <w:szCs w:val="18"/>
+        </w:rPr>
+        <w:t>ch xem nhà</w:t>
       </w:r>
     </w:p>
     <w:p>
@@ -3420,7 +3686,191 @@
           <w:sz w:val="18"/>
           <w:szCs w:val="18"/>
         </w:rPr>
-        <w:t xml:space="preserve">   → seeker-agent-selection → seeker-agent-profile: ch</w:t>
+        <w:t xml:space="preserve">   → seeker-saved: m</w:t>
+      </w:r>
+      <w:r>
+        <w:rPr>
+          <w:rFonts w:ascii="Consolas" w:hAnsi="Consolas"/>
+          <w:sz w:val="18"/>
+          <w:szCs w:val="18"/>
+        </w:rPr>
+        <w:t>ở</w:t>
+      </w:r>
+      <w:r>
+        <w:rPr>
+          <w:rFonts w:ascii="Consolas" w:hAnsi="Consolas"/>
+          <w:sz w:val="18"/>
+          <w:szCs w:val="18"/>
+        </w:rPr>
+        <w:t xml:space="preserve"> ai-compare.html kèm danh sách mã căn → xác nh</w:t>
+      </w:r>
+      <w:r>
+        <w:rPr>
+          <w:rFonts w:ascii="Consolas" w:hAnsi="Consolas"/>
+          <w:sz w:val="18"/>
+          <w:szCs w:val="18"/>
+        </w:rPr>
+        <w:t>ậ</w:t>
+      </w:r>
+      <w:r>
+        <w:rPr>
+          <w:rFonts w:ascii="Consolas" w:hAnsi="Consolas"/>
+          <w:sz w:val="18"/>
+          <w:szCs w:val="18"/>
+        </w:rPr>
+        <w:t>n → b</w:t>
+      </w:r>
+      <w:r>
+        <w:rPr>
+          <w:rFonts w:ascii="Consolas" w:hAnsi="Consolas"/>
+          <w:sz w:val="18"/>
+          <w:szCs w:val="18"/>
+        </w:rPr>
+        <w:t>ả</w:t>
+      </w:r>
+      <w:r>
+        <w:rPr>
+          <w:rFonts w:ascii="Consolas" w:hAnsi="Consolas"/>
+          <w:sz w:val="18"/>
+          <w:szCs w:val="18"/>
+        </w:rPr>
+        <w:t>ng tiêu chí</w:t>
+      </w:r>
+    </w:p>
+    <w:p>
+      <w:pPr>
+        <w:pStyle w:val="HTMLPreformatted"/>
+        <w:pBdr>
+          <w:top w:val="single" w:sz="6" w:space="6" w:color="DFE4E0"/>
+          <w:left w:val="single" w:sz="6" w:space="6" w:color="DFE4E0"/>
+          <w:bottom w:val="single" w:sz="6" w:space="6" w:color="DFE4E0"/>
+          <w:right w:val="single" w:sz="6" w:space="6" w:color="DFE4E0"/>
+        </w:pBdr>
+        <w:rPr>
+          <w:rFonts w:ascii="Consolas" w:hAnsi="Consolas"/>
+          <w:sz w:val="18"/>
+          <w:szCs w:val="18"/>
+        </w:rPr>
+      </w:pPr>
+      <w:r>
+        <w:rPr>
+          <w:rFonts w:ascii="Consolas" w:hAnsi="Consolas"/>
+          <w:sz w:val="18"/>
+          <w:szCs w:val="18"/>
+        </w:rPr>
+        <w:t xml:space="preserve">        và x</w:t>
+      </w:r>
+      <w:r>
+        <w:rPr>
+          <w:rFonts w:ascii="Consolas" w:hAnsi="Consolas"/>
+          <w:sz w:val="18"/>
+          <w:szCs w:val="18"/>
+        </w:rPr>
+        <w:t>ế</w:t>
+      </w:r>
+      <w:r>
+        <w:rPr>
+          <w:rFonts w:ascii="Consolas" w:hAnsi="Consolas"/>
+          <w:sz w:val="18"/>
+          <w:szCs w:val="18"/>
+        </w:rPr>
+        <w:t>p h</w:t>
+      </w:r>
+      <w:r>
+        <w:rPr>
+          <w:rFonts w:ascii="Consolas" w:hAnsi="Consolas"/>
+          <w:sz w:val="18"/>
+          <w:szCs w:val="18"/>
+        </w:rPr>
+        <w:t>ạ</w:t>
+      </w:r>
+      <w:r>
+        <w:rPr>
+          <w:rFonts w:ascii="Consolas" w:hAnsi="Consolas"/>
+          <w:sz w:val="18"/>
+          <w:szCs w:val="18"/>
+        </w:rPr>
+        <w:t>ng hi</w:t>
+      </w:r>
+      <w:r>
+        <w:rPr>
+          <w:rFonts w:ascii="Consolas" w:hAnsi="Consolas"/>
+          <w:sz w:val="18"/>
+          <w:szCs w:val="18"/>
+        </w:rPr>
+        <w:t>ệ</w:t>
+      </w:r>
+      <w:r>
+        <w:rPr>
+          <w:rFonts w:ascii="Consolas" w:hAnsi="Consolas"/>
+          <w:sz w:val="18"/>
+          <w:szCs w:val="18"/>
+        </w:rPr>
+        <w:t>n l</w:t>
+      </w:r>
+      <w:r>
+        <w:rPr>
+          <w:rFonts w:ascii="Consolas" w:hAnsi="Consolas"/>
+          <w:sz w:val="18"/>
+          <w:szCs w:val="18"/>
+        </w:rPr>
+        <w:t>ạ</w:t>
+      </w:r>
+      <w:r>
+        <w:rPr>
+          <w:rFonts w:ascii="Consolas" w:hAnsi="Consolas"/>
+          <w:sz w:val="18"/>
+          <w:szCs w:val="18"/>
+        </w:rPr>
+        <w:t xml:space="preserve">i </w:t>
+      </w:r>
+      <w:r>
+        <w:rPr>
+          <w:rFonts w:ascii="Consolas" w:hAnsi="Consolas"/>
+          <w:sz w:val="18"/>
+          <w:szCs w:val="18"/>
+        </w:rPr>
+        <w:t>ở</w:t>
+      </w:r>
+      <w:r>
+        <w:rPr>
+          <w:rFonts w:ascii="Consolas" w:hAnsi="Consolas"/>
+          <w:sz w:val="18"/>
+          <w:szCs w:val="18"/>
+        </w:rPr>
+        <w:t xml:space="preserve"> trang nhà đã lưu</w:t>
+      </w:r>
+    </w:p>
+    <w:p>
+      <w:pPr>
+        <w:pStyle w:val="HTMLPreformatted"/>
+        <w:pBdr>
+          <w:top w:val="single" w:sz="6" w:space="6" w:color="DFE4E0"/>
+          <w:left w:val="single" w:sz="6" w:space="6" w:color="DFE4E0"/>
+          <w:bottom w:val="single" w:sz="6" w:space="6" w:color="DFE4E0"/>
+          <w:right w:val="single" w:sz="6" w:space="6" w:color="DFE4E0"/>
+        </w:pBdr>
+        <w:rPr>
+          <w:rFonts w:ascii="Consolas" w:hAnsi="Consolas"/>
+          <w:sz w:val="18"/>
+          <w:szCs w:val="18"/>
+        </w:rPr>
+      </w:pPr>
+      <w:r>
+        <w:rPr>
+          <w:rFonts w:ascii="Consolas" w:hAnsi="Consolas"/>
+          <w:sz w:val="18"/>
+          <w:szCs w:val="18"/>
+        </w:rPr>
+        <w:t xml:space="preserve">   </w:t>
+      </w:r>
+      <w:r>
+        <w:rPr>
+          <w:rFonts w:ascii="Consolas" w:hAnsi="Consolas"/>
+          <w:sz w:val="18"/>
+          <w:szCs w:val="18"/>
+        </w:rPr>
+        <w:t>→ seeker-agent-selection → seeker-agent-profile: ch</w:t>
       </w:r>
       <w:r>
         <w:rPr>
@@ -3852,39 +4302,87 @@
           <w:sz w:val="18"/>
           <w:szCs w:val="18"/>
         </w:rPr>
-        <w:t xml:space="preserve">   → agent-post: t</w:t>
-      </w:r>
-      <w:r>
-        <w:rPr>
-          <w:rFonts w:ascii="Consolas" w:hAnsi="Consolas"/>
-          <w:sz w:val="18"/>
-          <w:szCs w:val="18"/>
-        </w:rPr>
-        <w:t>ạ</w:t>
-      </w:r>
-      <w:r>
-        <w:rPr>
-          <w:rFonts w:ascii="Consolas" w:hAnsi="Consolas"/>
-          <w:sz w:val="18"/>
-          <w:szCs w:val="18"/>
-        </w:rPr>
-        <w:t>o tin, AI-2 g</w:t>
-      </w:r>
-      <w:r>
-        <w:rPr>
-          <w:rFonts w:ascii="Consolas" w:hAnsi="Consolas"/>
-          <w:sz w:val="18"/>
-          <w:szCs w:val="18"/>
-        </w:rPr>
-        <w:t>ợ</w:t>
-      </w:r>
-      <w:r>
-        <w:rPr>
-          <w:rFonts w:ascii="Consolas" w:hAnsi="Consolas"/>
-          <w:sz w:val="18"/>
-          <w:szCs w:val="18"/>
-        </w:rPr>
-        <w:t>i ý b</w:t>
+        <w:t xml:space="preserve">   → agent-post: nh</w:t>
+      </w:r>
+      <w:r>
+        <w:rPr>
+          <w:rFonts w:ascii="Consolas" w:hAnsi="Consolas"/>
+          <w:sz w:val="18"/>
+          <w:szCs w:val="18"/>
+        </w:rPr>
+        <w:t>ậ</w:t>
+      </w:r>
+      <w:r>
+        <w:rPr>
+          <w:rFonts w:ascii="Consolas" w:hAnsi="Consolas"/>
+          <w:sz w:val="18"/>
+          <w:szCs w:val="18"/>
+        </w:rPr>
+        <w:t>p tin r</w:t>
+      </w:r>
+      <w:r>
+        <w:rPr>
+          <w:rFonts w:ascii="Consolas" w:hAnsi="Consolas"/>
+          <w:sz w:val="18"/>
+          <w:szCs w:val="18"/>
+        </w:rPr>
+        <w:t>ồ</w:t>
+      </w:r>
+      <w:r>
+        <w:rPr>
+          <w:rFonts w:ascii="Consolas" w:hAnsi="Consolas"/>
+          <w:sz w:val="18"/>
+          <w:szCs w:val="18"/>
+        </w:rPr>
+        <w:t>i m</w:t>
+      </w:r>
+      <w:r>
+        <w:rPr>
+          <w:rFonts w:ascii="Consolas" w:hAnsi="Consolas"/>
+          <w:sz w:val="18"/>
+          <w:szCs w:val="18"/>
+        </w:rPr>
+        <w:t>ở</w:t>
+      </w:r>
+      <w:r>
+        <w:rPr>
+          <w:rFonts w:ascii="Consolas" w:hAnsi="Consolas"/>
+          <w:sz w:val="18"/>
+          <w:szCs w:val="18"/>
+        </w:rPr>
+        <w:t xml:space="preserve"> ai-summary.html?id=b</w:t>
+      </w:r>
+      <w:r>
+        <w:rPr>
+          <w:rFonts w:ascii="Consolas" w:hAnsi="Consolas"/>
+          <w:sz w:val="18"/>
+          <w:szCs w:val="18"/>
+        </w:rPr>
+        <w:t>ả</w:t>
+      </w:r>
+      <w:r>
+        <w:rPr>
+          <w:rFonts w:ascii="Consolas" w:hAnsi="Consolas"/>
+          <w:sz w:val="18"/>
+          <w:szCs w:val="18"/>
+        </w:rPr>
+        <w:t>n nháp → xác nh</w:t>
+      </w:r>
+      <w:r>
+        <w:rPr>
+          <w:rFonts w:ascii="Consolas" w:hAnsi="Consolas"/>
+          <w:sz w:val="18"/>
+          <w:szCs w:val="18"/>
+        </w:rPr>
+        <w:t>ậ</w:t>
+      </w:r>
+      <w:r>
+        <w:rPr>
+          <w:rFonts w:ascii="Consolas" w:hAnsi="Consolas"/>
+          <w:sz w:val="18"/>
+          <w:szCs w:val="18"/>
+        </w:rPr>
+        <w:t>n → b</w:t>
       </w:r>
       <w:r>
         <w:rPr>
@@ -3916,39 +4414,143 @@
           <w:sz w:val="18"/>
           <w:szCs w:val="18"/>
         </w:rPr>
-        <w:t>c + checklist trư</w:t>
-      </w:r>
-      <w:r>
-        <w:rPr>
-          <w:rFonts w:ascii="Consolas" w:hAnsi="Consolas"/>
-          <w:sz w:val="18"/>
-          <w:szCs w:val="18"/>
-        </w:rPr>
-        <w:t>ớ</w:t>
-      </w:r>
-      <w:r>
-        <w:rPr>
-          <w:rFonts w:ascii="Consolas" w:hAnsi="Consolas"/>
-          <w:sz w:val="18"/>
-          <w:szCs w:val="18"/>
-        </w:rPr>
-        <w:t>c khi g</w:t>
-      </w:r>
-      <w:r>
-        <w:rPr>
-          <w:rFonts w:ascii="Consolas" w:hAnsi="Consolas"/>
-          <w:sz w:val="18"/>
-          <w:szCs w:val="18"/>
-        </w:rPr>
-        <w:t>ử</w:t>
-      </w:r>
-      <w:r>
-        <w:rPr>
-          <w:rFonts w:ascii="Consolas" w:hAnsi="Consolas"/>
-          <w:sz w:val="18"/>
-          <w:szCs w:val="18"/>
-        </w:rPr>
-        <w:t>i → tin `draft → pending`</w:t>
+        <w:t>c 4 kh</w:t>
+      </w:r>
+      <w:r>
+        <w:rPr>
+          <w:rFonts w:ascii="Consolas" w:hAnsi="Consolas"/>
+          <w:sz w:val="18"/>
+          <w:szCs w:val="18"/>
+        </w:rPr>
+        <w:t>ố</w:t>
+      </w:r>
+      <w:r>
+        <w:rPr>
+          <w:rFonts w:ascii="Consolas" w:hAnsi="Consolas"/>
+          <w:sz w:val="18"/>
+          <w:szCs w:val="18"/>
+        </w:rPr>
+        <w:t>i</w:t>
+      </w:r>
+    </w:p>
+    <w:p>
+      <w:pPr>
+        <w:pStyle w:val="HTMLPreformatted"/>
+        <w:pBdr>
+          <w:top w:val="single" w:sz="6" w:space="6" w:color="DFE4E0"/>
+          <w:left w:val="single" w:sz="6" w:space="6" w:color="DFE4E0"/>
+          <w:bottom w:val="single" w:sz="6" w:space="6" w:color="DFE4E0"/>
+          <w:right w:val="single" w:sz="6" w:space="6" w:color="DFE4E0"/>
+        </w:pBdr>
+        <w:rPr>
+          <w:rFonts w:ascii="Consolas" w:hAnsi="Consolas"/>
+          <w:sz w:val="18"/>
+          <w:szCs w:val="18"/>
+        </w:rPr>
+      </w:pPr>
+      <w:r>
+        <w:rPr>
+          <w:rFonts w:ascii="Consolas" w:hAnsi="Consolas"/>
+          <w:sz w:val="18"/>
+          <w:szCs w:val="18"/>
+        </w:rPr>
+        <w:t xml:space="preserve">        ghi vào mô t</w:t>
+      </w:r>
+      <w:r>
+        <w:rPr>
+          <w:rFonts w:ascii="Consolas" w:hAnsi="Consolas"/>
+          <w:sz w:val="18"/>
+          <w:szCs w:val="18"/>
+        </w:rPr>
+        <w:t>ả</w:t>
+      </w:r>
+      <w:r>
+        <w:rPr>
+          <w:rFonts w:ascii="Consolas" w:hAnsi="Consolas"/>
+          <w:sz w:val="18"/>
+          <w:szCs w:val="18"/>
+        </w:rPr>
+        <w:t xml:space="preserve"> tin, kh</w:t>
+      </w:r>
+      <w:r>
+        <w:rPr>
+          <w:rFonts w:ascii="Consolas" w:hAnsi="Consolas"/>
+          <w:sz w:val="18"/>
+          <w:szCs w:val="18"/>
+        </w:rPr>
+        <w:t>ố</w:t>
+      </w:r>
+      <w:r>
+        <w:rPr>
+          <w:rFonts w:ascii="Consolas" w:hAnsi="Consolas"/>
+          <w:sz w:val="18"/>
+          <w:szCs w:val="18"/>
+        </w:rPr>
+        <w:t>i k</w:t>
+      </w:r>
+      <w:r>
+        <w:rPr>
+          <w:rFonts w:ascii="Consolas" w:hAnsi="Consolas"/>
+          <w:sz w:val="18"/>
+          <w:szCs w:val="18"/>
+        </w:rPr>
+        <w:t>ế</w:t>
+      </w:r>
+      <w:r>
+        <w:rPr>
+          <w:rFonts w:ascii="Consolas" w:hAnsi="Consolas"/>
+          <w:sz w:val="18"/>
+          <w:szCs w:val="18"/>
+        </w:rPr>
+        <w:t>t qu</w:t>
+      </w:r>
+      <w:r>
+        <w:rPr>
+          <w:rFonts w:ascii="Consolas" w:hAnsi="Consolas"/>
+          <w:sz w:val="18"/>
+          <w:szCs w:val="18"/>
+        </w:rPr>
+        <w:t>ả</w:t>
+      </w:r>
+      <w:r>
+        <w:rPr>
+          <w:rFonts w:ascii="Consolas" w:hAnsi="Consolas"/>
+          <w:sz w:val="18"/>
+          <w:szCs w:val="18"/>
+        </w:rPr>
+        <w:t xml:space="preserve"> AI-2 hi</w:t>
+      </w:r>
+      <w:r>
+        <w:rPr>
+          <w:rFonts w:ascii="Consolas" w:hAnsi="Consolas"/>
+          <w:sz w:val="18"/>
+          <w:szCs w:val="18"/>
+        </w:rPr>
+        <w:t>ệ</w:t>
+      </w:r>
+      <w:r>
+        <w:rPr>
+          <w:rFonts w:ascii="Consolas" w:hAnsi="Consolas"/>
+          <w:sz w:val="18"/>
+          <w:szCs w:val="18"/>
+        </w:rPr>
+        <w:t xml:space="preserve">n </w:t>
+      </w:r>
+      <w:r>
+        <w:rPr>
+          <w:rFonts w:ascii="Consolas" w:hAnsi="Consolas"/>
+          <w:sz w:val="18"/>
+          <w:szCs w:val="18"/>
+        </w:rPr>
+        <w:t>ở</w:t>
+      </w:r>
+      <w:r>
+        <w:rPr>
+          <w:rFonts w:ascii="Consolas" w:hAnsi="Consolas"/>
+          <w:sz w:val="18"/>
+          <w:szCs w:val="18"/>
+        </w:rPr>
+        <w:t xml:space="preserve"> sidebar → tin `draft → pending`</w:t>
       </w:r>
     </w:p>
     <w:p>
@@ -5183,16 +5785,16 @@
         <w:tblLook w:val="04A0" w:firstRow="1" w:lastRow="0" w:firstColumn="1" w:lastColumn="0" w:noHBand="0" w:noVBand="1"/>
       </w:tblPr>
       <w:tblGrid>
-        <w:gridCol w:w="732"/>
-        <w:gridCol w:w="2059"/>
-        <w:gridCol w:w="3082"/>
-        <w:gridCol w:w="2155"/>
-        <w:gridCol w:w="1316"/>
+        <w:gridCol w:w="691"/>
+        <w:gridCol w:w="1970"/>
+        <w:gridCol w:w="2777"/>
+        <w:gridCol w:w="2175"/>
+        <w:gridCol w:w="1731"/>
       </w:tblGrid>
       <w:tr>
         <w:tc>
           <w:tcPr>
-            <w:tcW w:w="392" w:type="pct"/>
+            <w:tcW w:w="370" w:type="pct"/>
             <w:tcBorders>
               <w:top w:val="outset" w:sz="6" w:space="0" w:color="auto"/>
               <w:left w:val="outset" w:sz="6" w:space="0" w:color="auto"/>
@@ -5228,7 +5830,7 @@
         </w:tc>
         <w:tc>
           <w:tcPr>
-            <w:tcW w:w="1102" w:type="pct"/>
+            <w:tcW w:w="1054" w:type="pct"/>
             <w:tcBorders>
               <w:top w:val="outset" w:sz="6" w:space="0" w:color="auto"/>
               <w:left w:val="outset" w:sz="6" w:space="0" w:color="auto"/>
@@ -5264,7 +5866,7 @@
         </w:tc>
         <w:tc>
           <w:tcPr>
-            <w:tcW w:w="1649" w:type="pct"/>
+            <w:tcW w:w="1486" w:type="pct"/>
             <w:tcBorders>
               <w:top w:val="outset" w:sz="6" w:space="0" w:color="auto"/>
               <w:left w:val="outset" w:sz="6" w:space="0" w:color="auto"/>
@@ -5300,7 +5902,7 @@
         </w:tc>
         <w:tc>
           <w:tcPr>
-            <w:tcW w:w="1153" w:type="pct"/>
+            <w:tcW w:w="1164" w:type="pct"/>
             <w:tcBorders>
               <w:top w:val="outset" w:sz="6" w:space="0" w:color="auto"/>
               <w:left w:val="outset" w:sz="6" w:space="0" w:color="auto"/>
@@ -5336,7 +5938,7 @@
         </w:tc>
         <w:tc>
           <w:tcPr>
-            <w:tcW w:w="705" w:type="pct"/>
+            <w:tcW w:w="926" w:type="pct"/>
             <w:tcBorders>
               <w:top w:val="outset" w:sz="6" w:space="0" w:color="auto"/>
               <w:left w:val="outset" w:sz="6" w:space="0" w:color="auto"/>
@@ -5374,37 +5976,38 @@
       <w:tr>
         <w:tc>
           <w:tcPr>
-            <w:tcW w:w="392" w:type="pct"/>
-            <w:tcBorders>
-              <w:top w:val="outset" w:sz="6" w:space="0" w:color="auto"/>
-              <w:left w:val="outset" w:sz="6" w:space="0" w:color="auto"/>
-              <w:bottom w:val="outset" w:sz="6" w:space="0" w:color="auto"/>
-              <w:right w:val="outset" w:sz="6" w:space="0" w:color="auto"/>
-            </w:tcBorders>
-            <w:vAlign w:val="center"/>
-            <w:hideMark/>
-          </w:tcPr>
-          <w:p>
-            <w:pPr>
-              <w:rPr>
-                <w:rFonts w:eastAsia="Times New Roman"/>
-                <w:sz w:val="16"/>
-                <w:szCs w:val="16"/>
-              </w:rPr>
-            </w:pPr>
-            <w:r>
-              <w:rPr>
-                <w:rFonts w:eastAsia="Times New Roman"/>
-                <w:sz w:val="16"/>
-                <w:szCs w:val="16"/>
-              </w:rPr>
+            <w:tcW w:w="370" w:type="pct"/>
+            <w:tcBorders>
+              <w:top w:val="outset" w:sz="6" w:space="0" w:color="auto"/>
+              <w:left w:val="outset" w:sz="6" w:space="0" w:color="auto"/>
+              <w:bottom w:val="outset" w:sz="6" w:space="0" w:color="auto"/>
+              <w:right w:val="outset" w:sz="6" w:space="0" w:color="auto"/>
+            </w:tcBorders>
+            <w:vAlign w:val="center"/>
+            <w:hideMark/>
+          </w:tcPr>
+          <w:p>
+            <w:pPr>
+              <w:rPr>
+                <w:rFonts w:eastAsia="Times New Roman"/>
+                <w:sz w:val="16"/>
+                <w:szCs w:val="16"/>
+              </w:rPr>
+            </w:pPr>
+            <w:r>
+              <w:rPr>
+                <w:rFonts w:eastAsia="Times New Roman"/>
+                <w:sz w:val="16"/>
+                <w:szCs w:val="16"/>
+              </w:rPr>
+              <w:lastRenderedPageBreak/>
               <w:t>Bài đăng</w:t>
             </w:r>
           </w:p>
         </w:tc>
         <w:tc>
           <w:tcPr>
-            <w:tcW w:w="1102" w:type="pct"/>
+            <w:tcW w:w="1054" w:type="pct"/>
             <w:tcBorders>
               <w:top w:val="outset" w:sz="6" w:space="0" w:color="auto"/>
               <w:left w:val="outset" w:sz="6" w:space="0" w:color="auto"/>
@@ -5432,7 +6035,7 @@
         </w:tc>
         <w:tc>
           <w:tcPr>
-            <w:tcW w:w="1649" w:type="pct"/>
+            <w:tcW w:w="1486" w:type="pct"/>
             <w:tcBorders>
               <w:top w:val="outset" w:sz="6" w:space="0" w:color="auto"/>
               <w:left w:val="outset" w:sz="6" w:space="0" w:color="auto"/>
@@ -5460,7 +6063,7 @@
         </w:tc>
         <w:tc>
           <w:tcPr>
-            <w:tcW w:w="1153" w:type="pct"/>
+            <w:tcW w:w="1164" w:type="pct"/>
             <w:tcBorders>
               <w:top w:val="outset" w:sz="6" w:space="0" w:color="auto"/>
               <w:left w:val="outset" w:sz="6" w:space="0" w:color="auto"/>
@@ -5490,7 +6093,7 @@
         </w:tc>
         <w:tc>
           <w:tcPr>
-            <w:tcW w:w="705" w:type="pct"/>
+            <w:tcW w:w="926" w:type="pct"/>
             <w:tcBorders>
               <w:top w:val="outset" w:sz="6" w:space="0" w:color="auto"/>
               <w:left w:val="outset" w:sz="6" w:space="0" w:color="auto"/>
@@ -5522,7 +6125,7 @@
       <w:tr>
         <w:tc>
           <w:tcPr>
-            <w:tcW w:w="392" w:type="pct"/>
+            <w:tcW w:w="370" w:type="pct"/>
             <w:tcBorders>
               <w:top w:val="outset" w:sz="6" w:space="0" w:color="auto"/>
               <w:left w:val="outset" w:sz="6" w:space="0" w:color="auto"/>
@@ -5552,7 +6155,7 @@
         </w:tc>
         <w:tc>
           <w:tcPr>
-            <w:tcW w:w="1102" w:type="pct"/>
+            <w:tcW w:w="1054" w:type="pct"/>
             <w:tcBorders>
               <w:top w:val="outset" w:sz="6" w:space="0" w:color="auto"/>
               <w:left w:val="outset" w:sz="6" w:space="0" w:color="auto"/>
@@ -5580,7 +6183,7 @@
         </w:tc>
         <w:tc>
           <w:tcPr>
-            <w:tcW w:w="1649" w:type="pct"/>
+            <w:tcW w:w="1486" w:type="pct"/>
             <w:tcBorders>
               <w:top w:val="outset" w:sz="6" w:space="0" w:color="auto"/>
               <w:left w:val="outset" w:sz="6" w:space="0" w:color="auto"/>
@@ -5608,61 +6211,67 @@
         </w:tc>
         <w:tc>
           <w:tcPr>
-            <w:tcW w:w="1153" w:type="pct"/>
-            <w:tcBorders>
-              <w:top w:val="outset" w:sz="6" w:space="0" w:color="auto"/>
-              <w:left w:val="outset" w:sz="6" w:space="0" w:color="auto"/>
-              <w:bottom w:val="outset" w:sz="6" w:space="0" w:color="auto"/>
-              <w:right w:val="outset" w:sz="6" w:space="0" w:color="auto"/>
-            </w:tcBorders>
-            <w:vAlign w:val="center"/>
-            <w:hideMark/>
-          </w:tcPr>
-          <w:p>
-            <w:pPr>
-              <w:rPr>
-                <w:rFonts w:eastAsia="Times New Roman"/>
-                <w:sz w:val="16"/>
-                <w:szCs w:val="16"/>
-              </w:rPr>
-            </w:pPr>
-            <w:r>
-              <w:rPr>
-                <w:rFonts w:eastAsia="Times New Roman"/>
-                <w:sz w:val="16"/>
-                <w:szCs w:val="16"/>
-              </w:rPr>
-              <w:t>Người tìm nhà</w:t>
-            </w:r>
-          </w:p>
-        </w:tc>
-        <w:tc>
-          <w:tcPr>
-            <w:tcW w:w="705" w:type="pct"/>
-            <w:tcBorders>
-              <w:top w:val="outset" w:sz="6" w:space="0" w:color="auto"/>
-              <w:left w:val="outset" w:sz="6" w:space="0" w:color="auto"/>
-              <w:bottom w:val="outset" w:sz="6" w:space="0" w:color="auto"/>
-              <w:right w:val="outset" w:sz="6" w:space="0" w:color="auto"/>
-            </w:tcBorders>
-            <w:vAlign w:val="center"/>
-            <w:hideMark/>
-          </w:tcPr>
-          <w:p>
-            <w:pPr>
-              <w:rPr>
-                <w:rFonts w:eastAsia="Times New Roman"/>
-                <w:sz w:val="16"/>
-                <w:szCs w:val="16"/>
-              </w:rPr>
-            </w:pPr>
-            <w:r>
-              <w:rPr>
-                <w:rFonts w:eastAsia="Times New Roman"/>
-                <w:sz w:val="16"/>
-                <w:szCs w:val="16"/>
-              </w:rPr>
-              <w:t>Môi giới, AI Lifestyle Matcher</w:t>
+            <w:tcW w:w="1164" w:type="pct"/>
+            <w:tcBorders>
+              <w:top w:val="outset" w:sz="6" w:space="0" w:color="auto"/>
+              <w:left w:val="outset" w:sz="6" w:space="0" w:color="auto"/>
+              <w:bottom w:val="outset" w:sz="6" w:space="0" w:color="auto"/>
+              <w:right w:val="outset" w:sz="6" w:space="0" w:color="auto"/>
+            </w:tcBorders>
+            <w:vAlign w:val="center"/>
+            <w:hideMark/>
+          </w:tcPr>
+          <w:p>
+            <w:pPr>
+              <w:rPr>
+                <w:rFonts w:eastAsia="Times New Roman"/>
+                <w:sz w:val="16"/>
+                <w:szCs w:val="16"/>
+              </w:rPr>
+            </w:pPr>
+            <w:r>
+              <w:rPr>
+                <w:rFonts w:eastAsia="Times New Roman"/>
+                <w:sz w:val="16"/>
+                <w:szCs w:val="16"/>
+              </w:rPr>
+              <w:t xml:space="preserve">Người tìm nhà, </w:t>
+            </w:r>
+            <w:r>
+              <w:rPr>
+                <w:rStyle w:val="HTMLCode"/>
+              </w:rPr>
+              <w:t>ai-matcher.html</w:t>
+            </w:r>
+          </w:p>
+        </w:tc>
+        <w:tc>
+          <w:tcPr>
+            <w:tcW w:w="926" w:type="pct"/>
+            <w:tcBorders>
+              <w:top w:val="outset" w:sz="6" w:space="0" w:color="auto"/>
+              <w:left w:val="outset" w:sz="6" w:space="0" w:color="auto"/>
+              <w:bottom w:val="outset" w:sz="6" w:space="0" w:color="auto"/>
+              <w:right w:val="outset" w:sz="6" w:space="0" w:color="auto"/>
+            </w:tcBorders>
+            <w:vAlign w:val="center"/>
+            <w:hideMark/>
+          </w:tcPr>
+          <w:p>
+            <w:pPr>
+              <w:rPr>
+                <w:rFonts w:eastAsia="Times New Roman"/>
+                <w:sz w:val="16"/>
+                <w:szCs w:val="16"/>
+              </w:rPr>
+            </w:pPr>
+            <w:r>
+              <w:rPr>
+                <w:rFonts w:eastAsia="Times New Roman"/>
+                <w:sz w:val="16"/>
+                <w:szCs w:val="16"/>
+              </w:rPr>
+              <w:t>Môi giới, AI Comparison</w:t>
             </w:r>
           </w:p>
         </w:tc>
@@ -5670,7 +6279,7 @@
       <w:tr>
         <w:tc>
           <w:tcPr>
-            <w:tcW w:w="392" w:type="pct"/>
+            <w:tcW w:w="370" w:type="pct"/>
             <w:tcBorders>
               <w:top w:val="outset" w:sz="6" w:space="0" w:color="auto"/>
               <w:left w:val="outset" w:sz="6" w:space="0" w:color="auto"/>
@@ -5700,7 +6309,7 @@
         </w:tc>
         <w:tc>
           <w:tcPr>
-            <w:tcW w:w="1102" w:type="pct"/>
+            <w:tcW w:w="1054" w:type="pct"/>
             <w:tcBorders>
               <w:top w:val="outset" w:sz="6" w:space="0" w:color="auto"/>
               <w:left w:val="outset" w:sz="6" w:space="0" w:color="auto"/>
@@ -5728,7 +6337,7 @@
         </w:tc>
         <w:tc>
           <w:tcPr>
-            <w:tcW w:w="1649" w:type="pct"/>
+            <w:tcW w:w="1486" w:type="pct"/>
             <w:tcBorders>
               <w:top w:val="outset" w:sz="6" w:space="0" w:color="auto"/>
               <w:left w:val="outset" w:sz="6" w:space="0" w:color="auto"/>
@@ -5756,7 +6365,7 @@
         </w:tc>
         <w:tc>
           <w:tcPr>
-            <w:tcW w:w="1153" w:type="pct"/>
+            <w:tcW w:w="1164" w:type="pct"/>
             <w:tcBorders>
               <w:top w:val="outset" w:sz="6" w:space="0" w:color="auto"/>
               <w:left w:val="outset" w:sz="6" w:space="0" w:color="auto"/>
@@ -5786,7 +6395,7 @@
         </w:tc>
         <w:tc>
           <w:tcPr>
-            <w:tcW w:w="705" w:type="pct"/>
+            <w:tcW w:w="926" w:type="pct"/>
             <w:tcBorders>
               <w:top w:val="outset" w:sz="6" w:space="0" w:color="auto"/>
               <w:left w:val="outset" w:sz="6" w:space="0" w:color="auto"/>
@@ -5818,38 +6427,37 @@
       <w:tr>
         <w:tc>
           <w:tcPr>
-            <w:tcW w:w="392" w:type="pct"/>
-            <w:tcBorders>
-              <w:top w:val="outset" w:sz="6" w:space="0" w:color="auto"/>
-              <w:left w:val="outset" w:sz="6" w:space="0" w:color="auto"/>
-              <w:bottom w:val="outset" w:sz="6" w:space="0" w:color="auto"/>
-              <w:right w:val="outset" w:sz="6" w:space="0" w:color="auto"/>
-            </w:tcBorders>
-            <w:vAlign w:val="center"/>
-            <w:hideMark/>
-          </w:tcPr>
-          <w:p>
-            <w:pPr>
-              <w:rPr>
-                <w:rFonts w:eastAsia="Times New Roman"/>
-                <w:sz w:val="16"/>
-                <w:szCs w:val="16"/>
-              </w:rPr>
-            </w:pPr>
-            <w:r>
-              <w:rPr>
-                <w:rFonts w:eastAsia="Times New Roman"/>
-                <w:sz w:val="16"/>
-                <w:szCs w:val="16"/>
-              </w:rPr>
-              <w:lastRenderedPageBreak/>
-              <w:t>Lead / yêu cầu</w:t>
-            </w:r>
-          </w:p>
-        </w:tc>
-        <w:tc>
-          <w:tcPr>
-            <w:tcW w:w="1102" w:type="pct"/>
+            <w:tcW w:w="370" w:type="pct"/>
+            <w:tcBorders>
+              <w:top w:val="outset" w:sz="6" w:space="0" w:color="auto"/>
+              <w:left w:val="outset" w:sz="6" w:space="0" w:color="auto"/>
+              <w:bottom w:val="outset" w:sz="6" w:space="0" w:color="auto"/>
+              <w:right w:val="outset" w:sz="6" w:space="0" w:color="auto"/>
+            </w:tcBorders>
+            <w:vAlign w:val="center"/>
+            <w:hideMark/>
+          </w:tcPr>
+          <w:p>
+            <w:pPr>
+              <w:rPr>
+                <w:rFonts w:eastAsia="Times New Roman"/>
+                <w:sz w:val="16"/>
+                <w:szCs w:val="16"/>
+              </w:rPr>
+            </w:pPr>
+            <w:r>
+              <w:rPr>
+                <w:rFonts w:eastAsia="Times New Roman"/>
+                <w:sz w:val="16"/>
+                <w:szCs w:val="16"/>
+              </w:rPr>
+              <w:t>Kết quả AI-1</w:t>
+            </w:r>
+          </w:p>
+        </w:tc>
+        <w:tc>
+          <w:tcPr>
+            <w:tcW w:w="1054" w:type="pct"/>
             <w:tcBorders>
               <w:top w:val="outset" w:sz="6" w:space="0" w:color="auto"/>
               <w:left w:val="outset" w:sz="6" w:space="0" w:color="auto"/>
@@ -5871,13 +6479,13 @@
               <w:rPr>
                 <w:rStyle w:val="HTMLCode"/>
               </w:rPr>
-              <w:t>homefit-agent-requests</w:t>
-            </w:r>
-          </w:p>
-        </w:tc>
-        <w:tc>
-          <w:tcPr>
-            <w:tcW w:w="1649" w:type="pct"/>
+              <w:t>homefit-ai-matcher</w:t>
+            </w:r>
+          </w:p>
+        </w:tc>
+        <w:tc>
+          <w:tcPr>
+            <w:tcW w:w="1486" w:type="pct"/>
             <w:tcBorders>
               <w:top w:val="outset" w:sz="6" w:space="0" w:color="auto"/>
               <w:left w:val="outset" w:sz="6" w:space="0" w:color="auto"/>
@@ -5899,67 +6507,123 @@
               <w:rPr>
                 <w:rStyle w:val="HTMLCode"/>
               </w:rPr>
-              <w:t>new → consulting → scheduled → completed / rejected</w:t>
-            </w:r>
-          </w:p>
-        </w:tc>
-        <w:tc>
-          <w:tcPr>
-            <w:tcW w:w="1153" w:type="pct"/>
-            <w:tcBorders>
-              <w:top w:val="outset" w:sz="6" w:space="0" w:color="auto"/>
-              <w:left w:val="outset" w:sz="6" w:space="0" w:color="auto"/>
-              <w:bottom w:val="outset" w:sz="6" w:space="0" w:color="auto"/>
-              <w:right w:val="outset" w:sz="6" w:space="0" w:color="auto"/>
-            </w:tcBorders>
-            <w:vAlign w:val="center"/>
-            <w:hideMark/>
-          </w:tcPr>
-          <w:p>
-            <w:pPr>
-              <w:rPr>
-                <w:rFonts w:eastAsia="Times New Roman"/>
-                <w:sz w:val="16"/>
-                <w:szCs w:val="16"/>
-              </w:rPr>
-            </w:pPr>
-            <w:r>
-              <w:rPr>
-                <w:rFonts w:eastAsia="Times New Roman"/>
-                <w:sz w:val="16"/>
-                <w:szCs w:val="16"/>
-              </w:rPr>
-              <w:t>Người tìm nhà, Môi giới</w:t>
-            </w:r>
-          </w:p>
-        </w:tc>
-        <w:tc>
-          <w:tcPr>
-            <w:tcW w:w="705" w:type="pct"/>
-            <w:tcBorders>
-              <w:top w:val="outset" w:sz="6" w:space="0" w:color="auto"/>
-              <w:left w:val="outset" w:sz="6" w:space="0" w:color="auto"/>
-              <w:bottom w:val="outset" w:sz="6" w:space="0" w:color="auto"/>
-              <w:right w:val="outset" w:sz="6" w:space="0" w:color="auto"/>
-            </w:tcBorders>
-            <w:vAlign w:val="center"/>
-            <w:hideMark/>
-          </w:tcPr>
-          <w:p>
-            <w:pPr>
-              <w:rPr>
-                <w:rFonts w:eastAsia="Times New Roman"/>
-                <w:sz w:val="16"/>
-                <w:szCs w:val="16"/>
-              </w:rPr>
-            </w:pPr>
-            <w:r>
-              <w:rPr>
-                <w:rFonts w:eastAsia="Times New Roman"/>
-                <w:sz w:val="16"/>
-                <w:szCs w:val="16"/>
-              </w:rPr>
-              <w:t>Môi giới, Quản trị viên</w:t>
+              <w:t>chưa duy</w:t>
+            </w:r>
+            <w:r>
+              <w:rPr>
+                <w:rStyle w:val="HTMLCode"/>
+              </w:rPr>
+              <w:t>ệ</w:t>
+            </w:r>
+            <w:r>
+              <w:rPr>
+                <w:rStyle w:val="HTMLCode"/>
+              </w:rPr>
+              <w:t>t → đã ch</w:t>
+            </w:r>
+            <w:r>
+              <w:rPr>
+                <w:rStyle w:val="HTMLCode"/>
+              </w:rPr>
+              <w:t>ấ</w:t>
+            </w:r>
+            <w:r>
+              <w:rPr>
+                <w:rStyle w:val="HTMLCode"/>
+              </w:rPr>
+              <w:t>p nh</w:t>
+            </w:r>
+            <w:r>
+              <w:rPr>
+                <w:rStyle w:val="HTMLCode"/>
+              </w:rPr>
+              <w:t>ậ</w:t>
+            </w:r>
+            <w:r>
+              <w:rPr>
+                <w:rStyle w:val="HTMLCode"/>
+              </w:rPr>
+              <w:t>n / đã t</w:t>
+            </w:r>
+            <w:r>
+              <w:rPr>
+                <w:rStyle w:val="HTMLCode"/>
+              </w:rPr>
+              <w:t>ừ</w:t>
+            </w:r>
+            <w:r>
+              <w:rPr>
+                <w:rStyle w:val="HTMLCode"/>
+              </w:rPr>
+              <w:t xml:space="preserve"> ch</w:t>
+            </w:r>
+            <w:r>
+              <w:rPr>
+                <w:rStyle w:val="HTMLCode"/>
+              </w:rPr>
+              <w:t>ố</w:t>
+            </w:r>
+            <w:r>
+              <w:rPr>
+                <w:rStyle w:val="HTMLCode"/>
+              </w:rPr>
+              <w:t>i</w:t>
+            </w:r>
+          </w:p>
+        </w:tc>
+        <w:tc>
+          <w:tcPr>
+            <w:tcW w:w="1164" w:type="pct"/>
+            <w:tcBorders>
+              <w:top w:val="outset" w:sz="6" w:space="0" w:color="auto"/>
+              <w:left w:val="outset" w:sz="6" w:space="0" w:color="auto"/>
+              <w:bottom w:val="outset" w:sz="6" w:space="0" w:color="auto"/>
+              <w:right w:val="outset" w:sz="6" w:space="0" w:color="auto"/>
+            </w:tcBorders>
+            <w:vAlign w:val="center"/>
+            <w:hideMark/>
+          </w:tcPr>
+          <w:p>
+            <w:pPr>
+              <w:rPr>
+                <w:rFonts w:eastAsia="Times New Roman"/>
+                <w:sz w:val="16"/>
+                <w:szCs w:val="16"/>
+              </w:rPr>
+            </w:pPr>
+            <w:r>
+              <w:rPr>
+                <w:rStyle w:val="HTMLCode"/>
+              </w:rPr>
+              <w:t>ai-matcher.html</w:t>
+            </w:r>
+          </w:p>
+        </w:tc>
+        <w:tc>
+          <w:tcPr>
+            <w:tcW w:w="926" w:type="pct"/>
+            <w:tcBorders>
+              <w:top w:val="outset" w:sz="6" w:space="0" w:color="auto"/>
+              <w:left w:val="outset" w:sz="6" w:space="0" w:color="auto"/>
+              <w:bottom w:val="outset" w:sz="6" w:space="0" w:color="auto"/>
+              <w:right w:val="outset" w:sz="6" w:space="0" w:color="auto"/>
+            </w:tcBorders>
+            <w:vAlign w:val="center"/>
+            <w:hideMark/>
+          </w:tcPr>
+          <w:p>
+            <w:pPr>
+              <w:rPr>
+                <w:rFonts w:eastAsia="Times New Roman"/>
+                <w:sz w:val="16"/>
+                <w:szCs w:val="16"/>
+              </w:rPr>
+            </w:pPr>
+            <w:r>
+              <w:rPr>
+                <w:rStyle w:val="HTMLCode"/>
+              </w:rPr>
+              <w:t>seeker-brief-form.html</w:t>
             </w:r>
           </w:p>
         </w:tc>
@@ -5967,37 +6631,37 @@
       <w:tr>
         <w:tc>
           <w:tcPr>
-            <w:tcW w:w="392" w:type="pct"/>
-            <w:tcBorders>
-              <w:top w:val="outset" w:sz="6" w:space="0" w:color="auto"/>
-              <w:left w:val="outset" w:sz="6" w:space="0" w:color="auto"/>
-              <w:bottom w:val="outset" w:sz="6" w:space="0" w:color="auto"/>
-              <w:right w:val="outset" w:sz="6" w:space="0" w:color="auto"/>
-            </w:tcBorders>
-            <w:vAlign w:val="center"/>
-            <w:hideMark/>
-          </w:tcPr>
-          <w:p>
-            <w:pPr>
-              <w:rPr>
-                <w:rFonts w:eastAsia="Times New Roman"/>
-                <w:sz w:val="16"/>
-                <w:szCs w:val="16"/>
-              </w:rPr>
-            </w:pPr>
-            <w:r>
-              <w:rPr>
-                <w:rFonts w:eastAsia="Times New Roman"/>
-                <w:sz w:val="16"/>
-                <w:szCs w:val="16"/>
-              </w:rPr>
-              <w:t>Lịch hẹn</w:t>
-            </w:r>
-          </w:p>
-        </w:tc>
-        <w:tc>
-          <w:tcPr>
-            <w:tcW w:w="1102" w:type="pct"/>
+            <w:tcW w:w="370" w:type="pct"/>
+            <w:tcBorders>
+              <w:top w:val="outset" w:sz="6" w:space="0" w:color="auto"/>
+              <w:left w:val="outset" w:sz="6" w:space="0" w:color="auto"/>
+              <w:bottom w:val="outset" w:sz="6" w:space="0" w:color="auto"/>
+              <w:right w:val="outset" w:sz="6" w:space="0" w:color="auto"/>
+            </w:tcBorders>
+            <w:vAlign w:val="center"/>
+            <w:hideMark/>
+          </w:tcPr>
+          <w:p>
+            <w:pPr>
+              <w:rPr>
+                <w:rFonts w:eastAsia="Times New Roman"/>
+                <w:sz w:val="16"/>
+                <w:szCs w:val="16"/>
+              </w:rPr>
+            </w:pPr>
+            <w:r>
+              <w:rPr>
+                <w:rFonts w:eastAsia="Times New Roman"/>
+                <w:sz w:val="16"/>
+                <w:szCs w:val="16"/>
+              </w:rPr>
+              <w:t>Kết quả AI-2</w:t>
+            </w:r>
+          </w:p>
+        </w:tc>
+        <w:tc>
+          <w:tcPr>
+            <w:tcW w:w="1054" w:type="pct"/>
             <w:tcBorders>
               <w:top w:val="outset" w:sz="6" w:space="0" w:color="auto"/>
               <w:left w:val="outset" w:sz="6" w:space="0" w:color="auto"/>
@@ -6019,13 +6683,13 @@
               <w:rPr>
                 <w:rStyle w:val="HTMLCode"/>
               </w:rPr>
-              <w:t>homefit-appointments</w:t>
-            </w:r>
-          </w:p>
-        </w:tc>
-        <w:tc>
-          <w:tcPr>
-            <w:tcW w:w="1649" w:type="pct"/>
+              <w:t>homefit-ai-summary</w:t>
+            </w:r>
+          </w:p>
+        </w:tc>
+        <w:tc>
+          <w:tcPr>
+            <w:tcW w:w="1486" w:type="pct"/>
             <w:tcBorders>
               <w:top w:val="outset" w:sz="6" w:space="0" w:color="auto"/>
               <w:left w:val="outset" w:sz="6" w:space="0" w:color="auto"/>
@@ -6047,67 +6711,123 @@
               <w:rPr>
                 <w:rStyle w:val="HTMLCode"/>
               </w:rPr>
-              <w:t>pending → confirmed → completed / cancelled</w:t>
-            </w:r>
-          </w:p>
-        </w:tc>
-        <w:tc>
-          <w:tcPr>
-            <w:tcW w:w="1153" w:type="pct"/>
-            <w:tcBorders>
-              <w:top w:val="outset" w:sz="6" w:space="0" w:color="auto"/>
-              <w:left w:val="outset" w:sz="6" w:space="0" w:color="auto"/>
-              <w:bottom w:val="outset" w:sz="6" w:space="0" w:color="auto"/>
-              <w:right w:val="outset" w:sz="6" w:space="0" w:color="auto"/>
-            </w:tcBorders>
-            <w:vAlign w:val="center"/>
-            <w:hideMark/>
-          </w:tcPr>
-          <w:p>
-            <w:pPr>
-              <w:rPr>
-                <w:rFonts w:eastAsia="Times New Roman"/>
-                <w:sz w:val="16"/>
-                <w:szCs w:val="16"/>
-              </w:rPr>
-            </w:pPr>
-            <w:r>
-              <w:rPr>
-                <w:rFonts w:eastAsia="Times New Roman"/>
-                <w:sz w:val="16"/>
-                <w:szCs w:val="16"/>
-              </w:rPr>
-              <w:t>Người tìm nhà, Môi giới</w:t>
-            </w:r>
-          </w:p>
-        </w:tc>
-        <w:tc>
-          <w:tcPr>
-            <w:tcW w:w="705" w:type="pct"/>
-            <w:tcBorders>
-              <w:top w:val="outset" w:sz="6" w:space="0" w:color="auto"/>
-              <w:left w:val="outset" w:sz="6" w:space="0" w:color="auto"/>
-              <w:bottom w:val="outset" w:sz="6" w:space="0" w:color="auto"/>
-              <w:right w:val="outset" w:sz="6" w:space="0" w:color="auto"/>
-            </w:tcBorders>
-            <w:vAlign w:val="center"/>
-            <w:hideMark/>
-          </w:tcPr>
-          <w:p>
-            <w:pPr>
-              <w:rPr>
-                <w:rFonts w:eastAsia="Times New Roman"/>
-                <w:sz w:val="16"/>
-                <w:szCs w:val="16"/>
-              </w:rPr>
-            </w:pPr>
-            <w:r>
-              <w:rPr>
-                <w:rFonts w:eastAsia="Times New Roman"/>
-                <w:sz w:val="16"/>
-                <w:szCs w:val="16"/>
-              </w:rPr>
-              <w:t>Môi giới, Quản trị viên</w:t>
+              <w:t>chưa duy</w:t>
+            </w:r>
+            <w:r>
+              <w:rPr>
+                <w:rStyle w:val="HTMLCode"/>
+              </w:rPr>
+              <w:t>ệ</w:t>
+            </w:r>
+            <w:r>
+              <w:rPr>
+                <w:rStyle w:val="HTMLCode"/>
+              </w:rPr>
+              <w:t>t → đã ch</w:t>
+            </w:r>
+            <w:r>
+              <w:rPr>
+                <w:rStyle w:val="HTMLCode"/>
+              </w:rPr>
+              <w:t>ấ</w:t>
+            </w:r>
+            <w:r>
+              <w:rPr>
+                <w:rStyle w:val="HTMLCode"/>
+              </w:rPr>
+              <w:t>p nh</w:t>
+            </w:r>
+            <w:r>
+              <w:rPr>
+                <w:rStyle w:val="HTMLCode"/>
+              </w:rPr>
+              <w:t>ậ</w:t>
+            </w:r>
+            <w:r>
+              <w:rPr>
+                <w:rStyle w:val="HTMLCode"/>
+              </w:rPr>
+              <w:t>n / đã t</w:t>
+            </w:r>
+            <w:r>
+              <w:rPr>
+                <w:rStyle w:val="HTMLCode"/>
+              </w:rPr>
+              <w:t>ừ</w:t>
+            </w:r>
+            <w:r>
+              <w:rPr>
+                <w:rStyle w:val="HTMLCode"/>
+              </w:rPr>
+              <w:t xml:space="preserve"> ch</w:t>
+            </w:r>
+            <w:r>
+              <w:rPr>
+                <w:rStyle w:val="HTMLCode"/>
+              </w:rPr>
+              <w:t>ố</w:t>
+            </w:r>
+            <w:r>
+              <w:rPr>
+                <w:rStyle w:val="HTMLCode"/>
+              </w:rPr>
+              <w:t>i</w:t>
+            </w:r>
+          </w:p>
+        </w:tc>
+        <w:tc>
+          <w:tcPr>
+            <w:tcW w:w="1164" w:type="pct"/>
+            <w:tcBorders>
+              <w:top w:val="outset" w:sz="6" w:space="0" w:color="auto"/>
+              <w:left w:val="outset" w:sz="6" w:space="0" w:color="auto"/>
+              <w:bottom w:val="outset" w:sz="6" w:space="0" w:color="auto"/>
+              <w:right w:val="outset" w:sz="6" w:space="0" w:color="auto"/>
+            </w:tcBorders>
+            <w:vAlign w:val="center"/>
+            <w:hideMark/>
+          </w:tcPr>
+          <w:p>
+            <w:pPr>
+              <w:rPr>
+                <w:rFonts w:eastAsia="Times New Roman"/>
+                <w:sz w:val="16"/>
+                <w:szCs w:val="16"/>
+              </w:rPr>
+            </w:pPr>
+            <w:r>
+              <w:rPr>
+                <w:rStyle w:val="HTMLCode"/>
+              </w:rPr>
+              <w:t>ai-summary.html</w:t>
+            </w:r>
+          </w:p>
+        </w:tc>
+        <w:tc>
+          <w:tcPr>
+            <w:tcW w:w="926" w:type="pct"/>
+            <w:tcBorders>
+              <w:top w:val="outset" w:sz="6" w:space="0" w:color="auto"/>
+              <w:left w:val="outset" w:sz="6" w:space="0" w:color="auto"/>
+              <w:bottom w:val="outset" w:sz="6" w:space="0" w:color="auto"/>
+              <w:right w:val="outset" w:sz="6" w:space="0" w:color="auto"/>
+            </w:tcBorders>
+            <w:vAlign w:val="center"/>
+            <w:hideMark/>
+          </w:tcPr>
+          <w:p>
+            <w:pPr>
+              <w:rPr>
+                <w:rFonts w:eastAsia="Times New Roman"/>
+                <w:sz w:val="16"/>
+                <w:szCs w:val="16"/>
+              </w:rPr>
+            </w:pPr>
+            <w:r>
+              <w:rPr>
+                <w:rStyle w:val="HTMLCode"/>
+              </w:rPr>
+              <w:t>agent-post.html</w:t>
             </w:r>
           </w:p>
         </w:tc>
@@ -6115,37 +6835,37 @@
       <w:tr>
         <w:tc>
           <w:tcPr>
-            <w:tcW w:w="392" w:type="pct"/>
-            <w:tcBorders>
-              <w:top w:val="outset" w:sz="6" w:space="0" w:color="auto"/>
-              <w:left w:val="outset" w:sz="6" w:space="0" w:color="auto"/>
-              <w:bottom w:val="outset" w:sz="6" w:space="0" w:color="auto"/>
-              <w:right w:val="outset" w:sz="6" w:space="0" w:color="auto"/>
-            </w:tcBorders>
-            <w:vAlign w:val="center"/>
-            <w:hideMark/>
-          </w:tcPr>
-          <w:p>
-            <w:pPr>
-              <w:rPr>
-                <w:rFonts w:eastAsia="Times New Roman"/>
-                <w:sz w:val="16"/>
-                <w:szCs w:val="16"/>
-              </w:rPr>
-            </w:pPr>
-            <w:r>
-              <w:rPr>
-                <w:rFonts w:eastAsia="Times New Roman"/>
-                <w:sz w:val="16"/>
-                <w:szCs w:val="16"/>
-              </w:rPr>
-              <w:t>Báo cáo</w:t>
-            </w:r>
-          </w:p>
-        </w:tc>
-        <w:tc>
-          <w:tcPr>
-            <w:tcW w:w="1102" w:type="pct"/>
+            <w:tcW w:w="370" w:type="pct"/>
+            <w:tcBorders>
+              <w:top w:val="outset" w:sz="6" w:space="0" w:color="auto"/>
+              <w:left w:val="outset" w:sz="6" w:space="0" w:color="auto"/>
+              <w:bottom w:val="outset" w:sz="6" w:space="0" w:color="auto"/>
+              <w:right w:val="outset" w:sz="6" w:space="0" w:color="auto"/>
+            </w:tcBorders>
+            <w:vAlign w:val="center"/>
+            <w:hideMark/>
+          </w:tcPr>
+          <w:p>
+            <w:pPr>
+              <w:rPr>
+                <w:rFonts w:eastAsia="Times New Roman"/>
+                <w:sz w:val="16"/>
+                <w:szCs w:val="16"/>
+              </w:rPr>
+            </w:pPr>
+            <w:r>
+              <w:rPr>
+                <w:rFonts w:eastAsia="Times New Roman"/>
+                <w:sz w:val="16"/>
+                <w:szCs w:val="16"/>
+              </w:rPr>
+              <w:t>Kết quả AI-3</w:t>
+            </w:r>
+          </w:p>
+        </w:tc>
+        <w:tc>
+          <w:tcPr>
+            <w:tcW w:w="1054" w:type="pct"/>
             <w:tcBorders>
               <w:top w:val="outset" w:sz="6" w:space="0" w:color="auto"/>
               <w:left w:val="outset" w:sz="6" w:space="0" w:color="auto"/>
@@ -6167,13 +6887,13 @@
               <w:rPr>
                 <w:rStyle w:val="HTMLCode"/>
               </w:rPr>
-              <w:t>homefit-property-reports</w:t>
-            </w:r>
-          </w:p>
-        </w:tc>
-        <w:tc>
-          <w:tcPr>
-            <w:tcW w:w="1649" w:type="pct"/>
+              <w:t>homefit-ai-compare</w:t>
+            </w:r>
+          </w:p>
+        </w:tc>
+        <w:tc>
+          <w:tcPr>
+            <w:tcW w:w="1486" w:type="pct"/>
             <w:tcBorders>
               <w:top w:val="outset" w:sz="6" w:space="0" w:color="auto"/>
               <w:left w:val="outset" w:sz="6" w:space="0" w:color="auto"/>
@@ -6195,67 +6915,123 @@
               <w:rPr>
                 <w:rStyle w:val="HTMLCode"/>
               </w:rPr>
-              <w:t>pending → resolved</w:t>
-            </w:r>
-          </w:p>
-        </w:tc>
-        <w:tc>
-          <w:tcPr>
-            <w:tcW w:w="1153" w:type="pct"/>
-            <w:tcBorders>
-              <w:top w:val="outset" w:sz="6" w:space="0" w:color="auto"/>
-              <w:left w:val="outset" w:sz="6" w:space="0" w:color="auto"/>
-              <w:bottom w:val="outset" w:sz="6" w:space="0" w:color="auto"/>
-              <w:right w:val="outset" w:sz="6" w:space="0" w:color="auto"/>
-            </w:tcBorders>
-            <w:vAlign w:val="center"/>
-            <w:hideMark/>
-          </w:tcPr>
-          <w:p>
-            <w:pPr>
-              <w:rPr>
-                <w:rFonts w:eastAsia="Times New Roman"/>
-                <w:sz w:val="16"/>
-                <w:szCs w:val="16"/>
-              </w:rPr>
-            </w:pPr>
-            <w:r>
-              <w:rPr>
-                <w:rFonts w:eastAsia="Times New Roman"/>
-                <w:sz w:val="16"/>
-                <w:szCs w:val="16"/>
-              </w:rPr>
-              <w:t>Người tìm nhà, Kiểm duyệt viên</w:t>
-            </w:r>
-          </w:p>
-        </w:tc>
-        <w:tc>
-          <w:tcPr>
-            <w:tcW w:w="705" w:type="pct"/>
-            <w:tcBorders>
-              <w:top w:val="outset" w:sz="6" w:space="0" w:color="auto"/>
-              <w:left w:val="outset" w:sz="6" w:space="0" w:color="auto"/>
-              <w:bottom w:val="outset" w:sz="6" w:space="0" w:color="auto"/>
-              <w:right w:val="outset" w:sz="6" w:space="0" w:color="auto"/>
-            </w:tcBorders>
-            <w:vAlign w:val="center"/>
-            <w:hideMark/>
-          </w:tcPr>
-          <w:p>
-            <w:pPr>
-              <w:rPr>
-                <w:rFonts w:eastAsia="Times New Roman"/>
-                <w:sz w:val="16"/>
-                <w:szCs w:val="16"/>
-              </w:rPr>
-            </w:pPr>
-            <w:r>
-              <w:rPr>
-                <w:rFonts w:eastAsia="Times New Roman"/>
-                <w:sz w:val="16"/>
-                <w:szCs w:val="16"/>
-              </w:rPr>
-              <w:t>Kiểm duyệt viên, Quản trị viên</w:t>
+              <w:t>chưa duy</w:t>
+            </w:r>
+            <w:r>
+              <w:rPr>
+                <w:rStyle w:val="HTMLCode"/>
+              </w:rPr>
+              <w:t>ệ</w:t>
+            </w:r>
+            <w:r>
+              <w:rPr>
+                <w:rStyle w:val="HTMLCode"/>
+              </w:rPr>
+              <w:t>t → đã ch</w:t>
+            </w:r>
+            <w:r>
+              <w:rPr>
+                <w:rStyle w:val="HTMLCode"/>
+              </w:rPr>
+              <w:t>ấ</w:t>
+            </w:r>
+            <w:r>
+              <w:rPr>
+                <w:rStyle w:val="HTMLCode"/>
+              </w:rPr>
+              <w:t>p nh</w:t>
+            </w:r>
+            <w:r>
+              <w:rPr>
+                <w:rStyle w:val="HTMLCode"/>
+              </w:rPr>
+              <w:t>ậ</w:t>
+            </w:r>
+            <w:r>
+              <w:rPr>
+                <w:rStyle w:val="HTMLCode"/>
+              </w:rPr>
+              <w:t>n / đã t</w:t>
+            </w:r>
+            <w:r>
+              <w:rPr>
+                <w:rStyle w:val="HTMLCode"/>
+              </w:rPr>
+              <w:t>ừ</w:t>
+            </w:r>
+            <w:r>
+              <w:rPr>
+                <w:rStyle w:val="HTMLCode"/>
+              </w:rPr>
+              <w:t xml:space="preserve"> ch</w:t>
+            </w:r>
+            <w:r>
+              <w:rPr>
+                <w:rStyle w:val="HTMLCode"/>
+              </w:rPr>
+              <w:t>ố</w:t>
+            </w:r>
+            <w:r>
+              <w:rPr>
+                <w:rStyle w:val="HTMLCode"/>
+              </w:rPr>
+              <w:t>i</w:t>
+            </w:r>
+          </w:p>
+        </w:tc>
+        <w:tc>
+          <w:tcPr>
+            <w:tcW w:w="1164" w:type="pct"/>
+            <w:tcBorders>
+              <w:top w:val="outset" w:sz="6" w:space="0" w:color="auto"/>
+              <w:left w:val="outset" w:sz="6" w:space="0" w:color="auto"/>
+              <w:bottom w:val="outset" w:sz="6" w:space="0" w:color="auto"/>
+              <w:right w:val="outset" w:sz="6" w:space="0" w:color="auto"/>
+            </w:tcBorders>
+            <w:vAlign w:val="center"/>
+            <w:hideMark/>
+          </w:tcPr>
+          <w:p>
+            <w:pPr>
+              <w:rPr>
+                <w:rFonts w:eastAsia="Times New Roman"/>
+                <w:sz w:val="16"/>
+                <w:szCs w:val="16"/>
+              </w:rPr>
+            </w:pPr>
+            <w:r>
+              <w:rPr>
+                <w:rStyle w:val="HTMLCode"/>
+              </w:rPr>
+              <w:t>ai-compare.html</w:t>
+            </w:r>
+          </w:p>
+        </w:tc>
+        <w:tc>
+          <w:tcPr>
+            <w:tcW w:w="926" w:type="pct"/>
+            <w:tcBorders>
+              <w:top w:val="outset" w:sz="6" w:space="0" w:color="auto"/>
+              <w:left w:val="outset" w:sz="6" w:space="0" w:color="auto"/>
+              <w:bottom w:val="outset" w:sz="6" w:space="0" w:color="auto"/>
+              <w:right w:val="outset" w:sz="6" w:space="0" w:color="auto"/>
+            </w:tcBorders>
+            <w:vAlign w:val="center"/>
+            <w:hideMark/>
+          </w:tcPr>
+          <w:p>
+            <w:pPr>
+              <w:rPr>
+                <w:rFonts w:eastAsia="Times New Roman"/>
+                <w:sz w:val="16"/>
+                <w:szCs w:val="16"/>
+              </w:rPr>
+            </w:pPr>
+            <w:r>
+              <w:rPr>
+                <w:rStyle w:val="HTMLCode"/>
+              </w:rPr>
+              <w:t>seeker-saved.html</w:t>
             </w:r>
           </w:p>
         </w:tc>
@@ -6263,37 +7039,37 @@
       <w:tr>
         <w:tc>
           <w:tcPr>
-            <w:tcW w:w="392" w:type="pct"/>
-            <w:tcBorders>
-              <w:top w:val="outset" w:sz="6" w:space="0" w:color="auto"/>
-              <w:left w:val="outset" w:sz="6" w:space="0" w:color="auto"/>
-              <w:bottom w:val="outset" w:sz="6" w:space="0" w:color="auto"/>
-              <w:right w:val="outset" w:sz="6" w:space="0" w:color="auto"/>
-            </w:tcBorders>
-            <w:vAlign w:val="center"/>
-            <w:hideMark/>
-          </w:tcPr>
-          <w:p>
-            <w:pPr>
-              <w:rPr>
-                <w:rFonts w:eastAsia="Times New Roman"/>
-                <w:sz w:val="16"/>
-                <w:szCs w:val="16"/>
-              </w:rPr>
-            </w:pPr>
-            <w:r>
-              <w:rPr>
-                <w:rFonts w:eastAsia="Times New Roman"/>
-                <w:sz w:val="16"/>
-                <w:szCs w:val="16"/>
-              </w:rPr>
-              <w:t>Tài khoản</w:t>
-            </w:r>
-          </w:p>
-        </w:tc>
-        <w:tc>
-          <w:tcPr>
-            <w:tcW w:w="1102" w:type="pct"/>
+            <w:tcW w:w="370" w:type="pct"/>
+            <w:tcBorders>
+              <w:top w:val="outset" w:sz="6" w:space="0" w:color="auto"/>
+              <w:left w:val="outset" w:sz="6" w:space="0" w:color="auto"/>
+              <w:bottom w:val="outset" w:sz="6" w:space="0" w:color="auto"/>
+              <w:right w:val="outset" w:sz="6" w:space="0" w:color="auto"/>
+            </w:tcBorders>
+            <w:vAlign w:val="center"/>
+            <w:hideMark/>
+          </w:tcPr>
+          <w:p>
+            <w:pPr>
+              <w:rPr>
+                <w:rFonts w:eastAsia="Times New Roman"/>
+                <w:sz w:val="16"/>
+                <w:szCs w:val="16"/>
+              </w:rPr>
+            </w:pPr>
+            <w:r>
+              <w:rPr>
+                <w:rFonts w:eastAsia="Times New Roman"/>
+                <w:sz w:val="16"/>
+                <w:szCs w:val="16"/>
+              </w:rPr>
+              <w:t>Lead / yêu cầu</w:t>
+            </w:r>
+          </w:p>
+        </w:tc>
+        <w:tc>
+          <w:tcPr>
+            <w:tcW w:w="1054" w:type="pct"/>
             <w:tcBorders>
               <w:top w:val="outset" w:sz="6" w:space="0" w:color="auto"/>
               <w:left w:val="outset" w:sz="6" w:space="0" w:color="auto"/>
@@ -6315,13 +7091,13 @@
               <w:rPr>
                 <w:rStyle w:val="HTMLCode"/>
               </w:rPr>
-              <w:t>homefit-users-db</w:t>
-            </w:r>
-          </w:p>
-        </w:tc>
-        <w:tc>
-          <w:tcPr>
-            <w:tcW w:w="1649" w:type="pct"/>
+              <w:t>homefit-agent-requests</w:t>
+            </w:r>
+          </w:p>
+        </w:tc>
+        <w:tc>
+          <w:tcPr>
+            <w:tcW w:w="1486" w:type="pct"/>
             <w:tcBorders>
               <w:top w:val="outset" w:sz="6" w:space="0" w:color="auto"/>
               <w:left w:val="outset" w:sz="6" w:space="0" w:color="auto"/>
@@ -6343,73 +7119,67 @@
               <w:rPr>
                 <w:rStyle w:val="HTMLCode"/>
               </w:rPr>
-              <w:t>active ↔ suspended</w:t>
-            </w:r>
-          </w:p>
-        </w:tc>
-        <w:tc>
-          <w:tcPr>
-            <w:tcW w:w="1153" w:type="pct"/>
-            <w:tcBorders>
-              <w:top w:val="outset" w:sz="6" w:space="0" w:color="auto"/>
-              <w:left w:val="outset" w:sz="6" w:space="0" w:color="auto"/>
-              <w:bottom w:val="outset" w:sz="6" w:space="0" w:color="auto"/>
-              <w:right w:val="outset" w:sz="6" w:space="0" w:color="auto"/>
-            </w:tcBorders>
-            <w:vAlign w:val="center"/>
-            <w:hideMark/>
-          </w:tcPr>
-          <w:p>
-            <w:pPr>
-              <w:rPr>
-                <w:rFonts w:eastAsia="Times New Roman"/>
-                <w:sz w:val="16"/>
-                <w:szCs w:val="16"/>
-              </w:rPr>
-            </w:pPr>
-            <w:r>
-              <w:rPr>
-                <w:rFonts w:eastAsia="Times New Roman"/>
-                <w:sz w:val="16"/>
-                <w:szCs w:val="16"/>
-              </w:rPr>
-              <w:t xml:space="preserve">Quản trị viên, chính người dùng qua </w:t>
-            </w:r>
-            <w:r>
-              <w:rPr>
-                <w:rStyle w:val="HTMLCode"/>
-              </w:rPr>
-              <w:t>login.html</w:t>
-            </w:r>
-          </w:p>
-        </w:tc>
-        <w:tc>
-          <w:tcPr>
-            <w:tcW w:w="705" w:type="pct"/>
-            <w:tcBorders>
-              <w:top w:val="outset" w:sz="6" w:space="0" w:color="auto"/>
-              <w:left w:val="outset" w:sz="6" w:space="0" w:color="auto"/>
-              <w:bottom w:val="outset" w:sz="6" w:space="0" w:color="auto"/>
-              <w:right w:val="outset" w:sz="6" w:space="0" w:color="auto"/>
-            </w:tcBorders>
-            <w:vAlign w:val="center"/>
-            <w:hideMark/>
-          </w:tcPr>
-          <w:p>
-            <w:pPr>
-              <w:rPr>
-                <w:rFonts w:eastAsia="Times New Roman"/>
-                <w:sz w:val="16"/>
-                <w:szCs w:val="16"/>
-              </w:rPr>
-            </w:pPr>
-            <w:r>
-              <w:rPr>
-                <w:rFonts w:eastAsia="Times New Roman"/>
-                <w:sz w:val="16"/>
-                <w:szCs w:val="16"/>
-              </w:rPr>
-              <w:t>Kiểm duyệt viên, Quản trị viên</w:t>
+              <w:t>new → consulting → scheduled → completed / rejected</w:t>
+            </w:r>
+          </w:p>
+        </w:tc>
+        <w:tc>
+          <w:tcPr>
+            <w:tcW w:w="1164" w:type="pct"/>
+            <w:tcBorders>
+              <w:top w:val="outset" w:sz="6" w:space="0" w:color="auto"/>
+              <w:left w:val="outset" w:sz="6" w:space="0" w:color="auto"/>
+              <w:bottom w:val="outset" w:sz="6" w:space="0" w:color="auto"/>
+              <w:right w:val="outset" w:sz="6" w:space="0" w:color="auto"/>
+            </w:tcBorders>
+            <w:vAlign w:val="center"/>
+            <w:hideMark/>
+          </w:tcPr>
+          <w:p>
+            <w:pPr>
+              <w:rPr>
+                <w:rFonts w:eastAsia="Times New Roman"/>
+                <w:sz w:val="16"/>
+                <w:szCs w:val="16"/>
+              </w:rPr>
+            </w:pPr>
+            <w:r>
+              <w:rPr>
+                <w:rFonts w:eastAsia="Times New Roman"/>
+                <w:sz w:val="16"/>
+                <w:szCs w:val="16"/>
+              </w:rPr>
+              <w:t>Người tìm nhà, Môi giới</w:t>
+            </w:r>
+          </w:p>
+        </w:tc>
+        <w:tc>
+          <w:tcPr>
+            <w:tcW w:w="926" w:type="pct"/>
+            <w:tcBorders>
+              <w:top w:val="outset" w:sz="6" w:space="0" w:color="auto"/>
+              <w:left w:val="outset" w:sz="6" w:space="0" w:color="auto"/>
+              <w:bottom w:val="outset" w:sz="6" w:space="0" w:color="auto"/>
+              <w:right w:val="outset" w:sz="6" w:space="0" w:color="auto"/>
+            </w:tcBorders>
+            <w:vAlign w:val="center"/>
+            <w:hideMark/>
+          </w:tcPr>
+          <w:p>
+            <w:pPr>
+              <w:rPr>
+                <w:rFonts w:eastAsia="Times New Roman"/>
+                <w:sz w:val="16"/>
+                <w:szCs w:val="16"/>
+              </w:rPr>
+            </w:pPr>
+            <w:r>
+              <w:rPr>
+                <w:rFonts w:eastAsia="Times New Roman"/>
+                <w:sz w:val="16"/>
+                <w:szCs w:val="16"/>
+              </w:rPr>
+              <w:t>Môi giới, Quản trị viên</w:t>
             </w:r>
           </w:p>
         </w:tc>
@@ -6417,7 +7187,457 @@
       <w:tr>
         <w:tc>
           <w:tcPr>
-            <w:tcW w:w="392" w:type="pct"/>
+            <w:tcW w:w="370" w:type="pct"/>
+            <w:tcBorders>
+              <w:top w:val="outset" w:sz="6" w:space="0" w:color="auto"/>
+              <w:left w:val="outset" w:sz="6" w:space="0" w:color="auto"/>
+              <w:bottom w:val="outset" w:sz="6" w:space="0" w:color="auto"/>
+              <w:right w:val="outset" w:sz="6" w:space="0" w:color="auto"/>
+            </w:tcBorders>
+            <w:vAlign w:val="center"/>
+            <w:hideMark/>
+          </w:tcPr>
+          <w:p>
+            <w:pPr>
+              <w:rPr>
+                <w:rFonts w:eastAsia="Times New Roman"/>
+                <w:sz w:val="16"/>
+                <w:szCs w:val="16"/>
+              </w:rPr>
+            </w:pPr>
+            <w:r>
+              <w:rPr>
+                <w:rFonts w:eastAsia="Times New Roman"/>
+                <w:sz w:val="16"/>
+                <w:szCs w:val="16"/>
+              </w:rPr>
+              <w:t>Lịch hẹn</w:t>
+            </w:r>
+          </w:p>
+        </w:tc>
+        <w:tc>
+          <w:tcPr>
+            <w:tcW w:w="1054" w:type="pct"/>
+            <w:tcBorders>
+              <w:top w:val="outset" w:sz="6" w:space="0" w:color="auto"/>
+              <w:left w:val="outset" w:sz="6" w:space="0" w:color="auto"/>
+              <w:bottom w:val="outset" w:sz="6" w:space="0" w:color="auto"/>
+              <w:right w:val="outset" w:sz="6" w:space="0" w:color="auto"/>
+            </w:tcBorders>
+            <w:vAlign w:val="center"/>
+            <w:hideMark/>
+          </w:tcPr>
+          <w:p>
+            <w:pPr>
+              <w:rPr>
+                <w:rFonts w:eastAsia="Times New Roman"/>
+                <w:sz w:val="16"/>
+                <w:szCs w:val="16"/>
+              </w:rPr>
+            </w:pPr>
+            <w:r>
+              <w:rPr>
+                <w:rStyle w:val="HTMLCode"/>
+              </w:rPr>
+              <w:t>homefit-appointments</w:t>
+            </w:r>
+          </w:p>
+        </w:tc>
+        <w:tc>
+          <w:tcPr>
+            <w:tcW w:w="1486" w:type="pct"/>
+            <w:tcBorders>
+              <w:top w:val="outset" w:sz="6" w:space="0" w:color="auto"/>
+              <w:left w:val="outset" w:sz="6" w:space="0" w:color="auto"/>
+              <w:bottom w:val="outset" w:sz="6" w:space="0" w:color="auto"/>
+              <w:right w:val="outset" w:sz="6" w:space="0" w:color="auto"/>
+            </w:tcBorders>
+            <w:vAlign w:val="center"/>
+            <w:hideMark/>
+          </w:tcPr>
+          <w:p>
+            <w:pPr>
+              <w:rPr>
+                <w:rFonts w:eastAsia="Times New Roman"/>
+                <w:sz w:val="16"/>
+                <w:szCs w:val="16"/>
+              </w:rPr>
+            </w:pPr>
+            <w:r>
+              <w:rPr>
+                <w:rStyle w:val="HTMLCode"/>
+              </w:rPr>
+              <w:t>pending → confirmed → completed / cancelled</w:t>
+            </w:r>
+          </w:p>
+        </w:tc>
+        <w:tc>
+          <w:tcPr>
+            <w:tcW w:w="1164" w:type="pct"/>
+            <w:tcBorders>
+              <w:top w:val="outset" w:sz="6" w:space="0" w:color="auto"/>
+              <w:left w:val="outset" w:sz="6" w:space="0" w:color="auto"/>
+              <w:bottom w:val="outset" w:sz="6" w:space="0" w:color="auto"/>
+              <w:right w:val="outset" w:sz="6" w:space="0" w:color="auto"/>
+            </w:tcBorders>
+            <w:vAlign w:val="center"/>
+            <w:hideMark/>
+          </w:tcPr>
+          <w:p>
+            <w:pPr>
+              <w:rPr>
+                <w:rFonts w:eastAsia="Times New Roman"/>
+                <w:sz w:val="16"/>
+                <w:szCs w:val="16"/>
+              </w:rPr>
+            </w:pPr>
+            <w:r>
+              <w:rPr>
+                <w:rFonts w:eastAsia="Times New Roman"/>
+                <w:sz w:val="16"/>
+                <w:szCs w:val="16"/>
+              </w:rPr>
+              <w:t>Người tìm nhà, Môi giới</w:t>
+            </w:r>
+          </w:p>
+        </w:tc>
+        <w:tc>
+          <w:tcPr>
+            <w:tcW w:w="926" w:type="pct"/>
+            <w:tcBorders>
+              <w:top w:val="outset" w:sz="6" w:space="0" w:color="auto"/>
+              <w:left w:val="outset" w:sz="6" w:space="0" w:color="auto"/>
+              <w:bottom w:val="outset" w:sz="6" w:space="0" w:color="auto"/>
+              <w:right w:val="outset" w:sz="6" w:space="0" w:color="auto"/>
+            </w:tcBorders>
+            <w:vAlign w:val="center"/>
+            <w:hideMark/>
+          </w:tcPr>
+          <w:p>
+            <w:pPr>
+              <w:rPr>
+                <w:rFonts w:eastAsia="Times New Roman"/>
+                <w:sz w:val="16"/>
+                <w:szCs w:val="16"/>
+              </w:rPr>
+            </w:pPr>
+            <w:r>
+              <w:rPr>
+                <w:rFonts w:eastAsia="Times New Roman"/>
+                <w:sz w:val="16"/>
+                <w:szCs w:val="16"/>
+              </w:rPr>
+              <w:t>Môi giới, Quản trị viên</w:t>
+            </w:r>
+          </w:p>
+        </w:tc>
+      </w:tr>
+      <w:tr>
+        <w:tc>
+          <w:tcPr>
+            <w:tcW w:w="370" w:type="pct"/>
+            <w:tcBorders>
+              <w:top w:val="outset" w:sz="6" w:space="0" w:color="auto"/>
+              <w:left w:val="outset" w:sz="6" w:space="0" w:color="auto"/>
+              <w:bottom w:val="outset" w:sz="6" w:space="0" w:color="auto"/>
+              <w:right w:val="outset" w:sz="6" w:space="0" w:color="auto"/>
+            </w:tcBorders>
+            <w:vAlign w:val="center"/>
+            <w:hideMark/>
+          </w:tcPr>
+          <w:p>
+            <w:pPr>
+              <w:rPr>
+                <w:rFonts w:eastAsia="Times New Roman"/>
+                <w:sz w:val="16"/>
+                <w:szCs w:val="16"/>
+              </w:rPr>
+            </w:pPr>
+            <w:r>
+              <w:rPr>
+                <w:rFonts w:eastAsia="Times New Roman"/>
+                <w:sz w:val="16"/>
+                <w:szCs w:val="16"/>
+              </w:rPr>
+              <w:t>Báo cáo</w:t>
+            </w:r>
+          </w:p>
+        </w:tc>
+        <w:tc>
+          <w:tcPr>
+            <w:tcW w:w="1054" w:type="pct"/>
+            <w:tcBorders>
+              <w:top w:val="outset" w:sz="6" w:space="0" w:color="auto"/>
+              <w:left w:val="outset" w:sz="6" w:space="0" w:color="auto"/>
+              <w:bottom w:val="outset" w:sz="6" w:space="0" w:color="auto"/>
+              <w:right w:val="outset" w:sz="6" w:space="0" w:color="auto"/>
+            </w:tcBorders>
+            <w:vAlign w:val="center"/>
+            <w:hideMark/>
+          </w:tcPr>
+          <w:p>
+            <w:pPr>
+              <w:rPr>
+                <w:rFonts w:eastAsia="Times New Roman"/>
+                <w:sz w:val="16"/>
+                <w:szCs w:val="16"/>
+              </w:rPr>
+            </w:pPr>
+            <w:r>
+              <w:rPr>
+                <w:rStyle w:val="HTMLCode"/>
+              </w:rPr>
+              <w:t>homefit-property-reports</w:t>
+            </w:r>
+          </w:p>
+        </w:tc>
+        <w:tc>
+          <w:tcPr>
+            <w:tcW w:w="1486" w:type="pct"/>
+            <w:tcBorders>
+              <w:top w:val="outset" w:sz="6" w:space="0" w:color="auto"/>
+              <w:left w:val="outset" w:sz="6" w:space="0" w:color="auto"/>
+              <w:bottom w:val="outset" w:sz="6" w:space="0" w:color="auto"/>
+              <w:right w:val="outset" w:sz="6" w:space="0" w:color="auto"/>
+            </w:tcBorders>
+            <w:vAlign w:val="center"/>
+            <w:hideMark/>
+          </w:tcPr>
+          <w:p>
+            <w:pPr>
+              <w:rPr>
+                <w:rFonts w:eastAsia="Times New Roman"/>
+                <w:sz w:val="16"/>
+                <w:szCs w:val="16"/>
+              </w:rPr>
+            </w:pPr>
+            <w:r>
+              <w:rPr>
+                <w:rStyle w:val="HTMLCode"/>
+              </w:rPr>
+              <w:t>pending → resolved</w:t>
+            </w:r>
+          </w:p>
+        </w:tc>
+        <w:tc>
+          <w:tcPr>
+            <w:tcW w:w="1164" w:type="pct"/>
+            <w:tcBorders>
+              <w:top w:val="outset" w:sz="6" w:space="0" w:color="auto"/>
+              <w:left w:val="outset" w:sz="6" w:space="0" w:color="auto"/>
+              <w:bottom w:val="outset" w:sz="6" w:space="0" w:color="auto"/>
+              <w:right w:val="outset" w:sz="6" w:space="0" w:color="auto"/>
+            </w:tcBorders>
+            <w:vAlign w:val="center"/>
+            <w:hideMark/>
+          </w:tcPr>
+          <w:p>
+            <w:pPr>
+              <w:rPr>
+                <w:rFonts w:eastAsia="Times New Roman"/>
+                <w:sz w:val="16"/>
+                <w:szCs w:val="16"/>
+              </w:rPr>
+            </w:pPr>
+            <w:r>
+              <w:rPr>
+                <w:rFonts w:eastAsia="Times New Roman"/>
+                <w:sz w:val="16"/>
+                <w:szCs w:val="16"/>
+              </w:rPr>
+              <w:t>Người tìm nhà, Kiểm duyệt viên</w:t>
+            </w:r>
+          </w:p>
+        </w:tc>
+        <w:tc>
+          <w:tcPr>
+            <w:tcW w:w="926" w:type="pct"/>
+            <w:tcBorders>
+              <w:top w:val="outset" w:sz="6" w:space="0" w:color="auto"/>
+              <w:left w:val="outset" w:sz="6" w:space="0" w:color="auto"/>
+              <w:bottom w:val="outset" w:sz="6" w:space="0" w:color="auto"/>
+              <w:right w:val="outset" w:sz="6" w:space="0" w:color="auto"/>
+            </w:tcBorders>
+            <w:vAlign w:val="center"/>
+            <w:hideMark/>
+          </w:tcPr>
+          <w:p>
+            <w:pPr>
+              <w:rPr>
+                <w:rFonts w:eastAsia="Times New Roman"/>
+                <w:sz w:val="16"/>
+                <w:szCs w:val="16"/>
+              </w:rPr>
+            </w:pPr>
+            <w:r>
+              <w:rPr>
+                <w:rFonts w:eastAsia="Times New Roman"/>
+                <w:sz w:val="16"/>
+                <w:szCs w:val="16"/>
+              </w:rPr>
+              <w:t>Kiểm duyệt viên, Quản trị viên</w:t>
+            </w:r>
+          </w:p>
+        </w:tc>
+      </w:tr>
+      <w:tr>
+        <w:tc>
+          <w:tcPr>
+            <w:tcW w:w="370" w:type="pct"/>
+            <w:tcBorders>
+              <w:top w:val="outset" w:sz="6" w:space="0" w:color="auto"/>
+              <w:left w:val="outset" w:sz="6" w:space="0" w:color="auto"/>
+              <w:bottom w:val="outset" w:sz="6" w:space="0" w:color="auto"/>
+              <w:right w:val="outset" w:sz="6" w:space="0" w:color="auto"/>
+            </w:tcBorders>
+            <w:vAlign w:val="center"/>
+            <w:hideMark/>
+          </w:tcPr>
+          <w:p>
+            <w:pPr>
+              <w:rPr>
+                <w:rFonts w:eastAsia="Times New Roman"/>
+                <w:sz w:val="16"/>
+                <w:szCs w:val="16"/>
+              </w:rPr>
+            </w:pPr>
+            <w:r>
+              <w:rPr>
+                <w:rFonts w:eastAsia="Times New Roman"/>
+                <w:sz w:val="16"/>
+                <w:szCs w:val="16"/>
+              </w:rPr>
+              <w:t>Tài khoản</w:t>
+            </w:r>
+          </w:p>
+        </w:tc>
+        <w:tc>
+          <w:tcPr>
+            <w:tcW w:w="1054" w:type="pct"/>
+            <w:tcBorders>
+              <w:top w:val="outset" w:sz="6" w:space="0" w:color="auto"/>
+              <w:left w:val="outset" w:sz="6" w:space="0" w:color="auto"/>
+              <w:bottom w:val="outset" w:sz="6" w:space="0" w:color="auto"/>
+              <w:right w:val="outset" w:sz="6" w:space="0" w:color="auto"/>
+            </w:tcBorders>
+            <w:vAlign w:val="center"/>
+            <w:hideMark/>
+          </w:tcPr>
+          <w:p>
+            <w:pPr>
+              <w:rPr>
+                <w:rFonts w:eastAsia="Times New Roman"/>
+                <w:sz w:val="16"/>
+                <w:szCs w:val="16"/>
+              </w:rPr>
+            </w:pPr>
+            <w:r>
+              <w:rPr>
+                <w:rStyle w:val="HTMLCode"/>
+              </w:rPr>
+              <w:t>homefit-users-db</w:t>
+            </w:r>
+          </w:p>
+        </w:tc>
+        <w:tc>
+          <w:tcPr>
+            <w:tcW w:w="1486" w:type="pct"/>
+            <w:tcBorders>
+              <w:top w:val="outset" w:sz="6" w:space="0" w:color="auto"/>
+              <w:left w:val="outset" w:sz="6" w:space="0" w:color="auto"/>
+              <w:bottom w:val="outset" w:sz="6" w:space="0" w:color="auto"/>
+              <w:right w:val="outset" w:sz="6" w:space="0" w:color="auto"/>
+            </w:tcBorders>
+            <w:vAlign w:val="center"/>
+            <w:hideMark/>
+          </w:tcPr>
+          <w:p>
+            <w:pPr>
+              <w:rPr>
+                <w:rFonts w:eastAsia="Times New Roman"/>
+                <w:sz w:val="16"/>
+                <w:szCs w:val="16"/>
+              </w:rPr>
+            </w:pPr>
+            <w:r>
+              <w:rPr>
+                <w:rStyle w:val="HTMLCode"/>
+              </w:rPr>
+              <w:t>active ↔ suspended</w:t>
+            </w:r>
+          </w:p>
+        </w:tc>
+        <w:tc>
+          <w:tcPr>
+            <w:tcW w:w="1164" w:type="pct"/>
+            <w:tcBorders>
+              <w:top w:val="outset" w:sz="6" w:space="0" w:color="auto"/>
+              <w:left w:val="outset" w:sz="6" w:space="0" w:color="auto"/>
+              <w:bottom w:val="outset" w:sz="6" w:space="0" w:color="auto"/>
+              <w:right w:val="outset" w:sz="6" w:space="0" w:color="auto"/>
+            </w:tcBorders>
+            <w:vAlign w:val="center"/>
+            <w:hideMark/>
+          </w:tcPr>
+          <w:p>
+            <w:pPr>
+              <w:rPr>
+                <w:rFonts w:eastAsia="Times New Roman"/>
+                <w:sz w:val="16"/>
+                <w:szCs w:val="16"/>
+              </w:rPr>
+            </w:pPr>
+            <w:r>
+              <w:rPr>
+                <w:rFonts w:eastAsia="Times New Roman"/>
+                <w:sz w:val="16"/>
+                <w:szCs w:val="16"/>
+              </w:rPr>
+              <w:t xml:space="preserve">Quản trị viên, chính người dùng qua </w:t>
+            </w:r>
+            <w:r>
+              <w:rPr>
+                <w:rStyle w:val="HTMLCode"/>
+              </w:rPr>
+              <w:t>login.html</w:t>
+            </w:r>
+          </w:p>
+        </w:tc>
+        <w:tc>
+          <w:tcPr>
+            <w:tcW w:w="926" w:type="pct"/>
+            <w:tcBorders>
+              <w:top w:val="outset" w:sz="6" w:space="0" w:color="auto"/>
+              <w:left w:val="outset" w:sz="6" w:space="0" w:color="auto"/>
+              <w:bottom w:val="outset" w:sz="6" w:space="0" w:color="auto"/>
+              <w:right w:val="outset" w:sz="6" w:space="0" w:color="auto"/>
+            </w:tcBorders>
+            <w:vAlign w:val="center"/>
+            <w:hideMark/>
+          </w:tcPr>
+          <w:p>
+            <w:pPr>
+              <w:rPr>
+                <w:rFonts w:eastAsia="Times New Roman"/>
+                <w:sz w:val="16"/>
+                <w:szCs w:val="16"/>
+              </w:rPr>
+            </w:pPr>
+            <w:r>
+              <w:rPr>
+                <w:rFonts w:eastAsia="Times New Roman"/>
+                <w:sz w:val="16"/>
+                <w:szCs w:val="16"/>
+              </w:rPr>
+              <w:t>Kiểm duyệt viên, Quản trị viên</w:t>
+            </w:r>
+          </w:p>
+        </w:tc>
+      </w:tr>
+      <w:tr>
+        <w:tc>
+          <w:tcPr>
+            <w:tcW w:w="370" w:type="pct"/>
             <w:tcBorders>
               <w:top w:val="outset" w:sz="6" w:space="0" w:color="auto"/>
               <w:left w:val="outset" w:sz="6" w:space="0" w:color="auto"/>
@@ -6447,7 +7667,7 @@
         </w:tc>
         <w:tc>
           <w:tcPr>
-            <w:tcW w:w="1102" w:type="pct"/>
+            <w:tcW w:w="1054" w:type="pct"/>
             <w:tcBorders>
               <w:top w:val="outset" w:sz="6" w:space="0" w:color="auto"/>
               <w:left w:val="outset" w:sz="6" w:space="0" w:color="auto"/>
@@ -6475,7 +7695,7 @@
         </w:tc>
         <w:tc>
           <w:tcPr>
-            <w:tcW w:w="1649" w:type="pct"/>
+            <w:tcW w:w="1486" w:type="pct"/>
             <w:tcBorders>
               <w:top w:val="outset" w:sz="6" w:space="0" w:color="auto"/>
               <w:left w:val="outset" w:sz="6" w:space="0" w:color="auto"/>
@@ -6503,7 +7723,7 @@
         </w:tc>
         <w:tc>
           <w:tcPr>
-            <w:tcW w:w="1153" w:type="pct"/>
+            <w:tcW w:w="1164" w:type="pct"/>
             <w:tcBorders>
               <w:top w:val="outset" w:sz="6" w:space="0" w:color="auto"/>
               <w:left w:val="outset" w:sz="6" w:space="0" w:color="auto"/>
@@ -6539,7 +7759,7 @@
         </w:tc>
         <w:tc>
           <w:tcPr>
-            <w:tcW w:w="705" w:type="pct"/>
+            <w:tcW w:w="926" w:type="pct"/>
             <w:tcBorders>
               <w:top w:val="outset" w:sz="6" w:space="0" w:color="auto"/>
               <w:left w:val="outset" w:sz="6" w:space="0" w:color="auto"/>
@@ -6924,7 +8144,15 @@
           <w:sz w:val="20"/>
           <w:szCs w:val="20"/>
         </w:rPr>
-        <w:t xml:space="preserve"> là promise đ</w:t>
+        <w:t xml:space="preserve"> </w:t>
+      </w:r>
+      <w:r>
+        <w:rPr>
+          <w:rFonts w:ascii="Segoe UI" w:hAnsi="Segoe UI" w:cs="Segoe UI"/>
+          <w:sz w:val="20"/>
+          <w:szCs w:val="20"/>
+        </w:rPr>
+        <w:t>là promise đ</w:t>
       </w:r>
       <w:r>
         <w:rPr>
@@ -7373,7 +8601,7 @@
     </w:p>
     <w:tbl>
       <w:tblPr>
-        <w:tblW w:w="834" w:type="pct"/>
+        <w:tblW w:w="1001" w:type="pct"/>
         <w:tblInd w:w="-8" w:type="dxa"/>
         <w:tblBorders>
           <w:top w:val="outset" w:sz="6" w:space="0" w:color="auto"/>
@@ -7392,14 +8620,15 @@
       <w:tblGrid>
         <w:gridCol w:w="328"/>
         <w:gridCol w:w="879"/>
-        <w:gridCol w:w="508"/>
-        <w:gridCol w:w="1417"/>
+        <w:gridCol w:w="488"/>
+        <w:gridCol w:w="1537"/>
+        <w:gridCol w:w="1297"/>
         <w:gridCol w:w="928"/>
       </w:tblGrid>
       <w:tr>
         <w:tc>
           <w:tcPr>
-            <w:tcW w:w="1000" w:type="pct"/>
+            <w:tcW w:w="833" w:type="pct"/>
             <w:tcBorders>
               <w:top w:val="outset" w:sz="6" w:space="0" w:color="auto"/>
               <w:left w:val="outset" w:sz="6" w:space="0" w:color="auto"/>
@@ -7435,7 +8664,7 @@
         </w:tc>
         <w:tc>
           <w:tcPr>
-            <w:tcW w:w="1000" w:type="pct"/>
+            <w:tcW w:w="833" w:type="pct"/>
             <w:tcBorders>
               <w:top w:val="outset" w:sz="6" w:space="0" w:color="auto"/>
               <w:left w:val="outset" w:sz="6" w:space="0" w:color="auto"/>
@@ -7471,7 +8700,7 @@
         </w:tc>
         <w:tc>
           <w:tcPr>
-            <w:tcW w:w="1000" w:type="pct"/>
+            <w:tcW w:w="833" w:type="pct"/>
             <w:tcBorders>
               <w:top w:val="outset" w:sz="6" w:space="0" w:color="auto"/>
               <w:left w:val="outset" w:sz="6" w:space="0" w:color="auto"/>
@@ -7507,7 +8736,7 @@
         </w:tc>
         <w:tc>
           <w:tcPr>
-            <w:tcW w:w="1000" w:type="pct"/>
+            <w:tcW w:w="833" w:type="pct"/>
             <w:tcBorders>
               <w:top w:val="outset" w:sz="6" w:space="0" w:color="auto"/>
               <w:left w:val="outset" w:sz="6" w:space="0" w:color="auto"/>
@@ -7537,13 +8766,13 @@
                 <w:sz w:val="16"/>
                 <w:szCs w:val="16"/>
               </w:rPr>
-              <w:t>Màn hình</w:t>
-            </w:r>
-          </w:p>
-        </w:tc>
-        <w:tc>
-          <w:tcPr>
-            <w:tcW w:w="1000" w:type="pct"/>
+              <w:t>Màn hình AI</w:t>
+            </w:r>
+          </w:p>
+        </w:tc>
+        <w:tc>
+          <w:tcPr>
+            <w:tcW w:w="833" w:type="pct"/>
             <w:tcBorders>
               <w:top w:val="outset" w:sz="6" w:space="0" w:color="auto"/>
               <w:left w:val="outset" w:sz="6" w:space="0" w:color="auto"/>
@@ -7573,6 +8802,42 @@
                 <w:sz w:val="16"/>
                 <w:szCs w:val="16"/>
               </w:rPr>
+              <w:t>Màn hình vai trò nhận kết quả</w:t>
+            </w:r>
+          </w:p>
+        </w:tc>
+        <w:tc>
+          <w:tcPr>
+            <w:tcW w:w="833" w:type="pct"/>
+            <w:tcBorders>
+              <w:top w:val="outset" w:sz="6" w:space="0" w:color="auto"/>
+              <w:left w:val="outset" w:sz="6" w:space="0" w:color="auto"/>
+              <w:bottom w:val="outset" w:sz="6" w:space="0" w:color="auto"/>
+              <w:right w:val="outset" w:sz="6" w:space="0" w:color="auto"/>
+            </w:tcBorders>
+            <w:shd w:val="clear" w:color="auto" w:fill="EAF4ED"/>
+            <w:vAlign w:val="center"/>
+            <w:hideMark/>
+          </w:tcPr>
+          <w:p>
+            <w:pPr>
+              <w:jc w:val="center"/>
+              <w:rPr>
+                <w:rFonts w:eastAsia="Times New Roman"/>
+                <w:b/>
+                <w:bCs/>
+                <w:sz w:val="16"/>
+                <w:szCs w:val="16"/>
+              </w:rPr>
+            </w:pPr>
+            <w:r>
+              <w:rPr>
+                <w:rFonts w:eastAsia="Times New Roman"/>
+                <w:b/>
+                <w:bCs/>
+                <w:sz w:val="16"/>
+                <w:szCs w:val="16"/>
+              </w:rPr>
               <w:t>Luồng 6 bước</w:t>
             </w:r>
           </w:p>
@@ -7581,7 +8846,7 @@
       <w:tr>
         <w:tc>
           <w:tcPr>
-            <w:tcW w:w="1000" w:type="pct"/>
+            <w:tcW w:w="833" w:type="pct"/>
             <w:tcBorders>
               <w:top w:val="outset" w:sz="6" w:space="0" w:color="auto"/>
               <w:left w:val="outset" w:sz="6" w:space="0" w:color="auto"/>
@@ -7611,67 +8876,67 @@
         </w:tc>
         <w:tc>
           <w:tcPr>
-            <w:tcW w:w="1000" w:type="pct"/>
-            <w:tcBorders>
-              <w:top w:val="outset" w:sz="6" w:space="0" w:color="auto"/>
-              <w:left w:val="outset" w:sz="6" w:space="0" w:color="auto"/>
-              <w:bottom w:val="outset" w:sz="6" w:space="0" w:color="auto"/>
-              <w:right w:val="outset" w:sz="6" w:space="0" w:color="auto"/>
-            </w:tcBorders>
-            <w:vAlign w:val="center"/>
-            <w:hideMark/>
-          </w:tcPr>
-          <w:p>
-            <w:pPr>
-              <w:rPr>
-                <w:rFonts w:eastAsia="Times New Roman"/>
-                <w:sz w:val="16"/>
-                <w:szCs w:val="16"/>
-              </w:rPr>
-            </w:pPr>
-            <w:r>
-              <w:rPr>
-                <w:rFonts w:eastAsia="Times New Roman"/>
-                <w:sz w:val="16"/>
-                <w:szCs w:val="16"/>
-              </w:rPr>
-              <w:t>Lifestyle Matcher — chấm điểm phù hợp theo brief</w:t>
-            </w:r>
-          </w:p>
-        </w:tc>
-        <w:tc>
-          <w:tcPr>
-            <w:tcW w:w="1000" w:type="pct"/>
-            <w:tcBorders>
-              <w:top w:val="outset" w:sz="6" w:space="0" w:color="auto"/>
-              <w:left w:val="outset" w:sz="6" w:space="0" w:color="auto"/>
-              <w:bottom w:val="outset" w:sz="6" w:space="0" w:color="auto"/>
-              <w:right w:val="outset" w:sz="6" w:space="0" w:color="auto"/>
-            </w:tcBorders>
-            <w:vAlign w:val="center"/>
-            <w:hideMark/>
-          </w:tcPr>
-          <w:p>
-            <w:pPr>
-              <w:rPr>
-                <w:rFonts w:eastAsia="Times New Roman"/>
-                <w:sz w:val="16"/>
-                <w:szCs w:val="16"/>
-              </w:rPr>
-            </w:pPr>
-            <w:r>
-              <w:rPr>
-                <w:rFonts w:eastAsia="Times New Roman"/>
-                <w:sz w:val="16"/>
-                <w:szCs w:val="16"/>
-              </w:rPr>
-              <w:t>Người tìm nhà</w:t>
-            </w:r>
-          </w:p>
-        </w:tc>
-        <w:tc>
-          <w:tcPr>
-            <w:tcW w:w="1000" w:type="pct"/>
+            <w:tcW w:w="833" w:type="pct"/>
+            <w:tcBorders>
+              <w:top w:val="outset" w:sz="6" w:space="0" w:color="auto"/>
+              <w:left w:val="outset" w:sz="6" w:space="0" w:color="auto"/>
+              <w:bottom w:val="outset" w:sz="6" w:space="0" w:color="auto"/>
+              <w:right w:val="outset" w:sz="6" w:space="0" w:color="auto"/>
+            </w:tcBorders>
+            <w:vAlign w:val="center"/>
+            <w:hideMark/>
+          </w:tcPr>
+          <w:p>
+            <w:pPr>
+              <w:rPr>
+                <w:rFonts w:eastAsia="Times New Roman"/>
+                <w:sz w:val="16"/>
+                <w:szCs w:val="16"/>
+              </w:rPr>
+            </w:pPr>
+            <w:r>
+              <w:rPr>
+                <w:rFonts w:eastAsia="Times New Roman"/>
+                <w:sz w:val="16"/>
+                <w:szCs w:val="16"/>
+              </w:rPr>
+              <w:t>Lifestyle Matcher — chuyển nhu cầu sống thành tiêu chí có trọng số</w:t>
+            </w:r>
+          </w:p>
+        </w:tc>
+        <w:tc>
+          <w:tcPr>
+            <w:tcW w:w="833" w:type="pct"/>
+            <w:tcBorders>
+              <w:top w:val="outset" w:sz="6" w:space="0" w:color="auto"/>
+              <w:left w:val="outset" w:sz="6" w:space="0" w:color="auto"/>
+              <w:bottom w:val="outset" w:sz="6" w:space="0" w:color="auto"/>
+              <w:right w:val="outset" w:sz="6" w:space="0" w:color="auto"/>
+            </w:tcBorders>
+            <w:vAlign w:val="center"/>
+            <w:hideMark/>
+          </w:tcPr>
+          <w:p>
+            <w:pPr>
+              <w:rPr>
+                <w:rFonts w:eastAsia="Times New Roman"/>
+                <w:sz w:val="16"/>
+                <w:szCs w:val="16"/>
+              </w:rPr>
+            </w:pPr>
+            <w:r>
+              <w:rPr>
+                <w:rFonts w:eastAsia="Times New Roman"/>
+                <w:sz w:val="16"/>
+                <w:szCs w:val="16"/>
+              </w:rPr>
+              <w:t>Dùng chung</w:t>
+            </w:r>
+          </w:p>
+        </w:tc>
+        <w:tc>
+          <w:tcPr>
+            <w:tcW w:w="833" w:type="pct"/>
             <w:tcBorders>
               <w:top w:val="outset" w:sz="6" w:space="0" w:color="auto"/>
               <w:left w:val="outset" w:sz="6" w:space="0" w:color="auto"/>
@@ -7693,27 +8958,41 @@
               <w:rPr>
                 <w:rStyle w:val="HTMLCode"/>
               </w:rPr>
+              <w:t>ai-matcher.html</w:t>
+            </w:r>
+          </w:p>
+        </w:tc>
+        <w:tc>
+          <w:tcPr>
+            <w:tcW w:w="833" w:type="pct"/>
+            <w:tcBorders>
+              <w:top w:val="outset" w:sz="6" w:space="0" w:color="auto"/>
+              <w:left w:val="outset" w:sz="6" w:space="0" w:color="auto"/>
+              <w:bottom w:val="outset" w:sz="6" w:space="0" w:color="auto"/>
+              <w:right w:val="outset" w:sz="6" w:space="0" w:color="auto"/>
+            </w:tcBorders>
+            <w:vAlign w:val="center"/>
+            <w:hideMark/>
+          </w:tcPr>
+          <w:p>
+            <w:pPr>
+              <w:rPr>
+                <w:rFonts w:eastAsia="Times New Roman"/>
+                <w:sz w:val="16"/>
+                <w:szCs w:val="16"/>
+              </w:rPr>
+            </w:pPr>
+            <w:r>
+              <w:rPr>
+                <w:rStyle w:val="HTMLCode"/>
+              </w:rPr>
               <w:t>seeker-brief-form.html</w:t>
             </w:r>
-            <w:r>
-              <w:rPr>
-                <w:rFonts w:eastAsia="Times New Roman"/>
-                <w:sz w:val="16"/>
-                <w:szCs w:val="16"/>
-              </w:rPr>
-              <w:t xml:space="preserve">, </w:t>
-            </w:r>
-            <w:r>
-              <w:rPr>
-                <w:rStyle w:val="HTMLCode"/>
-              </w:rPr>
-              <w:t>seeker-search.html</w:t>
-            </w:r>
-          </w:p>
-        </w:tc>
-        <w:tc>
-          <w:tcPr>
-            <w:tcW w:w="1000" w:type="pct"/>
+          </w:p>
+        </w:tc>
+        <w:tc>
+          <w:tcPr>
+            <w:tcW w:w="833" w:type="pct"/>
             <w:tcBorders>
               <w:top w:val="outset" w:sz="6" w:space="0" w:color="auto"/>
               <w:left w:val="outset" w:sz="6" w:space="0" w:color="auto"/>
@@ -7745,7 +9024,7 @@
       <w:tr>
         <w:tc>
           <w:tcPr>
-            <w:tcW w:w="1000" w:type="pct"/>
+            <w:tcW w:w="833" w:type="pct"/>
             <w:tcBorders>
               <w:top w:val="outset" w:sz="6" w:space="0" w:color="auto"/>
               <w:left w:val="outset" w:sz="6" w:space="0" w:color="auto"/>
@@ -7775,67 +9054,67 @@
         </w:tc>
         <w:tc>
           <w:tcPr>
-            <w:tcW w:w="1000" w:type="pct"/>
-            <w:tcBorders>
-              <w:top w:val="outset" w:sz="6" w:space="0" w:color="auto"/>
-              <w:left w:val="outset" w:sz="6" w:space="0" w:color="auto"/>
-              <w:bottom w:val="outset" w:sz="6" w:space="0" w:color="auto"/>
-              <w:right w:val="outset" w:sz="6" w:space="0" w:color="auto"/>
-            </w:tcBorders>
-            <w:vAlign w:val="center"/>
-            <w:hideMark/>
-          </w:tcPr>
-          <w:p>
-            <w:pPr>
-              <w:rPr>
-                <w:rFonts w:eastAsia="Times New Roman"/>
-                <w:sz w:val="16"/>
-                <w:szCs w:val="16"/>
-              </w:rPr>
-            </w:pPr>
-            <w:r>
-              <w:rPr>
-                <w:rFonts w:eastAsia="Times New Roman"/>
-                <w:sz w:val="16"/>
-                <w:szCs w:val="16"/>
-              </w:rPr>
-              <w:t>Listing Summary — tóm tắt và gợi ý bố cục tin đăng</w:t>
-            </w:r>
-          </w:p>
-        </w:tc>
-        <w:tc>
-          <w:tcPr>
-            <w:tcW w:w="1000" w:type="pct"/>
-            <w:tcBorders>
-              <w:top w:val="outset" w:sz="6" w:space="0" w:color="auto"/>
-              <w:left w:val="outset" w:sz="6" w:space="0" w:color="auto"/>
-              <w:bottom w:val="outset" w:sz="6" w:space="0" w:color="auto"/>
-              <w:right w:val="outset" w:sz="6" w:space="0" w:color="auto"/>
-            </w:tcBorders>
-            <w:vAlign w:val="center"/>
-            <w:hideMark/>
-          </w:tcPr>
-          <w:p>
-            <w:pPr>
-              <w:rPr>
-                <w:rFonts w:eastAsia="Times New Roman"/>
-                <w:sz w:val="16"/>
-                <w:szCs w:val="16"/>
-              </w:rPr>
-            </w:pPr>
-            <w:r>
-              <w:rPr>
-                <w:rFonts w:eastAsia="Times New Roman"/>
-                <w:sz w:val="16"/>
-                <w:szCs w:val="16"/>
-              </w:rPr>
-              <w:t>Môi giới</w:t>
-            </w:r>
-          </w:p>
-        </w:tc>
-        <w:tc>
-          <w:tcPr>
-            <w:tcW w:w="1000" w:type="pct"/>
+            <w:tcW w:w="833" w:type="pct"/>
+            <w:tcBorders>
+              <w:top w:val="outset" w:sz="6" w:space="0" w:color="auto"/>
+              <w:left w:val="outset" w:sz="6" w:space="0" w:color="auto"/>
+              <w:bottom w:val="outset" w:sz="6" w:space="0" w:color="auto"/>
+              <w:right w:val="outset" w:sz="6" w:space="0" w:color="auto"/>
+            </w:tcBorders>
+            <w:vAlign w:val="center"/>
+            <w:hideMark/>
+          </w:tcPr>
+          <w:p>
+            <w:pPr>
+              <w:rPr>
+                <w:rFonts w:eastAsia="Times New Roman"/>
+                <w:sz w:val="16"/>
+                <w:szCs w:val="16"/>
+              </w:rPr>
+            </w:pPr>
+            <w:r>
+              <w:rPr>
+                <w:rFonts w:eastAsia="Times New Roman"/>
+                <w:sz w:val="16"/>
+                <w:szCs w:val="16"/>
+              </w:rPr>
+              <w:t>Listing Summary — tóm tắt và dựng bố cục tin đăng 4 khối</w:t>
+            </w:r>
+          </w:p>
+        </w:tc>
+        <w:tc>
+          <w:tcPr>
+            <w:tcW w:w="833" w:type="pct"/>
+            <w:tcBorders>
+              <w:top w:val="outset" w:sz="6" w:space="0" w:color="auto"/>
+              <w:left w:val="outset" w:sz="6" w:space="0" w:color="auto"/>
+              <w:bottom w:val="outset" w:sz="6" w:space="0" w:color="auto"/>
+              <w:right w:val="outset" w:sz="6" w:space="0" w:color="auto"/>
+            </w:tcBorders>
+            <w:vAlign w:val="center"/>
+            <w:hideMark/>
+          </w:tcPr>
+          <w:p>
+            <w:pPr>
+              <w:rPr>
+                <w:rFonts w:eastAsia="Times New Roman"/>
+                <w:sz w:val="16"/>
+                <w:szCs w:val="16"/>
+              </w:rPr>
+            </w:pPr>
+            <w:r>
+              <w:rPr>
+                <w:rFonts w:eastAsia="Times New Roman"/>
+                <w:sz w:val="16"/>
+                <w:szCs w:val="16"/>
+              </w:rPr>
+              <w:t>Dùng chung</w:t>
+            </w:r>
+          </w:p>
+        </w:tc>
+        <w:tc>
+          <w:tcPr>
+            <w:tcW w:w="833" w:type="pct"/>
             <w:tcBorders>
               <w:top w:val="outset" w:sz="6" w:space="0" w:color="auto"/>
               <w:left w:val="outset" w:sz="6" w:space="0" w:color="auto"/>
@@ -7857,37 +9136,65 @@
               <w:rPr>
                 <w:rStyle w:val="HTMLCode"/>
               </w:rPr>
+              <w:t>ai-summary.html</w:t>
+            </w:r>
+          </w:p>
+        </w:tc>
+        <w:tc>
+          <w:tcPr>
+            <w:tcW w:w="833" w:type="pct"/>
+            <w:tcBorders>
+              <w:top w:val="outset" w:sz="6" w:space="0" w:color="auto"/>
+              <w:left w:val="outset" w:sz="6" w:space="0" w:color="auto"/>
+              <w:bottom w:val="outset" w:sz="6" w:space="0" w:color="auto"/>
+              <w:right w:val="outset" w:sz="6" w:space="0" w:color="auto"/>
+            </w:tcBorders>
+            <w:vAlign w:val="center"/>
+            <w:hideMark/>
+          </w:tcPr>
+          <w:p>
+            <w:pPr>
+              <w:rPr>
+                <w:rFonts w:eastAsia="Times New Roman"/>
+                <w:sz w:val="16"/>
+                <w:szCs w:val="16"/>
+              </w:rPr>
+            </w:pPr>
+            <w:r>
+              <w:rPr>
+                <w:rStyle w:val="HTMLCode"/>
+              </w:rPr>
               <w:t>agent-post.html</w:t>
             </w:r>
           </w:p>
         </w:tc>
         <w:tc>
           <w:tcPr>
-            <w:tcW w:w="1000" w:type="pct"/>
-            <w:tcBorders>
-              <w:top w:val="outset" w:sz="6" w:space="0" w:color="auto"/>
-              <w:left w:val="outset" w:sz="6" w:space="0" w:color="auto"/>
-              <w:bottom w:val="outset" w:sz="6" w:space="0" w:color="auto"/>
-              <w:right w:val="outset" w:sz="6" w:space="0" w:color="auto"/>
-            </w:tcBorders>
-            <w:vAlign w:val="center"/>
-            <w:hideMark/>
-          </w:tcPr>
-          <w:p>
-            <w:pPr>
-              <w:rPr>
-                <w:rFonts w:eastAsia="Times New Roman"/>
-                <w:sz w:val="16"/>
-                <w:szCs w:val="16"/>
-              </w:rPr>
-            </w:pPr>
-            <w:r>
-              <w:rPr>
-                <w:rFonts w:eastAsia="Times New Roman"/>
-                <w:sz w:val="16"/>
-                <w:szCs w:val="16"/>
-              </w:rPr>
-              <w:t>Input → Processing → Output → Giải thích theo đầu vào → Lưu/Sửa/Từ chối → Cập nhật mô tả tin đăng</w:t>
+            <w:tcW w:w="833" w:type="pct"/>
+            <w:tcBorders>
+              <w:top w:val="outset" w:sz="6" w:space="0" w:color="auto"/>
+              <w:left w:val="outset" w:sz="6" w:space="0" w:color="auto"/>
+              <w:bottom w:val="outset" w:sz="6" w:space="0" w:color="auto"/>
+              <w:right w:val="outset" w:sz="6" w:space="0" w:color="auto"/>
+            </w:tcBorders>
+            <w:vAlign w:val="center"/>
+            <w:hideMark/>
+          </w:tcPr>
+          <w:p>
+            <w:pPr>
+              <w:rPr>
+                <w:rFonts w:eastAsia="Times New Roman"/>
+                <w:sz w:val="16"/>
+                <w:szCs w:val="16"/>
+              </w:rPr>
+            </w:pPr>
+            <w:r>
+              <w:rPr>
+                <w:rFonts w:eastAsia="Times New Roman"/>
+                <w:sz w:val="16"/>
+                <w:szCs w:val="16"/>
+              </w:rPr>
+              <w:t>Input → Processing → Output → Giải thích theo đầu vào → Chấp nhận/Sửa/Từ chối/Tạo lại → Ghi mô tả tin đăng</w:t>
             </w:r>
           </w:p>
         </w:tc>
@@ -7895,7 +9202,7 @@
       <w:tr>
         <w:tc>
           <w:tcPr>
-            <w:tcW w:w="1000" w:type="pct"/>
+            <w:tcW w:w="833" w:type="pct"/>
             <w:tcBorders>
               <w:top w:val="outset" w:sz="6" w:space="0" w:color="auto"/>
               <w:left w:val="outset" w:sz="6" w:space="0" w:color="auto"/>
@@ -7925,67 +9232,67 @@
         </w:tc>
         <w:tc>
           <w:tcPr>
-            <w:tcW w:w="1000" w:type="pct"/>
-            <w:tcBorders>
-              <w:top w:val="outset" w:sz="6" w:space="0" w:color="auto"/>
-              <w:left w:val="outset" w:sz="6" w:space="0" w:color="auto"/>
-              <w:bottom w:val="outset" w:sz="6" w:space="0" w:color="auto"/>
-              <w:right w:val="outset" w:sz="6" w:space="0" w:color="auto"/>
-            </w:tcBorders>
-            <w:vAlign w:val="center"/>
-            <w:hideMark/>
-          </w:tcPr>
-          <w:p>
-            <w:pPr>
-              <w:rPr>
-                <w:rFonts w:eastAsia="Times New Roman"/>
-                <w:sz w:val="16"/>
-                <w:szCs w:val="16"/>
-              </w:rPr>
-            </w:pPr>
-            <w:r>
-              <w:rPr>
-                <w:rFonts w:eastAsia="Times New Roman"/>
-                <w:sz w:val="16"/>
-                <w:szCs w:val="16"/>
-              </w:rPr>
-              <w:t>Comparison Assistant — xếp hạng nhà đã lưu</w:t>
-            </w:r>
-          </w:p>
-        </w:tc>
-        <w:tc>
-          <w:tcPr>
-            <w:tcW w:w="1000" w:type="pct"/>
-            <w:tcBorders>
-              <w:top w:val="outset" w:sz="6" w:space="0" w:color="auto"/>
-              <w:left w:val="outset" w:sz="6" w:space="0" w:color="auto"/>
-              <w:bottom w:val="outset" w:sz="6" w:space="0" w:color="auto"/>
-              <w:right w:val="outset" w:sz="6" w:space="0" w:color="auto"/>
-            </w:tcBorders>
-            <w:vAlign w:val="center"/>
-            <w:hideMark/>
-          </w:tcPr>
-          <w:p>
-            <w:pPr>
-              <w:rPr>
-                <w:rFonts w:eastAsia="Times New Roman"/>
-                <w:sz w:val="16"/>
-                <w:szCs w:val="16"/>
-              </w:rPr>
-            </w:pPr>
-            <w:r>
-              <w:rPr>
-                <w:rFonts w:eastAsia="Times New Roman"/>
-                <w:sz w:val="16"/>
-                <w:szCs w:val="16"/>
-              </w:rPr>
-              <w:t>Người tìm nhà</w:t>
-            </w:r>
-          </w:p>
-        </w:tc>
-        <w:tc>
-          <w:tcPr>
-            <w:tcW w:w="1000" w:type="pct"/>
+            <w:tcW w:w="833" w:type="pct"/>
+            <w:tcBorders>
+              <w:top w:val="outset" w:sz="6" w:space="0" w:color="auto"/>
+              <w:left w:val="outset" w:sz="6" w:space="0" w:color="auto"/>
+              <w:bottom w:val="outset" w:sz="6" w:space="0" w:color="auto"/>
+              <w:right w:val="outset" w:sz="6" w:space="0" w:color="auto"/>
+            </w:tcBorders>
+            <w:vAlign w:val="center"/>
+            <w:hideMark/>
+          </w:tcPr>
+          <w:p>
+            <w:pPr>
+              <w:rPr>
+                <w:rFonts w:eastAsia="Times New Roman"/>
+                <w:sz w:val="16"/>
+                <w:szCs w:val="16"/>
+              </w:rPr>
+            </w:pPr>
+            <w:r>
+              <w:rPr>
+                <w:rFonts w:eastAsia="Times New Roman"/>
+                <w:sz w:val="16"/>
+                <w:szCs w:val="16"/>
+              </w:rPr>
+              <w:t>Comparison Assistant — xếp hạng nhà đã lưu theo brief</w:t>
+            </w:r>
+          </w:p>
+        </w:tc>
+        <w:tc>
+          <w:tcPr>
+            <w:tcW w:w="833" w:type="pct"/>
+            <w:tcBorders>
+              <w:top w:val="outset" w:sz="6" w:space="0" w:color="auto"/>
+              <w:left w:val="outset" w:sz="6" w:space="0" w:color="auto"/>
+              <w:bottom w:val="outset" w:sz="6" w:space="0" w:color="auto"/>
+              <w:right w:val="outset" w:sz="6" w:space="0" w:color="auto"/>
+            </w:tcBorders>
+            <w:vAlign w:val="center"/>
+            <w:hideMark/>
+          </w:tcPr>
+          <w:p>
+            <w:pPr>
+              <w:rPr>
+                <w:rFonts w:eastAsia="Times New Roman"/>
+                <w:sz w:val="16"/>
+                <w:szCs w:val="16"/>
+              </w:rPr>
+            </w:pPr>
+            <w:r>
+              <w:rPr>
+                <w:rFonts w:eastAsia="Times New Roman"/>
+                <w:sz w:val="16"/>
+                <w:szCs w:val="16"/>
+              </w:rPr>
+              <w:t>Dùng chung</w:t>
+            </w:r>
+          </w:p>
+        </w:tc>
+        <w:tc>
+          <w:tcPr>
+            <w:tcW w:w="833" w:type="pct"/>
             <w:tcBorders>
               <w:top w:val="outset" w:sz="6" w:space="0" w:color="auto"/>
               <w:left w:val="outset" w:sz="6" w:space="0" w:color="auto"/>
@@ -8007,37 +9314,73 @@
               <w:rPr>
                 <w:rStyle w:val="HTMLCode"/>
               </w:rPr>
+              <w:t>ai-compare.html</w:t>
+            </w:r>
+          </w:p>
+        </w:tc>
+        <w:tc>
+          <w:tcPr>
+            <w:tcW w:w="833" w:type="pct"/>
+            <w:tcBorders>
+              <w:top w:val="outset" w:sz="6" w:space="0" w:color="auto"/>
+              <w:left w:val="outset" w:sz="6" w:space="0" w:color="auto"/>
+              <w:bottom w:val="outset" w:sz="6" w:space="0" w:color="auto"/>
+              <w:right w:val="outset" w:sz="6" w:space="0" w:color="auto"/>
+            </w:tcBorders>
+            <w:vAlign w:val="center"/>
+            <w:hideMark/>
+          </w:tcPr>
+          <w:p>
+            <w:pPr>
+              <w:rPr>
+                <w:rFonts w:eastAsia="Times New Roman"/>
+                <w:sz w:val="16"/>
+                <w:szCs w:val="16"/>
+              </w:rPr>
+            </w:pPr>
+            <w:r>
+              <w:rPr>
+                <w:rStyle w:val="HTMLCode"/>
+              </w:rPr>
               <w:t>seeker-saved.html</w:t>
             </w:r>
           </w:p>
         </w:tc>
         <w:tc>
           <w:tcPr>
-            <w:tcW w:w="1000" w:type="pct"/>
-            <w:tcBorders>
-              <w:top w:val="outset" w:sz="6" w:space="0" w:color="auto"/>
-              <w:left w:val="outset" w:sz="6" w:space="0" w:color="auto"/>
-              <w:bottom w:val="outset" w:sz="6" w:space="0" w:color="auto"/>
-              <w:right w:val="outset" w:sz="6" w:space="0" w:color="auto"/>
-            </w:tcBorders>
-            <w:vAlign w:val="center"/>
-            <w:hideMark/>
-          </w:tcPr>
-          <w:p>
-            <w:pPr>
-              <w:rPr>
-                <w:rFonts w:eastAsia="Times New Roman"/>
-                <w:sz w:val="16"/>
-                <w:szCs w:val="16"/>
-              </w:rPr>
-            </w:pPr>
-            <w:r>
-              <w:rPr>
-                <w:rFonts w:eastAsia="Times New Roman"/>
-                <w:sz w:val="16"/>
-                <w:szCs w:val="16"/>
-              </w:rPr>
-              <w:t>Chọn căn → Phân tích → Bảng xếp hạng → Lý do đề xuất → Điều chỉnh tiêu chí → Lưu kết quả so sánh</w:t>
+            <w:tcW w:w="833" w:type="pct"/>
+            <w:tcBorders>
+              <w:top w:val="outset" w:sz="6" w:space="0" w:color="auto"/>
+              <w:left w:val="outset" w:sz="6" w:space="0" w:color="auto"/>
+              <w:bottom w:val="outset" w:sz="6" w:space="0" w:color="auto"/>
+              <w:right w:val="outset" w:sz="6" w:space="0" w:color="auto"/>
+            </w:tcBorders>
+            <w:vAlign w:val="center"/>
+            <w:hideMark/>
+          </w:tcPr>
+          <w:p>
+            <w:pPr>
+              <w:rPr>
+                <w:rFonts w:eastAsia="Times New Roman"/>
+                <w:sz w:val="16"/>
+                <w:szCs w:val="16"/>
+              </w:rPr>
+            </w:pPr>
+            <w:r>
+              <w:rPr>
+                <w:rFonts w:eastAsia="Times New Roman"/>
+                <w:sz w:val="16"/>
+                <w:szCs w:val="16"/>
+              </w:rPr>
+              <w:t xml:space="preserve">Input → Processing → Output → Giải thích % độ tin cậy &amp; </w:t>
+            </w:r>
+            <w:r>
+              <w:rPr>
+                <w:rFonts w:eastAsia="Times New Roman"/>
+                <w:sz w:val="16"/>
+                <w:szCs w:val="16"/>
+              </w:rPr>
+              <w:t>lý do xếp hạng → Chấp nhận/Sửa/Từ chối/Tạo lại → Lưu kết quả so sánh</w:t>
             </w:r>
           </w:p>
         </w:tc>
@@ -8058,6 +9401,542 @@
           <w:sz w:val="20"/>
           <w:szCs w:val="20"/>
         </w:rPr>
+        <w:t>Ba màn hình AI là màn hình dùng chung: nh</w:t>
+      </w:r>
+      <w:r>
+        <w:rPr>
+          <w:rFonts w:ascii="Segoe UI" w:hAnsi="Segoe UI" w:cs="Segoe UI"/>
+          <w:sz w:val="20"/>
+          <w:szCs w:val="20"/>
+        </w:rPr>
+        <w:t>ậ</w:t>
+      </w:r>
+      <w:r>
+        <w:rPr>
+          <w:rFonts w:ascii="Segoe UI" w:hAnsi="Segoe UI" w:cs="Segoe UI"/>
+          <w:sz w:val="20"/>
+          <w:szCs w:val="20"/>
+        </w:rPr>
+        <w:t>n đ</w:t>
+      </w:r>
+      <w:r>
+        <w:rPr>
+          <w:rFonts w:ascii="Segoe UI" w:hAnsi="Segoe UI" w:cs="Segoe UI"/>
+          <w:sz w:val="20"/>
+          <w:szCs w:val="20"/>
+        </w:rPr>
+        <w:t>ố</w:t>
+      </w:r>
+      <w:r>
+        <w:rPr>
+          <w:rFonts w:ascii="Segoe UI" w:hAnsi="Segoe UI" w:cs="Segoe UI"/>
+          <w:sz w:val="20"/>
+          <w:szCs w:val="20"/>
+        </w:rPr>
+        <w:t>i tư</w:t>
+      </w:r>
+      <w:r>
+        <w:rPr>
+          <w:rFonts w:ascii="Segoe UI" w:hAnsi="Segoe UI" w:cs="Segoe UI"/>
+          <w:sz w:val="20"/>
+          <w:szCs w:val="20"/>
+        </w:rPr>
+        <w:t>ợ</w:t>
+      </w:r>
+      <w:r>
+        <w:rPr>
+          <w:rFonts w:ascii="Segoe UI" w:hAnsi="Segoe UI" w:cs="Segoe UI"/>
+          <w:sz w:val="20"/>
+          <w:szCs w:val="20"/>
+        </w:rPr>
+        <w:t>ng c</w:t>
+      </w:r>
+      <w:r>
+        <w:rPr>
+          <w:rFonts w:ascii="Segoe UI" w:hAnsi="Segoe UI" w:cs="Segoe UI"/>
+          <w:sz w:val="20"/>
+          <w:szCs w:val="20"/>
+        </w:rPr>
+        <w:t>ầ</w:t>
+      </w:r>
+      <w:r>
+        <w:rPr>
+          <w:rFonts w:ascii="Segoe UI" w:hAnsi="Segoe UI" w:cs="Segoe UI"/>
+          <w:sz w:val="20"/>
+          <w:szCs w:val="20"/>
+        </w:rPr>
+        <w:t>n phân tích qua tham s</w:t>
+      </w:r>
+      <w:r>
+        <w:rPr>
+          <w:rFonts w:ascii="Segoe UI" w:hAnsi="Segoe UI" w:cs="Segoe UI"/>
+          <w:sz w:val="20"/>
+          <w:szCs w:val="20"/>
+        </w:rPr>
+        <w:t>ố</w:t>
+      </w:r>
+      <w:r>
+        <w:rPr>
+          <w:rFonts w:ascii="Segoe UI" w:hAnsi="Segoe UI" w:cs="Segoe UI"/>
+          <w:sz w:val="20"/>
+          <w:szCs w:val="20"/>
+        </w:rPr>
+        <w:t xml:space="preserve"> URL (</w:t>
+      </w:r>
+      <w:r>
+        <w:rPr>
+          <w:rStyle w:val="HTMLCode"/>
+        </w:rPr>
+        <w:t>?id=</w:t>
+      </w:r>
+      <w:r>
+        <w:rPr>
+          <w:rFonts w:ascii="Segoe UI" w:hAnsi="Segoe UI" w:cs="Segoe UI"/>
+          <w:sz w:val="20"/>
+          <w:szCs w:val="20"/>
+        </w:rPr>
+        <w:t xml:space="preserve"> bài đăng, </w:t>
+      </w:r>
+      <w:r>
+        <w:rPr>
+          <w:rStyle w:val="HTMLCode"/>
+        </w:rPr>
+        <w:t>?ids=</w:t>
+      </w:r>
+      <w:r>
+        <w:rPr>
+          <w:rFonts w:ascii="Segoe UI" w:hAnsi="Segoe UI" w:cs="Segoe UI"/>
+          <w:sz w:val="20"/>
+          <w:szCs w:val="20"/>
+        </w:rPr>
+        <w:t xml:space="preserve"> danh sách nhà) ho</w:t>
+      </w:r>
+      <w:r>
+        <w:rPr>
+          <w:rFonts w:ascii="Segoe UI" w:hAnsi="Segoe UI" w:cs="Segoe UI"/>
+          <w:sz w:val="20"/>
+          <w:szCs w:val="20"/>
+        </w:rPr>
+        <w:t>ặ</w:t>
+      </w:r>
+      <w:r>
+        <w:rPr>
+          <w:rFonts w:ascii="Segoe UI" w:hAnsi="Segoe UI" w:cs="Segoe UI"/>
+          <w:sz w:val="20"/>
+          <w:szCs w:val="20"/>
+        </w:rPr>
+        <w:t>c qua kho d</w:t>
+      </w:r>
+      <w:r>
+        <w:rPr>
+          <w:rFonts w:ascii="Segoe UI" w:hAnsi="Segoe UI" w:cs="Segoe UI"/>
+          <w:sz w:val="20"/>
+          <w:szCs w:val="20"/>
+        </w:rPr>
+        <w:t>ữ</w:t>
+      </w:r>
+      <w:r>
+        <w:rPr>
+          <w:rFonts w:ascii="Segoe UI" w:hAnsi="Segoe UI" w:cs="Segoe UI"/>
+          <w:sz w:val="20"/>
+          <w:szCs w:val="20"/>
+        </w:rPr>
+        <w:t xml:space="preserve"> li</w:t>
+      </w:r>
+      <w:r>
+        <w:rPr>
+          <w:rFonts w:ascii="Segoe UI" w:hAnsi="Segoe UI" w:cs="Segoe UI"/>
+          <w:sz w:val="20"/>
+          <w:szCs w:val="20"/>
+        </w:rPr>
+        <w:t>ệ</w:t>
+      </w:r>
+      <w:r>
+        <w:rPr>
+          <w:rFonts w:ascii="Segoe UI" w:hAnsi="Segoe UI" w:cs="Segoe UI"/>
+          <w:sz w:val="20"/>
+          <w:szCs w:val="20"/>
+        </w:rPr>
+        <w:t>u chung (</w:t>
+      </w:r>
+      <w:r>
+        <w:rPr>
+          <w:rStyle w:val="HTMLCode"/>
+        </w:rPr>
+        <w:t>homefit-brief-draft</w:t>
+      </w:r>
+      <w:r>
+        <w:rPr>
+          <w:rFonts w:ascii="Segoe UI" w:hAnsi="Segoe UI" w:cs="Segoe UI"/>
+          <w:sz w:val="20"/>
+          <w:szCs w:val="20"/>
+        </w:rPr>
+        <w:t xml:space="preserve">, </w:t>
+      </w:r>
+      <w:r>
+        <w:rPr>
+          <w:rStyle w:val="HTMLCode"/>
+        </w:rPr>
+        <w:t>homefit-saved-homes</w:t>
+      </w:r>
+      <w:r>
+        <w:rPr>
+          <w:rFonts w:ascii="Segoe UI" w:hAnsi="Segoe UI" w:cs="Segoe UI"/>
+          <w:sz w:val="20"/>
+          <w:szCs w:val="20"/>
+        </w:rPr>
+        <w:t>), ch</w:t>
+      </w:r>
+      <w:r>
+        <w:rPr>
+          <w:rFonts w:ascii="Segoe UI" w:hAnsi="Segoe UI" w:cs="Segoe UI"/>
+          <w:sz w:val="20"/>
+          <w:szCs w:val="20"/>
+        </w:rPr>
+        <w:t>ạ</w:t>
+      </w:r>
+      <w:r>
+        <w:rPr>
+          <w:rFonts w:ascii="Segoe UI" w:hAnsi="Segoe UI" w:cs="Segoe UI"/>
+          <w:sz w:val="20"/>
+          <w:szCs w:val="20"/>
+        </w:rPr>
+        <w:t xml:space="preserve">y phân tích </w:t>
+      </w:r>
+      <w:r>
+        <w:rPr>
+          <w:rFonts w:ascii="Segoe UI" w:hAnsi="Segoe UI" w:cs="Segoe UI"/>
+          <w:sz w:val="20"/>
+          <w:szCs w:val="20"/>
+        </w:rPr>
+        <w:t>ở</w:t>
+      </w:r>
+      <w:r>
+        <w:rPr>
+          <w:rFonts w:ascii="Segoe UI" w:hAnsi="Segoe UI" w:cs="Segoe UI"/>
+          <w:sz w:val="20"/>
+          <w:szCs w:val="20"/>
+        </w:rPr>
+        <w:t xml:space="preserve"> trang riêng, r</w:t>
+      </w:r>
+      <w:r>
+        <w:rPr>
+          <w:rFonts w:ascii="Segoe UI" w:hAnsi="Segoe UI" w:cs="Segoe UI"/>
+          <w:sz w:val="20"/>
+          <w:szCs w:val="20"/>
+        </w:rPr>
+        <w:t>ồ</w:t>
+      </w:r>
+      <w:r>
+        <w:rPr>
+          <w:rFonts w:ascii="Segoe UI" w:hAnsi="Segoe UI" w:cs="Segoe UI"/>
+          <w:sz w:val="20"/>
+          <w:szCs w:val="20"/>
+        </w:rPr>
+        <w:t>i ghi k</w:t>
+      </w:r>
+      <w:r>
+        <w:rPr>
+          <w:rFonts w:ascii="Segoe UI" w:hAnsi="Segoe UI" w:cs="Segoe UI"/>
+          <w:sz w:val="20"/>
+          <w:szCs w:val="20"/>
+        </w:rPr>
+        <w:t>ế</w:t>
+      </w:r>
+      <w:r>
+        <w:rPr>
+          <w:rFonts w:ascii="Segoe UI" w:hAnsi="Segoe UI" w:cs="Segoe UI"/>
+          <w:sz w:val="20"/>
+          <w:szCs w:val="20"/>
+        </w:rPr>
+        <w:t>t qu</w:t>
+      </w:r>
+      <w:r>
+        <w:rPr>
+          <w:rFonts w:ascii="Segoe UI" w:hAnsi="Segoe UI" w:cs="Segoe UI"/>
+          <w:sz w:val="20"/>
+          <w:szCs w:val="20"/>
+        </w:rPr>
+        <w:t>ả</w:t>
+      </w:r>
+      <w:r>
+        <w:rPr>
+          <w:rFonts w:ascii="Segoe UI" w:hAnsi="Segoe UI" w:cs="Segoe UI"/>
+          <w:sz w:val="20"/>
+          <w:szCs w:val="20"/>
+        </w:rPr>
+        <w:t xml:space="preserve"> đã ch</w:t>
+      </w:r>
+      <w:r>
+        <w:rPr>
+          <w:rFonts w:ascii="Segoe UI" w:hAnsi="Segoe UI" w:cs="Segoe UI"/>
+          <w:sz w:val="20"/>
+          <w:szCs w:val="20"/>
+        </w:rPr>
+        <w:t>ấ</w:t>
+      </w:r>
+      <w:r>
+        <w:rPr>
+          <w:rFonts w:ascii="Segoe UI" w:hAnsi="Segoe UI" w:cs="Segoe UI"/>
+          <w:sz w:val="20"/>
+          <w:szCs w:val="20"/>
+        </w:rPr>
+        <w:t>p nh</w:t>
+      </w:r>
+      <w:r>
+        <w:rPr>
+          <w:rFonts w:ascii="Segoe UI" w:hAnsi="Segoe UI" w:cs="Segoe UI"/>
+          <w:sz w:val="20"/>
+          <w:szCs w:val="20"/>
+        </w:rPr>
+        <w:t>ậ</w:t>
+      </w:r>
+      <w:r>
+        <w:rPr>
+          <w:rFonts w:ascii="Segoe UI" w:hAnsi="Segoe UI" w:cs="Segoe UI"/>
+          <w:sz w:val="20"/>
+          <w:szCs w:val="20"/>
+        </w:rPr>
+        <w:t xml:space="preserve">n vào </w:t>
+      </w:r>
+      <w:r>
+        <w:rPr>
+          <w:rStyle w:val="HTMLCode"/>
+        </w:rPr>
+        <w:t>localStorage</w:t>
+      </w:r>
+      <w:r>
+        <w:rPr>
+          <w:rFonts w:ascii="Segoe UI" w:hAnsi="Segoe UI" w:cs="Segoe UI"/>
+          <w:sz w:val="20"/>
+          <w:szCs w:val="20"/>
+        </w:rPr>
+        <w:t xml:space="preserve"> đ</w:t>
+      </w:r>
+      <w:r>
+        <w:rPr>
+          <w:rFonts w:ascii="Segoe UI" w:hAnsi="Segoe UI" w:cs="Segoe UI"/>
+          <w:sz w:val="20"/>
+          <w:szCs w:val="20"/>
+        </w:rPr>
+        <w:t>ể</w:t>
+      </w:r>
+      <w:r>
+        <w:rPr>
+          <w:rFonts w:ascii="Segoe UI" w:hAnsi="Segoe UI" w:cs="Segoe UI"/>
+          <w:sz w:val="20"/>
+          <w:szCs w:val="20"/>
+        </w:rPr>
+        <w:t xml:space="preserve"> trang vai trò hi</w:t>
+      </w:r>
+      <w:r>
+        <w:rPr>
+          <w:rFonts w:ascii="Segoe UI" w:hAnsi="Segoe UI" w:cs="Segoe UI"/>
+          <w:sz w:val="20"/>
+          <w:szCs w:val="20"/>
+        </w:rPr>
+        <w:t>ể</w:t>
+      </w:r>
+      <w:r>
+        <w:rPr>
+          <w:rFonts w:ascii="Segoe UI" w:hAnsi="Segoe UI" w:cs="Segoe UI"/>
+          <w:sz w:val="20"/>
+          <w:szCs w:val="20"/>
+        </w:rPr>
+        <w:t>n th</w:t>
+      </w:r>
+      <w:r>
+        <w:rPr>
+          <w:rFonts w:ascii="Segoe UI" w:hAnsi="Segoe UI" w:cs="Segoe UI"/>
+          <w:sz w:val="20"/>
+          <w:szCs w:val="20"/>
+        </w:rPr>
+        <w:t>ị</w:t>
+      </w:r>
+      <w:r>
+        <w:rPr>
+          <w:rFonts w:ascii="Segoe UI" w:hAnsi="Segoe UI" w:cs="Segoe UI"/>
+          <w:sz w:val="20"/>
+          <w:szCs w:val="20"/>
+        </w:rPr>
+        <w:t xml:space="preserve"> l</w:t>
+      </w:r>
+      <w:r>
+        <w:rPr>
+          <w:rFonts w:ascii="Segoe UI" w:hAnsi="Segoe UI" w:cs="Segoe UI"/>
+          <w:sz w:val="20"/>
+          <w:szCs w:val="20"/>
+        </w:rPr>
+        <w:t>ạ</w:t>
+      </w:r>
+      <w:r>
+        <w:rPr>
+          <w:rFonts w:ascii="Segoe UI" w:hAnsi="Segoe UI" w:cs="Segoe UI"/>
+          <w:sz w:val="20"/>
+          <w:szCs w:val="20"/>
+        </w:rPr>
+        <w:t>i trong kh</w:t>
+      </w:r>
+      <w:r>
+        <w:rPr>
+          <w:rFonts w:ascii="Segoe UI" w:hAnsi="Segoe UI" w:cs="Segoe UI"/>
+          <w:sz w:val="20"/>
+          <w:szCs w:val="20"/>
+        </w:rPr>
+        <w:t>ố</w:t>
+      </w:r>
+      <w:r>
+        <w:rPr>
+          <w:rFonts w:ascii="Segoe UI" w:hAnsi="Segoe UI" w:cs="Segoe UI"/>
+          <w:sz w:val="20"/>
+          <w:szCs w:val="20"/>
+        </w:rPr>
+        <w:t>i ch</w:t>
+      </w:r>
+      <w:r>
+        <w:rPr>
+          <w:rFonts w:ascii="Segoe UI" w:hAnsi="Segoe UI" w:cs="Segoe UI"/>
+          <w:sz w:val="20"/>
+          <w:szCs w:val="20"/>
+        </w:rPr>
+        <w:t>ỉ</w:t>
+      </w:r>
+      <w:r>
+        <w:rPr>
+          <w:rFonts w:ascii="Segoe UI" w:hAnsi="Segoe UI" w:cs="Segoe UI"/>
+          <w:sz w:val="20"/>
+          <w:szCs w:val="20"/>
+        </w:rPr>
+        <w:t xml:space="preserve"> đ</w:t>
+      </w:r>
+      <w:r>
+        <w:rPr>
+          <w:rFonts w:ascii="Segoe UI" w:hAnsi="Segoe UI" w:cs="Segoe UI"/>
+          <w:sz w:val="20"/>
+          <w:szCs w:val="20"/>
+        </w:rPr>
+        <w:t>ọ</w:t>
+      </w:r>
+      <w:r>
+        <w:rPr>
+          <w:rFonts w:ascii="Segoe UI" w:hAnsi="Segoe UI" w:cs="Segoe UI"/>
+          <w:sz w:val="20"/>
+          <w:szCs w:val="20"/>
+        </w:rPr>
+        <w:t>c. Trang vai trò không còn nút phân tích, ch</w:t>
+      </w:r>
+      <w:r>
+        <w:rPr>
+          <w:rFonts w:ascii="Segoe UI" w:hAnsi="Segoe UI" w:cs="Segoe UI"/>
+          <w:sz w:val="20"/>
+          <w:szCs w:val="20"/>
+        </w:rPr>
+        <w:t>ỉ</w:t>
+      </w:r>
+      <w:r>
+        <w:rPr>
+          <w:rFonts w:ascii="Segoe UI" w:hAnsi="Segoe UI" w:cs="Segoe UI"/>
+          <w:sz w:val="20"/>
+          <w:szCs w:val="20"/>
+        </w:rPr>
+        <w:t xml:space="preserve"> còn kh</w:t>
+      </w:r>
+      <w:r>
+        <w:rPr>
+          <w:rFonts w:ascii="Segoe UI" w:hAnsi="Segoe UI" w:cs="Segoe UI"/>
+          <w:sz w:val="20"/>
+          <w:szCs w:val="20"/>
+        </w:rPr>
+        <w:t>ố</w:t>
+      </w:r>
+      <w:r>
+        <w:rPr>
+          <w:rFonts w:ascii="Segoe UI" w:hAnsi="Segoe UI" w:cs="Segoe UI"/>
+          <w:sz w:val="20"/>
+          <w:szCs w:val="20"/>
+        </w:rPr>
+        <w:t>i k</w:t>
+      </w:r>
+      <w:r>
+        <w:rPr>
+          <w:rFonts w:ascii="Segoe UI" w:hAnsi="Segoe UI" w:cs="Segoe UI"/>
+          <w:sz w:val="20"/>
+          <w:szCs w:val="20"/>
+        </w:rPr>
+        <w:t>ế</w:t>
+      </w:r>
+      <w:r>
+        <w:rPr>
+          <w:rFonts w:ascii="Segoe UI" w:hAnsi="Segoe UI" w:cs="Segoe UI"/>
+          <w:sz w:val="20"/>
+          <w:szCs w:val="20"/>
+        </w:rPr>
+        <w:t>t qu</w:t>
+      </w:r>
+      <w:r>
+        <w:rPr>
+          <w:rFonts w:ascii="Segoe UI" w:hAnsi="Segoe UI" w:cs="Segoe UI"/>
+          <w:sz w:val="20"/>
+          <w:szCs w:val="20"/>
+        </w:rPr>
+        <w:t>ả</w:t>
+      </w:r>
+      <w:r>
+        <w:rPr>
+          <w:rFonts w:ascii="Segoe UI" w:hAnsi="Segoe UI" w:cs="Segoe UI"/>
+          <w:sz w:val="20"/>
+          <w:szCs w:val="20"/>
+        </w:rPr>
+        <w:t xml:space="preserve"> và liên k</w:t>
+      </w:r>
+      <w:r>
+        <w:rPr>
+          <w:rFonts w:ascii="Segoe UI" w:hAnsi="Segoe UI" w:cs="Segoe UI"/>
+          <w:sz w:val="20"/>
+          <w:szCs w:val="20"/>
+        </w:rPr>
+        <w:t>ế</w:t>
+      </w:r>
+      <w:r>
+        <w:rPr>
+          <w:rFonts w:ascii="Segoe UI" w:hAnsi="Segoe UI" w:cs="Segoe UI"/>
+          <w:sz w:val="20"/>
+          <w:szCs w:val="20"/>
+        </w:rPr>
+        <w:t>t m</w:t>
+      </w:r>
+      <w:r>
+        <w:rPr>
+          <w:rFonts w:ascii="Segoe UI" w:hAnsi="Segoe UI" w:cs="Segoe UI"/>
+          <w:sz w:val="20"/>
+          <w:szCs w:val="20"/>
+        </w:rPr>
+        <w:t>ở</w:t>
+      </w:r>
+      <w:r>
+        <w:rPr>
+          <w:rFonts w:ascii="Segoe UI" w:hAnsi="Segoe UI" w:cs="Segoe UI"/>
+          <w:sz w:val="20"/>
+          <w:szCs w:val="20"/>
+        </w:rPr>
+        <w:t xml:space="preserve"> trang AI.</w:t>
+      </w:r>
+    </w:p>
+    <w:p>
+      <w:pPr>
+        <w:pStyle w:val="NormalWeb"/>
+        <w:rPr>
+          <w:rFonts w:ascii="Segoe UI" w:hAnsi="Segoe UI" w:cs="Segoe UI"/>
+          <w:sz w:val="20"/>
+          <w:szCs w:val="20"/>
+        </w:rPr>
+      </w:pPr>
+      <w:r>
+        <w:rPr>
+          <w:rFonts w:ascii="Segoe UI" w:hAnsi="Segoe UI" w:cs="Segoe UI"/>
+          <w:sz w:val="20"/>
+          <w:szCs w:val="20"/>
+        </w:rPr>
         <w:t>K</w:t>
       </w:r>
       <w:r>
@@ -8458,7 +10337,39 @@
           <w:sz w:val="20"/>
           <w:szCs w:val="20"/>
         </w:rPr>
-        <w:t>, kèm nút b</w:t>
+        <w:t>, kèm hư</w:t>
+      </w:r>
+      <w:r>
+        <w:rPr>
+          <w:rFonts w:ascii="Segoe UI" w:hAnsi="Segoe UI" w:cs="Segoe UI"/>
+          <w:sz w:val="20"/>
+          <w:szCs w:val="20"/>
+        </w:rPr>
+        <w:t>ớ</w:t>
+      </w:r>
+      <w:r>
+        <w:rPr>
+          <w:rFonts w:ascii="Segoe UI" w:hAnsi="Segoe UI" w:cs="Segoe UI"/>
+          <w:sz w:val="20"/>
+          <w:szCs w:val="20"/>
+        </w:rPr>
+        <w:t>ng d</w:t>
+      </w:r>
+      <w:r>
+        <w:rPr>
+          <w:rFonts w:ascii="Segoe UI" w:hAnsi="Segoe UI" w:cs="Segoe UI"/>
+          <w:sz w:val="20"/>
+          <w:szCs w:val="20"/>
+        </w:rPr>
+        <w:t>ẫ</w:t>
+      </w:r>
+      <w:r>
+        <w:rPr>
+          <w:rFonts w:ascii="Segoe UI" w:hAnsi="Segoe UI" w:cs="Segoe UI"/>
+          <w:sz w:val="20"/>
+          <w:szCs w:val="20"/>
+        </w:rPr>
+        <w:t>n b</w:t>
       </w:r>
       <w:r>
         <w:rPr>
@@ -8481,7 +10392,7 @@
       <w:pPr>
         <w:pStyle w:val="Heading1"/>
         <w:pageBreakBefore/>
-        <w:divId w:val="15083027"/>
+        <w:divId w:val="1143041178"/>
         <w:rPr>
           <w:rFonts w:ascii="Segoe UI" w:eastAsia="Times New Roman" w:hAnsi="Segoe UI" w:cs="Segoe UI"/>
         </w:rPr>
@@ -8497,7 +10408,7 @@
       <w:pPr>
         <w:pStyle w:val="NormalWeb"/>
         <w:pageBreakBefore/>
-        <w:divId w:val="15083027"/>
+        <w:divId w:val="1143041178"/>
         <w:rPr>
           <w:rFonts w:ascii="Segoe UI" w:hAnsi="Segoe UI" w:cs="Segoe UI"/>
           <w:sz w:val="20"/>
@@ -8911,6 +10822,98 @@
           <w:rStyle w:val="HTMLCode"/>
         </w:rPr>
         <w:t>Homefit Ai</w:t>
+      </w:r>
+      <w:r>
+        <w:rPr>
+          <w:rFonts w:ascii="Segoe UI" w:hAnsi="Segoe UI" w:cs="Segoe UI"/>
+          <w:sz w:val="20"/>
+          <w:szCs w:val="20"/>
+        </w:rPr>
+        <w:t>. Ba màn hình AI mô ph</w:t>
+      </w:r>
+      <w:r>
+        <w:rPr>
+          <w:rFonts w:ascii="Segoe UI" w:hAnsi="Segoe UI" w:cs="Segoe UI"/>
+          <w:sz w:val="20"/>
+          <w:szCs w:val="20"/>
+        </w:rPr>
+        <w:t>ỏ</w:t>
+      </w:r>
+      <w:r>
+        <w:rPr>
+          <w:rFonts w:ascii="Segoe UI" w:hAnsi="Segoe UI" w:cs="Segoe UI"/>
+          <w:sz w:val="20"/>
+          <w:szCs w:val="20"/>
+        </w:rPr>
+        <w:t>ng là màn hình dùng chung, đ</w:t>
+      </w:r>
+      <w:r>
+        <w:rPr>
+          <w:rFonts w:ascii="Segoe UI" w:hAnsi="Segoe UI" w:cs="Segoe UI"/>
+          <w:sz w:val="20"/>
+          <w:szCs w:val="20"/>
+        </w:rPr>
+        <w:t>ặ</w:t>
+      </w:r>
+      <w:r>
+        <w:rPr>
+          <w:rFonts w:ascii="Segoe UI" w:hAnsi="Segoe UI" w:cs="Segoe UI"/>
+          <w:sz w:val="20"/>
+          <w:szCs w:val="20"/>
+        </w:rPr>
+        <w:t>t tên theo chu</w:t>
+      </w:r>
+      <w:r>
+        <w:rPr>
+          <w:rFonts w:ascii="Segoe UI" w:hAnsi="Segoe UI" w:cs="Segoe UI"/>
+          <w:sz w:val="20"/>
+          <w:szCs w:val="20"/>
+        </w:rPr>
+        <w:t>ẩ</w:t>
+      </w:r>
+      <w:r>
+        <w:rPr>
+          <w:rFonts w:ascii="Segoe UI" w:hAnsi="Segoe UI" w:cs="Segoe UI"/>
+          <w:sz w:val="20"/>
+          <w:szCs w:val="20"/>
+        </w:rPr>
+        <w:t xml:space="preserve">n </w:t>
+      </w:r>
+      <w:r>
+        <w:rPr>
+          <w:rStyle w:val="HTMLCode"/>
+        </w:rPr>
+        <w:t>ai-function.html</w:t>
+      </w:r>
+      <w:r>
+        <w:rPr>
+          <w:rFonts w:ascii="Segoe UI" w:hAnsi="Segoe UI" w:cs="Segoe UI"/>
+          <w:sz w:val="20"/>
+          <w:szCs w:val="20"/>
+        </w:rPr>
+        <w:t xml:space="preserve"> và gi</w:t>
+      </w:r>
+      <w:r>
+        <w:rPr>
+          <w:rFonts w:ascii="Segoe UI" w:hAnsi="Segoe UI" w:cs="Segoe UI"/>
+          <w:sz w:val="20"/>
+          <w:szCs w:val="20"/>
+        </w:rPr>
+        <w:t>ữ</w:t>
+      </w:r>
+      <w:r>
+        <w:rPr>
+          <w:rFonts w:ascii="Segoe UI" w:hAnsi="Segoe UI" w:cs="Segoe UI"/>
+          <w:sz w:val="20"/>
+          <w:szCs w:val="20"/>
+        </w:rPr>
+        <w:t xml:space="preserve"> trong </w:t>
+      </w:r>
+      <w:r>
+        <w:rPr>
+          <w:rStyle w:val="HTMLCode"/>
+        </w:rPr>
+        <w:t>assets/</w:t>
       </w:r>
       <w:r>
         <w:rPr>
@@ -8943,15 +10946,15 @@
         <w:gridCol w:w="508"/>
         <w:gridCol w:w="514"/>
         <w:gridCol w:w="812"/>
-        <w:gridCol w:w="790"/>
+        <w:gridCol w:w="879"/>
         <w:gridCol w:w="2737"/>
         <w:gridCol w:w="2617"/>
-        <w:gridCol w:w="879"/>
+        <w:gridCol w:w="1537"/>
         <w:gridCol w:w="488"/>
       </w:tblGrid>
       <w:tr>
         <w:trPr>
-          <w:divId w:val="15083027"/>
+          <w:divId w:val="1143041178"/>
         </w:trPr>
         <w:tc>
           <w:tcPr>
@@ -9244,7 +11247,7 @@
       </w:tr>
       <w:tr>
         <w:trPr>
-          <w:divId w:val="15083027"/>
+          <w:divId w:val="1143041178"/>
         </w:trPr>
         <w:tc>
           <w:tcPr>
@@ -9507,7 +11510,7 @@
       </w:tr>
       <w:tr>
         <w:trPr>
-          <w:divId w:val="15083027"/>
+          <w:divId w:val="1143041178"/>
         </w:trPr>
         <w:tc>
           <w:tcPr>
@@ -9535,7 +11538,7 @@
                 <w:sz w:val="16"/>
                 <w:szCs w:val="16"/>
               </w:rPr>
-              <w:t>Người tìm nhà</w:t>
+              <w:t>Dùng chung</w:t>
             </w:r>
           </w:p>
         </w:tc>
@@ -9565,7 +11568,7 @@
                 <w:sz w:val="16"/>
                 <w:szCs w:val="16"/>
               </w:rPr>
-              <w:t>Tìm được căn nhà hợp nhu cầu sống</w:t>
+              <w:t>Diễn đạt nhu cầu sống thành bộ tiêu chí có trọng số</w:t>
             </w:r>
           </w:p>
         </w:tc>
@@ -9595,7 +11598,7 @@
                 <w:sz w:val="16"/>
                 <w:szCs w:val="16"/>
               </w:rPr>
-              <w:t>Tìm và lọc bài đăng bán/cho thuê theo từ khóa, bộ lọc đa tiêu chí và brief</w:t>
+              <w:t>Mở trang AI từ brief, chạy phân tích, đọc giải thích và % độ tin cậy, chấp nhận hoặc từ chối</w:t>
             </w:r>
           </w:p>
         </w:tc>
@@ -9625,7 +11628,7 @@
                 <w:sz w:val="16"/>
                 <w:szCs w:val="16"/>
               </w:rPr>
-              <w:t>Tìm nhà</w:t>
+              <w:t>AI Lifestyle Matcher</w:t>
             </w:r>
           </w:p>
         </w:tc>
@@ -9653,7 +11656,7 @@
               <w:rPr>
                 <w:rStyle w:val="HTMLCode"/>
               </w:rPr>
-              <w:t>assets/html/seeker-search.html</w:t>
+              <w:t>assets/html/ai-matcher.html</w:t>
             </w:r>
           </w:p>
         </w:tc>
@@ -9683,43 +11686,41 @@
                 <w:sz w:val="16"/>
                 <w:szCs w:val="16"/>
               </w:rPr>
-              <w:t xml:space="preserve">R · tin </w:t>
+              <w:t xml:space="preserve">R, U · nhận brief </w:t>
             </w:r>
             <w:r>
               <w:rPr>
                 <w:rStyle w:val="HTMLCode"/>
               </w:rPr>
-              <w:t>approved</w:t>
-            </w:r>
-            <w:r>
-              <w:rPr>
-                <w:rFonts w:eastAsia="Times New Roman"/>
-                <w:sz w:val="16"/>
-                <w:szCs w:val="16"/>
-              </w:rPr>
-              <w:t xml:space="preserve"> hiển thị, tin </w:t>
+              <w:t>homefit-brief-draft</w:t>
+            </w:r>
+            <w:r>
+              <w:rPr>
+                <w:rFonts w:eastAsia="Times New Roman"/>
+                <w:sz w:val="16"/>
+                <w:szCs w:val="16"/>
+              </w:rPr>
+              <w:t xml:space="preserve">, ghi </w:t>
             </w:r>
             <w:r>
               <w:rPr>
                 <w:rStyle w:val="HTMLCode"/>
               </w:rPr>
-              <w:t>draft/pending</w:t>
-            </w:r>
-            <w:r>
-              <w:rPr>
-                <w:rFonts w:eastAsia="Times New Roman"/>
-                <w:sz w:val="16"/>
-                <w:szCs w:val="16"/>
-              </w:rPr>
-              <w:t xml:space="preserve"> </w:t>
-            </w:r>
-            <w:r>
-              <w:rPr>
-                <w:rFonts w:eastAsia="Times New Roman"/>
-                <w:sz w:val="16"/>
-                <w:szCs w:val="16"/>
-              </w:rPr>
-              <w:t>bị ẩn</w:t>
+              <w:t>weighted-priorities</w:t>
+            </w:r>
+            <w:r>
+              <w:rPr>
+                <w:rFonts w:eastAsia="Times New Roman"/>
+                <w:sz w:val="16"/>
+                <w:szCs w:val="16"/>
+              </w:rPr>
+              <w:t xml:space="preserve">, kết quả </w:t>
+            </w:r>
+            <w:r>
+              <w:rPr>
+                <w:rStyle w:val="HTMLCode"/>
+              </w:rPr>
+              <w:t>homefit-ai-matcher</w:t>
             </w:r>
           </w:p>
         </w:tc>
@@ -9749,7 +11750,7 @@
                 <w:sz w:val="16"/>
                 <w:szCs w:val="16"/>
               </w:rPr>
-              <w:t>Đề xuất mức độ khớp theo brief (AI-1 Lifestyle Matcher)</w:t>
+              <w:t>AI-1 Lifestyle Matcher: Input → Processing → Output → Giải thích → Chấp nhận/Sửa/Từ chối/Tạo lại → Lưu</w:t>
             </w:r>
           </w:p>
         </w:tc>
@@ -9779,14 +11780,14 @@
                 <w:sz w:val="16"/>
                 <w:szCs w:val="16"/>
               </w:rPr>
-              <w:t>SV1</w:t>
+              <w:t>Dùng chung</w:t>
             </w:r>
           </w:p>
         </w:tc>
       </w:tr>
       <w:tr>
         <w:trPr>
-          <w:divId w:val="15083027"/>
+          <w:divId w:val="1143041178"/>
         </w:trPr>
         <w:tc>
           <w:tcPr>
@@ -9814,7 +11815,7 @@
                 <w:sz w:val="16"/>
                 <w:szCs w:val="16"/>
               </w:rPr>
-              <w:t>Người tìm nhà</w:t>
+              <w:t>Dùng chung</w:t>
             </w:r>
           </w:p>
         </w:tc>
@@ -9844,7 +11845,7 @@
                 <w:sz w:val="16"/>
                 <w:szCs w:val="16"/>
               </w:rPr>
-              <w:t>Hiểu rõ giá trị thực của một căn</w:t>
+              <w:t>Dựng bố cục tin đăng từ chính thông tin môi giới nhập</w:t>
             </w:r>
           </w:p>
         </w:tc>
@@ -9874,7 +11875,7 @@
                 <w:sz w:val="16"/>
                 <w:szCs w:val="16"/>
               </w:rPr>
-              <w:t>Xem thư viện ảnh, thông số, tiện ích và đặt lịch xem nhà</w:t>
+              <w:t>Mở trang AI kèm mã bài đăng, chạy phân tích, xác nhận để ghi bố cục vào mô tả</w:t>
             </w:r>
           </w:p>
         </w:tc>
@@ -9904,7 +11905,7 @@
                 <w:sz w:val="16"/>
                 <w:szCs w:val="16"/>
               </w:rPr>
-              <w:t>Chi tiết nhà</w:t>
+              <w:t>AI Listing Summary</w:t>
             </w:r>
           </w:p>
         </w:tc>
@@ -9932,7 +11933,7 @@
               <w:rPr>
                 <w:rStyle w:val="HTMLCode"/>
               </w:rPr>
-              <w:t>assets/html/seeker-detail.html</w:t>
+              <w:t>assets/html/ai-summary.html</w:t>
             </w:r>
           </w:p>
         </w:tc>
@@ -9962,13 +11963,41 @@
                 <w:sz w:val="16"/>
                 <w:szCs w:val="16"/>
               </w:rPr>
-              <w:t xml:space="preserve">R, Create (lịch hẹn) · </w:t>
+              <w:t xml:space="preserve">R, U · nhận bài đăng </w:t>
             </w:r>
             <w:r>
               <w:rPr>
                 <w:rStyle w:val="HTMLCode"/>
               </w:rPr>
-              <w:t>pending → confirmed</w:t>
+              <w:t>?id=</w:t>
+            </w:r>
+            <w:r>
+              <w:rPr>
+                <w:rFonts w:eastAsia="Times New Roman"/>
+                <w:sz w:val="16"/>
+                <w:szCs w:val="16"/>
+              </w:rPr>
+              <w:t xml:space="preserve">, ghi mô tả vào </w:t>
+            </w:r>
+            <w:r>
+              <w:rPr>
+                <w:rStyle w:val="HTMLCode"/>
+              </w:rPr>
+              <w:t>homefit-agent-posts</w:t>
+            </w:r>
+            <w:r>
+              <w:rPr>
+                <w:rFonts w:eastAsia="Times New Roman"/>
+                <w:sz w:val="16"/>
+                <w:szCs w:val="16"/>
+              </w:rPr>
+              <w:t xml:space="preserve">, kết quả </w:t>
+            </w:r>
+            <w:r>
+              <w:rPr>
+                <w:rStyle w:val="HTMLCode"/>
+              </w:rPr>
+              <w:t>homefit-ai-summary</w:t>
             </w:r>
           </w:p>
         </w:tc>
@@ -9998,7 +12027,7 @@
                 <w:sz w:val="16"/>
                 <w:szCs w:val="16"/>
               </w:rPr>
-              <w:t>Living Summary tóm tắt ưu/nhược điểm căn nhà</w:t>
+              <w:t>AI-2 Listing Summary: Input → Processing → Output → Giải thích → Chấp nhận/Sửa/Từ chối/Tạo lại → Lưu</w:t>
             </w:r>
           </w:p>
         </w:tc>
@@ -10028,14 +12057,14 @@
                 <w:sz w:val="16"/>
                 <w:szCs w:val="16"/>
               </w:rPr>
-              <w:t>SV1</w:t>
+              <w:t>Dùng chung</w:t>
             </w:r>
           </w:p>
         </w:tc>
       </w:tr>
       <w:tr>
         <w:trPr>
-          <w:divId w:val="15083027"/>
+          <w:divId w:val="1143041178"/>
         </w:trPr>
         <w:tc>
           <w:tcPr>
@@ -10063,7 +12092,7 @@
                 <w:sz w:val="16"/>
                 <w:szCs w:val="16"/>
               </w:rPr>
-              <w:t>Người tìm nhà</w:t>
+              <w:t>Dùng chung</w:t>
             </w:r>
           </w:p>
         </w:tc>
@@ -10093,7 +12122,7 @@
                 <w:sz w:val="16"/>
                 <w:szCs w:val="16"/>
               </w:rPr>
-              <w:t>Diễn đạt nhu cầu sống thành bản mô tả có cấu trúc</w:t>
+              <w:t>Xếp hạng các căn đã lưu theo tiêu chí của brief</w:t>
             </w:r>
           </w:p>
         </w:tc>
@@ -10123,7 +12152,7 @@
                 <w:sz w:val="16"/>
                 <w:szCs w:val="16"/>
               </w:rPr>
-              <w:t>Điền biểu mẫu nhu cầu, duyệt gợi ý tiêu chí của AI rồi lưu brief</w:t>
+              <w:t>Mở trang AI kèm danh sách mã nhà, chạy so sánh, đọc lý do và xác nhận kết quả</w:t>
             </w:r>
           </w:p>
         </w:tc>
@@ -10153,7 +12182,7 @@
                 <w:sz w:val="16"/>
                 <w:szCs w:val="16"/>
               </w:rPr>
-              <w:t>Tạo brief tìm nhà</w:t>
+              <w:t>AI Comparison Assistant</w:t>
             </w:r>
           </w:p>
         </w:tc>
@@ -10181,7 +12210,7 @@
               <w:rPr>
                 <w:rStyle w:val="HTMLCode"/>
               </w:rPr>
-              <w:t>assets/html/seeker-brief-form.html</w:t>
+              <w:t>assets/html/ai-compare.html</w:t>
             </w:r>
           </w:p>
         </w:tc>
@@ -10211,27 +12240,27 @@
                 <w:sz w:val="16"/>
                 <w:szCs w:val="16"/>
               </w:rPr>
-              <w:t xml:space="preserve">C, U · brief </w:t>
+              <w:t xml:space="preserve">R, U · nhận </w:t>
             </w:r>
             <w:r>
               <w:rPr>
                 <w:rStyle w:val="HTMLCode"/>
               </w:rPr>
-              <w:t>draft → published</w:t>
-            </w:r>
-            <w:r>
-              <w:rPr>
-                <w:rFonts w:eastAsia="Times New Roman"/>
-                <w:sz w:val="16"/>
-                <w:szCs w:val="16"/>
-              </w:rPr>
-              <w:t xml:space="preserve">, lead </w:t>
+              <w:t>homefit-saved-homes</w:t>
+            </w:r>
+            <w:r>
+              <w:rPr>
+                <w:rFonts w:eastAsia="Times New Roman"/>
+                <w:sz w:val="16"/>
+                <w:szCs w:val="16"/>
+              </w:rPr>
+              <w:t xml:space="preserve"> + brief, kết quả </w:t>
             </w:r>
             <w:r>
               <w:rPr>
                 <w:rStyle w:val="HTMLCode"/>
               </w:rPr>
-              <w:t>new</w:t>
+              <w:t>homefit-ai-compare</w:t>
             </w:r>
           </w:p>
         </w:tc>
@@ -10261,7 +12290,7 @@
                 <w:sz w:val="16"/>
                 <w:szCs w:val="16"/>
               </w:rPr>
-              <w:t>AI-1 Lifestyle Matcher: chấm điểm phù hợp, % độ tin cậy, cảnh báo thiếu dữ liệu</w:t>
+              <w:t>AI-3 Comparison Assistant: Input → Processing → Output → Giải thích → Chấp nhận/Sửa/Từ chối/Tạo lại → Lưu</w:t>
             </w:r>
           </w:p>
         </w:tc>
@@ -10291,14 +12320,14 @@
                 <w:sz w:val="16"/>
                 <w:szCs w:val="16"/>
               </w:rPr>
-              <w:t>SV1</w:t>
+              <w:t>Dùng chung</w:t>
             </w:r>
           </w:p>
         </w:tc>
       </w:tr>
       <w:tr>
         <w:trPr>
-          <w:divId w:val="15083027"/>
+          <w:divId w:val="1143041178"/>
         </w:trPr>
         <w:tc>
           <w:tcPr>
@@ -10356,7 +12385,7 @@
                 <w:sz w:val="16"/>
                 <w:szCs w:val="16"/>
               </w:rPr>
-              <w:t>So sánh nhiều căn đã chọn</w:t>
+              <w:t>Tìm được căn nhà hợp nhu cầu sống</w:t>
             </w:r>
           </w:p>
         </w:tc>
@@ -10386,7 +12415,7 @@
                 <w:sz w:val="16"/>
                 <w:szCs w:val="16"/>
               </w:rPr>
-              <w:t>Lưu/bỏ căn, đọc bảng tiêu chí so sánh và xếp hạng</w:t>
+              <w:t>Tìm và lọc bài đăng bán/cho thuê theo từ khóa, bộ lọc đa tiêu chí và brief</w:t>
             </w:r>
           </w:p>
         </w:tc>
@@ -10416,7 +12445,7 @@
                 <w:sz w:val="16"/>
                 <w:szCs w:val="16"/>
               </w:rPr>
-              <w:t>Nhà đã lưu</w:t>
+              <w:t>Tìm nhà</w:t>
             </w:r>
           </w:p>
         </w:tc>
@@ -10444,7 +12473,7 @@
               <w:rPr>
                 <w:rStyle w:val="HTMLCode"/>
               </w:rPr>
-              <w:t>assets/html/seeker-saved.html</w:t>
+              <w:t>assets/html/seeker-search.html</w:t>
             </w:r>
           </w:p>
         </w:tc>
@@ -10474,13 +12503,35 @@
                 <w:sz w:val="16"/>
                 <w:szCs w:val="16"/>
               </w:rPr>
-              <w:t xml:space="preserve">C, R, U, D · </w:t>
+              <w:t xml:space="preserve">R · tin </w:t>
             </w:r>
             <w:r>
               <w:rPr>
                 <w:rStyle w:val="HTMLCode"/>
               </w:rPr>
-              <w:t>saved → removed</w:t>
+              <w:t>approved</w:t>
+            </w:r>
+            <w:r>
+              <w:rPr>
+                <w:rFonts w:eastAsia="Times New Roman"/>
+                <w:sz w:val="16"/>
+                <w:szCs w:val="16"/>
+              </w:rPr>
+              <w:t xml:space="preserve"> hiển thị, tin </w:t>
+            </w:r>
+            <w:r>
+              <w:rPr>
+                <w:rStyle w:val="HTMLCode"/>
+              </w:rPr>
+              <w:t>draft/pending</w:t>
+            </w:r>
+            <w:r>
+              <w:rPr>
+                <w:rFonts w:eastAsia="Times New Roman"/>
+                <w:sz w:val="16"/>
+                <w:szCs w:val="16"/>
+              </w:rPr>
+              <w:t xml:space="preserve"> bị ẩn</w:t>
             </w:r>
           </w:p>
         </w:tc>
@@ -10510,7 +12561,7 @@
                 <w:sz w:val="16"/>
                 <w:szCs w:val="16"/>
               </w:rPr>
-              <w:t>AI-3 Comparison Assistant: xếp hạng và bảng tiêu chí so sánh</w:t>
+              <w:t>Đề xuất mức độ khớp theo brief (AI-1 Lifestyle Matcher)</w:t>
             </w:r>
           </w:p>
         </w:tc>
@@ -10547,7 +12598,7 @@
       </w:tr>
       <w:tr>
         <w:trPr>
-          <w:divId w:val="15083027"/>
+          <w:divId w:val="1143041178"/>
         </w:trPr>
         <w:tc>
           <w:tcPr>
@@ -10605,7 +12656,7 @@
                 <w:sz w:val="16"/>
                 <w:szCs w:val="16"/>
               </w:rPr>
-              <w:t>Chọn người đồng hành phù hợp brief</w:t>
+              <w:t>Hiểu rõ giá trị thực của một căn</w:t>
             </w:r>
           </w:p>
         </w:tc>
@@ -10635,7 +12686,7 @@
                 <w:sz w:val="16"/>
                 <w:szCs w:val="16"/>
               </w:rPr>
-              <w:t>Lọc danh sách môi giới theo chuyên khu và mức khớp</w:t>
+              <w:t>Xem thư viện ảnh, thông số, tiện ích và đặt lịch xem nhà</w:t>
             </w:r>
           </w:p>
         </w:tc>
@@ -10665,7 +12716,7 @@
                 <w:sz w:val="16"/>
                 <w:szCs w:val="16"/>
               </w:rPr>
-              <w:t>Chọn môi giới</w:t>
+              <w:t>Chi tiết nhà</w:t>
             </w:r>
           </w:p>
         </w:tc>
@@ -10693,7 +12744,7 @@
               <w:rPr>
                 <w:rStyle w:val="HTMLCode"/>
               </w:rPr>
-              <w:t>assets/html/seeker-agent-selection.html</w:t>
+              <w:t>assets/html/seeker-detail.html</w:t>
             </w:r>
           </w:p>
         </w:tc>
@@ -10723,13 +12774,13 @@
                 <w:sz w:val="16"/>
                 <w:szCs w:val="16"/>
               </w:rPr>
-              <w:t xml:space="preserve">R, U · môi giới đã chọn </w:t>
+              <w:t xml:space="preserve">R, Create (lịch hẹn) · </w:t>
             </w:r>
             <w:r>
               <w:rPr>
                 <w:rStyle w:val="HTMLCode"/>
               </w:rPr>
-              <w:t>homefit-selected-agent</w:t>
+              <w:t>pending → confirmed</w:t>
             </w:r>
           </w:p>
         </w:tc>
@@ -10759,7 +12810,7 @@
                 <w:sz w:val="16"/>
                 <w:szCs w:val="16"/>
               </w:rPr>
-              <w:t>Xếp hạng môi giới theo brief</w:t>
+              <w:t>Living Summary tóm tắt ưu/nhược điểm căn nhà</w:t>
             </w:r>
           </w:p>
         </w:tc>
@@ -10796,7 +12847,7 @@
       </w:tr>
       <w:tr>
         <w:trPr>
-          <w:divId w:val="15083027"/>
+          <w:divId w:val="1143041178"/>
         </w:trPr>
         <w:tc>
           <w:tcPr>
@@ -10854,7 +12905,7 @@
                 <w:sz w:val="16"/>
                 <w:szCs w:val="16"/>
               </w:rPr>
-              <w:t>Đánh giá năng lực từng môi giới</w:t>
+              <w:t>Diễn đạt nhu cầu sống thành bản mô tả có cấu trúc</w:t>
             </w:r>
           </w:p>
         </w:tc>
@@ -10884,7 +12935,7 @@
                 <w:sz w:val="16"/>
                 <w:szCs w:val="16"/>
               </w:rPr>
-              <w:t>Xem hồ sơ, bài đăng và phản hồi của môi giới</w:t>
+              <w:t>Điền biểu mẫu nhu cầu, mở trang AI để duyệt gợi ý tiêu chí rồi lưu brief</w:t>
             </w:r>
           </w:p>
         </w:tc>
@@ -10914,7 +12965,7 @@
                 <w:sz w:val="16"/>
                 <w:szCs w:val="16"/>
               </w:rPr>
-              <w:t>Hồ sơ môi giới</w:t>
+              <w:t>Tạo brief tìm nhà</w:t>
             </w:r>
           </w:p>
         </w:tc>
@@ -10942,7 +12993,7 @@
               <w:rPr>
                 <w:rStyle w:val="HTMLCode"/>
               </w:rPr>
-              <w:t>assets/html/seeker-agent-profile.html</w:t>
+              <w:t>assets/html/seeker-brief-form.html</w:t>
             </w:r>
           </w:p>
         </w:tc>
@@ -10972,21 +13023,27 @@
                 <w:sz w:val="16"/>
                 <w:szCs w:val="16"/>
               </w:rPr>
-              <w:t xml:space="preserve">R · hồ sơ môi giới + tin </w:t>
+              <w:t xml:space="preserve">C, U · brief </w:t>
             </w:r>
             <w:r>
               <w:rPr>
                 <w:rStyle w:val="HTMLCode"/>
               </w:rPr>
-              <w:t>approved</w:t>
-            </w:r>
-            <w:r>
-              <w:rPr>
-                <w:rFonts w:eastAsia="Times New Roman"/>
-                <w:sz w:val="16"/>
-                <w:szCs w:val="16"/>
-              </w:rPr>
-              <w:t xml:space="preserve"> của môi giới</w:t>
+              <w:t>draft → published</w:t>
+            </w:r>
+            <w:r>
+              <w:rPr>
+                <w:rFonts w:eastAsia="Times New Roman"/>
+                <w:sz w:val="16"/>
+                <w:szCs w:val="16"/>
+              </w:rPr>
+              <w:t xml:space="preserve">, lead </w:t>
+            </w:r>
+            <w:r>
+              <w:rPr>
+                <w:rStyle w:val="HTMLCode"/>
+              </w:rPr>
+              <w:t>new</w:t>
             </w:r>
           </w:p>
         </w:tc>
@@ -11016,7 +13073,13 @@
                 <w:sz w:val="16"/>
                 <w:szCs w:val="16"/>
               </w:rPr>
-              <w:t>—</w:t>
+              <w:t xml:space="preserve">Khối kết quả chỉ đọc của AI-1, liên kết sang </w:t>
+            </w:r>
+            <w:r>
+              <w:rPr>
+                <w:rStyle w:val="HTMLCode"/>
+              </w:rPr>
+              <w:t>ai-matcher.html</w:t>
             </w:r>
           </w:p>
         </w:tc>
@@ -11053,7 +13116,7 @@
       </w:tr>
       <w:tr>
         <w:trPr>
-          <w:divId w:val="15083027"/>
+          <w:divId w:val="1143041178"/>
         </w:trPr>
         <w:tc>
           <w:tcPr>
@@ -11111,7 +13174,7 @@
                 <w:sz w:val="16"/>
                 <w:szCs w:val="16"/>
               </w:rPr>
-              <w:t>Phản ánh tin đăng sai lệch</w:t>
+              <w:t>So sánh nhiều căn đã chọn</w:t>
             </w:r>
           </w:p>
         </w:tc>
@@ -11141,7 +13204,7 @@
                 <w:sz w:val="16"/>
                 <w:szCs w:val="16"/>
               </w:rPr>
-              <w:t>Soạn và gửi báo cáo cho kiểm duyệt viên</w:t>
+              <w:t>Lưu/bỏ căn, mở trang AI để lấy bảng tiêu chí và xếp hạng</w:t>
             </w:r>
           </w:p>
         </w:tc>
@@ -11171,7 +13234,7 @@
                 <w:sz w:val="16"/>
                 <w:szCs w:val="16"/>
               </w:rPr>
-              <w:t>Báo cáo bài đăng</w:t>
+              <w:t>Nhà đã lưu</w:t>
             </w:r>
           </w:p>
         </w:tc>
@@ -11199,7 +13262,7 @@
               <w:rPr>
                 <w:rStyle w:val="HTMLCode"/>
               </w:rPr>
-              <w:t>assets/html/seeker-report.html</w:t>
+              <w:t>assets/html/seeker-saved.html</w:t>
             </w:r>
           </w:p>
         </w:tc>
@@ -11229,21 +13292,13 @@
                 <w:sz w:val="16"/>
                 <w:szCs w:val="16"/>
               </w:rPr>
-              <w:t xml:space="preserve">C · report </w:t>
+              <w:t xml:space="preserve">C, R, U, D · </w:t>
             </w:r>
             <w:r>
               <w:rPr>
                 <w:rStyle w:val="HTMLCode"/>
               </w:rPr>
-              <w:t>pending</w:t>
-            </w:r>
-            <w:r>
-              <w:rPr>
-                <w:rFonts w:eastAsia="Times New Roman"/>
-                <w:sz w:val="16"/>
-                <w:szCs w:val="16"/>
-              </w:rPr>
-              <w:t xml:space="preserve"> vào hàng đợi kiểm duyệt</w:t>
+              <w:t>saved → removed</w:t>
             </w:r>
           </w:p>
         </w:tc>
@@ -11273,7 +13328,13 @@
                 <w:sz w:val="16"/>
                 <w:szCs w:val="16"/>
               </w:rPr>
-              <w:t>Phân loại mức độ nghiêm trọng của báo cáo</w:t>
+              <w:t xml:space="preserve">Bảng so sánh và khối xếp hạng chỉ đọc, nhận kết quả AI-3, liên kết sang </w:t>
+            </w:r>
+            <w:r>
+              <w:rPr>
+                <w:rStyle w:val="HTMLCode"/>
+              </w:rPr>
+              <w:t>ai-compare.html</w:t>
             </w:r>
           </w:p>
         </w:tc>
@@ -11310,7 +13371,7 @@
       </w:tr>
       <w:tr>
         <w:trPr>
-          <w:divId w:val="15083027"/>
+          <w:divId w:val="1143041178"/>
         </w:trPr>
         <w:tc>
           <w:tcPr>
@@ -11338,7 +13399,7 @@
                 <w:sz w:val="16"/>
                 <w:szCs w:val="16"/>
               </w:rPr>
-              <w:t>Môi giới</w:t>
+              <w:t>Người tìm nhà</w:t>
             </w:r>
           </w:p>
         </w:tc>
@@ -11368,7 +13429,7 @@
                 <w:sz w:val="16"/>
                 <w:szCs w:val="16"/>
               </w:rPr>
-              <w:t>Đăng tin chất lượng, đủ hồ sơ</w:t>
+              <w:t>Chọn người đồng hành phù hợp brief</w:t>
             </w:r>
           </w:p>
         </w:tc>
@@ -11398,7 +13459,7 @@
                 <w:sz w:val="16"/>
                 <w:szCs w:val="16"/>
               </w:rPr>
-              <w:t>Nhập thông tin tin đăng, tải ảnh, đối chiếu checklist trước khi gửi</w:t>
+              <w:t>Lọc danh sách môi giới theo chuyên khu và mức khớp</w:t>
             </w:r>
           </w:p>
         </w:tc>
@@ -11428,7 +13489,7 @@
                 <w:sz w:val="16"/>
                 <w:szCs w:val="16"/>
               </w:rPr>
-              <w:t>Tạo bài đăng</w:t>
+              <w:t>Chọn môi giới</w:t>
             </w:r>
           </w:p>
         </w:tc>
@@ -11456,7 +13517,7 @@
               <w:rPr>
                 <w:rStyle w:val="HTMLCode"/>
               </w:rPr>
-              <w:t>assets/html/agent-post.html</w:t>
+              <w:t>assets/html/seeker-agent-selection.html</w:t>
             </w:r>
           </w:p>
         </w:tc>
@@ -11486,13 +13547,13 @@
                 <w:sz w:val="16"/>
                 <w:szCs w:val="16"/>
               </w:rPr>
-              <w:t xml:space="preserve">C, U · tin </w:t>
+              <w:t xml:space="preserve">R, U · môi giới đã chọn </w:t>
             </w:r>
             <w:r>
               <w:rPr>
                 <w:rStyle w:val="HTMLCode"/>
               </w:rPr>
-              <w:t>draft → pending</w:t>
+              <w:t>homefit-selected-agent</w:t>
             </w:r>
           </w:p>
         </w:tc>
@@ -11522,7 +13583,7 @@
                 <w:sz w:val="16"/>
                 <w:szCs w:val="16"/>
               </w:rPr>
-              <w:t>AI-2 Listing Summary: gợi ý bố cục và tóm tắt tin đăng</w:t>
+              <w:t>Xếp hạng môi giới theo brief</w:t>
             </w:r>
           </w:p>
         </w:tc>
@@ -11559,7 +13620,7 @@
       </w:tr>
       <w:tr>
         <w:trPr>
-          <w:divId w:val="15083027"/>
+          <w:divId w:val="1143041178"/>
         </w:trPr>
         <w:tc>
           <w:tcPr>
@@ -11587,7 +13648,7 @@
                 <w:sz w:val="16"/>
                 <w:szCs w:val="16"/>
               </w:rPr>
-              <w:t>Môi giới</w:t>
+              <w:t>Người tìm nhà</w:t>
             </w:r>
           </w:p>
         </w:tc>
@@ -11617,7 +13678,7 @@
                 <w:sz w:val="16"/>
                 <w:szCs w:val="16"/>
               </w:rPr>
-              <w:t>Kiểm soát vòng đời tin đăng</w:t>
+              <w:t>Đánh giá năng lực từng môi giới</w:t>
             </w:r>
           </w:p>
         </w:tc>
@@ -11647,7 +13708,7 @@
                 <w:sz w:val="16"/>
                 <w:szCs w:val="16"/>
               </w:rPr>
-              <w:t>Sửa, ẩn/hiện, rút về nháp, xóa và xuất dữ liệu</w:t>
+              <w:t>Xem hồ sơ, bài đăng và phản hồi của môi giới</w:t>
             </w:r>
           </w:p>
         </w:tc>
@@ -11677,7 +13738,7 @@
                 <w:sz w:val="16"/>
                 <w:szCs w:val="16"/>
               </w:rPr>
-              <w:t>Quản lý bài đăng</w:t>
+              <w:t>Hồ sơ môi giới</w:t>
             </w:r>
           </w:p>
         </w:tc>
@@ -11705,7 +13766,7 @@
               <w:rPr>
                 <w:rStyle w:val="HTMLCode"/>
               </w:rPr>
-              <w:t>assets/html/agent-posts.html</w:t>
+              <w:t>assets/html/seeker-agent-profile.html</w:t>
             </w:r>
           </w:p>
         </w:tc>
@@ -11735,27 +13796,21 @@
                 <w:sz w:val="16"/>
                 <w:szCs w:val="16"/>
               </w:rPr>
-              <w:t xml:space="preserve">R, U, D · tin </w:t>
+              <w:t xml:space="preserve">R · hồ sơ môi giới + tin </w:t>
             </w:r>
             <w:r>
               <w:rPr>
                 <w:rStyle w:val="HTMLCode"/>
               </w:rPr>
-              <w:t>draft → pending</w:t>
-            </w:r>
-            <w:r>
-              <w:rPr>
-                <w:rFonts w:eastAsia="Times New Roman"/>
-                <w:sz w:val="16"/>
-                <w:szCs w:val="16"/>
-              </w:rPr>
-              <w:t xml:space="preserve">, nhận </w:t>
-            </w:r>
-            <w:r>
-              <w:rPr>
-                <w:rStyle w:val="HTMLCode"/>
-              </w:rPr>
-              <w:t>approved / rejected / revision</w:t>
+              <w:t>approved</w:t>
+            </w:r>
+            <w:r>
+              <w:rPr>
+                <w:rFonts w:eastAsia="Times New Roman"/>
+                <w:sz w:val="16"/>
+                <w:szCs w:val="16"/>
+              </w:rPr>
+              <w:t xml:space="preserve"> của môi giới</w:t>
             </w:r>
           </w:p>
         </w:tc>
@@ -11785,7 +13840,7 @@
                 <w:sz w:val="16"/>
                 <w:szCs w:val="16"/>
               </w:rPr>
-              <w:t>Chấm điểm độ hoàn thiện từng tin</w:t>
+              <w:t>—</w:t>
             </w:r>
           </w:p>
         </w:tc>
@@ -11822,7 +13877,7 @@
       </w:tr>
       <w:tr>
         <w:trPr>
-          <w:divId w:val="15083027"/>
+          <w:divId w:val="1143041178"/>
         </w:trPr>
         <w:tc>
           <w:tcPr>
@@ -11850,7 +13905,7 @@
                 <w:sz w:val="16"/>
                 <w:szCs w:val="16"/>
               </w:rPr>
-              <w:t>Môi giới</w:t>
+              <w:t>Người tìm nhà</w:t>
             </w:r>
           </w:p>
         </w:tc>
@@ -11880,7 +13935,7 @@
                 <w:sz w:val="16"/>
                 <w:szCs w:val="16"/>
               </w:rPr>
-              <w:t>Bắt đúng khách tiềm năng</w:t>
+              <w:t>Phản ánh tin đăng sai lệch</w:t>
             </w:r>
           </w:p>
         </w:tc>
@@ -11910,7 +13965,7 @@
                 <w:sz w:val="16"/>
                 <w:szCs w:val="16"/>
               </w:rPr>
-              <w:t>Đọc brief của người tìm nhà, phản hồi và đề xuất khung giờ</w:t>
+              <w:t>Soạn và gửi báo cáo cho kiểm duyệt viên</w:t>
             </w:r>
           </w:p>
         </w:tc>
@@ -11940,7 +13995,7 @@
                 <w:sz w:val="16"/>
                 <w:szCs w:val="16"/>
               </w:rPr>
-              <w:t>Yêu cầu &amp; khách hàng</w:t>
+              <w:t>Báo cáo bài đăng</w:t>
             </w:r>
           </w:p>
         </w:tc>
@@ -11968,7 +14023,7 @@
               <w:rPr>
                 <w:rStyle w:val="HTMLCode"/>
               </w:rPr>
-              <w:t>assets/html/agent-requests.html</w:t>
+              <w:t>assets/html/seeker-report.html</w:t>
             </w:r>
           </w:p>
         </w:tc>
@@ -11998,13 +14053,21 @@
                 <w:sz w:val="16"/>
                 <w:szCs w:val="16"/>
               </w:rPr>
-              <w:t xml:space="preserve">R, U · lead </w:t>
+              <w:t xml:space="preserve">C · report </w:t>
             </w:r>
             <w:r>
               <w:rPr>
                 <w:rStyle w:val="HTMLCode"/>
               </w:rPr>
-              <w:t>new → consulting → scheduled → completed / rejected</w:t>
+              <w:t>pending</w:t>
+            </w:r>
+            <w:r>
+              <w:rPr>
+                <w:rFonts w:eastAsia="Times New Roman"/>
+                <w:sz w:val="16"/>
+                <w:szCs w:val="16"/>
+              </w:rPr>
+              <w:t xml:space="preserve"> vào hàng đợi kiểm duyệt</w:t>
             </w:r>
           </w:p>
         </w:tc>
@@ -12034,7 +14097,7 @@
                 <w:sz w:val="16"/>
                 <w:szCs w:val="16"/>
               </w:rPr>
-              <w:t>Gợi ý khung giờ và kịch bản tư vấn theo brief</w:t>
+              <w:t>Phân loại mức độ nghiêm trọng của báo cáo</w:t>
             </w:r>
           </w:p>
         </w:tc>
@@ -12071,7 +14134,7 @@
       </w:tr>
       <w:tr>
         <w:trPr>
-          <w:divId w:val="15083027"/>
+          <w:divId w:val="1143041178"/>
         </w:trPr>
         <w:tc>
           <w:tcPr>
@@ -12129,7 +14192,7 @@
                 <w:sz w:val="16"/>
                 <w:szCs w:val="16"/>
               </w:rPr>
-              <w:t>Sắp xếp lịch xem nhà khoa học</w:t>
+              <w:t>Đăng tin chất lượng, đủ hồ sơ</w:t>
             </w:r>
           </w:p>
         </w:tc>
@@ -12159,7 +14222,7 @@
                 <w:sz w:val="16"/>
                 <w:szCs w:val="16"/>
               </w:rPr>
-              <w:t>Chuyển đổi lịch tuần/tháng, xác nhận, hoàn tất hoặc hủy hẹn</w:t>
+              <w:t>Nhập thông tin tin đăng, tải ảnh, đối chiếu checklist trước khi gửi</w:t>
             </w:r>
           </w:p>
         </w:tc>
@@ -12189,7 +14252,7 @@
                 <w:sz w:val="16"/>
                 <w:szCs w:val="16"/>
               </w:rPr>
-              <w:t>Lịch hẹn</w:t>
+              <w:t>Tạo bài đăng</w:t>
             </w:r>
           </w:p>
         </w:tc>
@@ -12217,7 +14280,7 @@
               <w:rPr>
                 <w:rStyle w:val="HTMLCode"/>
               </w:rPr>
-              <w:t>assets/html/agent-appointments.html</w:t>
+              <w:t>assets/html/agent-post.html</w:t>
             </w:r>
           </w:p>
         </w:tc>
@@ -12247,13 +14310,13 @@
                 <w:sz w:val="16"/>
                 <w:szCs w:val="16"/>
               </w:rPr>
-              <w:t xml:space="preserve">R, U, D · hẹn </w:t>
+              <w:t xml:space="preserve">C, U · tin </w:t>
             </w:r>
             <w:r>
               <w:rPr>
                 <w:rStyle w:val="HTMLCode"/>
               </w:rPr>
-              <w:t>pending → confirmed → completed/cancelled</w:t>
+              <w:t>draft → pending</w:t>
             </w:r>
           </w:p>
         </w:tc>
@@ -12283,7 +14346,13 @@
                 <w:sz w:val="16"/>
                 <w:szCs w:val="16"/>
               </w:rPr>
-              <w:t>—</w:t>
+              <w:t xml:space="preserve">Khối bố cục 4 khối chỉ đọc, nhận kết quả AI-2, liên kết sang </w:t>
+            </w:r>
+            <w:r>
+              <w:rPr>
+                <w:rStyle w:val="HTMLCode"/>
+              </w:rPr>
+              <w:t>ai-summary.html</w:t>
             </w:r>
           </w:p>
         </w:tc>
@@ -12320,7 +14389,7 @@
       </w:tr>
       <w:tr>
         <w:trPr>
-          <w:divId w:val="15083027"/>
+          <w:divId w:val="1143041178"/>
         </w:trPr>
         <w:tc>
           <w:tcPr>
@@ -12348,7 +14417,7 @@
                 <w:sz w:val="16"/>
                 <w:szCs w:val="16"/>
               </w:rPr>
-              <w:t>Kiểm duyệt viên</w:t>
+              <w:t>Môi giới</w:t>
             </w:r>
           </w:p>
         </w:tc>
@@ -12378,7 +14447,7 @@
                 <w:sz w:val="16"/>
                 <w:szCs w:val="16"/>
               </w:rPr>
-              <w:t>Chỉ tin đạt chuẩn lên sàn</w:t>
+              <w:t>Kiểm soát vòng đời tin đăng</w:t>
             </w:r>
           </w:p>
         </w:tc>
@@ -12408,7 +14477,7 @@
                 <w:sz w:val="16"/>
                 <w:szCs w:val="16"/>
               </w:rPr>
-              <w:t>Duyệt hàng đợi tin chờ, đối chiếu ảnh và thông tin, chấp nhận hoặc từ chối kèm lý do</w:t>
+              <w:t>Sửa, ẩn/hiện, rút về nháp, xóa và xuất dữ liệu</w:t>
             </w:r>
           </w:p>
         </w:tc>
@@ -12438,7 +14507,7 @@
                 <w:sz w:val="16"/>
                 <w:szCs w:val="16"/>
               </w:rPr>
-              <w:t>Duyệt bài đăng</w:t>
+              <w:t>Quản lý bài đăng</w:t>
             </w:r>
           </w:p>
         </w:tc>
@@ -12466,7 +14535,7 @@
               <w:rPr>
                 <w:rStyle w:val="HTMLCode"/>
               </w:rPr>
-              <w:t>Homefit Ai/pages/moderator-listing-review.html</w:t>
+              <w:t>assets/html/agent-posts.html</w:t>
             </w:r>
           </w:p>
         </w:tc>
@@ -12496,21 +14565,27 @@
                 <w:sz w:val="16"/>
                 <w:szCs w:val="16"/>
               </w:rPr>
-              <w:t xml:space="preserve">R, U · tin </w:t>
+              <w:t xml:space="preserve">R, U, D · tin </w:t>
             </w:r>
             <w:r>
               <w:rPr>
                 <w:rStyle w:val="HTMLCode"/>
               </w:rPr>
-              <w:t>pending → approved / rejected / revision</w:t>
-            </w:r>
-            <w:r>
-              <w:rPr>
-                <w:rFonts w:eastAsia="Times New Roman"/>
-                <w:sz w:val="16"/>
-                <w:szCs w:val="16"/>
-              </w:rPr>
-              <w:t>, nhận xét tối thiểu 10 ký tự</w:t>
+              <w:t>draft → pending</w:t>
+            </w:r>
+            <w:r>
+              <w:rPr>
+                <w:rFonts w:eastAsia="Times New Roman"/>
+                <w:sz w:val="16"/>
+                <w:szCs w:val="16"/>
+              </w:rPr>
+              <w:t xml:space="preserve">, nhận </w:t>
+            </w:r>
+            <w:r>
+              <w:rPr>
+                <w:rStyle w:val="HTMLCode"/>
+              </w:rPr>
+              <w:t>approved / rejected / revision</w:t>
             </w:r>
           </w:p>
         </w:tc>
@@ -12540,7 +14615,7 @@
                 <w:sz w:val="16"/>
                 <w:szCs w:val="16"/>
               </w:rPr>
-              <w:t>Cảnh báo tin nghi vấn thiếu căn cứ</w:t>
+              <w:t>Chấm điểm độ hoàn thiện từng tin</w:t>
             </w:r>
           </w:p>
         </w:tc>
@@ -12570,14 +14645,14 @@
                 <w:sz w:val="16"/>
                 <w:szCs w:val="16"/>
               </w:rPr>
-              <w:t>SV2</w:t>
+              <w:t>SV1</w:t>
             </w:r>
           </w:p>
         </w:tc>
       </w:tr>
       <w:tr>
         <w:trPr>
-          <w:divId w:val="15083027"/>
+          <w:divId w:val="1143041178"/>
         </w:trPr>
         <w:tc>
           <w:tcPr>
@@ -12605,7 +14680,7 @@
                 <w:sz w:val="16"/>
                 <w:szCs w:val="16"/>
               </w:rPr>
-              <w:t>Kiểm duyệt viên</w:t>
+              <w:t>Môi giới</w:t>
             </w:r>
           </w:p>
         </w:tc>
@@ -12635,7 +14710,7 @@
                 <w:sz w:val="16"/>
                 <w:szCs w:val="16"/>
               </w:rPr>
-              <w:t>Xử lý phản ánh của người dùng</w:t>
+              <w:t>Bắt đúng khách tiềm năng</w:t>
             </w:r>
           </w:p>
         </w:tc>
@@ -12665,7 +14740,7 @@
                 <w:sz w:val="16"/>
                 <w:szCs w:val="16"/>
               </w:rPr>
-              <w:t>Mở báo cáo, kiểm tra tin bị phản ánh, kết luận và ghi hướng xử lý</w:t>
+              <w:t>Đọc brief của người tìm nhà, phản hồi và đề xuất khung giờ</w:t>
             </w:r>
           </w:p>
         </w:tc>
@@ -12695,7 +14770,7 @@
                 <w:sz w:val="16"/>
                 <w:szCs w:val="16"/>
               </w:rPr>
-              <w:t>Trung tâm xử lý vi phạm</w:t>
+              <w:t>Yêu cầu &amp; khách hàng</w:t>
             </w:r>
           </w:p>
         </w:tc>
@@ -12723,7 +14798,7 @@
               <w:rPr>
                 <w:rStyle w:val="HTMLCode"/>
               </w:rPr>
-              <w:t>Homefit Ai/pages/moderator-report-center.html</w:t>
+              <w:t>assets/html/agent-requests.html</w:t>
             </w:r>
           </w:p>
         </w:tc>
@@ -12753,21 +14828,13 @@
                 <w:sz w:val="16"/>
                 <w:szCs w:val="16"/>
               </w:rPr>
-              <w:t xml:space="preserve">R, U · report </w:t>
+              <w:t xml:space="preserve">R, U · lead </w:t>
             </w:r>
             <w:r>
               <w:rPr>
                 <w:rStyle w:val="HTMLCode"/>
               </w:rPr>
-              <w:t>pending → resolved</w:t>
-            </w:r>
-            <w:r>
-              <w:rPr>
-                <w:rFonts w:eastAsia="Times New Roman"/>
-                <w:sz w:val="16"/>
-                <w:szCs w:val="16"/>
-              </w:rPr>
-              <w:t>, liên kết sang tin bị phản ánh</w:t>
+              <w:t>new → consulting → scheduled → completed / rejected</w:t>
             </w:r>
           </w:p>
         </w:tc>
@@ -12797,7 +14864,7 @@
                 <w:sz w:val="16"/>
                 <w:szCs w:val="16"/>
               </w:rPr>
-              <w:t>Phân loại vi phạm và mức độ ưu tiên xử lý</w:t>
+              <w:t>Gợi ý khung giờ và kịch bản tư vấn theo brief</w:t>
             </w:r>
           </w:p>
         </w:tc>
@@ -12827,14 +14894,14 @@
                 <w:sz w:val="16"/>
                 <w:szCs w:val="16"/>
               </w:rPr>
-              <w:t>SV2</w:t>
+              <w:t>SV1</w:t>
             </w:r>
           </w:p>
         </w:tc>
       </w:tr>
       <w:tr>
         <w:trPr>
-          <w:divId w:val="15083027"/>
+          <w:divId w:val="1143041178"/>
         </w:trPr>
         <w:tc>
           <w:tcPr>
@@ -12862,7 +14929,7 @@
                 <w:sz w:val="16"/>
                 <w:szCs w:val="16"/>
               </w:rPr>
-              <w:t>Kiểm duyệt viên</w:t>
+              <w:t>Môi giới</w:t>
             </w:r>
           </w:p>
         </w:tc>
@@ -12892,7 +14959,7 @@
                 <w:sz w:val="16"/>
                 <w:szCs w:val="16"/>
               </w:rPr>
-              <w:t>Duy trì chất lượng dữ liệu toàn sàn</w:t>
+              <w:t>Sắp xếp lịch xem nhà khoa học</w:t>
             </w:r>
           </w:p>
         </w:tc>
@@ -12922,7 +14989,7 @@
                 <w:sz w:val="16"/>
                 <w:szCs w:val="16"/>
               </w:rPr>
-              <w:t>Audit pháp lý, ảnh thật và nhãn lối sống, bật/tắt quyền AI cho từng tin</w:t>
+              <w:t>Chuyển đổi lịch tuần/tháng, xác nhận, hoàn tất hoặc hủy hẹn</w:t>
             </w:r>
           </w:p>
         </w:tc>
@@ -12952,7 +15019,7 @@
                 <w:sz w:val="16"/>
                 <w:szCs w:val="16"/>
               </w:rPr>
-              <w:t>Giám sát chất lượng dữ liệu</w:t>
+              <w:t>Lịch hẹn</w:t>
             </w:r>
           </w:p>
         </w:tc>
@@ -12980,7 +15047,7 @@
               <w:rPr>
                 <w:rStyle w:val="HTMLCode"/>
               </w:rPr>
-              <w:t>Homefit Ai/pages/moderator-data-quality.html</w:t>
+              <w:t>assets/html/agent-appointments.html</w:t>
             </w:r>
           </w:p>
         </w:tc>
@@ -13010,35 +15077,13 @@
                 <w:sz w:val="16"/>
                 <w:szCs w:val="16"/>
               </w:rPr>
-              <w:t xml:space="preserve">R, U · tin </w:t>
+              <w:t xml:space="preserve">R, U, D · hẹn </w:t>
             </w:r>
             <w:r>
               <w:rPr>
                 <w:rStyle w:val="HTMLCode"/>
               </w:rPr>
-              <w:t>approved → revision</w:t>
-            </w:r>
-            <w:r>
-              <w:rPr>
-                <w:rFonts w:eastAsia="Times New Roman"/>
-                <w:sz w:val="16"/>
-                <w:szCs w:val="16"/>
-              </w:rPr>
-              <w:t xml:space="preserve">, </w:t>
-            </w:r>
-            <w:r>
-              <w:rPr>
-                <w:rStyle w:val="HTMLCode"/>
-              </w:rPr>
-              <w:t>aiEligible</w:t>
-            </w:r>
-            <w:r>
-              <w:rPr>
-                <w:rFonts w:eastAsia="Times New Roman"/>
-                <w:sz w:val="16"/>
-                <w:szCs w:val="16"/>
-              </w:rPr>
-              <w:t xml:space="preserve"> bật/tắt</w:t>
+              <w:t>pending → confirmed → completed/cancelled</w:t>
             </w:r>
           </w:p>
         </w:tc>
@@ -13068,7 +15113,7 @@
                 <w:sz w:val="16"/>
                 <w:szCs w:val="16"/>
               </w:rPr>
-              <w:t>Chấm điểm chất lượng dữ liệu từng tin</w:t>
+              <w:t>—</w:t>
             </w:r>
           </w:p>
         </w:tc>
@@ -13098,14 +15143,14 @@
                 <w:sz w:val="16"/>
                 <w:szCs w:val="16"/>
               </w:rPr>
-              <w:t>SV2</w:t>
+              <w:t>SV1</w:t>
             </w:r>
           </w:p>
         </w:tc>
       </w:tr>
       <w:tr>
         <w:trPr>
-          <w:divId w:val="15083027"/>
+          <w:divId w:val="1143041178"/>
         </w:trPr>
         <w:tc>
           <w:tcPr>
@@ -13133,7 +15178,7 @@
                 <w:sz w:val="16"/>
                 <w:szCs w:val="16"/>
               </w:rPr>
-              <w:t>Quản trị viên</w:t>
+              <w:t>Kiểm duyệt viên</w:t>
             </w:r>
           </w:p>
         </w:tc>
@@ -13163,7 +15208,7 @@
                 <w:sz w:val="16"/>
                 <w:szCs w:val="16"/>
               </w:rPr>
-              <w:t>Nắm tình hình nền tảng</w:t>
+              <w:t>Chỉ tin đạt chuẩn lên sàn</w:t>
             </w:r>
           </w:p>
         </w:tc>
@@ -13193,7 +15238,7 @@
                 <w:sz w:val="16"/>
                 <w:szCs w:val="16"/>
               </w:rPr>
-              <w:t>Xem KPI tin, lead, lịch hẹn, báo cáo, cảnh báo nghiệp vụ và xuất CSV</w:t>
+              <w:t>Duyệt hàng đợi tin chờ, đối chiếu ảnh và thông tin, chấp nhận hoặc từ chối kèm lý do</w:t>
             </w:r>
           </w:p>
         </w:tc>
@@ -13223,7 +15268,7 @@
                 <w:sz w:val="16"/>
                 <w:szCs w:val="16"/>
               </w:rPr>
-              <w:t>Dashboard nền tảng</w:t>
+              <w:t>Duyệt bài đăng</w:t>
             </w:r>
           </w:p>
         </w:tc>
@@ -13251,7 +15296,7 @@
               <w:rPr>
                 <w:rStyle w:val="HTMLCode"/>
               </w:rPr>
-              <w:t>Homefit Ai/pages/admin-platform-dashboard.html</w:t>
+              <w:t>Homefit Ai/pages/moderator-listing-review.html</w:t>
             </w:r>
           </w:p>
         </w:tc>
@@ -13281,13 +15326,21 @@
                 <w:sz w:val="16"/>
                 <w:szCs w:val="16"/>
               </w:rPr>
-              <w:t xml:space="preserve">R · tổng hợp các khoá dữ liệu, đối chiếu </w:t>
+              <w:t xml:space="preserve">R, U · tin </w:t>
             </w:r>
             <w:r>
               <w:rPr>
                 <w:rStyle w:val="HTMLCode"/>
               </w:rPr>
-              <w:t>assets/data/data.json</w:t>
+              <w:t>pending → approved / rejected / revision</w:t>
+            </w:r>
+            <w:r>
+              <w:rPr>
+                <w:rFonts w:eastAsia="Times New Roman"/>
+                <w:sz w:val="16"/>
+                <w:szCs w:val="16"/>
+              </w:rPr>
+              <w:t>, nhận xét tối thiểu 10 ký tự</w:t>
             </w:r>
           </w:p>
         </w:tc>
@@ -13317,7 +15370,7 @@
                 <w:sz w:val="16"/>
                 <w:szCs w:val="16"/>
               </w:rPr>
-              <w:t>Biểu đồ xu hướng đăng tin và duyệt tin</w:t>
+              <w:t>Cảnh báo tin nghi vấn thiếu căn cứ</w:t>
             </w:r>
           </w:p>
         </w:tc>
@@ -13354,7 +15407,7 @@
       </w:tr>
       <w:tr>
         <w:trPr>
-          <w:divId w:val="15083027"/>
+          <w:divId w:val="1143041178"/>
         </w:trPr>
         <w:tc>
           <w:tcPr>
@@ -13382,7 +15435,7 @@
                 <w:sz w:val="16"/>
                 <w:szCs w:val="16"/>
               </w:rPr>
-              <w:t>Quản trị viên</w:t>
+              <w:t>Kiểm duyệt viên</w:t>
             </w:r>
           </w:p>
         </w:tc>
@@ -13412,7 +15465,7 @@
                 <w:sz w:val="16"/>
                 <w:szCs w:val="16"/>
               </w:rPr>
-              <w:t>Kiểm soát tài khoản và phân quyền</w:t>
+              <w:t>Xử lý phản ánh của người dùng</w:t>
             </w:r>
           </w:p>
         </w:tc>
@@ -13442,7 +15495,7 @@
                 <w:sz w:val="16"/>
                 <w:szCs w:val="16"/>
               </w:rPr>
-              <w:t>Tạo tài khoản, gán vai trò, khóa hoặc mở lại quyền</w:t>
+              <w:t>Mở báo cáo, kiểm tra tin bị phản ánh, kết luận và ghi hướng xử lý</w:t>
             </w:r>
           </w:p>
         </w:tc>
@@ -13472,7 +15525,7 @@
                 <w:sz w:val="16"/>
                 <w:szCs w:val="16"/>
               </w:rPr>
-              <w:t>Tài khoản &amp; phân quyền</w:t>
+              <w:t>Trung tâm xử lý vi phạm</w:t>
             </w:r>
           </w:p>
         </w:tc>
@@ -13500,7 +15553,7 @@
               <w:rPr>
                 <w:rStyle w:val="HTMLCode"/>
               </w:rPr>
-              <w:t>Homefit Ai/pages/admin-user-management.html</w:t>
+              <w:t>Homefit Ai/pages/moderator-report-center.html</w:t>
             </w:r>
           </w:p>
         </w:tc>
@@ -13530,21 +15583,21 @@
                 <w:sz w:val="16"/>
                 <w:szCs w:val="16"/>
               </w:rPr>
-              <w:t xml:space="preserve">C, R, U, D · tài khoản </w:t>
+              <w:t xml:space="preserve">R, U · report </w:t>
             </w:r>
             <w:r>
               <w:rPr>
                 <w:rStyle w:val="HTMLCode"/>
               </w:rPr>
-              <w:t>active ↔ suspended</w:t>
-            </w:r>
-            <w:r>
-              <w:rPr>
-                <w:rFonts w:eastAsia="Times New Roman"/>
-                <w:sz w:val="16"/>
-                <w:szCs w:val="16"/>
-              </w:rPr>
-              <w:t>, nhật ký thao tác</w:t>
+              <w:t>pending → resolved</w:t>
+            </w:r>
+            <w:r>
+              <w:rPr>
+                <w:rFonts w:eastAsia="Times New Roman"/>
+                <w:sz w:val="16"/>
+                <w:szCs w:val="16"/>
+              </w:rPr>
+              <w:t>, liên kết sang tin bị phản ánh</w:t>
             </w:r>
           </w:p>
         </w:tc>
@@ -13574,7 +15627,7 @@
                 <w:sz w:val="16"/>
                 <w:szCs w:val="16"/>
               </w:rPr>
-              <w:t>—</w:t>
+              <w:t>Phân loại vi phạm và mức độ ưu tiên xử lý</w:t>
             </w:r>
           </w:p>
         </w:tc>
@@ -13611,7 +15664,784 @@
       </w:tr>
       <w:tr>
         <w:trPr>
-          <w:divId w:val="15083027"/>
+          <w:divId w:val="1143041178"/>
+        </w:trPr>
+        <w:tc>
+          <w:tcPr>
+            <w:tcW w:w="625" w:type="pct"/>
+            <w:tcBorders>
+              <w:top w:val="outset" w:sz="6" w:space="0" w:color="auto"/>
+              <w:left w:val="outset" w:sz="6" w:space="0" w:color="auto"/>
+              <w:bottom w:val="outset" w:sz="6" w:space="0" w:color="auto"/>
+              <w:right w:val="outset" w:sz="6" w:space="0" w:color="auto"/>
+            </w:tcBorders>
+            <w:vAlign w:val="center"/>
+            <w:hideMark/>
+          </w:tcPr>
+          <w:p>
+            <w:pPr>
+              <w:rPr>
+                <w:rFonts w:eastAsia="Times New Roman"/>
+                <w:sz w:val="16"/>
+                <w:szCs w:val="16"/>
+              </w:rPr>
+            </w:pPr>
+            <w:r>
+              <w:rPr>
+                <w:rFonts w:eastAsia="Times New Roman"/>
+                <w:sz w:val="16"/>
+                <w:szCs w:val="16"/>
+              </w:rPr>
+              <w:t>Kiểm duyệt viên</w:t>
+            </w:r>
+          </w:p>
+        </w:tc>
+        <w:tc>
+          <w:tcPr>
+            <w:tcW w:w="625" w:type="pct"/>
+            <w:tcBorders>
+              <w:top w:val="outset" w:sz="6" w:space="0" w:color="auto"/>
+              <w:left w:val="outset" w:sz="6" w:space="0" w:color="auto"/>
+              <w:bottom w:val="outset" w:sz="6" w:space="0" w:color="auto"/>
+              <w:right w:val="outset" w:sz="6" w:space="0" w:color="auto"/>
+            </w:tcBorders>
+            <w:vAlign w:val="center"/>
+            <w:hideMark/>
+          </w:tcPr>
+          <w:p>
+            <w:pPr>
+              <w:rPr>
+                <w:rFonts w:eastAsia="Times New Roman"/>
+                <w:sz w:val="16"/>
+                <w:szCs w:val="16"/>
+              </w:rPr>
+            </w:pPr>
+            <w:r>
+              <w:rPr>
+                <w:rFonts w:eastAsia="Times New Roman"/>
+                <w:sz w:val="16"/>
+                <w:szCs w:val="16"/>
+              </w:rPr>
+              <w:t>Duy trì chất lượng dữ liệu toàn sàn</w:t>
+            </w:r>
+          </w:p>
+        </w:tc>
+        <w:tc>
+          <w:tcPr>
+            <w:tcW w:w="625" w:type="pct"/>
+            <w:tcBorders>
+              <w:top w:val="outset" w:sz="6" w:space="0" w:color="auto"/>
+              <w:left w:val="outset" w:sz="6" w:space="0" w:color="auto"/>
+              <w:bottom w:val="outset" w:sz="6" w:space="0" w:color="auto"/>
+              <w:right w:val="outset" w:sz="6" w:space="0" w:color="auto"/>
+            </w:tcBorders>
+            <w:vAlign w:val="center"/>
+            <w:hideMark/>
+          </w:tcPr>
+          <w:p>
+            <w:pPr>
+              <w:rPr>
+                <w:rFonts w:eastAsia="Times New Roman"/>
+                <w:sz w:val="16"/>
+                <w:szCs w:val="16"/>
+              </w:rPr>
+            </w:pPr>
+            <w:r>
+              <w:rPr>
+                <w:rFonts w:eastAsia="Times New Roman"/>
+                <w:sz w:val="16"/>
+                <w:szCs w:val="16"/>
+              </w:rPr>
+              <w:t>Audit pháp lý, ảnh thật và nhãn lối sống, bật/tắt quyền AI cho từng tin</w:t>
+            </w:r>
+          </w:p>
+        </w:tc>
+        <w:tc>
+          <w:tcPr>
+            <w:tcW w:w="625" w:type="pct"/>
+            <w:tcBorders>
+              <w:top w:val="outset" w:sz="6" w:space="0" w:color="auto"/>
+              <w:left w:val="outset" w:sz="6" w:space="0" w:color="auto"/>
+              <w:bottom w:val="outset" w:sz="6" w:space="0" w:color="auto"/>
+              <w:right w:val="outset" w:sz="6" w:space="0" w:color="auto"/>
+            </w:tcBorders>
+            <w:vAlign w:val="center"/>
+            <w:hideMark/>
+          </w:tcPr>
+          <w:p>
+            <w:pPr>
+              <w:rPr>
+                <w:rFonts w:eastAsia="Times New Roman"/>
+                <w:sz w:val="16"/>
+                <w:szCs w:val="16"/>
+              </w:rPr>
+            </w:pPr>
+            <w:r>
+              <w:rPr>
+                <w:rFonts w:eastAsia="Times New Roman"/>
+                <w:sz w:val="16"/>
+                <w:szCs w:val="16"/>
+              </w:rPr>
+              <w:t>Giám sát chất lượng dữ liệu</w:t>
+            </w:r>
+          </w:p>
+        </w:tc>
+        <w:tc>
+          <w:tcPr>
+            <w:tcW w:w="625" w:type="pct"/>
+            <w:tcBorders>
+              <w:top w:val="outset" w:sz="6" w:space="0" w:color="auto"/>
+              <w:left w:val="outset" w:sz="6" w:space="0" w:color="auto"/>
+              <w:bottom w:val="outset" w:sz="6" w:space="0" w:color="auto"/>
+              <w:right w:val="outset" w:sz="6" w:space="0" w:color="auto"/>
+            </w:tcBorders>
+            <w:vAlign w:val="center"/>
+            <w:hideMark/>
+          </w:tcPr>
+          <w:p>
+            <w:pPr>
+              <w:rPr>
+                <w:rFonts w:eastAsia="Times New Roman"/>
+                <w:sz w:val="16"/>
+                <w:szCs w:val="16"/>
+              </w:rPr>
+            </w:pPr>
+            <w:r>
+              <w:rPr>
+                <w:rStyle w:val="HTMLCode"/>
+              </w:rPr>
+              <w:t>Homefit Ai/pages/moderator-data-quality.html</w:t>
+            </w:r>
+          </w:p>
+        </w:tc>
+        <w:tc>
+          <w:tcPr>
+            <w:tcW w:w="625" w:type="pct"/>
+            <w:tcBorders>
+              <w:top w:val="outset" w:sz="6" w:space="0" w:color="auto"/>
+              <w:left w:val="outset" w:sz="6" w:space="0" w:color="auto"/>
+              <w:bottom w:val="outset" w:sz="6" w:space="0" w:color="auto"/>
+              <w:right w:val="outset" w:sz="6" w:space="0" w:color="auto"/>
+            </w:tcBorders>
+            <w:vAlign w:val="center"/>
+            <w:hideMark/>
+          </w:tcPr>
+          <w:p>
+            <w:pPr>
+              <w:rPr>
+                <w:rFonts w:eastAsia="Times New Roman"/>
+                <w:sz w:val="16"/>
+                <w:szCs w:val="16"/>
+              </w:rPr>
+            </w:pPr>
+            <w:r>
+              <w:rPr>
+                <w:rFonts w:eastAsia="Times New Roman"/>
+                <w:sz w:val="16"/>
+                <w:szCs w:val="16"/>
+              </w:rPr>
+              <w:t xml:space="preserve">R, U · tin </w:t>
+            </w:r>
+            <w:r>
+              <w:rPr>
+                <w:rStyle w:val="HTMLCode"/>
+              </w:rPr>
+              <w:t>approved → revision</w:t>
+            </w:r>
+            <w:r>
+              <w:rPr>
+                <w:rFonts w:eastAsia="Times New Roman"/>
+                <w:sz w:val="16"/>
+                <w:szCs w:val="16"/>
+              </w:rPr>
+              <w:t xml:space="preserve">, </w:t>
+            </w:r>
+            <w:r>
+              <w:rPr>
+                <w:rStyle w:val="HTMLCode"/>
+              </w:rPr>
+              <w:t>aiEligible</w:t>
+            </w:r>
+            <w:r>
+              <w:rPr>
+                <w:rFonts w:eastAsia="Times New Roman"/>
+                <w:sz w:val="16"/>
+                <w:szCs w:val="16"/>
+              </w:rPr>
+              <w:t xml:space="preserve"> bật/tắt</w:t>
+            </w:r>
+          </w:p>
+        </w:tc>
+        <w:tc>
+          <w:tcPr>
+            <w:tcW w:w="625" w:type="pct"/>
+            <w:tcBorders>
+              <w:top w:val="outset" w:sz="6" w:space="0" w:color="auto"/>
+              <w:left w:val="outset" w:sz="6" w:space="0" w:color="auto"/>
+              <w:bottom w:val="outset" w:sz="6" w:space="0" w:color="auto"/>
+              <w:right w:val="outset" w:sz="6" w:space="0" w:color="auto"/>
+            </w:tcBorders>
+            <w:vAlign w:val="center"/>
+            <w:hideMark/>
+          </w:tcPr>
+          <w:p>
+            <w:pPr>
+              <w:rPr>
+                <w:rFonts w:eastAsia="Times New Roman"/>
+                <w:sz w:val="16"/>
+                <w:szCs w:val="16"/>
+              </w:rPr>
+            </w:pPr>
+            <w:r>
+              <w:rPr>
+                <w:rFonts w:eastAsia="Times New Roman"/>
+                <w:sz w:val="16"/>
+                <w:szCs w:val="16"/>
+              </w:rPr>
+              <w:t>Chấm điểm chất lượng dữ liệu từng tin</w:t>
+            </w:r>
+          </w:p>
+        </w:tc>
+        <w:tc>
+          <w:tcPr>
+            <w:tcW w:w="625" w:type="pct"/>
+            <w:tcBorders>
+              <w:top w:val="outset" w:sz="6" w:space="0" w:color="auto"/>
+              <w:left w:val="outset" w:sz="6" w:space="0" w:color="auto"/>
+              <w:bottom w:val="outset" w:sz="6" w:space="0" w:color="auto"/>
+              <w:right w:val="outset" w:sz="6" w:space="0" w:color="auto"/>
+            </w:tcBorders>
+            <w:vAlign w:val="center"/>
+            <w:hideMark/>
+          </w:tcPr>
+          <w:p>
+            <w:pPr>
+              <w:rPr>
+                <w:rFonts w:eastAsia="Times New Roman"/>
+                <w:sz w:val="16"/>
+                <w:szCs w:val="16"/>
+              </w:rPr>
+            </w:pPr>
+            <w:r>
+              <w:rPr>
+                <w:rFonts w:eastAsia="Times New Roman"/>
+                <w:sz w:val="16"/>
+                <w:szCs w:val="16"/>
+              </w:rPr>
+              <w:t>SV2</w:t>
+            </w:r>
+          </w:p>
+        </w:tc>
+      </w:tr>
+      <w:tr>
+        <w:trPr>
+          <w:divId w:val="1143041178"/>
+        </w:trPr>
+        <w:tc>
+          <w:tcPr>
+            <w:tcW w:w="625" w:type="pct"/>
+            <w:tcBorders>
+              <w:top w:val="outset" w:sz="6" w:space="0" w:color="auto"/>
+              <w:left w:val="outset" w:sz="6" w:space="0" w:color="auto"/>
+              <w:bottom w:val="outset" w:sz="6" w:space="0" w:color="auto"/>
+              <w:right w:val="outset" w:sz="6" w:space="0" w:color="auto"/>
+            </w:tcBorders>
+            <w:vAlign w:val="center"/>
+            <w:hideMark/>
+          </w:tcPr>
+          <w:p>
+            <w:pPr>
+              <w:rPr>
+                <w:rFonts w:eastAsia="Times New Roman"/>
+                <w:sz w:val="16"/>
+                <w:szCs w:val="16"/>
+              </w:rPr>
+            </w:pPr>
+            <w:r>
+              <w:rPr>
+                <w:rFonts w:eastAsia="Times New Roman"/>
+                <w:sz w:val="16"/>
+                <w:szCs w:val="16"/>
+              </w:rPr>
+              <w:t>Quản trị viên</w:t>
+            </w:r>
+          </w:p>
+        </w:tc>
+        <w:tc>
+          <w:tcPr>
+            <w:tcW w:w="625" w:type="pct"/>
+            <w:tcBorders>
+              <w:top w:val="outset" w:sz="6" w:space="0" w:color="auto"/>
+              <w:left w:val="outset" w:sz="6" w:space="0" w:color="auto"/>
+              <w:bottom w:val="outset" w:sz="6" w:space="0" w:color="auto"/>
+              <w:right w:val="outset" w:sz="6" w:space="0" w:color="auto"/>
+            </w:tcBorders>
+            <w:vAlign w:val="center"/>
+            <w:hideMark/>
+          </w:tcPr>
+          <w:p>
+            <w:pPr>
+              <w:rPr>
+                <w:rFonts w:eastAsia="Times New Roman"/>
+                <w:sz w:val="16"/>
+                <w:szCs w:val="16"/>
+              </w:rPr>
+            </w:pPr>
+            <w:r>
+              <w:rPr>
+                <w:rFonts w:eastAsia="Times New Roman"/>
+                <w:sz w:val="16"/>
+                <w:szCs w:val="16"/>
+              </w:rPr>
+              <w:t>Nắm tình hình nền tảng</w:t>
+            </w:r>
+          </w:p>
+        </w:tc>
+        <w:tc>
+          <w:tcPr>
+            <w:tcW w:w="625" w:type="pct"/>
+            <w:tcBorders>
+              <w:top w:val="outset" w:sz="6" w:space="0" w:color="auto"/>
+              <w:left w:val="outset" w:sz="6" w:space="0" w:color="auto"/>
+              <w:bottom w:val="outset" w:sz="6" w:space="0" w:color="auto"/>
+              <w:right w:val="outset" w:sz="6" w:space="0" w:color="auto"/>
+            </w:tcBorders>
+            <w:vAlign w:val="center"/>
+            <w:hideMark/>
+          </w:tcPr>
+          <w:p>
+            <w:pPr>
+              <w:rPr>
+                <w:rFonts w:eastAsia="Times New Roman"/>
+                <w:sz w:val="16"/>
+                <w:szCs w:val="16"/>
+              </w:rPr>
+            </w:pPr>
+            <w:r>
+              <w:rPr>
+                <w:rFonts w:eastAsia="Times New Roman"/>
+                <w:sz w:val="16"/>
+                <w:szCs w:val="16"/>
+              </w:rPr>
+              <w:t>Xem KPI tin, lead, lịch hẹn, báo cáo, cảnh báo nghiệp vụ và xuất CSV</w:t>
+            </w:r>
+          </w:p>
+        </w:tc>
+        <w:tc>
+          <w:tcPr>
+            <w:tcW w:w="625" w:type="pct"/>
+            <w:tcBorders>
+              <w:top w:val="outset" w:sz="6" w:space="0" w:color="auto"/>
+              <w:left w:val="outset" w:sz="6" w:space="0" w:color="auto"/>
+              <w:bottom w:val="outset" w:sz="6" w:space="0" w:color="auto"/>
+              <w:right w:val="outset" w:sz="6" w:space="0" w:color="auto"/>
+            </w:tcBorders>
+            <w:vAlign w:val="center"/>
+            <w:hideMark/>
+          </w:tcPr>
+          <w:p>
+            <w:pPr>
+              <w:rPr>
+                <w:rFonts w:eastAsia="Times New Roman"/>
+                <w:sz w:val="16"/>
+                <w:szCs w:val="16"/>
+              </w:rPr>
+            </w:pPr>
+            <w:r>
+              <w:rPr>
+                <w:rFonts w:eastAsia="Times New Roman"/>
+                <w:sz w:val="16"/>
+                <w:szCs w:val="16"/>
+              </w:rPr>
+              <w:t>Dashboard nền tảng</w:t>
+            </w:r>
+          </w:p>
+        </w:tc>
+        <w:tc>
+          <w:tcPr>
+            <w:tcW w:w="625" w:type="pct"/>
+            <w:tcBorders>
+              <w:top w:val="outset" w:sz="6" w:space="0" w:color="auto"/>
+              <w:left w:val="outset" w:sz="6" w:space="0" w:color="auto"/>
+              <w:bottom w:val="outset" w:sz="6" w:space="0" w:color="auto"/>
+              <w:right w:val="outset" w:sz="6" w:space="0" w:color="auto"/>
+            </w:tcBorders>
+            <w:vAlign w:val="center"/>
+            <w:hideMark/>
+          </w:tcPr>
+          <w:p>
+            <w:pPr>
+              <w:rPr>
+                <w:rFonts w:eastAsia="Times New Roman"/>
+                <w:sz w:val="16"/>
+                <w:szCs w:val="16"/>
+              </w:rPr>
+            </w:pPr>
+            <w:r>
+              <w:rPr>
+                <w:rStyle w:val="HTMLCode"/>
+              </w:rPr>
+              <w:t>Homefit Ai/pages/admin-platform-dashboard.html</w:t>
+            </w:r>
+          </w:p>
+        </w:tc>
+        <w:tc>
+          <w:tcPr>
+            <w:tcW w:w="625" w:type="pct"/>
+            <w:tcBorders>
+              <w:top w:val="outset" w:sz="6" w:space="0" w:color="auto"/>
+              <w:left w:val="outset" w:sz="6" w:space="0" w:color="auto"/>
+              <w:bottom w:val="outset" w:sz="6" w:space="0" w:color="auto"/>
+              <w:right w:val="outset" w:sz="6" w:space="0" w:color="auto"/>
+            </w:tcBorders>
+            <w:vAlign w:val="center"/>
+            <w:hideMark/>
+          </w:tcPr>
+          <w:p>
+            <w:pPr>
+              <w:rPr>
+                <w:rFonts w:eastAsia="Times New Roman"/>
+                <w:sz w:val="16"/>
+                <w:szCs w:val="16"/>
+              </w:rPr>
+            </w:pPr>
+            <w:r>
+              <w:rPr>
+                <w:rFonts w:eastAsia="Times New Roman"/>
+                <w:sz w:val="16"/>
+                <w:szCs w:val="16"/>
+              </w:rPr>
+              <w:t xml:space="preserve">R · tổng hợp các khoá dữ liệu, đối chiếu </w:t>
+            </w:r>
+            <w:r>
+              <w:rPr>
+                <w:rStyle w:val="HTMLCode"/>
+              </w:rPr>
+              <w:t>assets/data/data.json</w:t>
+            </w:r>
+          </w:p>
+        </w:tc>
+        <w:tc>
+          <w:tcPr>
+            <w:tcW w:w="625" w:type="pct"/>
+            <w:tcBorders>
+              <w:top w:val="outset" w:sz="6" w:space="0" w:color="auto"/>
+              <w:left w:val="outset" w:sz="6" w:space="0" w:color="auto"/>
+              <w:bottom w:val="outset" w:sz="6" w:space="0" w:color="auto"/>
+              <w:right w:val="outset" w:sz="6" w:space="0" w:color="auto"/>
+            </w:tcBorders>
+            <w:vAlign w:val="center"/>
+            <w:hideMark/>
+          </w:tcPr>
+          <w:p>
+            <w:pPr>
+              <w:rPr>
+                <w:rFonts w:eastAsia="Times New Roman"/>
+                <w:sz w:val="16"/>
+                <w:szCs w:val="16"/>
+              </w:rPr>
+            </w:pPr>
+            <w:r>
+              <w:rPr>
+                <w:rFonts w:eastAsia="Times New Roman"/>
+                <w:sz w:val="16"/>
+                <w:szCs w:val="16"/>
+              </w:rPr>
+              <w:t>Biểu đồ xu hướng đăng tin và duyệt tin</w:t>
+            </w:r>
+          </w:p>
+        </w:tc>
+        <w:tc>
+          <w:tcPr>
+            <w:tcW w:w="625" w:type="pct"/>
+            <w:tcBorders>
+              <w:top w:val="outset" w:sz="6" w:space="0" w:color="auto"/>
+              <w:left w:val="outset" w:sz="6" w:space="0" w:color="auto"/>
+              <w:bottom w:val="outset" w:sz="6" w:space="0" w:color="auto"/>
+              <w:right w:val="outset" w:sz="6" w:space="0" w:color="auto"/>
+            </w:tcBorders>
+            <w:vAlign w:val="center"/>
+            <w:hideMark/>
+          </w:tcPr>
+          <w:p>
+            <w:pPr>
+              <w:rPr>
+                <w:rFonts w:eastAsia="Times New Roman"/>
+                <w:sz w:val="16"/>
+                <w:szCs w:val="16"/>
+              </w:rPr>
+            </w:pPr>
+            <w:r>
+              <w:rPr>
+                <w:rFonts w:eastAsia="Times New Roman"/>
+                <w:sz w:val="16"/>
+                <w:szCs w:val="16"/>
+              </w:rPr>
+              <w:t>SV2</w:t>
+            </w:r>
+          </w:p>
+        </w:tc>
+      </w:tr>
+      <w:tr>
+        <w:trPr>
+          <w:divId w:val="1143041178"/>
+        </w:trPr>
+        <w:tc>
+          <w:tcPr>
+            <w:tcW w:w="625" w:type="pct"/>
+            <w:tcBorders>
+              <w:top w:val="outset" w:sz="6" w:space="0" w:color="auto"/>
+              <w:left w:val="outset" w:sz="6" w:space="0" w:color="auto"/>
+              <w:bottom w:val="outset" w:sz="6" w:space="0" w:color="auto"/>
+              <w:right w:val="outset" w:sz="6" w:space="0" w:color="auto"/>
+            </w:tcBorders>
+            <w:vAlign w:val="center"/>
+            <w:hideMark/>
+          </w:tcPr>
+          <w:p>
+            <w:pPr>
+              <w:rPr>
+                <w:rFonts w:eastAsia="Times New Roman"/>
+                <w:sz w:val="16"/>
+                <w:szCs w:val="16"/>
+              </w:rPr>
+            </w:pPr>
+            <w:r>
+              <w:rPr>
+                <w:rFonts w:eastAsia="Times New Roman"/>
+                <w:sz w:val="16"/>
+                <w:szCs w:val="16"/>
+              </w:rPr>
+              <w:t>Quản trị viên</w:t>
+            </w:r>
+          </w:p>
+        </w:tc>
+        <w:tc>
+          <w:tcPr>
+            <w:tcW w:w="625" w:type="pct"/>
+            <w:tcBorders>
+              <w:top w:val="outset" w:sz="6" w:space="0" w:color="auto"/>
+              <w:left w:val="outset" w:sz="6" w:space="0" w:color="auto"/>
+              <w:bottom w:val="outset" w:sz="6" w:space="0" w:color="auto"/>
+              <w:right w:val="outset" w:sz="6" w:space="0" w:color="auto"/>
+            </w:tcBorders>
+            <w:vAlign w:val="center"/>
+            <w:hideMark/>
+          </w:tcPr>
+          <w:p>
+            <w:pPr>
+              <w:rPr>
+                <w:rFonts w:eastAsia="Times New Roman"/>
+                <w:sz w:val="16"/>
+                <w:szCs w:val="16"/>
+              </w:rPr>
+            </w:pPr>
+            <w:r>
+              <w:rPr>
+                <w:rFonts w:eastAsia="Times New Roman"/>
+                <w:sz w:val="16"/>
+                <w:szCs w:val="16"/>
+              </w:rPr>
+              <w:t>Kiểm soát tài khoản và phân quyền</w:t>
+            </w:r>
+          </w:p>
+        </w:tc>
+        <w:tc>
+          <w:tcPr>
+            <w:tcW w:w="625" w:type="pct"/>
+            <w:tcBorders>
+              <w:top w:val="outset" w:sz="6" w:space="0" w:color="auto"/>
+              <w:left w:val="outset" w:sz="6" w:space="0" w:color="auto"/>
+              <w:bottom w:val="outset" w:sz="6" w:space="0" w:color="auto"/>
+              <w:right w:val="outset" w:sz="6" w:space="0" w:color="auto"/>
+            </w:tcBorders>
+            <w:vAlign w:val="center"/>
+            <w:hideMark/>
+          </w:tcPr>
+          <w:p>
+            <w:pPr>
+              <w:rPr>
+                <w:rFonts w:eastAsia="Times New Roman"/>
+                <w:sz w:val="16"/>
+                <w:szCs w:val="16"/>
+              </w:rPr>
+            </w:pPr>
+            <w:r>
+              <w:rPr>
+                <w:rFonts w:eastAsia="Times New Roman"/>
+                <w:sz w:val="16"/>
+                <w:szCs w:val="16"/>
+              </w:rPr>
+              <w:t>Tạo tài khoản, gán vai trò, khóa hoặc mở lại quyền</w:t>
+            </w:r>
+          </w:p>
+        </w:tc>
+        <w:tc>
+          <w:tcPr>
+            <w:tcW w:w="625" w:type="pct"/>
+            <w:tcBorders>
+              <w:top w:val="outset" w:sz="6" w:space="0" w:color="auto"/>
+              <w:left w:val="outset" w:sz="6" w:space="0" w:color="auto"/>
+              <w:bottom w:val="outset" w:sz="6" w:space="0" w:color="auto"/>
+              <w:right w:val="outset" w:sz="6" w:space="0" w:color="auto"/>
+            </w:tcBorders>
+            <w:vAlign w:val="center"/>
+            <w:hideMark/>
+          </w:tcPr>
+          <w:p>
+            <w:pPr>
+              <w:rPr>
+                <w:rFonts w:eastAsia="Times New Roman"/>
+                <w:sz w:val="16"/>
+                <w:szCs w:val="16"/>
+              </w:rPr>
+            </w:pPr>
+            <w:r>
+              <w:rPr>
+                <w:rFonts w:eastAsia="Times New Roman"/>
+                <w:sz w:val="16"/>
+                <w:szCs w:val="16"/>
+              </w:rPr>
+              <w:t>Tài khoản &amp; phân quyền</w:t>
+            </w:r>
+          </w:p>
+        </w:tc>
+        <w:tc>
+          <w:tcPr>
+            <w:tcW w:w="625" w:type="pct"/>
+            <w:tcBorders>
+              <w:top w:val="outset" w:sz="6" w:space="0" w:color="auto"/>
+              <w:left w:val="outset" w:sz="6" w:space="0" w:color="auto"/>
+              <w:bottom w:val="outset" w:sz="6" w:space="0" w:color="auto"/>
+              <w:right w:val="outset" w:sz="6" w:space="0" w:color="auto"/>
+            </w:tcBorders>
+            <w:vAlign w:val="center"/>
+            <w:hideMark/>
+          </w:tcPr>
+          <w:p>
+            <w:pPr>
+              <w:rPr>
+                <w:rFonts w:eastAsia="Times New Roman"/>
+                <w:sz w:val="16"/>
+                <w:szCs w:val="16"/>
+              </w:rPr>
+            </w:pPr>
+            <w:r>
+              <w:rPr>
+                <w:rStyle w:val="HTMLCode"/>
+              </w:rPr>
+              <w:t>Homefit Ai/pages/admin-user-management.html</w:t>
+            </w:r>
+          </w:p>
+        </w:tc>
+        <w:tc>
+          <w:tcPr>
+            <w:tcW w:w="625" w:type="pct"/>
+            <w:tcBorders>
+              <w:top w:val="outset" w:sz="6" w:space="0" w:color="auto"/>
+              <w:left w:val="outset" w:sz="6" w:space="0" w:color="auto"/>
+              <w:bottom w:val="outset" w:sz="6" w:space="0" w:color="auto"/>
+              <w:right w:val="outset" w:sz="6" w:space="0" w:color="auto"/>
+            </w:tcBorders>
+            <w:vAlign w:val="center"/>
+            <w:hideMark/>
+          </w:tcPr>
+          <w:p>
+            <w:pPr>
+              <w:rPr>
+                <w:rFonts w:eastAsia="Times New Roman"/>
+                <w:sz w:val="16"/>
+                <w:szCs w:val="16"/>
+              </w:rPr>
+            </w:pPr>
+            <w:r>
+              <w:rPr>
+                <w:rFonts w:eastAsia="Times New Roman"/>
+                <w:sz w:val="16"/>
+                <w:szCs w:val="16"/>
+              </w:rPr>
+              <w:t xml:space="preserve">C, R, U, D · tài khoản </w:t>
+            </w:r>
+            <w:r>
+              <w:rPr>
+                <w:rStyle w:val="HTMLCode"/>
+              </w:rPr>
+              <w:t>active ↔ suspended</w:t>
+            </w:r>
+            <w:r>
+              <w:rPr>
+                <w:rFonts w:eastAsia="Times New Roman"/>
+                <w:sz w:val="16"/>
+                <w:szCs w:val="16"/>
+              </w:rPr>
+              <w:t>, nhật ký thao tác</w:t>
+            </w:r>
+          </w:p>
+        </w:tc>
+        <w:tc>
+          <w:tcPr>
+            <w:tcW w:w="625" w:type="pct"/>
+            <w:tcBorders>
+              <w:top w:val="outset" w:sz="6" w:space="0" w:color="auto"/>
+              <w:left w:val="outset" w:sz="6" w:space="0" w:color="auto"/>
+              <w:bottom w:val="outset" w:sz="6" w:space="0" w:color="auto"/>
+              <w:right w:val="outset" w:sz="6" w:space="0" w:color="auto"/>
+            </w:tcBorders>
+            <w:vAlign w:val="center"/>
+            <w:hideMark/>
+          </w:tcPr>
+          <w:p>
+            <w:pPr>
+              <w:rPr>
+                <w:rFonts w:eastAsia="Times New Roman"/>
+                <w:sz w:val="16"/>
+                <w:szCs w:val="16"/>
+              </w:rPr>
+            </w:pPr>
+            <w:r>
+              <w:rPr>
+                <w:rFonts w:eastAsia="Times New Roman"/>
+                <w:sz w:val="16"/>
+                <w:szCs w:val="16"/>
+              </w:rPr>
+              <w:t>—</w:t>
+            </w:r>
+          </w:p>
+        </w:tc>
+        <w:tc>
+          <w:tcPr>
+            <w:tcW w:w="625" w:type="pct"/>
+            <w:tcBorders>
+              <w:top w:val="outset" w:sz="6" w:space="0" w:color="auto"/>
+              <w:left w:val="outset" w:sz="6" w:space="0" w:color="auto"/>
+              <w:bottom w:val="outset" w:sz="6" w:space="0" w:color="auto"/>
+              <w:right w:val="outset" w:sz="6" w:space="0" w:color="auto"/>
+            </w:tcBorders>
+            <w:vAlign w:val="center"/>
+            <w:hideMark/>
+          </w:tcPr>
+          <w:p>
+            <w:pPr>
+              <w:rPr>
+                <w:rFonts w:eastAsia="Times New Roman"/>
+                <w:sz w:val="16"/>
+                <w:szCs w:val="16"/>
+              </w:rPr>
+            </w:pPr>
+            <w:r>
+              <w:rPr>
+                <w:rFonts w:eastAsia="Times New Roman"/>
+                <w:sz w:val="16"/>
+                <w:szCs w:val="16"/>
+              </w:rPr>
+              <w:t>SV2</w:t>
+            </w:r>
+          </w:p>
+        </w:tc>
+      </w:tr>
+      <w:tr>
+        <w:trPr>
+          <w:divId w:val="1143041178"/>
         </w:trPr>
         <w:tc>
           <w:tcPr>
@@ -13871,7 +16701,7 @@
       <w:pPr>
         <w:pStyle w:val="Heading2"/>
         <w:pageBreakBefore/>
-        <w:divId w:val="15083027"/>
+        <w:divId w:val="1143041178"/>
         <w:rPr>
           <w:rFonts w:ascii="Segoe UI" w:eastAsia="Times New Roman" w:hAnsi="Segoe UI" w:cs="Segoe UI"/>
         </w:rPr>
@@ -13909,7 +16739,7 @@
       </w:tblGrid>
       <w:tr>
         <w:trPr>
-          <w:divId w:val="15083027"/>
+          <w:divId w:val="1143041178"/>
         </w:trPr>
         <w:tc>
           <w:tcPr>
@@ -14058,7 +16888,7 @@
       </w:tr>
       <w:tr>
         <w:trPr>
-          <w:divId w:val="15083027"/>
+          <w:divId w:val="1143041178"/>
         </w:trPr>
         <w:tc>
           <w:tcPr>
@@ -14116,7 +16946,7 @@
                 <w:sz w:val="16"/>
                 <w:szCs w:val="16"/>
               </w:rPr>
-              <w:t>Đăng nhập, đăng ký, đặt lại mật khẩu và định tuyến vai trò</w:t>
+              <w:t>Đăng nhập, đăng ký, đặt lại mật khẩu, định tuyến vai trò và ba màn hình AI mô phỏng</w:t>
             </w:r>
           </w:p>
         </w:tc>
@@ -14146,7 +16976,7 @@
                 <w:sz w:val="16"/>
                 <w:szCs w:val="16"/>
               </w:rPr>
-              <w:t>1</w:t>
+              <w:t>4</w:t>
             </w:r>
           </w:p>
         </w:tc>
@@ -14183,7 +17013,7 @@
       </w:tr>
       <w:tr>
         <w:trPr>
-          <w:divId w:val="15083027"/>
+          <w:divId w:val="1143041178"/>
         </w:trPr>
         <w:tc>
           <w:tcPr>
@@ -14308,7 +17138,7 @@
       </w:tr>
       <w:tr>
         <w:trPr>
-          <w:divId w:val="15083027"/>
+          <w:divId w:val="1143041178"/>
         </w:trPr>
         <w:tc>
           <w:tcPr>
@@ -14433,7 +17263,7 @@
       </w:tr>
       <w:tr>
         <w:trPr>
-          <w:divId w:val="15083027"/>
+          <w:divId w:val="1143041178"/>
         </w:trPr>
         <w:tc>
           <w:tcPr>
@@ -14558,7 +17388,7 @@
       </w:tr>
       <w:tr>
         <w:trPr>
-          <w:divId w:val="15083027"/>
+          <w:divId w:val="1143041178"/>
         </w:trPr>
         <w:tc>
           <w:tcPr>
@@ -14684,7 +17514,7 @@
     </w:tbl>
     <w:p>
       <w:pPr>
-        <w:divId w:val="15083027"/>
+        <w:divId w:val="1143041178"/>
         <w:rPr>
           <w:rFonts w:eastAsia="Times New Roman"/>
         </w:rPr>

--- a/docs/HomeFitAI-luong-va-kiem-ke-man-hinh.docx
+++ b/docs/HomeFitAI-luong-va-kiem-ke-man-hinh.docx
@@ -600,20 +600,6 @@
               <w:rPr>
                 <w:rStyle w:val="HTMLCode"/>
               </w:rPr>
-              <w:t>ai-matcher.html</w:t>
-            </w:r>
-            <w:r>
-              <w:rPr>
-                <w:rFonts w:eastAsia="Times New Roman"/>
-                <w:sz w:val="16"/>
-                <w:szCs w:val="16"/>
-              </w:rPr>
-              <w:t xml:space="preserve">, </w:t>
-            </w:r>
-            <w:r>
-              <w:rPr>
-                <w:rStyle w:val="HTMLCode"/>
-              </w:rPr>
               <w:t>seeker-search.html</w:t>
             </w:r>
             <w:r>
@@ -764,20 +750,6 @@
               </w:rPr>
               <w:t>agent-post.html</w:t>
             </w:r>
-            <w:r>
-              <w:rPr>
-                <w:rFonts w:eastAsia="Times New Roman"/>
-                <w:sz w:val="16"/>
-                <w:szCs w:val="16"/>
-              </w:rPr>
-              <w:t xml:space="preserve">, </w:t>
-            </w:r>
-            <w:r>
-              <w:rPr>
-                <w:rStyle w:val="HTMLCode"/>
-              </w:rPr>
-              <w:t>ai-summary.html</w:t>
-            </w:r>
           </w:p>
         </w:tc>
       </w:tr>
@@ -897,20 +869,6 @@
                 <w:rStyle w:val="HTMLCode"/>
               </w:rPr>
               <w:t>seeker-saved.html</w:t>
-            </w:r>
-            <w:r>
-              <w:rPr>
-                <w:rFonts w:eastAsia="Times New Roman"/>
-                <w:sz w:val="16"/>
-                <w:szCs w:val="16"/>
-              </w:rPr>
-              <w:t xml:space="preserve">, </w:t>
-            </w:r>
-            <w:r>
-              <w:rPr>
-                <w:rStyle w:val="HTMLCode"/>
-              </w:rPr>
-              <w:t>ai-compare.html</w:t>
             </w:r>
           </w:p>
         </w:tc>
@@ -1263,7 +1221,15 @@
           <w:sz w:val="18"/>
           <w:szCs w:val="18"/>
         </w:rPr>
-        <w:t>│   ├── login.html                     Đăng nh</w:t>
+        <w:t xml:space="preserve">│   └── login.html           </w:t>
+      </w:r>
+      <w:r>
+        <w:rPr>
+          <w:rFonts w:ascii="Consolas" w:hAnsi="Consolas"/>
+          <w:sz w:val="18"/>
+          <w:szCs w:val="18"/>
+        </w:rPr>
+        <w:t xml:space="preserve">          Đăng nh</w:t>
       </w:r>
       <w:r>
         <w:rPr>
@@ -1367,7 +1333,23 @@
           <w:sz w:val="18"/>
           <w:szCs w:val="18"/>
         </w:rPr>
-        <w:t>│   ├── ai-matcher.html                AI-1 Lifestyle Matcher</w:t>
+        <w:t>├── NGƯ</w:t>
+      </w:r>
+      <w:r>
+        <w:rPr>
+          <w:rFonts w:ascii="Consolas" w:hAnsi="Consolas"/>
+          <w:sz w:val="18"/>
+          <w:szCs w:val="18"/>
+        </w:rPr>
+        <w:t>Ờ</w:t>
+      </w:r>
+      <w:r>
+        <w:rPr>
+          <w:rFonts w:ascii="Consolas" w:hAnsi="Consolas"/>
+          <w:sz w:val="18"/>
+          <w:szCs w:val="18"/>
+        </w:rPr>
+        <w:t>I TÌM NHÀ (SV1)</w:t>
       </w:r>
     </w:p>
     <w:p>
@@ -1391,7 +1373,63 @@
           <w:sz w:val="18"/>
           <w:szCs w:val="18"/>
         </w:rPr>
-        <w:t>│   ├── ai-summary.html                AI-2 Listing Summary</w:t>
+        <w:t>│   ├── seeker-search.html             Tìm &amp; l</w:t>
+      </w:r>
+      <w:r>
+        <w:rPr>
+          <w:rFonts w:ascii="Consolas" w:hAnsi="Consolas"/>
+          <w:sz w:val="18"/>
+          <w:szCs w:val="18"/>
+        </w:rPr>
+        <w:t>ọ</w:t>
+      </w:r>
+      <w:r>
+        <w:rPr>
+          <w:rFonts w:ascii="Consolas" w:hAnsi="Consolas"/>
+          <w:sz w:val="18"/>
+          <w:szCs w:val="18"/>
+        </w:rPr>
+        <w:t>c theo brief, đi</w:t>
+      </w:r>
+      <w:r>
+        <w:rPr>
+          <w:rFonts w:ascii="Consolas" w:hAnsi="Consolas"/>
+          <w:sz w:val="18"/>
+          <w:szCs w:val="18"/>
+        </w:rPr>
+        <w:t>ể</w:t>
+      </w:r>
+      <w:r>
+        <w:rPr>
+          <w:rFonts w:ascii="Consolas" w:hAnsi="Consolas"/>
+          <w:sz w:val="18"/>
+          <w:szCs w:val="18"/>
+        </w:rPr>
+        <w:t>m vào nghi</w:t>
+      </w:r>
+      <w:r>
+        <w:rPr>
+          <w:rFonts w:ascii="Consolas" w:hAnsi="Consolas"/>
+          <w:sz w:val="18"/>
+          <w:szCs w:val="18"/>
+        </w:rPr>
+        <w:t>ệ</w:t>
+      </w:r>
+      <w:r>
+        <w:rPr>
+          <w:rFonts w:ascii="Consolas" w:hAnsi="Consolas"/>
+          <w:sz w:val="18"/>
+          <w:szCs w:val="18"/>
+        </w:rPr>
+        <w:t>p v</w:t>
+      </w:r>
+      <w:r>
+        <w:rPr>
+          <w:rFonts w:ascii="Consolas" w:hAnsi="Consolas"/>
+          <w:sz w:val="18"/>
+          <w:szCs w:val="18"/>
+        </w:rPr>
+        <w:t>ụ</w:t>
       </w:r>
     </w:p>
     <w:p>
@@ -1415,7 +1453,23 @@
           <w:sz w:val="18"/>
           <w:szCs w:val="18"/>
         </w:rPr>
-        <w:t>│   └── ai-compare.html                AI-3 Comparison Assistant</w:t>
+        <w:t>│   ├── seeker-detail.html             Chi ti</w:t>
+      </w:r>
+      <w:r>
+        <w:rPr>
+          <w:rFonts w:ascii="Consolas" w:hAnsi="Consolas"/>
+          <w:sz w:val="18"/>
+          <w:szCs w:val="18"/>
+        </w:rPr>
+        <w:t>ế</w:t>
+      </w:r>
+      <w:r>
+        <w:rPr>
+          <w:rFonts w:ascii="Consolas" w:hAnsi="Consolas"/>
+          <w:sz w:val="18"/>
+          <w:szCs w:val="18"/>
+        </w:rPr>
+        <w:t>t nhà + Living Summary</w:t>
       </w:r>
     </w:p>
     <w:p>
@@ -1439,23 +1493,23 @@
           <w:sz w:val="18"/>
           <w:szCs w:val="18"/>
         </w:rPr>
-        <w:t>├── NGƯ</w:t>
-      </w:r>
-      <w:r>
-        <w:rPr>
-          <w:rFonts w:ascii="Consolas" w:hAnsi="Consolas"/>
-          <w:sz w:val="18"/>
-          <w:szCs w:val="18"/>
-        </w:rPr>
-        <w:t>Ờ</w:t>
-      </w:r>
-      <w:r>
-        <w:rPr>
-          <w:rFonts w:ascii="Consolas" w:hAnsi="Consolas"/>
-          <w:sz w:val="18"/>
-          <w:szCs w:val="18"/>
-        </w:rPr>
-        <w:t>I TÌM NHÀ (SV1)</w:t>
+        <w:t>│   ├── seeker-brief-form.html         T</w:t>
+      </w:r>
+      <w:r>
+        <w:rPr>
+          <w:rFonts w:ascii="Consolas" w:hAnsi="Consolas"/>
+          <w:sz w:val="18"/>
+          <w:szCs w:val="18"/>
+        </w:rPr>
+        <w:t>ạ</w:t>
+      </w:r>
+      <w:r>
+        <w:rPr>
+          <w:rFonts w:ascii="Consolas" w:hAnsi="Consolas"/>
+          <w:sz w:val="18"/>
+          <w:szCs w:val="18"/>
+        </w:rPr>
+        <w:t>o brief + AI Lifestyle Matcher</w:t>
       </w:r>
     </w:p>
     <w:p>
@@ -1479,63 +1533,7 @@
           <w:sz w:val="18"/>
           <w:szCs w:val="18"/>
         </w:rPr>
-        <w:t>│   ├── seeker-search.html             Tìm &amp; l</w:t>
-      </w:r>
-      <w:r>
-        <w:rPr>
-          <w:rFonts w:ascii="Consolas" w:hAnsi="Consolas"/>
-          <w:sz w:val="18"/>
-          <w:szCs w:val="18"/>
-        </w:rPr>
-        <w:t>ọ</w:t>
-      </w:r>
-      <w:r>
-        <w:rPr>
-          <w:rFonts w:ascii="Consolas" w:hAnsi="Consolas"/>
-          <w:sz w:val="18"/>
-          <w:szCs w:val="18"/>
-        </w:rPr>
-        <w:t>c theo brief, đi</w:t>
-      </w:r>
-      <w:r>
-        <w:rPr>
-          <w:rFonts w:ascii="Consolas" w:hAnsi="Consolas"/>
-          <w:sz w:val="18"/>
-          <w:szCs w:val="18"/>
-        </w:rPr>
-        <w:t>ể</w:t>
-      </w:r>
-      <w:r>
-        <w:rPr>
-          <w:rFonts w:ascii="Consolas" w:hAnsi="Consolas"/>
-          <w:sz w:val="18"/>
-          <w:szCs w:val="18"/>
-        </w:rPr>
-        <w:t>m vào nghi</w:t>
-      </w:r>
-      <w:r>
-        <w:rPr>
-          <w:rFonts w:ascii="Consolas" w:hAnsi="Consolas"/>
-          <w:sz w:val="18"/>
-          <w:szCs w:val="18"/>
-        </w:rPr>
-        <w:t>ệ</w:t>
-      </w:r>
-      <w:r>
-        <w:rPr>
-          <w:rFonts w:ascii="Consolas" w:hAnsi="Consolas"/>
-          <w:sz w:val="18"/>
-          <w:szCs w:val="18"/>
-        </w:rPr>
-        <w:t>p v</w:t>
-      </w:r>
-      <w:r>
-        <w:rPr>
-          <w:rFonts w:ascii="Consolas" w:hAnsi="Consolas"/>
-          <w:sz w:val="18"/>
-          <w:szCs w:val="18"/>
-        </w:rPr>
-        <w:t>ụ</w:t>
+        <w:t>│   ├── seeker-saved.html              Nhà đã lưu + AI Comparison</w:t>
       </w:r>
     </w:p>
     <w:p>
@@ -1559,23 +1557,39 @@
           <w:sz w:val="18"/>
           <w:szCs w:val="18"/>
         </w:rPr>
-        <w:t>│   ├── seeker-detail.html             Chi ti</w:t>
-      </w:r>
-      <w:r>
-        <w:rPr>
-          <w:rFonts w:ascii="Consolas" w:hAnsi="Consolas"/>
-          <w:sz w:val="18"/>
-          <w:szCs w:val="18"/>
-        </w:rPr>
-        <w:t>ế</w:t>
-      </w:r>
-      <w:r>
-        <w:rPr>
-          <w:rFonts w:ascii="Consolas" w:hAnsi="Consolas"/>
-          <w:sz w:val="18"/>
-          <w:szCs w:val="18"/>
-        </w:rPr>
-        <w:t>t nhà + Living Summary</w:t>
+        <w:t>│   ├── seeker-agent-selection.html    Ch</w:t>
+      </w:r>
+      <w:r>
+        <w:rPr>
+          <w:rFonts w:ascii="Consolas" w:hAnsi="Consolas"/>
+          <w:sz w:val="18"/>
+          <w:szCs w:val="18"/>
+        </w:rPr>
+        <w:t>ọ</w:t>
+      </w:r>
+      <w:r>
+        <w:rPr>
+          <w:rFonts w:ascii="Consolas" w:hAnsi="Consolas"/>
+          <w:sz w:val="18"/>
+          <w:szCs w:val="18"/>
+        </w:rPr>
+        <w:t>n môi gi</w:t>
+      </w:r>
+      <w:r>
+        <w:rPr>
+          <w:rFonts w:ascii="Consolas" w:hAnsi="Consolas"/>
+          <w:sz w:val="18"/>
+          <w:szCs w:val="18"/>
+        </w:rPr>
+        <w:t>ớ</w:t>
+      </w:r>
+      <w:r>
+        <w:rPr>
+          <w:rFonts w:ascii="Consolas" w:hAnsi="Consolas"/>
+          <w:sz w:val="18"/>
+          <w:szCs w:val="18"/>
+        </w:rPr>
+        <w:t>i</w:t>
       </w:r>
     </w:p>
     <w:p>
@@ -1599,79 +1613,39 @@
           <w:sz w:val="18"/>
           <w:szCs w:val="18"/>
         </w:rPr>
-        <w:t xml:space="preserve">│   ├── seeker-brief-form.html         </w:t>
-      </w:r>
-      <w:r>
-        <w:rPr>
-          <w:rFonts w:ascii="Consolas" w:hAnsi="Consolas"/>
-          <w:sz w:val="18"/>
-          <w:szCs w:val="18"/>
-        </w:rPr>
-        <w:t>T</w:t>
-      </w:r>
-      <w:r>
-        <w:rPr>
-          <w:rFonts w:ascii="Consolas" w:hAnsi="Consolas"/>
-          <w:sz w:val="18"/>
-          <w:szCs w:val="18"/>
-        </w:rPr>
-        <w:t>ạ</w:t>
-      </w:r>
-      <w:r>
-        <w:rPr>
-          <w:rFonts w:ascii="Consolas" w:hAnsi="Consolas"/>
-          <w:sz w:val="18"/>
-          <w:szCs w:val="18"/>
-        </w:rPr>
-        <w:t>o brief + kh</w:t>
-      </w:r>
-      <w:r>
-        <w:rPr>
-          <w:rFonts w:ascii="Consolas" w:hAnsi="Consolas"/>
-          <w:sz w:val="18"/>
-          <w:szCs w:val="18"/>
-        </w:rPr>
-        <w:t>ố</w:t>
-      </w:r>
-      <w:r>
-        <w:rPr>
-          <w:rFonts w:ascii="Consolas" w:hAnsi="Consolas"/>
-          <w:sz w:val="18"/>
-          <w:szCs w:val="18"/>
-        </w:rPr>
-        <w:t>i k</w:t>
-      </w:r>
-      <w:r>
-        <w:rPr>
-          <w:rFonts w:ascii="Consolas" w:hAnsi="Consolas"/>
-          <w:sz w:val="18"/>
-          <w:szCs w:val="18"/>
-        </w:rPr>
-        <w:t>ế</w:t>
-      </w:r>
-      <w:r>
-        <w:rPr>
-          <w:rFonts w:ascii="Consolas" w:hAnsi="Consolas"/>
-          <w:sz w:val="18"/>
-          <w:szCs w:val="18"/>
-        </w:rPr>
-        <w:t>t qu</w:t>
-      </w:r>
-      <w:r>
-        <w:rPr>
-          <w:rFonts w:ascii="Consolas" w:hAnsi="Consolas"/>
-          <w:sz w:val="18"/>
-          <w:szCs w:val="18"/>
-        </w:rPr>
-        <w:t>ả</w:t>
-      </w:r>
-      <w:r>
-        <w:rPr>
-          <w:rFonts w:ascii="Consolas" w:hAnsi="Consolas"/>
-          <w:sz w:val="18"/>
-          <w:szCs w:val="18"/>
-        </w:rPr>
-        <w:t xml:space="preserve"> AI-1</w:t>
+        <w:t>│   ├── seeker-agent-profile.html      H</w:t>
+      </w:r>
+      <w:r>
+        <w:rPr>
+          <w:rFonts w:ascii="Consolas" w:hAnsi="Consolas"/>
+          <w:sz w:val="18"/>
+          <w:szCs w:val="18"/>
+        </w:rPr>
+        <w:t>ồ</w:t>
+      </w:r>
+      <w:r>
+        <w:rPr>
+          <w:rFonts w:ascii="Consolas" w:hAnsi="Consolas"/>
+          <w:sz w:val="18"/>
+          <w:szCs w:val="18"/>
+        </w:rPr>
+        <w:t xml:space="preserve"> sơ môi gi</w:t>
+      </w:r>
+      <w:r>
+        <w:rPr>
+          <w:rFonts w:ascii="Consolas" w:hAnsi="Consolas"/>
+          <w:sz w:val="18"/>
+          <w:szCs w:val="18"/>
+        </w:rPr>
+        <w:t>ớ</w:t>
+      </w:r>
+      <w:r>
+        <w:rPr>
+          <w:rFonts w:ascii="Consolas" w:hAnsi="Consolas"/>
+          <w:sz w:val="18"/>
+          <w:szCs w:val="18"/>
+        </w:rPr>
+        <w:t>i</w:t>
       </w:r>
     </w:p>
     <w:p>
@@ -1695,39 +1669,15 @@
           <w:sz w:val="18"/>
           <w:szCs w:val="18"/>
         </w:rPr>
-        <w:t>│   ├── seeker-saved.html              Nhà đã lưu + b</w:t>
-      </w:r>
-      <w:r>
-        <w:rPr>
-          <w:rFonts w:ascii="Consolas" w:hAnsi="Consolas"/>
-          <w:sz w:val="18"/>
-          <w:szCs w:val="18"/>
-        </w:rPr>
-        <w:t>ả</w:t>
-      </w:r>
-      <w:r>
-        <w:rPr>
-          <w:rFonts w:ascii="Consolas" w:hAnsi="Consolas"/>
-          <w:sz w:val="18"/>
-          <w:szCs w:val="18"/>
-        </w:rPr>
-        <w:t>ng so sánh c</w:t>
-      </w:r>
-      <w:r>
-        <w:rPr>
-          <w:rFonts w:ascii="Consolas" w:hAnsi="Consolas"/>
-          <w:sz w:val="18"/>
-          <w:szCs w:val="18"/>
-        </w:rPr>
-        <w:t>ủ</w:t>
-      </w:r>
-      <w:r>
-        <w:rPr>
-          <w:rFonts w:ascii="Consolas" w:hAnsi="Consolas"/>
-          <w:sz w:val="18"/>
-          <w:szCs w:val="18"/>
-        </w:rPr>
-        <w:t>a AI-3</w:t>
+        <w:t xml:space="preserve">│   └── seeker-report.html             </w:t>
+      </w:r>
+      <w:r>
+        <w:rPr>
+          <w:rFonts w:ascii="Consolas" w:hAnsi="Consolas"/>
+          <w:sz w:val="18"/>
+          <w:szCs w:val="18"/>
+        </w:rPr>
+        <w:t>Báo cáo bài đăng</w:t>
       </w:r>
     </w:p>
     <w:p>
@@ -1751,39 +1701,23 @@
           <w:sz w:val="18"/>
           <w:szCs w:val="18"/>
         </w:rPr>
-        <w:t>│   ├── seeker-agent-selection.html    Ch</w:t>
-      </w:r>
-      <w:r>
-        <w:rPr>
-          <w:rFonts w:ascii="Consolas" w:hAnsi="Consolas"/>
-          <w:sz w:val="18"/>
-          <w:szCs w:val="18"/>
-        </w:rPr>
-        <w:t>ọ</w:t>
-      </w:r>
-      <w:r>
-        <w:rPr>
-          <w:rFonts w:ascii="Consolas" w:hAnsi="Consolas"/>
-          <w:sz w:val="18"/>
-          <w:szCs w:val="18"/>
-        </w:rPr>
-        <w:t>n môi gi</w:t>
-      </w:r>
-      <w:r>
-        <w:rPr>
-          <w:rFonts w:ascii="Consolas" w:hAnsi="Consolas"/>
-          <w:sz w:val="18"/>
-          <w:szCs w:val="18"/>
-        </w:rPr>
-        <w:t>ớ</w:t>
-      </w:r>
-      <w:r>
-        <w:rPr>
-          <w:rFonts w:ascii="Consolas" w:hAnsi="Consolas"/>
-          <w:sz w:val="18"/>
-          <w:szCs w:val="18"/>
-        </w:rPr>
-        <w:t>i</w:t>
+        <w:t>├── MÔI GI</w:t>
+      </w:r>
+      <w:r>
+        <w:rPr>
+          <w:rFonts w:ascii="Consolas" w:hAnsi="Consolas"/>
+          <w:sz w:val="18"/>
+          <w:szCs w:val="18"/>
+        </w:rPr>
+        <w:t>Ớ</w:t>
+      </w:r>
+      <w:r>
+        <w:rPr>
+          <w:rFonts w:ascii="Consolas" w:hAnsi="Consolas"/>
+          <w:sz w:val="18"/>
+          <w:szCs w:val="18"/>
+        </w:rPr>
+        <w:t>I (SV1)</w:t>
       </w:r>
     </w:p>
     <w:p>
@@ -1807,39 +1741,71 @@
           <w:sz w:val="18"/>
           <w:szCs w:val="18"/>
         </w:rPr>
-        <w:t>│   ├── seeker-agent-profile.html      H</w:t>
-      </w:r>
-      <w:r>
-        <w:rPr>
-          <w:rFonts w:ascii="Consolas" w:hAnsi="Consolas"/>
-          <w:sz w:val="18"/>
-          <w:szCs w:val="18"/>
-        </w:rPr>
-        <w:t>ồ</w:t>
-      </w:r>
-      <w:r>
-        <w:rPr>
-          <w:rFonts w:ascii="Consolas" w:hAnsi="Consolas"/>
-          <w:sz w:val="18"/>
-          <w:szCs w:val="18"/>
-        </w:rPr>
-        <w:t xml:space="preserve"> sơ môi gi</w:t>
-      </w:r>
-      <w:r>
-        <w:rPr>
-          <w:rFonts w:ascii="Consolas" w:hAnsi="Consolas"/>
-          <w:sz w:val="18"/>
-          <w:szCs w:val="18"/>
-        </w:rPr>
-        <w:t>ớ</w:t>
-      </w:r>
-      <w:r>
-        <w:rPr>
-          <w:rFonts w:ascii="Consolas" w:hAnsi="Consolas"/>
-          <w:sz w:val="18"/>
-          <w:szCs w:val="18"/>
-        </w:rPr>
-        <w:t>i</w:t>
+        <w:t>│   ├── agent-post.html                T</w:t>
+      </w:r>
+      <w:r>
+        <w:rPr>
+          <w:rFonts w:ascii="Consolas" w:hAnsi="Consolas"/>
+          <w:sz w:val="18"/>
+          <w:szCs w:val="18"/>
+        </w:rPr>
+        <w:t>ạ</w:t>
+      </w:r>
+      <w:r>
+        <w:rPr>
+          <w:rFonts w:ascii="Consolas" w:hAnsi="Consolas"/>
+          <w:sz w:val="18"/>
+          <w:szCs w:val="18"/>
+        </w:rPr>
+        <w:t>o bài đăng + AI g</w:t>
+      </w:r>
+      <w:r>
+        <w:rPr>
+          <w:rFonts w:ascii="Consolas" w:hAnsi="Consolas"/>
+          <w:sz w:val="18"/>
+          <w:szCs w:val="18"/>
+        </w:rPr>
+        <w:t>ợ</w:t>
+      </w:r>
+      <w:r>
+        <w:rPr>
+          <w:rFonts w:ascii="Consolas" w:hAnsi="Consolas"/>
+          <w:sz w:val="18"/>
+          <w:szCs w:val="18"/>
+        </w:rPr>
+        <w:t>i ý b</w:t>
+      </w:r>
+      <w:r>
+        <w:rPr>
+          <w:rFonts w:ascii="Consolas" w:hAnsi="Consolas"/>
+          <w:sz w:val="18"/>
+          <w:szCs w:val="18"/>
+        </w:rPr>
+        <w:t>ố</w:t>
+      </w:r>
+      <w:r>
+        <w:rPr>
+          <w:rFonts w:ascii="Consolas" w:hAnsi="Consolas"/>
+          <w:sz w:val="18"/>
+          <w:szCs w:val="18"/>
+        </w:rPr>
+        <w:t xml:space="preserve"> c</w:t>
+      </w:r>
+      <w:r>
+        <w:rPr>
+          <w:rFonts w:ascii="Consolas" w:hAnsi="Consolas"/>
+          <w:sz w:val="18"/>
+          <w:szCs w:val="18"/>
+        </w:rPr>
+        <w:t>ụ</w:t>
+      </w:r>
+      <w:r>
+        <w:rPr>
+          <w:rFonts w:ascii="Consolas" w:hAnsi="Consolas"/>
+          <w:sz w:val="18"/>
+          <w:szCs w:val="18"/>
+        </w:rPr>
+        <w:t>c</w:t>
       </w:r>
     </w:p>
     <w:p>
@@ -1863,7 +1829,39 @@
           <w:sz w:val="18"/>
           <w:szCs w:val="18"/>
         </w:rPr>
-        <w:t>│   └── seeker-report.html             Báo cáo bài đăng</w:t>
+        <w:t>│   ├── agent-posts.html               Qu</w:t>
+      </w:r>
+      <w:r>
+        <w:rPr>
+          <w:rFonts w:ascii="Consolas" w:hAnsi="Consolas"/>
+          <w:sz w:val="18"/>
+          <w:szCs w:val="18"/>
+        </w:rPr>
+        <w:t>ả</w:t>
+      </w:r>
+      <w:r>
+        <w:rPr>
+          <w:rFonts w:ascii="Consolas" w:hAnsi="Consolas"/>
+          <w:sz w:val="18"/>
+          <w:szCs w:val="18"/>
+        </w:rPr>
+        <w:t>n lý bài đăng, xu</w:t>
+      </w:r>
+      <w:r>
+        <w:rPr>
+          <w:rFonts w:ascii="Consolas" w:hAnsi="Consolas"/>
+          <w:sz w:val="18"/>
+          <w:szCs w:val="18"/>
+        </w:rPr>
+        <w:t>ấ</w:t>
+      </w:r>
+      <w:r>
+        <w:rPr>
+          <w:rFonts w:ascii="Consolas" w:hAnsi="Consolas"/>
+          <w:sz w:val="18"/>
+          <w:szCs w:val="18"/>
+        </w:rPr>
+        <w:t>t CSV</w:t>
       </w:r>
     </w:p>
     <w:p>
@@ -1887,23 +1885,39 @@
           <w:sz w:val="18"/>
           <w:szCs w:val="18"/>
         </w:rPr>
-        <w:t>├── MÔI GI</w:t>
-      </w:r>
-      <w:r>
-        <w:rPr>
-          <w:rFonts w:ascii="Consolas" w:hAnsi="Consolas"/>
-          <w:sz w:val="18"/>
-          <w:szCs w:val="18"/>
-        </w:rPr>
-        <w:t>Ớ</w:t>
-      </w:r>
-      <w:r>
-        <w:rPr>
-          <w:rFonts w:ascii="Consolas" w:hAnsi="Consolas"/>
-          <w:sz w:val="18"/>
-          <w:szCs w:val="18"/>
-        </w:rPr>
-        <w:t>I (SV1)</w:t>
+        <w:t>│   ├── agent-requests.html            Lead &amp; yêu c</w:t>
+      </w:r>
+      <w:r>
+        <w:rPr>
+          <w:rFonts w:ascii="Consolas" w:hAnsi="Consolas"/>
+          <w:sz w:val="18"/>
+          <w:szCs w:val="18"/>
+        </w:rPr>
+        <w:t>ầ</w:t>
+      </w:r>
+      <w:r>
+        <w:rPr>
+          <w:rFonts w:ascii="Consolas" w:hAnsi="Consolas"/>
+          <w:sz w:val="18"/>
+          <w:szCs w:val="18"/>
+        </w:rPr>
+        <w:t>u t</w:t>
+      </w:r>
+      <w:r>
+        <w:rPr>
+          <w:rFonts w:ascii="Consolas" w:hAnsi="Consolas"/>
+          <w:sz w:val="18"/>
+          <w:szCs w:val="18"/>
+        </w:rPr>
+        <w:t>ừ</w:t>
+      </w:r>
+      <w:r>
+        <w:rPr>
+          <w:rFonts w:ascii="Consolas" w:hAnsi="Consolas"/>
+          <w:sz w:val="18"/>
+          <w:szCs w:val="18"/>
+        </w:rPr>
+        <w:t xml:space="preserve"> brief</w:t>
       </w:r>
     </w:p>
     <w:p>
@@ -1927,87 +1941,39 @@
           <w:sz w:val="18"/>
           <w:szCs w:val="18"/>
         </w:rPr>
-        <w:t>│   ├── agent-post.html                T</w:t>
-      </w:r>
-      <w:r>
-        <w:rPr>
-          <w:rFonts w:ascii="Consolas" w:hAnsi="Consolas"/>
-          <w:sz w:val="18"/>
-          <w:szCs w:val="18"/>
-        </w:rPr>
-        <w:t>ạ</w:t>
-      </w:r>
-      <w:r>
-        <w:rPr>
-          <w:rFonts w:ascii="Consolas" w:hAnsi="Consolas"/>
-          <w:sz w:val="18"/>
-          <w:szCs w:val="18"/>
-        </w:rPr>
-        <w:t>o bài đăng + kh</w:t>
-      </w:r>
-      <w:r>
-        <w:rPr>
-          <w:rFonts w:ascii="Consolas" w:hAnsi="Consolas"/>
-          <w:sz w:val="18"/>
-          <w:szCs w:val="18"/>
-        </w:rPr>
-        <w:t>ố</w:t>
-      </w:r>
-      <w:r>
-        <w:rPr>
-          <w:rFonts w:ascii="Consolas" w:hAnsi="Consolas"/>
-          <w:sz w:val="18"/>
-          <w:szCs w:val="18"/>
-        </w:rPr>
-        <w:t>i b</w:t>
-      </w:r>
-      <w:r>
-        <w:rPr>
-          <w:rFonts w:ascii="Consolas" w:hAnsi="Consolas"/>
-          <w:sz w:val="18"/>
-          <w:szCs w:val="18"/>
-        </w:rPr>
-        <w:t>ố</w:t>
-      </w:r>
-      <w:r>
-        <w:rPr>
-          <w:rFonts w:ascii="Consolas" w:hAnsi="Consolas"/>
-          <w:sz w:val="18"/>
-          <w:szCs w:val="18"/>
-        </w:rPr>
-        <w:t xml:space="preserve"> c</w:t>
-      </w:r>
-      <w:r>
-        <w:rPr>
-          <w:rFonts w:ascii="Consolas" w:hAnsi="Consolas"/>
-          <w:sz w:val="18"/>
-          <w:szCs w:val="18"/>
-        </w:rPr>
-        <w:t>ụ</w:t>
-      </w:r>
-      <w:r>
-        <w:rPr>
-          <w:rFonts w:ascii="Consolas" w:hAnsi="Consolas"/>
-          <w:sz w:val="18"/>
-          <w:szCs w:val="18"/>
-        </w:rPr>
-        <w:t>c c</w:t>
-      </w:r>
-      <w:r>
-        <w:rPr>
-          <w:rFonts w:ascii="Consolas" w:hAnsi="Consolas"/>
-          <w:sz w:val="18"/>
-          <w:szCs w:val="18"/>
-        </w:rPr>
-        <w:t>ủ</w:t>
-      </w:r>
-      <w:r>
-        <w:rPr>
-          <w:rFonts w:ascii="Consolas" w:hAnsi="Consolas"/>
-          <w:sz w:val="18"/>
-          <w:szCs w:val="18"/>
-        </w:rPr>
-        <w:t>a AI-2</w:t>
+        <w:t>│   └── agent-appointments.html        L</w:t>
+      </w:r>
+      <w:r>
+        <w:rPr>
+          <w:rFonts w:ascii="Consolas" w:hAnsi="Consolas"/>
+          <w:sz w:val="18"/>
+          <w:szCs w:val="18"/>
+        </w:rPr>
+        <w:t>ị</w:t>
+      </w:r>
+      <w:r>
+        <w:rPr>
+          <w:rFonts w:ascii="Consolas" w:hAnsi="Consolas"/>
+          <w:sz w:val="18"/>
+          <w:szCs w:val="18"/>
+        </w:rPr>
+        <w:t>ch h</w:t>
+      </w:r>
+      <w:r>
+        <w:rPr>
+          <w:rFonts w:ascii="Consolas" w:hAnsi="Consolas"/>
+          <w:sz w:val="18"/>
+          <w:szCs w:val="18"/>
+        </w:rPr>
+        <w:t>ẹ</w:t>
+      </w:r>
+      <w:r>
+        <w:rPr>
+          <w:rFonts w:ascii="Consolas" w:hAnsi="Consolas"/>
+          <w:sz w:val="18"/>
+          <w:szCs w:val="18"/>
+        </w:rPr>
+        <w:t>n xem nhà</w:t>
       </w:r>
     </w:p>
     <w:p>
@@ -2031,39 +1997,39 @@
           <w:sz w:val="18"/>
           <w:szCs w:val="18"/>
         </w:rPr>
-        <w:t>│   ├── agent-posts.html               Qu</w:t>
-      </w:r>
-      <w:r>
-        <w:rPr>
-          <w:rFonts w:ascii="Consolas" w:hAnsi="Consolas"/>
-          <w:sz w:val="18"/>
-          <w:szCs w:val="18"/>
-        </w:rPr>
-        <w:t>ả</w:t>
-      </w:r>
-      <w:r>
-        <w:rPr>
-          <w:rFonts w:ascii="Consolas" w:hAnsi="Consolas"/>
-          <w:sz w:val="18"/>
-          <w:szCs w:val="18"/>
-        </w:rPr>
-        <w:t>n lý bài đăng, xu</w:t>
-      </w:r>
-      <w:r>
-        <w:rPr>
-          <w:rFonts w:ascii="Consolas" w:hAnsi="Consolas"/>
-          <w:sz w:val="18"/>
-          <w:szCs w:val="18"/>
-        </w:rPr>
-        <w:t>ấ</w:t>
-      </w:r>
-      <w:r>
-        <w:rPr>
-          <w:rFonts w:ascii="Consolas" w:hAnsi="Consolas"/>
-          <w:sz w:val="18"/>
-          <w:szCs w:val="18"/>
-        </w:rPr>
-        <w:t>t CSV</w:t>
+        <w:t>├── KI</w:t>
+      </w:r>
+      <w:r>
+        <w:rPr>
+          <w:rFonts w:ascii="Consolas" w:hAnsi="Consolas"/>
+          <w:sz w:val="18"/>
+          <w:szCs w:val="18"/>
+        </w:rPr>
+        <w:t>Ể</w:t>
+      </w:r>
+      <w:r>
+        <w:rPr>
+          <w:rFonts w:ascii="Consolas" w:hAnsi="Consolas"/>
+          <w:sz w:val="18"/>
+          <w:szCs w:val="18"/>
+        </w:rPr>
+        <w:t>M DUY</w:t>
+      </w:r>
+      <w:r>
+        <w:rPr>
+          <w:rFonts w:ascii="Consolas" w:hAnsi="Consolas"/>
+          <w:sz w:val="18"/>
+          <w:szCs w:val="18"/>
+        </w:rPr>
+        <w:t>Ệ</w:t>
+      </w:r>
+      <w:r>
+        <w:rPr>
+          <w:rFonts w:ascii="Consolas" w:hAnsi="Consolas"/>
+          <w:sz w:val="18"/>
+          <w:szCs w:val="18"/>
+        </w:rPr>
+        <w:t>T VIÊN (SV2 · nhánh chung Homefit Ai/pages/)</w:t>
       </w:r>
     </w:p>
     <w:p>
@@ -2088,39 +2054,31 @@
           <w:szCs w:val="18"/>
         </w:rPr>
         <w:lastRenderedPageBreak/>
-        <w:t>│   ├── agent-requests.html            Lead &amp; yêu c</w:t>
-      </w:r>
-      <w:r>
-        <w:rPr>
-          <w:rFonts w:ascii="Consolas" w:hAnsi="Consolas"/>
-          <w:sz w:val="18"/>
-          <w:szCs w:val="18"/>
-        </w:rPr>
-        <w:t>ầ</w:t>
-      </w:r>
-      <w:r>
-        <w:rPr>
-          <w:rFonts w:ascii="Consolas" w:hAnsi="Consolas"/>
-          <w:sz w:val="18"/>
-          <w:szCs w:val="18"/>
-        </w:rPr>
-        <w:t>u t</w:t>
-      </w:r>
-      <w:r>
-        <w:rPr>
-          <w:rFonts w:ascii="Consolas" w:hAnsi="Consolas"/>
-          <w:sz w:val="18"/>
-          <w:szCs w:val="18"/>
-        </w:rPr>
-        <w:t>ừ</w:t>
-      </w:r>
-      <w:r>
-        <w:rPr>
-          <w:rFonts w:ascii="Consolas" w:hAnsi="Consolas"/>
-          <w:sz w:val="18"/>
-          <w:szCs w:val="18"/>
-        </w:rPr>
-        <w:t xml:space="preserve"> brief</w:t>
+        <w:t>│   ├── moderator-listing-review.html  Duy</w:t>
+      </w:r>
+      <w:r>
+        <w:rPr>
+          <w:rFonts w:ascii="Consolas" w:hAnsi="Consolas"/>
+          <w:sz w:val="18"/>
+          <w:szCs w:val="18"/>
+        </w:rPr>
+        <w:t>ệ</w:t>
+      </w:r>
+      <w:r>
+        <w:rPr>
+          <w:rFonts w:ascii="Consolas" w:hAnsi="Consolas"/>
+          <w:sz w:val="18"/>
+          <w:szCs w:val="18"/>
+        </w:rPr>
+        <w:t>t tin ch</w:t>
+      </w:r>
+      <w:r>
+        <w:rPr>
+          <w:rFonts w:ascii="Consolas" w:hAnsi="Consolas"/>
+          <w:sz w:val="18"/>
+          <w:szCs w:val="18"/>
+        </w:rPr>
+        <w:t>ờ</w:t>
       </w:r>
     </w:p>
     <w:p>
@@ -2144,47 +2102,23 @@
           <w:sz w:val="18"/>
           <w:szCs w:val="18"/>
         </w:rPr>
-        <w:t xml:space="preserve">│   </w:t>
-      </w:r>
-      <w:r>
-        <w:rPr>
-          <w:rFonts w:ascii="Consolas" w:hAnsi="Consolas"/>
-          <w:sz w:val="18"/>
-          <w:szCs w:val="18"/>
-        </w:rPr>
-        <w:t>└── agent-appointments.html        L</w:t>
-      </w:r>
-      <w:r>
-        <w:rPr>
-          <w:rFonts w:ascii="Consolas" w:hAnsi="Consolas"/>
-          <w:sz w:val="18"/>
-          <w:szCs w:val="18"/>
-        </w:rPr>
-        <w:t>ị</w:t>
-      </w:r>
-      <w:r>
-        <w:rPr>
-          <w:rFonts w:ascii="Consolas" w:hAnsi="Consolas"/>
-          <w:sz w:val="18"/>
-          <w:szCs w:val="18"/>
-        </w:rPr>
-        <w:t>ch h</w:t>
-      </w:r>
-      <w:r>
-        <w:rPr>
-          <w:rFonts w:ascii="Consolas" w:hAnsi="Consolas"/>
-          <w:sz w:val="18"/>
-          <w:szCs w:val="18"/>
-        </w:rPr>
-        <w:t>ẹ</w:t>
-      </w:r>
-      <w:r>
-        <w:rPr>
-          <w:rFonts w:ascii="Consolas" w:hAnsi="Consolas"/>
-          <w:sz w:val="18"/>
-          <w:szCs w:val="18"/>
-        </w:rPr>
-        <w:t>n xem nhà</w:t>
+        <w:t>│   ├── moderator-report-center.html   X</w:t>
+      </w:r>
+      <w:r>
+        <w:rPr>
+          <w:rFonts w:ascii="Consolas" w:hAnsi="Consolas"/>
+          <w:sz w:val="18"/>
+          <w:szCs w:val="18"/>
+        </w:rPr>
+        <w:t>ử</w:t>
+      </w:r>
+      <w:r>
+        <w:rPr>
+          <w:rFonts w:ascii="Consolas" w:hAnsi="Consolas"/>
+          <w:sz w:val="18"/>
+          <w:szCs w:val="18"/>
+        </w:rPr>
+        <w:t xml:space="preserve"> lý báo cáo</w:t>
       </w:r>
     </w:p>
     <w:p>
@@ -2208,39 +2142,79 @@
           <w:sz w:val="18"/>
           <w:szCs w:val="18"/>
         </w:rPr>
-        <w:t>├── KI</w:t>
-      </w:r>
-      <w:r>
-        <w:rPr>
-          <w:rFonts w:ascii="Consolas" w:hAnsi="Consolas"/>
-          <w:sz w:val="18"/>
-          <w:szCs w:val="18"/>
-        </w:rPr>
-        <w:t>Ể</w:t>
-      </w:r>
-      <w:r>
-        <w:rPr>
-          <w:rFonts w:ascii="Consolas" w:hAnsi="Consolas"/>
-          <w:sz w:val="18"/>
-          <w:szCs w:val="18"/>
-        </w:rPr>
-        <w:t>M DUY</w:t>
-      </w:r>
-      <w:r>
-        <w:rPr>
-          <w:rFonts w:ascii="Consolas" w:hAnsi="Consolas"/>
-          <w:sz w:val="18"/>
-          <w:szCs w:val="18"/>
-        </w:rPr>
-        <w:t>Ệ</w:t>
-      </w:r>
-      <w:r>
-        <w:rPr>
-          <w:rFonts w:ascii="Consolas" w:hAnsi="Consolas"/>
-          <w:sz w:val="18"/>
-          <w:szCs w:val="18"/>
-        </w:rPr>
-        <w:t>T VIÊN (SV2 · nhánh chung Homefit Ai/pages/)</w:t>
+        <w:t xml:space="preserve">│   └── moderator-data-quality.html    </w:t>
+      </w:r>
+      <w:r>
+        <w:rPr>
+          <w:rFonts w:ascii="Consolas" w:hAnsi="Consolas"/>
+          <w:sz w:val="18"/>
+          <w:szCs w:val="18"/>
+        </w:rPr>
+        <w:t>Giám sát ch</w:t>
+      </w:r>
+      <w:r>
+        <w:rPr>
+          <w:rFonts w:ascii="Consolas" w:hAnsi="Consolas"/>
+          <w:sz w:val="18"/>
+          <w:szCs w:val="18"/>
+        </w:rPr>
+        <w:t>ấ</w:t>
+      </w:r>
+      <w:r>
+        <w:rPr>
+          <w:rFonts w:ascii="Consolas" w:hAnsi="Consolas"/>
+          <w:sz w:val="18"/>
+          <w:szCs w:val="18"/>
+        </w:rPr>
+        <w:t>t lư</w:t>
+      </w:r>
+      <w:r>
+        <w:rPr>
+          <w:rFonts w:ascii="Consolas" w:hAnsi="Consolas"/>
+          <w:sz w:val="18"/>
+          <w:szCs w:val="18"/>
+        </w:rPr>
+        <w:t>ợ</w:t>
+      </w:r>
+      <w:r>
+        <w:rPr>
+          <w:rFonts w:ascii="Consolas" w:hAnsi="Consolas"/>
+          <w:sz w:val="18"/>
+          <w:szCs w:val="18"/>
+        </w:rPr>
+        <w:t>ng d</w:t>
+      </w:r>
+      <w:r>
+        <w:rPr>
+          <w:rFonts w:ascii="Consolas" w:hAnsi="Consolas"/>
+          <w:sz w:val="18"/>
+          <w:szCs w:val="18"/>
+        </w:rPr>
+        <w:t>ữ</w:t>
+      </w:r>
+      <w:r>
+        <w:rPr>
+          <w:rFonts w:ascii="Consolas" w:hAnsi="Consolas"/>
+          <w:sz w:val="18"/>
+          <w:szCs w:val="18"/>
+        </w:rPr>
+        <w:t xml:space="preserve"> li</w:t>
+      </w:r>
+      <w:r>
+        <w:rPr>
+          <w:rFonts w:ascii="Consolas" w:hAnsi="Consolas"/>
+          <w:sz w:val="18"/>
+          <w:szCs w:val="18"/>
+        </w:rPr>
+        <w:t>ệ</w:t>
+      </w:r>
+      <w:r>
+        <w:rPr>
+          <w:rFonts w:ascii="Consolas" w:hAnsi="Consolas"/>
+          <w:sz w:val="18"/>
+          <w:szCs w:val="18"/>
+        </w:rPr>
+        <w:t>u</w:t>
       </w:r>
     </w:p>
     <w:p>
@@ -2264,31 +2238,39 @@
           <w:sz w:val="18"/>
           <w:szCs w:val="18"/>
         </w:rPr>
-        <w:t>│   ├── moderator-listing-review.html  Duy</w:t>
-      </w:r>
-      <w:r>
-        <w:rPr>
-          <w:rFonts w:ascii="Consolas" w:hAnsi="Consolas"/>
-          <w:sz w:val="18"/>
-          <w:szCs w:val="18"/>
-        </w:rPr>
-        <w:t>ệ</w:t>
-      </w:r>
-      <w:r>
-        <w:rPr>
-          <w:rFonts w:ascii="Consolas" w:hAnsi="Consolas"/>
-          <w:sz w:val="18"/>
-          <w:szCs w:val="18"/>
-        </w:rPr>
-        <w:t>t tin ch</w:t>
-      </w:r>
-      <w:r>
-        <w:rPr>
-          <w:rFonts w:ascii="Consolas" w:hAnsi="Consolas"/>
-          <w:sz w:val="18"/>
-          <w:szCs w:val="18"/>
-        </w:rPr>
-        <w:t>ờ</w:t>
+        <w:t>└── QU</w:t>
+      </w:r>
+      <w:r>
+        <w:rPr>
+          <w:rFonts w:ascii="Consolas" w:hAnsi="Consolas"/>
+          <w:sz w:val="18"/>
+          <w:szCs w:val="18"/>
+        </w:rPr>
+        <w:t>Ả</w:t>
+      </w:r>
+      <w:r>
+        <w:rPr>
+          <w:rFonts w:ascii="Consolas" w:hAnsi="Consolas"/>
+          <w:sz w:val="18"/>
+          <w:szCs w:val="18"/>
+        </w:rPr>
+        <w:t>N TR</w:t>
+      </w:r>
+      <w:r>
+        <w:rPr>
+          <w:rFonts w:ascii="Consolas" w:hAnsi="Consolas"/>
+          <w:sz w:val="18"/>
+          <w:szCs w:val="18"/>
+        </w:rPr>
+        <w:t>Ị</w:t>
+      </w:r>
+      <w:r>
+        <w:rPr>
+          <w:rFonts w:ascii="Consolas" w:hAnsi="Consolas"/>
+          <w:sz w:val="18"/>
+          <w:szCs w:val="18"/>
+        </w:rPr>
+        <w:t xml:space="preserve"> VIÊN (SV2 · nhánh chung Homefit Ai/pages/)</w:t>
       </w:r>
     </w:p>
     <w:p>
@@ -2312,23 +2294,55 @@
           <w:sz w:val="18"/>
           <w:szCs w:val="18"/>
         </w:rPr>
-        <w:t>│   ├── moderator-report-center.html   X</w:t>
-      </w:r>
-      <w:r>
-        <w:rPr>
-          <w:rFonts w:ascii="Consolas" w:hAnsi="Consolas"/>
-          <w:sz w:val="18"/>
-          <w:szCs w:val="18"/>
-        </w:rPr>
-        <w:t>ử</w:t>
-      </w:r>
-      <w:r>
-        <w:rPr>
-          <w:rFonts w:ascii="Consolas" w:hAnsi="Consolas"/>
-          <w:sz w:val="18"/>
-          <w:szCs w:val="18"/>
-        </w:rPr>
-        <w:t xml:space="preserve"> lý báo cáo</w:t>
+        <w:t xml:space="preserve">    ├── admin-platform-dashboard.html  Th</w:t>
+      </w:r>
+      <w:r>
+        <w:rPr>
+          <w:rFonts w:ascii="Consolas" w:hAnsi="Consolas"/>
+          <w:sz w:val="18"/>
+          <w:szCs w:val="18"/>
+        </w:rPr>
+        <w:t>ố</w:t>
+      </w:r>
+      <w:r>
+        <w:rPr>
+          <w:rFonts w:ascii="Consolas" w:hAnsi="Consolas"/>
+          <w:sz w:val="18"/>
+          <w:szCs w:val="18"/>
+        </w:rPr>
+        <w:t>ng kê n</w:t>
+      </w:r>
+      <w:r>
+        <w:rPr>
+          <w:rFonts w:ascii="Consolas" w:hAnsi="Consolas"/>
+          <w:sz w:val="18"/>
+          <w:szCs w:val="18"/>
+        </w:rPr>
+        <w:t>ề</w:t>
+      </w:r>
+      <w:r>
+        <w:rPr>
+          <w:rFonts w:ascii="Consolas" w:hAnsi="Consolas"/>
+          <w:sz w:val="18"/>
+          <w:szCs w:val="18"/>
+        </w:rPr>
+        <w:t>n t</w:t>
+      </w:r>
+      <w:r>
+        <w:rPr>
+          <w:rFonts w:ascii="Consolas" w:hAnsi="Consolas"/>
+          <w:sz w:val="18"/>
+          <w:szCs w:val="18"/>
+        </w:rPr>
+        <w:t>ả</w:t>
+      </w:r>
+      <w:r>
+        <w:rPr>
+          <w:rFonts w:ascii="Consolas" w:hAnsi="Consolas"/>
+          <w:sz w:val="18"/>
+          <w:szCs w:val="18"/>
+        </w:rPr>
+        <w:t>ng</w:t>
       </w:r>
     </w:p>
     <w:p>
@@ -2352,71 +2366,39 @@
           <w:sz w:val="18"/>
           <w:szCs w:val="18"/>
         </w:rPr>
-        <w:t>│   └── moderator-data-quality.html    Giám sát ch</w:t>
-      </w:r>
-      <w:r>
-        <w:rPr>
-          <w:rFonts w:ascii="Consolas" w:hAnsi="Consolas"/>
-          <w:sz w:val="18"/>
-          <w:szCs w:val="18"/>
-        </w:rPr>
-        <w:t>ấ</w:t>
-      </w:r>
-      <w:r>
-        <w:rPr>
-          <w:rFonts w:ascii="Consolas" w:hAnsi="Consolas"/>
-          <w:sz w:val="18"/>
-          <w:szCs w:val="18"/>
-        </w:rPr>
-        <w:t>t lư</w:t>
-      </w:r>
-      <w:r>
-        <w:rPr>
-          <w:rFonts w:ascii="Consolas" w:hAnsi="Consolas"/>
-          <w:sz w:val="18"/>
-          <w:szCs w:val="18"/>
-        </w:rPr>
-        <w:t>ợ</w:t>
-      </w:r>
-      <w:r>
-        <w:rPr>
-          <w:rFonts w:ascii="Consolas" w:hAnsi="Consolas"/>
-          <w:sz w:val="18"/>
-          <w:szCs w:val="18"/>
-        </w:rPr>
-        <w:t>ng d</w:t>
-      </w:r>
-      <w:r>
-        <w:rPr>
-          <w:rFonts w:ascii="Consolas" w:hAnsi="Consolas"/>
-          <w:sz w:val="18"/>
-          <w:szCs w:val="18"/>
-        </w:rPr>
-        <w:t>ữ</w:t>
-      </w:r>
-      <w:r>
-        <w:rPr>
-          <w:rFonts w:ascii="Consolas" w:hAnsi="Consolas"/>
-          <w:sz w:val="18"/>
-          <w:szCs w:val="18"/>
-        </w:rPr>
-        <w:t xml:space="preserve"> li</w:t>
-      </w:r>
-      <w:r>
-        <w:rPr>
-          <w:rFonts w:ascii="Consolas" w:hAnsi="Consolas"/>
-          <w:sz w:val="18"/>
-          <w:szCs w:val="18"/>
-        </w:rPr>
-        <w:t>ệ</w:t>
-      </w:r>
-      <w:r>
-        <w:rPr>
-          <w:rFonts w:ascii="Consolas" w:hAnsi="Consolas"/>
-          <w:sz w:val="18"/>
-          <w:szCs w:val="18"/>
-        </w:rPr>
-        <w:t>u</w:t>
+        <w:t xml:space="preserve">    ├── admin-user-management.html     Tài kho</w:t>
+      </w:r>
+      <w:r>
+        <w:rPr>
+          <w:rFonts w:ascii="Consolas" w:hAnsi="Consolas"/>
+          <w:sz w:val="18"/>
+          <w:szCs w:val="18"/>
+        </w:rPr>
+        <w:t>ả</w:t>
+      </w:r>
+      <w:r>
+        <w:rPr>
+          <w:rFonts w:ascii="Consolas" w:hAnsi="Consolas"/>
+          <w:sz w:val="18"/>
+          <w:szCs w:val="18"/>
+        </w:rPr>
+        <w:t>n &amp; phân quy</w:t>
+      </w:r>
+      <w:r>
+        <w:rPr>
+          <w:rFonts w:ascii="Consolas" w:hAnsi="Consolas"/>
+          <w:sz w:val="18"/>
+          <w:szCs w:val="18"/>
+        </w:rPr>
+        <w:t>ề</w:t>
+      </w:r>
+      <w:r>
+        <w:rPr>
+          <w:rFonts w:ascii="Consolas" w:hAnsi="Consolas"/>
+          <w:sz w:val="18"/>
+          <w:szCs w:val="18"/>
+        </w:rPr>
+        <w:t>n</w:t>
       </w:r>
     </w:p>
     <w:p>
@@ -2440,39 +2422,37 @@
           <w:sz w:val="18"/>
           <w:szCs w:val="18"/>
         </w:rPr>
-        <w:t>└── QU</w:t>
-      </w:r>
-      <w:r>
-        <w:rPr>
-          <w:rFonts w:ascii="Consolas" w:hAnsi="Consolas"/>
-          <w:sz w:val="18"/>
-          <w:szCs w:val="18"/>
-        </w:rPr>
-        <w:t>Ả</w:t>
-      </w:r>
-      <w:r>
-        <w:rPr>
-          <w:rFonts w:ascii="Consolas" w:hAnsi="Consolas"/>
-          <w:sz w:val="18"/>
-          <w:szCs w:val="18"/>
-        </w:rPr>
-        <w:t>N TR</w:t>
-      </w:r>
-      <w:r>
-        <w:rPr>
-          <w:rFonts w:ascii="Consolas" w:hAnsi="Consolas"/>
-          <w:sz w:val="18"/>
-          <w:szCs w:val="18"/>
-        </w:rPr>
-        <w:t>Ị</w:t>
-      </w:r>
-      <w:r>
-        <w:rPr>
-          <w:rFonts w:ascii="Consolas" w:hAnsi="Consolas"/>
-          <w:sz w:val="18"/>
-          <w:szCs w:val="18"/>
-        </w:rPr>
-        <w:t xml:space="preserve"> VIÊN (SV2 · nhánh chung Homefit Ai/pages/)</w:t>
+        <w:t xml:space="preserve">    └── admin-category-management.html Taxonomy danh m</w:t>
+      </w:r>
+      <w:r>
+        <w:rPr>
+          <w:rFonts w:ascii="Consolas" w:hAnsi="Consolas"/>
+          <w:sz w:val="18"/>
+          <w:szCs w:val="18"/>
+        </w:rPr>
+        <w:t>ụ</w:t>
+      </w:r>
+      <w:r>
+        <w:rPr>
+          <w:rFonts w:ascii="Consolas" w:hAnsi="Consolas"/>
+          <w:sz w:val="18"/>
+          <w:szCs w:val="18"/>
+        </w:rPr>
+        <w:t>c</w:t>
+      </w:r>
+    </w:p>
+    <w:p>
+      <w:pPr>
+        <w:pStyle w:val="Heading2"/>
+        <w:rPr>
+          <w:rFonts w:ascii="Segoe UI" w:eastAsia="Times New Roman" w:hAnsi="Segoe UI" w:cs="Segoe UI"/>
+        </w:rPr>
+      </w:pPr>
+      <w:r>
+        <w:rPr>
+          <w:rFonts w:ascii="Segoe UI" w:eastAsia="Times New Roman" w:hAnsi="Segoe UI" w:cs="Segoe UI"/>
+        </w:rPr>
+        <w:t>3. Hành trình đầu–cuối xuyên bốn vai trò</w:t>
       </w:r>
     </w:p>
     <w:p>
@@ -2496,55 +2476,87 @@
           <w:sz w:val="18"/>
           <w:szCs w:val="18"/>
         </w:rPr>
-        <w:t xml:space="preserve">    ├── admin-platform-dashboard.html  Th</w:t>
-      </w:r>
-      <w:r>
-        <w:rPr>
-          <w:rFonts w:ascii="Consolas" w:hAnsi="Consolas"/>
-          <w:sz w:val="18"/>
-          <w:szCs w:val="18"/>
-        </w:rPr>
-        <w:t>ố</w:t>
-      </w:r>
-      <w:r>
-        <w:rPr>
-          <w:rFonts w:ascii="Consolas" w:hAnsi="Consolas"/>
-          <w:sz w:val="18"/>
-          <w:szCs w:val="18"/>
-        </w:rPr>
-        <w:t>ng kê n</w:t>
-      </w:r>
-      <w:r>
-        <w:rPr>
-          <w:rFonts w:ascii="Consolas" w:hAnsi="Consolas"/>
-          <w:sz w:val="18"/>
-          <w:szCs w:val="18"/>
-        </w:rPr>
-        <w:t>ề</w:t>
-      </w:r>
-      <w:r>
-        <w:rPr>
-          <w:rFonts w:ascii="Consolas" w:hAnsi="Consolas"/>
-          <w:sz w:val="18"/>
-          <w:szCs w:val="18"/>
-        </w:rPr>
-        <w:t>n t</w:t>
-      </w:r>
-      <w:r>
-        <w:rPr>
-          <w:rFonts w:ascii="Consolas" w:hAnsi="Consolas"/>
-          <w:sz w:val="18"/>
-          <w:szCs w:val="18"/>
-        </w:rPr>
-        <w:t>ả</w:t>
-      </w:r>
-      <w:r>
-        <w:rPr>
-          <w:rFonts w:ascii="Consolas" w:hAnsi="Consolas"/>
-          <w:sz w:val="18"/>
-          <w:szCs w:val="18"/>
-        </w:rPr>
-        <w:t>ng</w:t>
+        <w:t>[Đăng nh</w:t>
+      </w:r>
+      <w:r>
+        <w:rPr>
+          <w:rFonts w:ascii="Consolas" w:hAnsi="Consolas"/>
+          <w:sz w:val="18"/>
+          <w:szCs w:val="18"/>
+        </w:rPr>
+        <w:t>ậ</w:t>
+      </w:r>
+      <w:r>
+        <w:rPr>
+          <w:rFonts w:ascii="Consolas" w:hAnsi="Consolas"/>
+          <w:sz w:val="18"/>
+          <w:szCs w:val="18"/>
+        </w:rPr>
+        <w:t>p]  login.html: nh</w:t>
+      </w:r>
+      <w:r>
+        <w:rPr>
+          <w:rFonts w:ascii="Consolas" w:hAnsi="Consolas"/>
+          <w:sz w:val="18"/>
+          <w:szCs w:val="18"/>
+        </w:rPr>
+        <w:t>ậ</w:t>
+      </w:r>
+      <w:r>
+        <w:rPr>
+          <w:rFonts w:ascii="Consolas" w:hAnsi="Consolas"/>
+          <w:sz w:val="18"/>
+          <w:szCs w:val="18"/>
+        </w:rPr>
+        <w:t>p email + m</w:t>
+      </w:r>
+      <w:r>
+        <w:rPr>
+          <w:rFonts w:ascii="Consolas" w:hAnsi="Consolas"/>
+          <w:sz w:val="18"/>
+          <w:szCs w:val="18"/>
+        </w:rPr>
+        <w:t>ậ</w:t>
+      </w:r>
+      <w:r>
+        <w:rPr>
+          <w:rFonts w:ascii="Consolas" w:hAnsi="Consolas"/>
+          <w:sz w:val="18"/>
+          <w:szCs w:val="18"/>
+        </w:rPr>
+        <w:t>t kh</w:t>
+      </w:r>
+      <w:r>
+        <w:rPr>
+          <w:rFonts w:ascii="Consolas" w:hAnsi="Consolas"/>
+          <w:sz w:val="18"/>
+          <w:szCs w:val="18"/>
+        </w:rPr>
+        <w:t>ẩ</w:t>
+      </w:r>
+      <w:r>
+        <w:rPr>
+          <w:rFonts w:ascii="Consolas" w:hAnsi="Consolas"/>
+          <w:sz w:val="18"/>
+          <w:szCs w:val="18"/>
+        </w:rPr>
+        <w:t>u → api.js đ</w:t>
+      </w:r>
+      <w:r>
+        <w:rPr>
+          <w:rFonts w:ascii="Consolas" w:hAnsi="Consolas"/>
+          <w:sz w:val="18"/>
+          <w:szCs w:val="18"/>
+        </w:rPr>
+        <w:t>ọ</w:t>
+      </w:r>
+      <w:r>
+        <w:rPr>
+          <w:rFonts w:ascii="Consolas" w:hAnsi="Consolas"/>
+          <w:sz w:val="18"/>
+          <w:szCs w:val="18"/>
+        </w:rPr>
+        <w:t>c `homefit-users-db`</w:t>
       </w:r>
     </w:p>
     <w:p>
@@ -2568,7 +2580,7 @@
           <w:sz w:val="18"/>
           <w:szCs w:val="18"/>
         </w:rPr>
-        <w:t xml:space="preserve">    ├── admin-user-management.html     Tài kho</w:t>
+        <w:t xml:space="preserve">   → đăng ký tài kho</w:t>
       </w:r>
       <w:r>
         <w:rPr>
@@ -2584,23 +2596,135 @@
           <w:sz w:val="18"/>
           <w:szCs w:val="18"/>
         </w:rPr>
-        <w:t>n &amp; phân quy</w:t>
-      </w:r>
-      <w:r>
-        <w:rPr>
-          <w:rFonts w:ascii="Consolas" w:hAnsi="Consolas"/>
-          <w:sz w:val="18"/>
-          <w:szCs w:val="18"/>
-        </w:rPr>
-        <w:t>ề</w:t>
-      </w:r>
-      <w:r>
-        <w:rPr>
-          <w:rFonts w:ascii="Consolas" w:hAnsi="Consolas"/>
-          <w:sz w:val="18"/>
-          <w:szCs w:val="18"/>
-        </w:rPr>
-        <w:t>n</w:t>
+        <w:t>n m</w:t>
+      </w:r>
+      <w:r>
+        <w:rPr>
+          <w:rFonts w:ascii="Consolas" w:hAnsi="Consolas"/>
+          <w:sz w:val="18"/>
+          <w:szCs w:val="18"/>
+        </w:rPr>
+        <w:t>ớ</w:t>
+      </w:r>
+      <w:r>
+        <w:rPr>
+          <w:rFonts w:ascii="Consolas" w:hAnsi="Consolas"/>
+          <w:sz w:val="18"/>
+          <w:szCs w:val="18"/>
+        </w:rPr>
+        <w:t>i, đ</w:t>
+      </w:r>
+      <w:r>
+        <w:rPr>
+          <w:rFonts w:ascii="Consolas" w:hAnsi="Consolas"/>
+          <w:sz w:val="18"/>
+          <w:szCs w:val="18"/>
+        </w:rPr>
+        <w:t>ặ</w:t>
+      </w:r>
+      <w:r>
+        <w:rPr>
+          <w:rFonts w:ascii="Consolas" w:hAnsi="Consolas"/>
+          <w:sz w:val="18"/>
+          <w:szCs w:val="18"/>
+        </w:rPr>
+        <w:t>t l</w:t>
+      </w:r>
+      <w:r>
+        <w:rPr>
+          <w:rFonts w:ascii="Consolas" w:hAnsi="Consolas"/>
+          <w:sz w:val="18"/>
+          <w:szCs w:val="18"/>
+        </w:rPr>
+        <w:t>ạ</w:t>
+      </w:r>
+      <w:r>
+        <w:rPr>
+          <w:rFonts w:ascii="Consolas" w:hAnsi="Consolas"/>
+          <w:sz w:val="18"/>
+          <w:szCs w:val="18"/>
+        </w:rPr>
+        <w:t>i m</w:t>
+      </w:r>
+      <w:r>
+        <w:rPr>
+          <w:rFonts w:ascii="Consolas" w:hAnsi="Consolas"/>
+          <w:sz w:val="18"/>
+          <w:szCs w:val="18"/>
+        </w:rPr>
+        <w:t>ậ</w:t>
+      </w:r>
+      <w:r>
+        <w:rPr>
+          <w:rFonts w:ascii="Consolas" w:hAnsi="Consolas"/>
+          <w:sz w:val="18"/>
+          <w:szCs w:val="18"/>
+        </w:rPr>
+        <w:t>t kh</w:t>
+      </w:r>
+      <w:r>
+        <w:rPr>
+          <w:rFonts w:ascii="Consolas" w:hAnsi="Consolas"/>
+          <w:sz w:val="18"/>
+          <w:szCs w:val="18"/>
+        </w:rPr>
+        <w:t>ẩ</w:t>
+      </w:r>
+      <w:r>
+        <w:rPr>
+          <w:rFonts w:ascii="Consolas" w:hAnsi="Consolas"/>
+          <w:sz w:val="18"/>
+          <w:szCs w:val="18"/>
+        </w:rPr>
+        <w:t>u, đánh d</w:t>
+      </w:r>
+      <w:r>
+        <w:rPr>
+          <w:rFonts w:ascii="Consolas" w:hAnsi="Consolas"/>
+          <w:sz w:val="18"/>
+          <w:szCs w:val="18"/>
+        </w:rPr>
+        <w:t>ấ</w:t>
+      </w:r>
+      <w:r>
+        <w:rPr>
+          <w:rFonts w:ascii="Consolas" w:hAnsi="Consolas"/>
+          <w:sz w:val="18"/>
+          <w:szCs w:val="18"/>
+        </w:rPr>
+        <w:t>u "Ghi nh</w:t>
+      </w:r>
+      <w:r>
+        <w:rPr>
+          <w:rFonts w:ascii="Consolas" w:hAnsi="Consolas"/>
+          <w:sz w:val="18"/>
+          <w:szCs w:val="18"/>
+        </w:rPr>
+        <w:t>ớ</w:t>
+      </w:r>
+      <w:r>
+        <w:rPr>
+          <w:rFonts w:ascii="Consolas" w:hAnsi="Consolas"/>
+          <w:sz w:val="18"/>
+          <w:szCs w:val="18"/>
+        </w:rPr>
+        <w:t xml:space="preserve"> đăng nh</w:t>
+      </w:r>
+      <w:r>
+        <w:rPr>
+          <w:rFonts w:ascii="Consolas" w:hAnsi="Consolas"/>
+          <w:sz w:val="18"/>
+          <w:szCs w:val="18"/>
+        </w:rPr>
+        <w:t>ậ</w:t>
+      </w:r>
+      <w:r>
+        <w:rPr>
+          <w:rFonts w:ascii="Consolas" w:hAnsi="Consolas"/>
+          <w:sz w:val="18"/>
+          <w:szCs w:val="18"/>
+        </w:rPr>
+        <w:t>p"</w:t>
       </w:r>
     </w:p>
     <w:p>
@@ -2624,341 +2748,15 @@
           <w:sz w:val="18"/>
           <w:szCs w:val="18"/>
         </w:rPr>
-        <w:t xml:space="preserve">    </w:t>
-      </w:r>
-      <w:r>
-        <w:rPr>
-          <w:rFonts w:ascii="Consolas" w:hAnsi="Consolas"/>
-          <w:sz w:val="18"/>
-          <w:szCs w:val="18"/>
-        </w:rPr>
-        <w:t>└── admin-category-management.html Taxonomy danh m</w:t>
-      </w:r>
-      <w:r>
-        <w:rPr>
-          <w:rFonts w:ascii="Consolas" w:hAnsi="Consolas"/>
-          <w:sz w:val="18"/>
-          <w:szCs w:val="18"/>
-        </w:rPr>
-        <w:t>ụ</w:t>
-      </w:r>
-      <w:r>
-        <w:rPr>
-          <w:rFonts w:ascii="Consolas" w:hAnsi="Consolas"/>
-          <w:sz w:val="18"/>
-          <w:szCs w:val="18"/>
-        </w:rPr>
-        <w:t>c</w:t>
-      </w:r>
-    </w:p>
-    <w:p>
-      <w:pPr>
-        <w:pStyle w:val="Heading2"/>
-        <w:rPr>
-          <w:rFonts w:ascii="Segoe UI" w:eastAsia="Times New Roman" w:hAnsi="Segoe UI" w:cs="Segoe UI"/>
-        </w:rPr>
-      </w:pPr>
-      <w:r>
-        <w:rPr>
-          <w:rFonts w:ascii="Segoe UI" w:eastAsia="Times New Roman" w:hAnsi="Segoe UI" w:cs="Segoe UI"/>
-        </w:rPr>
-        <w:t>3. Hành trình đầu–cuối xuyên bốn vai trò</w:t>
-      </w:r>
-    </w:p>
-    <w:p>
-      <w:pPr>
-        <w:pStyle w:val="HTMLPreformatted"/>
-        <w:pBdr>
-          <w:top w:val="single" w:sz="6" w:space="6" w:color="DFE4E0"/>
-          <w:left w:val="single" w:sz="6" w:space="6" w:color="DFE4E0"/>
-          <w:bottom w:val="single" w:sz="6" w:space="6" w:color="DFE4E0"/>
-          <w:right w:val="single" w:sz="6" w:space="6" w:color="DFE4E0"/>
-        </w:pBdr>
-        <w:rPr>
-          <w:rFonts w:ascii="Consolas" w:hAnsi="Consolas"/>
-          <w:sz w:val="18"/>
-          <w:szCs w:val="18"/>
-        </w:rPr>
-      </w:pPr>
-      <w:r>
-        <w:rPr>
-          <w:rFonts w:ascii="Consolas" w:hAnsi="Consolas"/>
-          <w:sz w:val="18"/>
-          <w:szCs w:val="18"/>
-        </w:rPr>
-        <w:t>[Đăng nh</w:t>
-      </w:r>
-      <w:r>
-        <w:rPr>
-          <w:rFonts w:ascii="Consolas" w:hAnsi="Consolas"/>
-          <w:sz w:val="18"/>
-          <w:szCs w:val="18"/>
-        </w:rPr>
-        <w:t>ậ</w:t>
-      </w:r>
-      <w:r>
-        <w:rPr>
-          <w:rFonts w:ascii="Consolas" w:hAnsi="Consolas"/>
-          <w:sz w:val="18"/>
-          <w:szCs w:val="18"/>
-        </w:rPr>
-        <w:t>p]  login.html: nh</w:t>
-      </w:r>
-      <w:r>
-        <w:rPr>
-          <w:rFonts w:ascii="Consolas" w:hAnsi="Consolas"/>
-          <w:sz w:val="18"/>
-          <w:szCs w:val="18"/>
-        </w:rPr>
-        <w:t>ậ</w:t>
-      </w:r>
-      <w:r>
-        <w:rPr>
-          <w:rFonts w:ascii="Consolas" w:hAnsi="Consolas"/>
-          <w:sz w:val="18"/>
-          <w:szCs w:val="18"/>
-        </w:rPr>
-        <w:t>p email + m</w:t>
-      </w:r>
-      <w:r>
-        <w:rPr>
-          <w:rFonts w:ascii="Consolas" w:hAnsi="Consolas"/>
-          <w:sz w:val="18"/>
-          <w:szCs w:val="18"/>
-        </w:rPr>
-        <w:t>ậ</w:t>
-      </w:r>
-      <w:r>
-        <w:rPr>
-          <w:rFonts w:ascii="Consolas" w:hAnsi="Consolas"/>
-          <w:sz w:val="18"/>
-          <w:szCs w:val="18"/>
-        </w:rPr>
-        <w:t>t kh</w:t>
-      </w:r>
-      <w:r>
-        <w:rPr>
-          <w:rFonts w:ascii="Consolas" w:hAnsi="Consolas"/>
-          <w:sz w:val="18"/>
-          <w:szCs w:val="18"/>
-        </w:rPr>
-        <w:t>ẩ</w:t>
-      </w:r>
-      <w:r>
-        <w:rPr>
-          <w:rFonts w:ascii="Consolas" w:hAnsi="Consolas"/>
-          <w:sz w:val="18"/>
-          <w:szCs w:val="18"/>
-        </w:rPr>
-        <w:t>u → api.js đ</w:t>
-      </w:r>
-      <w:r>
-        <w:rPr>
-          <w:rFonts w:ascii="Consolas" w:hAnsi="Consolas"/>
-          <w:sz w:val="18"/>
-          <w:szCs w:val="18"/>
-        </w:rPr>
-        <w:t>ọ</w:t>
-      </w:r>
-      <w:r>
-        <w:rPr>
-          <w:rFonts w:ascii="Consolas" w:hAnsi="Consolas"/>
-          <w:sz w:val="18"/>
-          <w:szCs w:val="18"/>
-        </w:rPr>
-        <w:t>c `homefit-users-db`</w:t>
-      </w:r>
-    </w:p>
-    <w:p>
-      <w:pPr>
-        <w:pStyle w:val="HTMLPreformatted"/>
-        <w:pBdr>
-          <w:top w:val="single" w:sz="6" w:space="6" w:color="DFE4E0"/>
-          <w:left w:val="single" w:sz="6" w:space="6" w:color="DFE4E0"/>
-          <w:bottom w:val="single" w:sz="6" w:space="6" w:color="DFE4E0"/>
-          <w:right w:val="single" w:sz="6" w:space="6" w:color="DFE4E0"/>
-        </w:pBdr>
-        <w:rPr>
-          <w:rFonts w:ascii="Consolas" w:hAnsi="Consolas"/>
-          <w:sz w:val="18"/>
-          <w:szCs w:val="18"/>
-        </w:rPr>
-      </w:pPr>
-      <w:r>
-        <w:rPr>
-          <w:rFonts w:ascii="Consolas" w:hAnsi="Consolas"/>
-          <w:sz w:val="18"/>
-          <w:szCs w:val="18"/>
-        </w:rPr>
-        <w:t xml:space="preserve">   → đăng ký tài kho</w:t>
-      </w:r>
-      <w:r>
-        <w:rPr>
-          <w:rFonts w:ascii="Consolas" w:hAnsi="Consolas"/>
-          <w:sz w:val="18"/>
-          <w:szCs w:val="18"/>
-        </w:rPr>
-        <w:t>ả</w:t>
-      </w:r>
-      <w:r>
-        <w:rPr>
-          <w:rFonts w:ascii="Consolas" w:hAnsi="Consolas"/>
-          <w:sz w:val="18"/>
-          <w:szCs w:val="18"/>
-        </w:rPr>
-        <w:t>n m</w:t>
-      </w:r>
-      <w:r>
-        <w:rPr>
-          <w:rFonts w:ascii="Consolas" w:hAnsi="Consolas"/>
-          <w:sz w:val="18"/>
-          <w:szCs w:val="18"/>
-        </w:rPr>
-        <w:t>ớ</w:t>
-      </w:r>
-      <w:r>
-        <w:rPr>
-          <w:rFonts w:ascii="Consolas" w:hAnsi="Consolas"/>
-          <w:sz w:val="18"/>
-          <w:szCs w:val="18"/>
-        </w:rPr>
-        <w:t>i, đ</w:t>
-      </w:r>
-      <w:r>
-        <w:rPr>
-          <w:rFonts w:ascii="Consolas" w:hAnsi="Consolas"/>
-          <w:sz w:val="18"/>
-          <w:szCs w:val="18"/>
-        </w:rPr>
-        <w:t>ặ</w:t>
-      </w:r>
-      <w:r>
-        <w:rPr>
-          <w:rFonts w:ascii="Consolas" w:hAnsi="Consolas"/>
-          <w:sz w:val="18"/>
-          <w:szCs w:val="18"/>
-        </w:rPr>
-        <w:t>t l</w:t>
-      </w:r>
-      <w:r>
-        <w:rPr>
-          <w:rFonts w:ascii="Consolas" w:hAnsi="Consolas"/>
-          <w:sz w:val="18"/>
-          <w:szCs w:val="18"/>
-        </w:rPr>
-        <w:t>ạ</w:t>
-      </w:r>
-      <w:r>
-        <w:rPr>
-          <w:rFonts w:ascii="Consolas" w:hAnsi="Consolas"/>
-          <w:sz w:val="18"/>
-          <w:szCs w:val="18"/>
-        </w:rPr>
-        <w:t>i m</w:t>
-      </w:r>
-      <w:r>
-        <w:rPr>
-          <w:rFonts w:ascii="Consolas" w:hAnsi="Consolas"/>
-          <w:sz w:val="18"/>
-          <w:szCs w:val="18"/>
-        </w:rPr>
-        <w:t>ậ</w:t>
-      </w:r>
-      <w:r>
-        <w:rPr>
-          <w:rFonts w:ascii="Consolas" w:hAnsi="Consolas"/>
-          <w:sz w:val="18"/>
-          <w:szCs w:val="18"/>
-        </w:rPr>
-        <w:t>t kh</w:t>
-      </w:r>
-      <w:r>
-        <w:rPr>
-          <w:rFonts w:ascii="Consolas" w:hAnsi="Consolas"/>
-          <w:sz w:val="18"/>
-          <w:szCs w:val="18"/>
-        </w:rPr>
-        <w:t>ẩ</w:t>
-      </w:r>
-      <w:r>
-        <w:rPr>
-          <w:rFonts w:ascii="Consolas" w:hAnsi="Consolas"/>
-          <w:sz w:val="18"/>
-          <w:szCs w:val="18"/>
-        </w:rPr>
-        <w:t>u, đánh d</w:t>
-      </w:r>
-      <w:r>
-        <w:rPr>
-          <w:rFonts w:ascii="Consolas" w:hAnsi="Consolas"/>
-          <w:sz w:val="18"/>
-          <w:szCs w:val="18"/>
-        </w:rPr>
-        <w:t>ấ</w:t>
-      </w:r>
-      <w:r>
-        <w:rPr>
-          <w:rFonts w:ascii="Consolas" w:hAnsi="Consolas"/>
-          <w:sz w:val="18"/>
-          <w:szCs w:val="18"/>
-        </w:rPr>
-        <w:t>u "Ghi nh</w:t>
-      </w:r>
-      <w:r>
-        <w:rPr>
-          <w:rFonts w:ascii="Consolas" w:hAnsi="Consolas"/>
-          <w:sz w:val="18"/>
-          <w:szCs w:val="18"/>
-        </w:rPr>
-        <w:t>ớ</w:t>
-      </w:r>
-      <w:r>
-        <w:rPr>
-          <w:rFonts w:ascii="Consolas" w:hAnsi="Consolas"/>
-          <w:sz w:val="18"/>
-          <w:szCs w:val="18"/>
-        </w:rPr>
-        <w:t xml:space="preserve"> đăng nh</w:t>
-      </w:r>
-      <w:r>
-        <w:rPr>
-          <w:rFonts w:ascii="Consolas" w:hAnsi="Consolas"/>
-          <w:sz w:val="18"/>
-          <w:szCs w:val="18"/>
-        </w:rPr>
-        <w:t>ậ</w:t>
-      </w:r>
-      <w:r>
-        <w:rPr>
-          <w:rFonts w:ascii="Consolas" w:hAnsi="Consolas"/>
-          <w:sz w:val="18"/>
-          <w:szCs w:val="18"/>
-        </w:rPr>
-        <w:t>p"</w:t>
-      </w:r>
-    </w:p>
-    <w:p>
-      <w:pPr>
-        <w:pStyle w:val="HTMLPreformatted"/>
-        <w:pBdr>
-          <w:top w:val="single" w:sz="6" w:space="6" w:color="DFE4E0"/>
-          <w:left w:val="single" w:sz="6" w:space="6" w:color="DFE4E0"/>
-          <w:bottom w:val="single" w:sz="6" w:space="6" w:color="DFE4E0"/>
-          <w:right w:val="single" w:sz="6" w:space="6" w:color="DFE4E0"/>
-        </w:pBdr>
-        <w:rPr>
-          <w:rFonts w:ascii="Consolas" w:hAnsi="Consolas"/>
-          <w:sz w:val="18"/>
-          <w:szCs w:val="18"/>
-        </w:rPr>
-      </w:pPr>
-      <w:r>
-        <w:rPr>
-          <w:rFonts w:ascii="Consolas" w:hAnsi="Consolas"/>
-          <w:sz w:val="18"/>
-          <w:szCs w:val="18"/>
-        </w:rPr>
-        <w:t xml:space="preserve">   → phiên lưu </w:t>
+        <w:t xml:space="preserve">   </w:t>
+      </w:r>
+      <w:r>
+        <w:rPr>
+          <w:rFonts w:ascii="Consolas" w:hAnsi="Consolas"/>
+          <w:sz w:val="18"/>
+          <w:szCs w:val="18"/>
+        </w:rPr>
+        <w:t xml:space="preserve">→ phiên lưu </w:t>
       </w:r>
       <w:r>
         <w:rPr>
@@ -3214,15 +3012,7 @@
           <w:sz w:val="18"/>
           <w:szCs w:val="18"/>
         </w:rPr>
-        <w:t xml:space="preserve">   </w:t>
-      </w:r>
-      <w:r>
-        <w:rPr>
-          <w:rFonts w:ascii="Consolas" w:hAnsi="Consolas"/>
-          <w:sz w:val="18"/>
-          <w:szCs w:val="18"/>
-        </w:rPr>
-        <w:t>→ seeker-brief-form: nh</w:t>
+        <w:t xml:space="preserve">   → seeker-brief-form: nh</w:t>
       </w:r>
       <w:r>
         <w:rPr>
@@ -3254,23 +3044,7 @@
           <w:sz w:val="18"/>
           <w:szCs w:val="18"/>
         </w:rPr>
-        <w:t>u → m</w:t>
-      </w:r>
-      <w:r>
-        <w:rPr>
-          <w:rFonts w:ascii="Consolas" w:hAnsi="Consolas"/>
-          <w:sz w:val="18"/>
-          <w:szCs w:val="18"/>
-        </w:rPr>
-        <w:t>ở</w:t>
-      </w:r>
-      <w:r>
-        <w:rPr>
-          <w:rFonts w:ascii="Consolas" w:hAnsi="Consolas"/>
-          <w:sz w:val="18"/>
-          <w:szCs w:val="18"/>
-        </w:rPr>
-        <w:t xml:space="preserve"> ai-matcher.html (Input → Processing → Output</w:t>
+        <w:t>u → AI-1 phân tích (Input → Processing → Output</w:t>
       </w:r>
     </w:p>
     <w:p>
@@ -3454,7 +3228,7 @@
           <w:sz w:val="18"/>
           <w:szCs w:val="18"/>
         </w:rPr>
-        <w:t>i → Lưu vào brief)</w:t>
+        <w:t>i → Lưu brief)</w:t>
       </w:r>
     </w:p>
     <w:p>
@@ -3478,23 +3252,23 @@
           <w:sz w:val="18"/>
           <w:szCs w:val="18"/>
         </w:rPr>
-        <w:t xml:space="preserve">        → quay l</w:t>
-      </w:r>
-      <w:r>
-        <w:rPr>
-          <w:rFonts w:ascii="Consolas" w:hAnsi="Consolas"/>
-          <w:sz w:val="18"/>
-          <w:szCs w:val="18"/>
-        </w:rPr>
-        <w:t>ạ</w:t>
-      </w:r>
-      <w:r>
-        <w:rPr>
-          <w:rFonts w:ascii="Consolas" w:hAnsi="Consolas"/>
-          <w:sz w:val="18"/>
-          <w:szCs w:val="18"/>
-        </w:rPr>
-        <w:t>i brief th</w:t>
+        <w:t xml:space="preserve">   → seeker-detail: xem </w:t>
+      </w:r>
+      <w:r>
+        <w:rPr>
+          <w:rFonts w:ascii="Consolas" w:hAnsi="Consolas"/>
+          <w:sz w:val="18"/>
+          <w:szCs w:val="18"/>
+        </w:rPr>
+        <w:t>ả</w:t>
+      </w:r>
+      <w:r>
+        <w:rPr>
+          <w:rFonts w:ascii="Consolas" w:hAnsi="Consolas"/>
+          <w:sz w:val="18"/>
+          <w:szCs w:val="18"/>
+        </w:rPr>
+        <w:t>nh &amp; AI Living Summary → b</w:t>
       </w:r>
       <w:r>
         <w:rPr>
@@ -3510,55 +3284,55 @@
           <w:sz w:val="18"/>
           <w:szCs w:val="18"/>
         </w:rPr>
-        <w:t>y kh</w:t>
-      </w:r>
-      <w:r>
-        <w:rPr>
-          <w:rFonts w:ascii="Consolas" w:hAnsi="Consolas"/>
-          <w:sz w:val="18"/>
-          <w:szCs w:val="18"/>
-        </w:rPr>
-        <w:t>ố</w:t>
-      </w:r>
-      <w:r>
-        <w:rPr>
-          <w:rFonts w:ascii="Consolas" w:hAnsi="Consolas"/>
-          <w:sz w:val="18"/>
-          <w:szCs w:val="18"/>
-        </w:rPr>
-        <w:t>i k</w:t>
-      </w:r>
-      <w:r>
-        <w:rPr>
-          <w:rFonts w:ascii="Consolas" w:hAnsi="Consolas"/>
-          <w:sz w:val="18"/>
-          <w:szCs w:val="18"/>
-        </w:rPr>
-        <w:t>ế</w:t>
-      </w:r>
-      <w:r>
-        <w:rPr>
-          <w:rFonts w:ascii="Consolas" w:hAnsi="Consolas"/>
-          <w:sz w:val="18"/>
-          <w:szCs w:val="18"/>
-        </w:rPr>
-        <w:t>t qu</w:t>
-      </w:r>
-      <w:r>
-        <w:rPr>
-          <w:rFonts w:ascii="Consolas" w:hAnsi="Consolas"/>
-          <w:sz w:val="18"/>
-          <w:szCs w:val="18"/>
-        </w:rPr>
-        <w:t>ả</w:t>
-      </w:r>
-      <w:r>
-        <w:rPr>
-          <w:rFonts w:ascii="Consolas" w:hAnsi="Consolas"/>
-          <w:sz w:val="18"/>
-          <w:szCs w:val="18"/>
-        </w:rPr>
-        <w:t xml:space="preserve"> AI-1 và `weighted-priorities` đã ghi</w:t>
+        <w:t>m lưu căn → b</w:t>
+      </w:r>
+      <w:r>
+        <w:rPr>
+          <w:rFonts w:ascii="Consolas" w:hAnsi="Consolas"/>
+          <w:sz w:val="18"/>
+          <w:szCs w:val="18"/>
+        </w:rPr>
+        <w:t>ấ</w:t>
+      </w:r>
+      <w:r>
+        <w:rPr>
+          <w:rFonts w:ascii="Consolas" w:hAnsi="Consolas"/>
+          <w:sz w:val="18"/>
+          <w:szCs w:val="18"/>
+        </w:rPr>
+        <w:t>m đ</w:t>
+      </w:r>
+      <w:r>
+        <w:rPr>
+          <w:rFonts w:ascii="Consolas" w:hAnsi="Consolas"/>
+          <w:sz w:val="18"/>
+          <w:szCs w:val="18"/>
+        </w:rPr>
+        <w:t>ặ</w:t>
+      </w:r>
+      <w:r>
+        <w:rPr>
+          <w:rFonts w:ascii="Consolas" w:hAnsi="Consolas"/>
+          <w:sz w:val="18"/>
+          <w:szCs w:val="18"/>
+        </w:rPr>
+        <w:t>t l</w:t>
+      </w:r>
+      <w:r>
+        <w:rPr>
+          <w:rFonts w:ascii="Consolas" w:hAnsi="Consolas"/>
+          <w:sz w:val="18"/>
+          <w:szCs w:val="18"/>
+        </w:rPr>
+        <w:t>ị</w:t>
+      </w:r>
+      <w:r>
+        <w:rPr>
+          <w:rFonts w:ascii="Consolas" w:hAnsi="Consolas"/>
+          <w:sz w:val="18"/>
+          <w:szCs w:val="18"/>
+        </w:rPr>
+        <w:t>ch xem nhà</w:t>
       </w:r>
     </w:p>
     <w:p>
@@ -3582,87 +3356,47 @@
           <w:sz w:val="18"/>
           <w:szCs w:val="18"/>
         </w:rPr>
-        <w:t xml:space="preserve">   → seeker-detail: xem </w:t>
-      </w:r>
-      <w:r>
-        <w:rPr>
-          <w:rFonts w:ascii="Consolas" w:hAnsi="Consolas"/>
-          <w:sz w:val="18"/>
-          <w:szCs w:val="18"/>
-        </w:rPr>
-        <w:t>ả</w:t>
-      </w:r>
-      <w:r>
-        <w:rPr>
-          <w:rFonts w:ascii="Consolas" w:hAnsi="Consolas"/>
-          <w:sz w:val="18"/>
-          <w:szCs w:val="18"/>
-        </w:rPr>
-        <w:t>nh &amp; AI Living Summary → b</w:t>
-      </w:r>
-      <w:r>
-        <w:rPr>
-          <w:rFonts w:ascii="Consolas" w:hAnsi="Consolas"/>
-          <w:sz w:val="18"/>
-          <w:szCs w:val="18"/>
-        </w:rPr>
-        <w:t>ấ</w:t>
-      </w:r>
-      <w:r>
-        <w:rPr>
-          <w:rFonts w:ascii="Consolas" w:hAnsi="Consolas"/>
-          <w:sz w:val="18"/>
-          <w:szCs w:val="18"/>
-        </w:rPr>
-        <w:t>m lưu căn → b</w:t>
-      </w:r>
-      <w:r>
-        <w:rPr>
-          <w:rFonts w:ascii="Consolas" w:hAnsi="Consolas"/>
-          <w:sz w:val="18"/>
-          <w:szCs w:val="18"/>
-        </w:rPr>
-        <w:t>ấ</w:t>
-      </w:r>
-      <w:r>
-        <w:rPr>
-          <w:rFonts w:ascii="Consolas" w:hAnsi="Consolas"/>
-          <w:sz w:val="18"/>
-          <w:szCs w:val="18"/>
-        </w:rPr>
-        <w:t>m đ</w:t>
-      </w:r>
-      <w:r>
-        <w:rPr>
-          <w:rFonts w:ascii="Consolas" w:hAnsi="Consolas"/>
-          <w:sz w:val="18"/>
-          <w:szCs w:val="18"/>
-        </w:rPr>
-        <w:t>ặ</w:t>
-      </w:r>
-      <w:r>
-        <w:rPr>
-          <w:rFonts w:ascii="Consolas" w:hAnsi="Consolas"/>
-          <w:sz w:val="18"/>
-          <w:szCs w:val="18"/>
-        </w:rPr>
-        <w:t>t l</w:t>
-      </w:r>
-      <w:r>
-        <w:rPr>
-          <w:rFonts w:ascii="Consolas" w:hAnsi="Consolas"/>
-          <w:sz w:val="18"/>
-          <w:szCs w:val="18"/>
-        </w:rPr>
-        <w:t>ị</w:t>
-      </w:r>
-      <w:r>
-        <w:rPr>
-          <w:rFonts w:ascii="Consolas" w:hAnsi="Consolas"/>
-          <w:sz w:val="18"/>
-          <w:szCs w:val="18"/>
-        </w:rPr>
-        <w:t>ch xem nhà</w:t>
+        <w:t xml:space="preserve">   </w:t>
+      </w:r>
+      <w:r>
+        <w:rPr>
+          <w:rFonts w:ascii="Consolas" w:hAnsi="Consolas"/>
+          <w:sz w:val="18"/>
+          <w:szCs w:val="18"/>
+        </w:rPr>
+        <w:t>→ seeker-saved: AI-3 so sánh và x</w:t>
+      </w:r>
+      <w:r>
+        <w:rPr>
+          <w:rFonts w:ascii="Consolas" w:hAnsi="Consolas"/>
+          <w:sz w:val="18"/>
+          <w:szCs w:val="18"/>
+        </w:rPr>
+        <w:t>ế</w:t>
+      </w:r>
+      <w:r>
+        <w:rPr>
+          <w:rFonts w:ascii="Consolas" w:hAnsi="Consolas"/>
+          <w:sz w:val="18"/>
+          <w:szCs w:val="18"/>
+        </w:rPr>
+        <w:t>p h</w:t>
+      </w:r>
+      <w:r>
+        <w:rPr>
+          <w:rFonts w:ascii="Consolas" w:hAnsi="Consolas"/>
+          <w:sz w:val="18"/>
+          <w:szCs w:val="18"/>
+        </w:rPr>
+        <w:t>ạ</w:t>
+      </w:r>
+      <w:r>
+        <w:rPr>
+          <w:rFonts w:ascii="Consolas" w:hAnsi="Consolas"/>
+          <w:sz w:val="18"/>
+          <w:szCs w:val="18"/>
+        </w:rPr>
+        <w:t>ng các căn đã lưu</w:t>
       </w:r>
     </w:p>
     <w:p>
@@ -3686,191 +3420,7 @@
           <w:sz w:val="18"/>
           <w:szCs w:val="18"/>
         </w:rPr>
-        <w:t xml:space="preserve">   → seeker-saved: m</w:t>
-      </w:r>
-      <w:r>
-        <w:rPr>
-          <w:rFonts w:ascii="Consolas" w:hAnsi="Consolas"/>
-          <w:sz w:val="18"/>
-          <w:szCs w:val="18"/>
-        </w:rPr>
-        <w:t>ở</w:t>
-      </w:r>
-      <w:r>
-        <w:rPr>
-          <w:rFonts w:ascii="Consolas" w:hAnsi="Consolas"/>
-          <w:sz w:val="18"/>
-          <w:szCs w:val="18"/>
-        </w:rPr>
-        <w:t xml:space="preserve"> ai-compare.html kèm danh sách mã căn → xác nh</w:t>
-      </w:r>
-      <w:r>
-        <w:rPr>
-          <w:rFonts w:ascii="Consolas" w:hAnsi="Consolas"/>
-          <w:sz w:val="18"/>
-          <w:szCs w:val="18"/>
-        </w:rPr>
-        <w:t>ậ</w:t>
-      </w:r>
-      <w:r>
-        <w:rPr>
-          <w:rFonts w:ascii="Consolas" w:hAnsi="Consolas"/>
-          <w:sz w:val="18"/>
-          <w:szCs w:val="18"/>
-        </w:rPr>
-        <w:t>n → b</w:t>
-      </w:r>
-      <w:r>
-        <w:rPr>
-          <w:rFonts w:ascii="Consolas" w:hAnsi="Consolas"/>
-          <w:sz w:val="18"/>
-          <w:szCs w:val="18"/>
-        </w:rPr>
-        <w:t>ả</w:t>
-      </w:r>
-      <w:r>
-        <w:rPr>
-          <w:rFonts w:ascii="Consolas" w:hAnsi="Consolas"/>
-          <w:sz w:val="18"/>
-          <w:szCs w:val="18"/>
-        </w:rPr>
-        <w:t>ng tiêu chí</w:t>
-      </w:r>
-    </w:p>
-    <w:p>
-      <w:pPr>
-        <w:pStyle w:val="HTMLPreformatted"/>
-        <w:pBdr>
-          <w:top w:val="single" w:sz="6" w:space="6" w:color="DFE4E0"/>
-          <w:left w:val="single" w:sz="6" w:space="6" w:color="DFE4E0"/>
-          <w:bottom w:val="single" w:sz="6" w:space="6" w:color="DFE4E0"/>
-          <w:right w:val="single" w:sz="6" w:space="6" w:color="DFE4E0"/>
-        </w:pBdr>
-        <w:rPr>
-          <w:rFonts w:ascii="Consolas" w:hAnsi="Consolas"/>
-          <w:sz w:val="18"/>
-          <w:szCs w:val="18"/>
-        </w:rPr>
-      </w:pPr>
-      <w:r>
-        <w:rPr>
-          <w:rFonts w:ascii="Consolas" w:hAnsi="Consolas"/>
-          <w:sz w:val="18"/>
-          <w:szCs w:val="18"/>
-        </w:rPr>
-        <w:t xml:space="preserve">        và x</w:t>
-      </w:r>
-      <w:r>
-        <w:rPr>
-          <w:rFonts w:ascii="Consolas" w:hAnsi="Consolas"/>
-          <w:sz w:val="18"/>
-          <w:szCs w:val="18"/>
-        </w:rPr>
-        <w:t>ế</w:t>
-      </w:r>
-      <w:r>
-        <w:rPr>
-          <w:rFonts w:ascii="Consolas" w:hAnsi="Consolas"/>
-          <w:sz w:val="18"/>
-          <w:szCs w:val="18"/>
-        </w:rPr>
-        <w:t>p h</w:t>
-      </w:r>
-      <w:r>
-        <w:rPr>
-          <w:rFonts w:ascii="Consolas" w:hAnsi="Consolas"/>
-          <w:sz w:val="18"/>
-          <w:szCs w:val="18"/>
-        </w:rPr>
-        <w:t>ạ</w:t>
-      </w:r>
-      <w:r>
-        <w:rPr>
-          <w:rFonts w:ascii="Consolas" w:hAnsi="Consolas"/>
-          <w:sz w:val="18"/>
-          <w:szCs w:val="18"/>
-        </w:rPr>
-        <w:t>ng hi</w:t>
-      </w:r>
-      <w:r>
-        <w:rPr>
-          <w:rFonts w:ascii="Consolas" w:hAnsi="Consolas"/>
-          <w:sz w:val="18"/>
-          <w:szCs w:val="18"/>
-        </w:rPr>
-        <w:t>ệ</w:t>
-      </w:r>
-      <w:r>
-        <w:rPr>
-          <w:rFonts w:ascii="Consolas" w:hAnsi="Consolas"/>
-          <w:sz w:val="18"/>
-          <w:szCs w:val="18"/>
-        </w:rPr>
-        <w:t>n l</w:t>
-      </w:r>
-      <w:r>
-        <w:rPr>
-          <w:rFonts w:ascii="Consolas" w:hAnsi="Consolas"/>
-          <w:sz w:val="18"/>
-          <w:szCs w:val="18"/>
-        </w:rPr>
-        <w:t>ạ</w:t>
-      </w:r>
-      <w:r>
-        <w:rPr>
-          <w:rFonts w:ascii="Consolas" w:hAnsi="Consolas"/>
-          <w:sz w:val="18"/>
-          <w:szCs w:val="18"/>
-        </w:rPr>
-        <w:t xml:space="preserve">i </w:t>
-      </w:r>
-      <w:r>
-        <w:rPr>
-          <w:rFonts w:ascii="Consolas" w:hAnsi="Consolas"/>
-          <w:sz w:val="18"/>
-          <w:szCs w:val="18"/>
-        </w:rPr>
-        <w:t>ở</w:t>
-      </w:r>
-      <w:r>
-        <w:rPr>
-          <w:rFonts w:ascii="Consolas" w:hAnsi="Consolas"/>
-          <w:sz w:val="18"/>
-          <w:szCs w:val="18"/>
-        </w:rPr>
-        <w:t xml:space="preserve"> trang nhà đã lưu</w:t>
-      </w:r>
-    </w:p>
-    <w:p>
-      <w:pPr>
-        <w:pStyle w:val="HTMLPreformatted"/>
-        <w:pBdr>
-          <w:top w:val="single" w:sz="6" w:space="6" w:color="DFE4E0"/>
-          <w:left w:val="single" w:sz="6" w:space="6" w:color="DFE4E0"/>
-          <w:bottom w:val="single" w:sz="6" w:space="6" w:color="DFE4E0"/>
-          <w:right w:val="single" w:sz="6" w:space="6" w:color="DFE4E0"/>
-        </w:pBdr>
-        <w:rPr>
-          <w:rFonts w:ascii="Consolas" w:hAnsi="Consolas"/>
-          <w:sz w:val="18"/>
-          <w:szCs w:val="18"/>
-        </w:rPr>
-      </w:pPr>
-      <w:r>
-        <w:rPr>
-          <w:rFonts w:ascii="Consolas" w:hAnsi="Consolas"/>
-          <w:sz w:val="18"/>
-          <w:szCs w:val="18"/>
-        </w:rPr>
-        <w:t xml:space="preserve">   </w:t>
-      </w:r>
-      <w:r>
-        <w:rPr>
-          <w:rFonts w:ascii="Consolas" w:hAnsi="Consolas"/>
-          <w:sz w:val="18"/>
-          <w:szCs w:val="18"/>
-        </w:rPr>
-        <w:t>→ seeker-agent-selection → seeker-agent-profile: ch</w:t>
+        <w:t xml:space="preserve">   → seeker-agent-selection → seeker-agent-profile: ch</w:t>
       </w:r>
       <w:r>
         <w:rPr>
@@ -4302,87 +3852,39 @@
           <w:sz w:val="18"/>
           <w:szCs w:val="18"/>
         </w:rPr>
-        <w:t xml:space="preserve">   → agent-post: nh</w:t>
-      </w:r>
-      <w:r>
-        <w:rPr>
-          <w:rFonts w:ascii="Consolas" w:hAnsi="Consolas"/>
-          <w:sz w:val="18"/>
-          <w:szCs w:val="18"/>
-        </w:rPr>
-        <w:t>ậ</w:t>
-      </w:r>
-      <w:r>
-        <w:rPr>
-          <w:rFonts w:ascii="Consolas" w:hAnsi="Consolas"/>
-          <w:sz w:val="18"/>
-          <w:szCs w:val="18"/>
-        </w:rPr>
-        <w:t>p tin r</w:t>
-      </w:r>
-      <w:r>
-        <w:rPr>
-          <w:rFonts w:ascii="Consolas" w:hAnsi="Consolas"/>
-          <w:sz w:val="18"/>
-          <w:szCs w:val="18"/>
-        </w:rPr>
-        <w:t>ồ</w:t>
-      </w:r>
-      <w:r>
-        <w:rPr>
-          <w:rFonts w:ascii="Consolas" w:hAnsi="Consolas"/>
-          <w:sz w:val="18"/>
-          <w:szCs w:val="18"/>
-        </w:rPr>
-        <w:t>i m</w:t>
-      </w:r>
-      <w:r>
-        <w:rPr>
-          <w:rFonts w:ascii="Consolas" w:hAnsi="Consolas"/>
-          <w:sz w:val="18"/>
-          <w:szCs w:val="18"/>
-        </w:rPr>
-        <w:t>ở</w:t>
-      </w:r>
-      <w:r>
-        <w:rPr>
-          <w:rFonts w:ascii="Consolas" w:hAnsi="Consolas"/>
-          <w:sz w:val="18"/>
-          <w:szCs w:val="18"/>
-        </w:rPr>
-        <w:t xml:space="preserve"> ai-summary.html?id=b</w:t>
-      </w:r>
-      <w:r>
-        <w:rPr>
-          <w:rFonts w:ascii="Consolas" w:hAnsi="Consolas"/>
-          <w:sz w:val="18"/>
-          <w:szCs w:val="18"/>
-        </w:rPr>
-        <w:t>ả</w:t>
-      </w:r>
-      <w:r>
-        <w:rPr>
-          <w:rFonts w:ascii="Consolas" w:hAnsi="Consolas"/>
-          <w:sz w:val="18"/>
-          <w:szCs w:val="18"/>
-        </w:rPr>
-        <w:t>n nháp → xác nh</w:t>
-      </w:r>
-      <w:r>
-        <w:rPr>
-          <w:rFonts w:ascii="Consolas" w:hAnsi="Consolas"/>
-          <w:sz w:val="18"/>
-          <w:szCs w:val="18"/>
-        </w:rPr>
-        <w:t>ậ</w:t>
-      </w:r>
-      <w:r>
-        <w:rPr>
-          <w:rFonts w:ascii="Consolas" w:hAnsi="Consolas"/>
-          <w:sz w:val="18"/>
-          <w:szCs w:val="18"/>
-        </w:rPr>
-        <w:t>n → b</w:t>
+        <w:t xml:space="preserve">   → agent-post: t</w:t>
+      </w:r>
+      <w:r>
+        <w:rPr>
+          <w:rFonts w:ascii="Consolas" w:hAnsi="Consolas"/>
+          <w:sz w:val="18"/>
+          <w:szCs w:val="18"/>
+        </w:rPr>
+        <w:t>ạ</w:t>
+      </w:r>
+      <w:r>
+        <w:rPr>
+          <w:rFonts w:ascii="Consolas" w:hAnsi="Consolas"/>
+          <w:sz w:val="18"/>
+          <w:szCs w:val="18"/>
+        </w:rPr>
+        <w:t>o tin, AI-2 g</w:t>
+      </w:r>
+      <w:r>
+        <w:rPr>
+          <w:rFonts w:ascii="Consolas" w:hAnsi="Consolas"/>
+          <w:sz w:val="18"/>
+          <w:szCs w:val="18"/>
+        </w:rPr>
+        <w:t>ợ</w:t>
+      </w:r>
+      <w:r>
+        <w:rPr>
+          <w:rFonts w:ascii="Consolas" w:hAnsi="Consolas"/>
+          <w:sz w:val="18"/>
+          <w:szCs w:val="18"/>
+        </w:rPr>
+        <w:t>i ý b</w:t>
       </w:r>
       <w:r>
         <w:rPr>
@@ -4414,143 +3916,39 @@
           <w:sz w:val="18"/>
           <w:szCs w:val="18"/>
         </w:rPr>
-        <w:t>c 4 kh</w:t>
-      </w:r>
-      <w:r>
-        <w:rPr>
-          <w:rFonts w:ascii="Consolas" w:hAnsi="Consolas"/>
-          <w:sz w:val="18"/>
-          <w:szCs w:val="18"/>
-        </w:rPr>
-        <w:t>ố</w:t>
-      </w:r>
-      <w:r>
-        <w:rPr>
-          <w:rFonts w:ascii="Consolas" w:hAnsi="Consolas"/>
-          <w:sz w:val="18"/>
-          <w:szCs w:val="18"/>
-        </w:rPr>
-        <w:t>i</w:t>
-      </w:r>
-    </w:p>
-    <w:p>
-      <w:pPr>
-        <w:pStyle w:val="HTMLPreformatted"/>
-        <w:pBdr>
-          <w:top w:val="single" w:sz="6" w:space="6" w:color="DFE4E0"/>
-          <w:left w:val="single" w:sz="6" w:space="6" w:color="DFE4E0"/>
-          <w:bottom w:val="single" w:sz="6" w:space="6" w:color="DFE4E0"/>
-          <w:right w:val="single" w:sz="6" w:space="6" w:color="DFE4E0"/>
-        </w:pBdr>
-        <w:rPr>
-          <w:rFonts w:ascii="Consolas" w:hAnsi="Consolas"/>
-          <w:sz w:val="18"/>
-          <w:szCs w:val="18"/>
-        </w:rPr>
-      </w:pPr>
-      <w:r>
-        <w:rPr>
-          <w:rFonts w:ascii="Consolas" w:hAnsi="Consolas"/>
-          <w:sz w:val="18"/>
-          <w:szCs w:val="18"/>
-        </w:rPr>
-        <w:t xml:space="preserve">        ghi vào mô t</w:t>
-      </w:r>
-      <w:r>
-        <w:rPr>
-          <w:rFonts w:ascii="Consolas" w:hAnsi="Consolas"/>
-          <w:sz w:val="18"/>
-          <w:szCs w:val="18"/>
-        </w:rPr>
-        <w:t>ả</w:t>
-      </w:r>
-      <w:r>
-        <w:rPr>
-          <w:rFonts w:ascii="Consolas" w:hAnsi="Consolas"/>
-          <w:sz w:val="18"/>
-          <w:szCs w:val="18"/>
-        </w:rPr>
-        <w:t xml:space="preserve"> tin, kh</w:t>
-      </w:r>
-      <w:r>
-        <w:rPr>
-          <w:rFonts w:ascii="Consolas" w:hAnsi="Consolas"/>
-          <w:sz w:val="18"/>
-          <w:szCs w:val="18"/>
-        </w:rPr>
-        <w:t>ố</w:t>
-      </w:r>
-      <w:r>
-        <w:rPr>
-          <w:rFonts w:ascii="Consolas" w:hAnsi="Consolas"/>
-          <w:sz w:val="18"/>
-          <w:szCs w:val="18"/>
-        </w:rPr>
-        <w:t>i k</w:t>
-      </w:r>
-      <w:r>
-        <w:rPr>
-          <w:rFonts w:ascii="Consolas" w:hAnsi="Consolas"/>
-          <w:sz w:val="18"/>
-          <w:szCs w:val="18"/>
-        </w:rPr>
-        <w:t>ế</w:t>
-      </w:r>
-      <w:r>
-        <w:rPr>
-          <w:rFonts w:ascii="Consolas" w:hAnsi="Consolas"/>
-          <w:sz w:val="18"/>
-          <w:szCs w:val="18"/>
-        </w:rPr>
-        <w:t>t qu</w:t>
-      </w:r>
-      <w:r>
-        <w:rPr>
-          <w:rFonts w:ascii="Consolas" w:hAnsi="Consolas"/>
-          <w:sz w:val="18"/>
-          <w:szCs w:val="18"/>
-        </w:rPr>
-        <w:t>ả</w:t>
-      </w:r>
-      <w:r>
-        <w:rPr>
-          <w:rFonts w:ascii="Consolas" w:hAnsi="Consolas"/>
-          <w:sz w:val="18"/>
-          <w:szCs w:val="18"/>
-        </w:rPr>
-        <w:t xml:space="preserve"> AI-2 hi</w:t>
-      </w:r>
-      <w:r>
-        <w:rPr>
-          <w:rFonts w:ascii="Consolas" w:hAnsi="Consolas"/>
-          <w:sz w:val="18"/>
-          <w:szCs w:val="18"/>
-        </w:rPr>
-        <w:t>ệ</w:t>
-      </w:r>
-      <w:r>
-        <w:rPr>
-          <w:rFonts w:ascii="Consolas" w:hAnsi="Consolas"/>
-          <w:sz w:val="18"/>
-          <w:szCs w:val="18"/>
-        </w:rPr>
-        <w:t xml:space="preserve">n </w:t>
-      </w:r>
-      <w:r>
-        <w:rPr>
-          <w:rFonts w:ascii="Consolas" w:hAnsi="Consolas"/>
-          <w:sz w:val="18"/>
-          <w:szCs w:val="18"/>
-        </w:rPr>
-        <w:t>ở</w:t>
-      </w:r>
-      <w:r>
-        <w:rPr>
-          <w:rFonts w:ascii="Consolas" w:hAnsi="Consolas"/>
-          <w:sz w:val="18"/>
-          <w:szCs w:val="18"/>
-        </w:rPr>
-        <w:t xml:space="preserve"> sidebar → tin `draft → pending`</w:t>
+        <w:t>c + checklist trư</w:t>
+      </w:r>
+      <w:r>
+        <w:rPr>
+          <w:rFonts w:ascii="Consolas" w:hAnsi="Consolas"/>
+          <w:sz w:val="18"/>
+          <w:szCs w:val="18"/>
+        </w:rPr>
+        <w:t>ớ</w:t>
+      </w:r>
+      <w:r>
+        <w:rPr>
+          <w:rFonts w:ascii="Consolas" w:hAnsi="Consolas"/>
+          <w:sz w:val="18"/>
+          <w:szCs w:val="18"/>
+        </w:rPr>
+        <w:t>c khi g</w:t>
+      </w:r>
+      <w:r>
+        <w:rPr>
+          <w:rFonts w:ascii="Consolas" w:hAnsi="Consolas"/>
+          <w:sz w:val="18"/>
+          <w:szCs w:val="18"/>
+        </w:rPr>
+        <w:t>ử</w:t>
+      </w:r>
+      <w:r>
+        <w:rPr>
+          <w:rFonts w:ascii="Consolas" w:hAnsi="Consolas"/>
+          <w:sz w:val="18"/>
+          <w:szCs w:val="18"/>
+        </w:rPr>
+        <w:t>i → tin `draft → pending`</w:t>
       </w:r>
     </w:p>
     <w:p>
@@ -5785,16 +5183,16 @@
         <w:tblLook w:val="04A0" w:firstRow="1" w:lastRow="0" w:firstColumn="1" w:lastColumn="0" w:noHBand="0" w:noVBand="1"/>
       </w:tblPr>
       <w:tblGrid>
-        <w:gridCol w:w="691"/>
-        <w:gridCol w:w="1970"/>
-        <w:gridCol w:w="2777"/>
-        <w:gridCol w:w="2175"/>
-        <w:gridCol w:w="1731"/>
+        <w:gridCol w:w="732"/>
+        <w:gridCol w:w="2059"/>
+        <w:gridCol w:w="3082"/>
+        <w:gridCol w:w="2155"/>
+        <w:gridCol w:w="1316"/>
       </w:tblGrid>
       <w:tr>
         <w:tc>
           <w:tcPr>
-            <w:tcW w:w="370" w:type="pct"/>
+            <w:tcW w:w="392" w:type="pct"/>
             <w:tcBorders>
               <w:top w:val="outset" w:sz="6" w:space="0" w:color="auto"/>
               <w:left w:val="outset" w:sz="6" w:space="0" w:color="auto"/>
@@ -5830,7 +5228,7 @@
         </w:tc>
         <w:tc>
           <w:tcPr>
-            <w:tcW w:w="1054" w:type="pct"/>
+            <w:tcW w:w="1102" w:type="pct"/>
             <w:tcBorders>
               <w:top w:val="outset" w:sz="6" w:space="0" w:color="auto"/>
               <w:left w:val="outset" w:sz="6" w:space="0" w:color="auto"/>
@@ -5866,7 +5264,7 @@
         </w:tc>
         <w:tc>
           <w:tcPr>
-            <w:tcW w:w="1486" w:type="pct"/>
+            <w:tcW w:w="1649" w:type="pct"/>
             <w:tcBorders>
               <w:top w:val="outset" w:sz="6" w:space="0" w:color="auto"/>
               <w:left w:val="outset" w:sz="6" w:space="0" w:color="auto"/>
@@ -5902,7 +5300,7 @@
         </w:tc>
         <w:tc>
           <w:tcPr>
-            <w:tcW w:w="1164" w:type="pct"/>
+            <w:tcW w:w="1153" w:type="pct"/>
             <w:tcBorders>
               <w:top w:val="outset" w:sz="6" w:space="0" w:color="auto"/>
               <w:left w:val="outset" w:sz="6" w:space="0" w:color="auto"/>
@@ -5938,7 +5336,7 @@
         </w:tc>
         <w:tc>
           <w:tcPr>
-            <w:tcW w:w="926" w:type="pct"/>
+            <w:tcW w:w="705" w:type="pct"/>
             <w:tcBorders>
               <w:top w:val="outset" w:sz="6" w:space="0" w:color="auto"/>
               <w:left w:val="outset" w:sz="6" w:space="0" w:color="auto"/>
@@ -5976,38 +5374,37 @@
       <w:tr>
         <w:tc>
           <w:tcPr>
-            <w:tcW w:w="370" w:type="pct"/>
-            <w:tcBorders>
-              <w:top w:val="outset" w:sz="6" w:space="0" w:color="auto"/>
-              <w:left w:val="outset" w:sz="6" w:space="0" w:color="auto"/>
-              <w:bottom w:val="outset" w:sz="6" w:space="0" w:color="auto"/>
-              <w:right w:val="outset" w:sz="6" w:space="0" w:color="auto"/>
-            </w:tcBorders>
-            <w:vAlign w:val="center"/>
-            <w:hideMark/>
-          </w:tcPr>
-          <w:p>
-            <w:pPr>
-              <w:rPr>
-                <w:rFonts w:eastAsia="Times New Roman"/>
-                <w:sz w:val="16"/>
-                <w:szCs w:val="16"/>
-              </w:rPr>
-            </w:pPr>
-            <w:r>
-              <w:rPr>
-                <w:rFonts w:eastAsia="Times New Roman"/>
-                <w:sz w:val="16"/>
-                <w:szCs w:val="16"/>
-              </w:rPr>
-              <w:lastRenderedPageBreak/>
+            <w:tcW w:w="392" w:type="pct"/>
+            <w:tcBorders>
+              <w:top w:val="outset" w:sz="6" w:space="0" w:color="auto"/>
+              <w:left w:val="outset" w:sz="6" w:space="0" w:color="auto"/>
+              <w:bottom w:val="outset" w:sz="6" w:space="0" w:color="auto"/>
+              <w:right w:val="outset" w:sz="6" w:space="0" w:color="auto"/>
+            </w:tcBorders>
+            <w:vAlign w:val="center"/>
+            <w:hideMark/>
+          </w:tcPr>
+          <w:p>
+            <w:pPr>
+              <w:rPr>
+                <w:rFonts w:eastAsia="Times New Roman"/>
+                <w:sz w:val="16"/>
+                <w:szCs w:val="16"/>
+              </w:rPr>
+            </w:pPr>
+            <w:r>
+              <w:rPr>
+                <w:rFonts w:eastAsia="Times New Roman"/>
+                <w:sz w:val="16"/>
+                <w:szCs w:val="16"/>
+              </w:rPr>
               <w:t>Bài đăng</w:t>
             </w:r>
           </w:p>
         </w:tc>
         <w:tc>
           <w:tcPr>
-            <w:tcW w:w="1054" w:type="pct"/>
+            <w:tcW w:w="1102" w:type="pct"/>
             <w:tcBorders>
               <w:top w:val="outset" w:sz="6" w:space="0" w:color="auto"/>
               <w:left w:val="outset" w:sz="6" w:space="0" w:color="auto"/>
@@ -6035,7 +5432,7 @@
         </w:tc>
         <w:tc>
           <w:tcPr>
-            <w:tcW w:w="1486" w:type="pct"/>
+            <w:tcW w:w="1649" w:type="pct"/>
             <w:tcBorders>
               <w:top w:val="outset" w:sz="6" w:space="0" w:color="auto"/>
               <w:left w:val="outset" w:sz="6" w:space="0" w:color="auto"/>
@@ -6063,7 +5460,7 @@
         </w:tc>
         <w:tc>
           <w:tcPr>
-            <w:tcW w:w="1164" w:type="pct"/>
+            <w:tcW w:w="1153" w:type="pct"/>
             <w:tcBorders>
               <w:top w:val="outset" w:sz="6" w:space="0" w:color="auto"/>
               <w:left w:val="outset" w:sz="6" w:space="0" w:color="auto"/>
@@ -6093,7 +5490,7 @@
         </w:tc>
         <w:tc>
           <w:tcPr>
-            <w:tcW w:w="926" w:type="pct"/>
+            <w:tcW w:w="705" w:type="pct"/>
             <w:tcBorders>
               <w:top w:val="outset" w:sz="6" w:space="0" w:color="auto"/>
               <w:left w:val="outset" w:sz="6" w:space="0" w:color="auto"/>
@@ -6125,7 +5522,7 @@
       <w:tr>
         <w:tc>
           <w:tcPr>
-            <w:tcW w:w="370" w:type="pct"/>
+            <w:tcW w:w="392" w:type="pct"/>
             <w:tcBorders>
               <w:top w:val="outset" w:sz="6" w:space="0" w:color="auto"/>
               <w:left w:val="outset" w:sz="6" w:space="0" w:color="auto"/>
@@ -6155,7 +5552,7 @@
         </w:tc>
         <w:tc>
           <w:tcPr>
-            <w:tcW w:w="1054" w:type="pct"/>
+            <w:tcW w:w="1102" w:type="pct"/>
             <w:tcBorders>
               <w:top w:val="outset" w:sz="6" w:space="0" w:color="auto"/>
               <w:left w:val="outset" w:sz="6" w:space="0" w:color="auto"/>
@@ -6183,7 +5580,7 @@
         </w:tc>
         <w:tc>
           <w:tcPr>
-            <w:tcW w:w="1486" w:type="pct"/>
+            <w:tcW w:w="1649" w:type="pct"/>
             <w:tcBorders>
               <w:top w:val="outset" w:sz="6" w:space="0" w:color="auto"/>
               <w:left w:val="outset" w:sz="6" w:space="0" w:color="auto"/>
@@ -6211,67 +5608,61 @@
         </w:tc>
         <w:tc>
           <w:tcPr>
-            <w:tcW w:w="1164" w:type="pct"/>
-            <w:tcBorders>
-              <w:top w:val="outset" w:sz="6" w:space="0" w:color="auto"/>
-              <w:left w:val="outset" w:sz="6" w:space="0" w:color="auto"/>
-              <w:bottom w:val="outset" w:sz="6" w:space="0" w:color="auto"/>
-              <w:right w:val="outset" w:sz="6" w:space="0" w:color="auto"/>
-            </w:tcBorders>
-            <w:vAlign w:val="center"/>
-            <w:hideMark/>
-          </w:tcPr>
-          <w:p>
-            <w:pPr>
-              <w:rPr>
-                <w:rFonts w:eastAsia="Times New Roman"/>
-                <w:sz w:val="16"/>
-                <w:szCs w:val="16"/>
-              </w:rPr>
-            </w:pPr>
-            <w:r>
-              <w:rPr>
-                <w:rFonts w:eastAsia="Times New Roman"/>
-                <w:sz w:val="16"/>
-                <w:szCs w:val="16"/>
-              </w:rPr>
-              <w:t xml:space="preserve">Người tìm nhà, </w:t>
-            </w:r>
-            <w:r>
-              <w:rPr>
-                <w:rStyle w:val="HTMLCode"/>
-              </w:rPr>
-              <w:t>ai-matcher.html</w:t>
-            </w:r>
-          </w:p>
-        </w:tc>
-        <w:tc>
-          <w:tcPr>
-            <w:tcW w:w="926" w:type="pct"/>
-            <w:tcBorders>
-              <w:top w:val="outset" w:sz="6" w:space="0" w:color="auto"/>
-              <w:left w:val="outset" w:sz="6" w:space="0" w:color="auto"/>
-              <w:bottom w:val="outset" w:sz="6" w:space="0" w:color="auto"/>
-              <w:right w:val="outset" w:sz="6" w:space="0" w:color="auto"/>
-            </w:tcBorders>
-            <w:vAlign w:val="center"/>
-            <w:hideMark/>
-          </w:tcPr>
-          <w:p>
-            <w:pPr>
-              <w:rPr>
-                <w:rFonts w:eastAsia="Times New Roman"/>
-                <w:sz w:val="16"/>
-                <w:szCs w:val="16"/>
-              </w:rPr>
-            </w:pPr>
-            <w:r>
-              <w:rPr>
-                <w:rFonts w:eastAsia="Times New Roman"/>
-                <w:sz w:val="16"/>
-                <w:szCs w:val="16"/>
-              </w:rPr>
-              <w:t>Môi giới, AI Comparison</w:t>
+            <w:tcW w:w="1153" w:type="pct"/>
+            <w:tcBorders>
+              <w:top w:val="outset" w:sz="6" w:space="0" w:color="auto"/>
+              <w:left w:val="outset" w:sz="6" w:space="0" w:color="auto"/>
+              <w:bottom w:val="outset" w:sz="6" w:space="0" w:color="auto"/>
+              <w:right w:val="outset" w:sz="6" w:space="0" w:color="auto"/>
+            </w:tcBorders>
+            <w:vAlign w:val="center"/>
+            <w:hideMark/>
+          </w:tcPr>
+          <w:p>
+            <w:pPr>
+              <w:rPr>
+                <w:rFonts w:eastAsia="Times New Roman"/>
+                <w:sz w:val="16"/>
+                <w:szCs w:val="16"/>
+              </w:rPr>
+            </w:pPr>
+            <w:r>
+              <w:rPr>
+                <w:rFonts w:eastAsia="Times New Roman"/>
+                <w:sz w:val="16"/>
+                <w:szCs w:val="16"/>
+              </w:rPr>
+              <w:t>Người tìm nhà</w:t>
+            </w:r>
+          </w:p>
+        </w:tc>
+        <w:tc>
+          <w:tcPr>
+            <w:tcW w:w="705" w:type="pct"/>
+            <w:tcBorders>
+              <w:top w:val="outset" w:sz="6" w:space="0" w:color="auto"/>
+              <w:left w:val="outset" w:sz="6" w:space="0" w:color="auto"/>
+              <w:bottom w:val="outset" w:sz="6" w:space="0" w:color="auto"/>
+              <w:right w:val="outset" w:sz="6" w:space="0" w:color="auto"/>
+            </w:tcBorders>
+            <w:vAlign w:val="center"/>
+            <w:hideMark/>
+          </w:tcPr>
+          <w:p>
+            <w:pPr>
+              <w:rPr>
+                <w:rFonts w:eastAsia="Times New Roman"/>
+                <w:sz w:val="16"/>
+                <w:szCs w:val="16"/>
+              </w:rPr>
+            </w:pPr>
+            <w:r>
+              <w:rPr>
+                <w:rFonts w:eastAsia="Times New Roman"/>
+                <w:sz w:val="16"/>
+                <w:szCs w:val="16"/>
+              </w:rPr>
+              <w:t>Môi giới, AI Lifestyle Matcher</w:t>
             </w:r>
           </w:p>
         </w:tc>
@@ -6279,7 +5670,7 @@
       <w:tr>
         <w:tc>
           <w:tcPr>
-            <w:tcW w:w="370" w:type="pct"/>
+            <w:tcW w:w="392" w:type="pct"/>
             <w:tcBorders>
               <w:top w:val="outset" w:sz="6" w:space="0" w:color="auto"/>
               <w:left w:val="outset" w:sz="6" w:space="0" w:color="auto"/>
@@ -6309,7 +5700,7 @@
         </w:tc>
         <w:tc>
           <w:tcPr>
-            <w:tcW w:w="1054" w:type="pct"/>
+            <w:tcW w:w="1102" w:type="pct"/>
             <w:tcBorders>
               <w:top w:val="outset" w:sz="6" w:space="0" w:color="auto"/>
               <w:left w:val="outset" w:sz="6" w:space="0" w:color="auto"/>
@@ -6337,7 +5728,7 @@
         </w:tc>
         <w:tc>
           <w:tcPr>
-            <w:tcW w:w="1486" w:type="pct"/>
+            <w:tcW w:w="1649" w:type="pct"/>
             <w:tcBorders>
               <w:top w:val="outset" w:sz="6" w:space="0" w:color="auto"/>
               <w:left w:val="outset" w:sz="6" w:space="0" w:color="auto"/>
@@ -6365,7 +5756,7 @@
         </w:tc>
         <w:tc>
           <w:tcPr>
-            <w:tcW w:w="1164" w:type="pct"/>
+            <w:tcW w:w="1153" w:type="pct"/>
             <w:tcBorders>
               <w:top w:val="outset" w:sz="6" w:space="0" w:color="auto"/>
               <w:left w:val="outset" w:sz="6" w:space="0" w:color="auto"/>
@@ -6395,7 +5786,7 @@
         </w:tc>
         <w:tc>
           <w:tcPr>
-            <w:tcW w:w="926" w:type="pct"/>
+            <w:tcW w:w="705" w:type="pct"/>
             <w:tcBorders>
               <w:top w:val="outset" w:sz="6" w:space="0" w:color="auto"/>
               <w:left w:val="outset" w:sz="6" w:space="0" w:color="auto"/>
@@ -6427,37 +5818,38 @@
       <w:tr>
         <w:tc>
           <w:tcPr>
-            <w:tcW w:w="370" w:type="pct"/>
-            <w:tcBorders>
-              <w:top w:val="outset" w:sz="6" w:space="0" w:color="auto"/>
-              <w:left w:val="outset" w:sz="6" w:space="0" w:color="auto"/>
-              <w:bottom w:val="outset" w:sz="6" w:space="0" w:color="auto"/>
-              <w:right w:val="outset" w:sz="6" w:space="0" w:color="auto"/>
-            </w:tcBorders>
-            <w:vAlign w:val="center"/>
-            <w:hideMark/>
-          </w:tcPr>
-          <w:p>
-            <w:pPr>
-              <w:rPr>
-                <w:rFonts w:eastAsia="Times New Roman"/>
-                <w:sz w:val="16"/>
-                <w:szCs w:val="16"/>
-              </w:rPr>
-            </w:pPr>
-            <w:r>
-              <w:rPr>
-                <w:rFonts w:eastAsia="Times New Roman"/>
-                <w:sz w:val="16"/>
-                <w:szCs w:val="16"/>
-              </w:rPr>
-              <w:t>Kết quả AI-1</w:t>
-            </w:r>
-          </w:p>
-        </w:tc>
-        <w:tc>
-          <w:tcPr>
-            <w:tcW w:w="1054" w:type="pct"/>
+            <w:tcW w:w="392" w:type="pct"/>
+            <w:tcBorders>
+              <w:top w:val="outset" w:sz="6" w:space="0" w:color="auto"/>
+              <w:left w:val="outset" w:sz="6" w:space="0" w:color="auto"/>
+              <w:bottom w:val="outset" w:sz="6" w:space="0" w:color="auto"/>
+              <w:right w:val="outset" w:sz="6" w:space="0" w:color="auto"/>
+            </w:tcBorders>
+            <w:vAlign w:val="center"/>
+            <w:hideMark/>
+          </w:tcPr>
+          <w:p>
+            <w:pPr>
+              <w:rPr>
+                <w:rFonts w:eastAsia="Times New Roman"/>
+                <w:sz w:val="16"/>
+                <w:szCs w:val="16"/>
+              </w:rPr>
+            </w:pPr>
+            <w:r>
+              <w:rPr>
+                <w:rFonts w:eastAsia="Times New Roman"/>
+                <w:sz w:val="16"/>
+                <w:szCs w:val="16"/>
+              </w:rPr>
+              <w:lastRenderedPageBreak/>
+              <w:t>Lead / yêu cầu</w:t>
+            </w:r>
+          </w:p>
+        </w:tc>
+        <w:tc>
+          <w:tcPr>
+            <w:tcW w:w="1102" w:type="pct"/>
             <w:tcBorders>
               <w:top w:val="outset" w:sz="6" w:space="0" w:color="auto"/>
               <w:left w:val="outset" w:sz="6" w:space="0" w:color="auto"/>
@@ -6479,13 +5871,13 @@
               <w:rPr>
                 <w:rStyle w:val="HTMLCode"/>
               </w:rPr>
-              <w:t>homefit-ai-matcher</w:t>
-            </w:r>
-          </w:p>
-        </w:tc>
-        <w:tc>
-          <w:tcPr>
-            <w:tcW w:w="1486" w:type="pct"/>
+              <w:t>homefit-agent-requests</w:t>
+            </w:r>
+          </w:p>
+        </w:tc>
+        <w:tc>
+          <w:tcPr>
+            <w:tcW w:w="1649" w:type="pct"/>
             <w:tcBorders>
               <w:top w:val="outset" w:sz="6" w:space="0" w:color="auto"/>
               <w:left w:val="outset" w:sz="6" w:space="0" w:color="auto"/>
@@ -6507,123 +5899,67 @@
               <w:rPr>
                 <w:rStyle w:val="HTMLCode"/>
               </w:rPr>
-              <w:t>chưa duy</w:t>
-            </w:r>
-            <w:r>
-              <w:rPr>
-                <w:rStyle w:val="HTMLCode"/>
-              </w:rPr>
-              <w:t>ệ</w:t>
-            </w:r>
-            <w:r>
-              <w:rPr>
-                <w:rStyle w:val="HTMLCode"/>
-              </w:rPr>
-              <w:t>t → đã ch</w:t>
-            </w:r>
-            <w:r>
-              <w:rPr>
-                <w:rStyle w:val="HTMLCode"/>
-              </w:rPr>
-              <w:t>ấ</w:t>
-            </w:r>
-            <w:r>
-              <w:rPr>
-                <w:rStyle w:val="HTMLCode"/>
-              </w:rPr>
-              <w:t>p nh</w:t>
-            </w:r>
-            <w:r>
-              <w:rPr>
-                <w:rStyle w:val="HTMLCode"/>
-              </w:rPr>
-              <w:t>ậ</w:t>
-            </w:r>
-            <w:r>
-              <w:rPr>
-                <w:rStyle w:val="HTMLCode"/>
-              </w:rPr>
-              <w:t>n / đã t</w:t>
-            </w:r>
-            <w:r>
-              <w:rPr>
-                <w:rStyle w:val="HTMLCode"/>
-              </w:rPr>
-              <w:t>ừ</w:t>
-            </w:r>
-            <w:r>
-              <w:rPr>
-                <w:rStyle w:val="HTMLCode"/>
-              </w:rPr>
-              <w:t xml:space="preserve"> ch</w:t>
-            </w:r>
-            <w:r>
-              <w:rPr>
-                <w:rStyle w:val="HTMLCode"/>
-              </w:rPr>
-              <w:t>ố</w:t>
-            </w:r>
-            <w:r>
-              <w:rPr>
-                <w:rStyle w:val="HTMLCode"/>
-              </w:rPr>
-              <w:t>i</w:t>
-            </w:r>
-          </w:p>
-        </w:tc>
-        <w:tc>
-          <w:tcPr>
-            <w:tcW w:w="1164" w:type="pct"/>
-            <w:tcBorders>
-              <w:top w:val="outset" w:sz="6" w:space="0" w:color="auto"/>
-              <w:left w:val="outset" w:sz="6" w:space="0" w:color="auto"/>
-              <w:bottom w:val="outset" w:sz="6" w:space="0" w:color="auto"/>
-              <w:right w:val="outset" w:sz="6" w:space="0" w:color="auto"/>
-            </w:tcBorders>
-            <w:vAlign w:val="center"/>
-            <w:hideMark/>
-          </w:tcPr>
-          <w:p>
-            <w:pPr>
-              <w:rPr>
-                <w:rFonts w:eastAsia="Times New Roman"/>
-                <w:sz w:val="16"/>
-                <w:szCs w:val="16"/>
-              </w:rPr>
-            </w:pPr>
-            <w:r>
-              <w:rPr>
-                <w:rStyle w:val="HTMLCode"/>
-              </w:rPr>
-              <w:t>ai-matcher.html</w:t>
-            </w:r>
-          </w:p>
-        </w:tc>
-        <w:tc>
-          <w:tcPr>
-            <w:tcW w:w="926" w:type="pct"/>
-            <w:tcBorders>
-              <w:top w:val="outset" w:sz="6" w:space="0" w:color="auto"/>
-              <w:left w:val="outset" w:sz="6" w:space="0" w:color="auto"/>
-              <w:bottom w:val="outset" w:sz="6" w:space="0" w:color="auto"/>
-              <w:right w:val="outset" w:sz="6" w:space="0" w:color="auto"/>
-            </w:tcBorders>
-            <w:vAlign w:val="center"/>
-            <w:hideMark/>
-          </w:tcPr>
-          <w:p>
-            <w:pPr>
-              <w:rPr>
-                <w:rFonts w:eastAsia="Times New Roman"/>
-                <w:sz w:val="16"/>
-                <w:szCs w:val="16"/>
-              </w:rPr>
-            </w:pPr>
-            <w:r>
-              <w:rPr>
-                <w:rStyle w:val="HTMLCode"/>
-              </w:rPr>
-              <w:t>seeker-brief-form.html</w:t>
+              <w:t>new → consulting → scheduled → completed / rejected</w:t>
+            </w:r>
+          </w:p>
+        </w:tc>
+        <w:tc>
+          <w:tcPr>
+            <w:tcW w:w="1153" w:type="pct"/>
+            <w:tcBorders>
+              <w:top w:val="outset" w:sz="6" w:space="0" w:color="auto"/>
+              <w:left w:val="outset" w:sz="6" w:space="0" w:color="auto"/>
+              <w:bottom w:val="outset" w:sz="6" w:space="0" w:color="auto"/>
+              <w:right w:val="outset" w:sz="6" w:space="0" w:color="auto"/>
+            </w:tcBorders>
+            <w:vAlign w:val="center"/>
+            <w:hideMark/>
+          </w:tcPr>
+          <w:p>
+            <w:pPr>
+              <w:rPr>
+                <w:rFonts w:eastAsia="Times New Roman"/>
+                <w:sz w:val="16"/>
+                <w:szCs w:val="16"/>
+              </w:rPr>
+            </w:pPr>
+            <w:r>
+              <w:rPr>
+                <w:rFonts w:eastAsia="Times New Roman"/>
+                <w:sz w:val="16"/>
+                <w:szCs w:val="16"/>
+              </w:rPr>
+              <w:t>Người tìm nhà, Môi giới</w:t>
+            </w:r>
+          </w:p>
+        </w:tc>
+        <w:tc>
+          <w:tcPr>
+            <w:tcW w:w="705" w:type="pct"/>
+            <w:tcBorders>
+              <w:top w:val="outset" w:sz="6" w:space="0" w:color="auto"/>
+              <w:left w:val="outset" w:sz="6" w:space="0" w:color="auto"/>
+              <w:bottom w:val="outset" w:sz="6" w:space="0" w:color="auto"/>
+              <w:right w:val="outset" w:sz="6" w:space="0" w:color="auto"/>
+            </w:tcBorders>
+            <w:vAlign w:val="center"/>
+            <w:hideMark/>
+          </w:tcPr>
+          <w:p>
+            <w:pPr>
+              <w:rPr>
+                <w:rFonts w:eastAsia="Times New Roman"/>
+                <w:sz w:val="16"/>
+                <w:szCs w:val="16"/>
+              </w:rPr>
+            </w:pPr>
+            <w:r>
+              <w:rPr>
+                <w:rFonts w:eastAsia="Times New Roman"/>
+                <w:sz w:val="16"/>
+                <w:szCs w:val="16"/>
+              </w:rPr>
+              <w:t>Môi giới, Quản trị viên</w:t>
             </w:r>
           </w:p>
         </w:tc>
@@ -6631,37 +5967,37 @@
       <w:tr>
         <w:tc>
           <w:tcPr>
-            <w:tcW w:w="370" w:type="pct"/>
-            <w:tcBorders>
-              <w:top w:val="outset" w:sz="6" w:space="0" w:color="auto"/>
-              <w:left w:val="outset" w:sz="6" w:space="0" w:color="auto"/>
-              <w:bottom w:val="outset" w:sz="6" w:space="0" w:color="auto"/>
-              <w:right w:val="outset" w:sz="6" w:space="0" w:color="auto"/>
-            </w:tcBorders>
-            <w:vAlign w:val="center"/>
-            <w:hideMark/>
-          </w:tcPr>
-          <w:p>
-            <w:pPr>
-              <w:rPr>
-                <w:rFonts w:eastAsia="Times New Roman"/>
-                <w:sz w:val="16"/>
-                <w:szCs w:val="16"/>
-              </w:rPr>
-            </w:pPr>
-            <w:r>
-              <w:rPr>
-                <w:rFonts w:eastAsia="Times New Roman"/>
-                <w:sz w:val="16"/>
-                <w:szCs w:val="16"/>
-              </w:rPr>
-              <w:t>Kết quả AI-2</w:t>
-            </w:r>
-          </w:p>
-        </w:tc>
-        <w:tc>
-          <w:tcPr>
-            <w:tcW w:w="1054" w:type="pct"/>
+            <w:tcW w:w="392" w:type="pct"/>
+            <w:tcBorders>
+              <w:top w:val="outset" w:sz="6" w:space="0" w:color="auto"/>
+              <w:left w:val="outset" w:sz="6" w:space="0" w:color="auto"/>
+              <w:bottom w:val="outset" w:sz="6" w:space="0" w:color="auto"/>
+              <w:right w:val="outset" w:sz="6" w:space="0" w:color="auto"/>
+            </w:tcBorders>
+            <w:vAlign w:val="center"/>
+            <w:hideMark/>
+          </w:tcPr>
+          <w:p>
+            <w:pPr>
+              <w:rPr>
+                <w:rFonts w:eastAsia="Times New Roman"/>
+                <w:sz w:val="16"/>
+                <w:szCs w:val="16"/>
+              </w:rPr>
+            </w:pPr>
+            <w:r>
+              <w:rPr>
+                <w:rFonts w:eastAsia="Times New Roman"/>
+                <w:sz w:val="16"/>
+                <w:szCs w:val="16"/>
+              </w:rPr>
+              <w:t>Lịch hẹn</w:t>
+            </w:r>
+          </w:p>
+        </w:tc>
+        <w:tc>
+          <w:tcPr>
+            <w:tcW w:w="1102" w:type="pct"/>
             <w:tcBorders>
               <w:top w:val="outset" w:sz="6" w:space="0" w:color="auto"/>
               <w:left w:val="outset" w:sz="6" w:space="0" w:color="auto"/>
@@ -6683,13 +6019,13 @@
               <w:rPr>
                 <w:rStyle w:val="HTMLCode"/>
               </w:rPr>
-              <w:t>homefit-ai-summary</w:t>
-            </w:r>
-          </w:p>
-        </w:tc>
-        <w:tc>
-          <w:tcPr>
-            <w:tcW w:w="1486" w:type="pct"/>
+              <w:t>homefit-appointments</w:t>
+            </w:r>
+          </w:p>
+        </w:tc>
+        <w:tc>
+          <w:tcPr>
+            <w:tcW w:w="1649" w:type="pct"/>
             <w:tcBorders>
               <w:top w:val="outset" w:sz="6" w:space="0" w:color="auto"/>
               <w:left w:val="outset" w:sz="6" w:space="0" w:color="auto"/>
@@ -6711,123 +6047,67 @@
               <w:rPr>
                 <w:rStyle w:val="HTMLCode"/>
               </w:rPr>
-              <w:t>chưa duy</w:t>
-            </w:r>
-            <w:r>
-              <w:rPr>
-                <w:rStyle w:val="HTMLCode"/>
-              </w:rPr>
-              <w:t>ệ</w:t>
-            </w:r>
-            <w:r>
-              <w:rPr>
-                <w:rStyle w:val="HTMLCode"/>
-              </w:rPr>
-              <w:t>t → đã ch</w:t>
-            </w:r>
-            <w:r>
-              <w:rPr>
-                <w:rStyle w:val="HTMLCode"/>
-              </w:rPr>
-              <w:t>ấ</w:t>
-            </w:r>
-            <w:r>
-              <w:rPr>
-                <w:rStyle w:val="HTMLCode"/>
-              </w:rPr>
-              <w:t>p nh</w:t>
-            </w:r>
-            <w:r>
-              <w:rPr>
-                <w:rStyle w:val="HTMLCode"/>
-              </w:rPr>
-              <w:t>ậ</w:t>
-            </w:r>
-            <w:r>
-              <w:rPr>
-                <w:rStyle w:val="HTMLCode"/>
-              </w:rPr>
-              <w:t>n / đã t</w:t>
-            </w:r>
-            <w:r>
-              <w:rPr>
-                <w:rStyle w:val="HTMLCode"/>
-              </w:rPr>
-              <w:t>ừ</w:t>
-            </w:r>
-            <w:r>
-              <w:rPr>
-                <w:rStyle w:val="HTMLCode"/>
-              </w:rPr>
-              <w:t xml:space="preserve"> ch</w:t>
-            </w:r>
-            <w:r>
-              <w:rPr>
-                <w:rStyle w:val="HTMLCode"/>
-              </w:rPr>
-              <w:t>ố</w:t>
-            </w:r>
-            <w:r>
-              <w:rPr>
-                <w:rStyle w:val="HTMLCode"/>
-              </w:rPr>
-              <w:t>i</w:t>
-            </w:r>
-          </w:p>
-        </w:tc>
-        <w:tc>
-          <w:tcPr>
-            <w:tcW w:w="1164" w:type="pct"/>
-            <w:tcBorders>
-              <w:top w:val="outset" w:sz="6" w:space="0" w:color="auto"/>
-              <w:left w:val="outset" w:sz="6" w:space="0" w:color="auto"/>
-              <w:bottom w:val="outset" w:sz="6" w:space="0" w:color="auto"/>
-              <w:right w:val="outset" w:sz="6" w:space="0" w:color="auto"/>
-            </w:tcBorders>
-            <w:vAlign w:val="center"/>
-            <w:hideMark/>
-          </w:tcPr>
-          <w:p>
-            <w:pPr>
-              <w:rPr>
-                <w:rFonts w:eastAsia="Times New Roman"/>
-                <w:sz w:val="16"/>
-                <w:szCs w:val="16"/>
-              </w:rPr>
-            </w:pPr>
-            <w:r>
-              <w:rPr>
-                <w:rStyle w:val="HTMLCode"/>
-              </w:rPr>
-              <w:t>ai-summary.html</w:t>
-            </w:r>
-          </w:p>
-        </w:tc>
-        <w:tc>
-          <w:tcPr>
-            <w:tcW w:w="926" w:type="pct"/>
-            <w:tcBorders>
-              <w:top w:val="outset" w:sz="6" w:space="0" w:color="auto"/>
-              <w:left w:val="outset" w:sz="6" w:space="0" w:color="auto"/>
-              <w:bottom w:val="outset" w:sz="6" w:space="0" w:color="auto"/>
-              <w:right w:val="outset" w:sz="6" w:space="0" w:color="auto"/>
-            </w:tcBorders>
-            <w:vAlign w:val="center"/>
-            <w:hideMark/>
-          </w:tcPr>
-          <w:p>
-            <w:pPr>
-              <w:rPr>
-                <w:rFonts w:eastAsia="Times New Roman"/>
-                <w:sz w:val="16"/>
-                <w:szCs w:val="16"/>
-              </w:rPr>
-            </w:pPr>
-            <w:r>
-              <w:rPr>
-                <w:rStyle w:val="HTMLCode"/>
-              </w:rPr>
-              <w:t>agent-post.html</w:t>
+              <w:t>pending → confirmed → completed / cancelled</w:t>
+            </w:r>
+          </w:p>
+        </w:tc>
+        <w:tc>
+          <w:tcPr>
+            <w:tcW w:w="1153" w:type="pct"/>
+            <w:tcBorders>
+              <w:top w:val="outset" w:sz="6" w:space="0" w:color="auto"/>
+              <w:left w:val="outset" w:sz="6" w:space="0" w:color="auto"/>
+              <w:bottom w:val="outset" w:sz="6" w:space="0" w:color="auto"/>
+              <w:right w:val="outset" w:sz="6" w:space="0" w:color="auto"/>
+            </w:tcBorders>
+            <w:vAlign w:val="center"/>
+            <w:hideMark/>
+          </w:tcPr>
+          <w:p>
+            <w:pPr>
+              <w:rPr>
+                <w:rFonts w:eastAsia="Times New Roman"/>
+                <w:sz w:val="16"/>
+                <w:szCs w:val="16"/>
+              </w:rPr>
+            </w:pPr>
+            <w:r>
+              <w:rPr>
+                <w:rFonts w:eastAsia="Times New Roman"/>
+                <w:sz w:val="16"/>
+                <w:szCs w:val="16"/>
+              </w:rPr>
+              <w:t>Người tìm nhà, Môi giới</w:t>
+            </w:r>
+          </w:p>
+        </w:tc>
+        <w:tc>
+          <w:tcPr>
+            <w:tcW w:w="705" w:type="pct"/>
+            <w:tcBorders>
+              <w:top w:val="outset" w:sz="6" w:space="0" w:color="auto"/>
+              <w:left w:val="outset" w:sz="6" w:space="0" w:color="auto"/>
+              <w:bottom w:val="outset" w:sz="6" w:space="0" w:color="auto"/>
+              <w:right w:val="outset" w:sz="6" w:space="0" w:color="auto"/>
+            </w:tcBorders>
+            <w:vAlign w:val="center"/>
+            <w:hideMark/>
+          </w:tcPr>
+          <w:p>
+            <w:pPr>
+              <w:rPr>
+                <w:rFonts w:eastAsia="Times New Roman"/>
+                <w:sz w:val="16"/>
+                <w:szCs w:val="16"/>
+              </w:rPr>
+            </w:pPr>
+            <w:r>
+              <w:rPr>
+                <w:rFonts w:eastAsia="Times New Roman"/>
+                <w:sz w:val="16"/>
+                <w:szCs w:val="16"/>
+              </w:rPr>
+              <w:t>Môi giới, Quản trị viên</w:t>
             </w:r>
           </w:p>
         </w:tc>
@@ -6835,37 +6115,37 @@
       <w:tr>
         <w:tc>
           <w:tcPr>
-            <w:tcW w:w="370" w:type="pct"/>
-            <w:tcBorders>
-              <w:top w:val="outset" w:sz="6" w:space="0" w:color="auto"/>
-              <w:left w:val="outset" w:sz="6" w:space="0" w:color="auto"/>
-              <w:bottom w:val="outset" w:sz="6" w:space="0" w:color="auto"/>
-              <w:right w:val="outset" w:sz="6" w:space="0" w:color="auto"/>
-            </w:tcBorders>
-            <w:vAlign w:val="center"/>
-            <w:hideMark/>
-          </w:tcPr>
-          <w:p>
-            <w:pPr>
-              <w:rPr>
-                <w:rFonts w:eastAsia="Times New Roman"/>
-                <w:sz w:val="16"/>
-                <w:szCs w:val="16"/>
-              </w:rPr>
-            </w:pPr>
-            <w:r>
-              <w:rPr>
-                <w:rFonts w:eastAsia="Times New Roman"/>
-                <w:sz w:val="16"/>
-                <w:szCs w:val="16"/>
-              </w:rPr>
-              <w:t>Kết quả AI-3</w:t>
-            </w:r>
-          </w:p>
-        </w:tc>
-        <w:tc>
-          <w:tcPr>
-            <w:tcW w:w="1054" w:type="pct"/>
+            <w:tcW w:w="392" w:type="pct"/>
+            <w:tcBorders>
+              <w:top w:val="outset" w:sz="6" w:space="0" w:color="auto"/>
+              <w:left w:val="outset" w:sz="6" w:space="0" w:color="auto"/>
+              <w:bottom w:val="outset" w:sz="6" w:space="0" w:color="auto"/>
+              <w:right w:val="outset" w:sz="6" w:space="0" w:color="auto"/>
+            </w:tcBorders>
+            <w:vAlign w:val="center"/>
+            <w:hideMark/>
+          </w:tcPr>
+          <w:p>
+            <w:pPr>
+              <w:rPr>
+                <w:rFonts w:eastAsia="Times New Roman"/>
+                <w:sz w:val="16"/>
+                <w:szCs w:val="16"/>
+              </w:rPr>
+            </w:pPr>
+            <w:r>
+              <w:rPr>
+                <w:rFonts w:eastAsia="Times New Roman"/>
+                <w:sz w:val="16"/>
+                <w:szCs w:val="16"/>
+              </w:rPr>
+              <w:t>Báo cáo</w:t>
+            </w:r>
+          </w:p>
+        </w:tc>
+        <w:tc>
+          <w:tcPr>
+            <w:tcW w:w="1102" w:type="pct"/>
             <w:tcBorders>
               <w:top w:val="outset" w:sz="6" w:space="0" w:color="auto"/>
               <w:left w:val="outset" w:sz="6" w:space="0" w:color="auto"/>
@@ -6887,13 +6167,13 @@
               <w:rPr>
                 <w:rStyle w:val="HTMLCode"/>
               </w:rPr>
-              <w:t>homefit-ai-compare</w:t>
-            </w:r>
-          </w:p>
-        </w:tc>
-        <w:tc>
-          <w:tcPr>
-            <w:tcW w:w="1486" w:type="pct"/>
+              <w:t>homefit-property-reports</w:t>
+            </w:r>
+          </w:p>
+        </w:tc>
+        <w:tc>
+          <w:tcPr>
+            <w:tcW w:w="1649" w:type="pct"/>
             <w:tcBorders>
               <w:top w:val="outset" w:sz="6" w:space="0" w:color="auto"/>
               <w:left w:val="outset" w:sz="6" w:space="0" w:color="auto"/>
@@ -6915,123 +6195,67 @@
               <w:rPr>
                 <w:rStyle w:val="HTMLCode"/>
               </w:rPr>
-              <w:t>chưa duy</w:t>
-            </w:r>
-            <w:r>
-              <w:rPr>
-                <w:rStyle w:val="HTMLCode"/>
-              </w:rPr>
-              <w:t>ệ</w:t>
-            </w:r>
-            <w:r>
-              <w:rPr>
-                <w:rStyle w:val="HTMLCode"/>
-              </w:rPr>
-              <w:t>t → đã ch</w:t>
-            </w:r>
-            <w:r>
-              <w:rPr>
-                <w:rStyle w:val="HTMLCode"/>
-              </w:rPr>
-              <w:t>ấ</w:t>
-            </w:r>
-            <w:r>
-              <w:rPr>
-                <w:rStyle w:val="HTMLCode"/>
-              </w:rPr>
-              <w:t>p nh</w:t>
-            </w:r>
-            <w:r>
-              <w:rPr>
-                <w:rStyle w:val="HTMLCode"/>
-              </w:rPr>
-              <w:t>ậ</w:t>
-            </w:r>
-            <w:r>
-              <w:rPr>
-                <w:rStyle w:val="HTMLCode"/>
-              </w:rPr>
-              <w:t>n / đã t</w:t>
-            </w:r>
-            <w:r>
-              <w:rPr>
-                <w:rStyle w:val="HTMLCode"/>
-              </w:rPr>
-              <w:t>ừ</w:t>
-            </w:r>
-            <w:r>
-              <w:rPr>
-                <w:rStyle w:val="HTMLCode"/>
-              </w:rPr>
-              <w:t xml:space="preserve"> ch</w:t>
-            </w:r>
-            <w:r>
-              <w:rPr>
-                <w:rStyle w:val="HTMLCode"/>
-              </w:rPr>
-              <w:t>ố</w:t>
-            </w:r>
-            <w:r>
-              <w:rPr>
-                <w:rStyle w:val="HTMLCode"/>
-              </w:rPr>
-              <w:t>i</w:t>
-            </w:r>
-          </w:p>
-        </w:tc>
-        <w:tc>
-          <w:tcPr>
-            <w:tcW w:w="1164" w:type="pct"/>
-            <w:tcBorders>
-              <w:top w:val="outset" w:sz="6" w:space="0" w:color="auto"/>
-              <w:left w:val="outset" w:sz="6" w:space="0" w:color="auto"/>
-              <w:bottom w:val="outset" w:sz="6" w:space="0" w:color="auto"/>
-              <w:right w:val="outset" w:sz="6" w:space="0" w:color="auto"/>
-            </w:tcBorders>
-            <w:vAlign w:val="center"/>
-            <w:hideMark/>
-          </w:tcPr>
-          <w:p>
-            <w:pPr>
-              <w:rPr>
-                <w:rFonts w:eastAsia="Times New Roman"/>
-                <w:sz w:val="16"/>
-                <w:szCs w:val="16"/>
-              </w:rPr>
-            </w:pPr>
-            <w:r>
-              <w:rPr>
-                <w:rStyle w:val="HTMLCode"/>
-              </w:rPr>
-              <w:t>ai-compare.html</w:t>
-            </w:r>
-          </w:p>
-        </w:tc>
-        <w:tc>
-          <w:tcPr>
-            <w:tcW w:w="926" w:type="pct"/>
-            <w:tcBorders>
-              <w:top w:val="outset" w:sz="6" w:space="0" w:color="auto"/>
-              <w:left w:val="outset" w:sz="6" w:space="0" w:color="auto"/>
-              <w:bottom w:val="outset" w:sz="6" w:space="0" w:color="auto"/>
-              <w:right w:val="outset" w:sz="6" w:space="0" w:color="auto"/>
-            </w:tcBorders>
-            <w:vAlign w:val="center"/>
-            <w:hideMark/>
-          </w:tcPr>
-          <w:p>
-            <w:pPr>
-              <w:rPr>
-                <w:rFonts w:eastAsia="Times New Roman"/>
-                <w:sz w:val="16"/>
-                <w:szCs w:val="16"/>
-              </w:rPr>
-            </w:pPr>
-            <w:r>
-              <w:rPr>
-                <w:rStyle w:val="HTMLCode"/>
-              </w:rPr>
-              <w:t>seeker-saved.html</w:t>
+              <w:t>pending → resolved</w:t>
+            </w:r>
+          </w:p>
+        </w:tc>
+        <w:tc>
+          <w:tcPr>
+            <w:tcW w:w="1153" w:type="pct"/>
+            <w:tcBorders>
+              <w:top w:val="outset" w:sz="6" w:space="0" w:color="auto"/>
+              <w:left w:val="outset" w:sz="6" w:space="0" w:color="auto"/>
+              <w:bottom w:val="outset" w:sz="6" w:space="0" w:color="auto"/>
+              <w:right w:val="outset" w:sz="6" w:space="0" w:color="auto"/>
+            </w:tcBorders>
+            <w:vAlign w:val="center"/>
+            <w:hideMark/>
+          </w:tcPr>
+          <w:p>
+            <w:pPr>
+              <w:rPr>
+                <w:rFonts w:eastAsia="Times New Roman"/>
+                <w:sz w:val="16"/>
+                <w:szCs w:val="16"/>
+              </w:rPr>
+            </w:pPr>
+            <w:r>
+              <w:rPr>
+                <w:rFonts w:eastAsia="Times New Roman"/>
+                <w:sz w:val="16"/>
+                <w:szCs w:val="16"/>
+              </w:rPr>
+              <w:t>Người tìm nhà, Kiểm duyệt viên</w:t>
+            </w:r>
+          </w:p>
+        </w:tc>
+        <w:tc>
+          <w:tcPr>
+            <w:tcW w:w="705" w:type="pct"/>
+            <w:tcBorders>
+              <w:top w:val="outset" w:sz="6" w:space="0" w:color="auto"/>
+              <w:left w:val="outset" w:sz="6" w:space="0" w:color="auto"/>
+              <w:bottom w:val="outset" w:sz="6" w:space="0" w:color="auto"/>
+              <w:right w:val="outset" w:sz="6" w:space="0" w:color="auto"/>
+            </w:tcBorders>
+            <w:vAlign w:val="center"/>
+            <w:hideMark/>
+          </w:tcPr>
+          <w:p>
+            <w:pPr>
+              <w:rPr>
+                <w:rFonts w:eastAsia="Times New Roman"/>
+                <w:sz w:val="16"/>
+                <w:szCs w:val="16"/>
+              </w:rPr>
+            </w:pPr>
+            <w:r>
+              <w:rPr>
+                <w:rFonts w:eastAsia="Times New Roman"/>
+                <w:sz w:val="16"/>
+                <w:szCs w:val="16"/>
+              </w:rPr>
+              <w:t>Kiểm duyệt viên, Quản trị viên</w:t>
             </w:r>
           </w:p>
         </w:tc>
@@ -7039,37 +6263,37 @@
       <w:tr>
         <w:tc>
           <w:tcPr>
-            <w:tcW w:w="370" w:type="pct"/>
-            <w:tcBorders>
-              <w:top w:val="outset" w:sz="6" w:space="0" w:color="auto"/>
-              <w:left w:val="outset" w:sz="6" w:space="0" w:color="auto"/>
-              <w:bottom w:val="outset" w:sz="6" w:space="0" w:color="auto"/>
-              <w:right w:val="outset" w:sz="6" w:space="0" w:color="auto"/>
-            </w:tcBorders>
-            <w:vAlign w:val="center"/>
-            <w:hideMark/>
-          </w:tcPr>
-          <w:p>
-            <w:pPr>
-              <w:rPr>
-                <w:rFonts w:eastAsia="Times New Roman"/>
-                <w:sz w:val="16"/>
-                <w:szCs w:val="16"/>
-              </w:rPr>
-            </w:pPr>
-            <w:r>
-              <w:rPr>
-                <w:rFonts w:eastAsia="Times New Roman"/>
-                <w:sz w:val="16"/>
-                <w:szCs w:val="16"/>
-              </w:rPr>
-              <w:t>Lead / yêu cầu</w:t>
-            </w:r>
-          </w:p>
-        </w:tc>
-        <w:tc>
-          <w:tcPr>
-            <w:tcW w:w="1054" w:type="pct"/>
+            <w:tcW w:w="392" w:type="pct"/>
+            <w:tcBorders>
+              <w:top w:val="outset" w:sz="6" w:space="0" w:color="auto"/>
+              <w:left w:val="outset" w:sz="6" w:space="0" w:color="auto"/>
+              <w:bottom w:val="outset" w:sz="6" w:space="0" w:color="auto"/>
+              <w:right w:val="outset" w:sz="6" w:space="0" w:color="auto"/>
+            </w:tcBorders>
+            <w:vAlign w:val="center"/>
+            <w:hideMark/>
+          </w:tcPr>
+          <w:p>
+            <w:pPr>
+              <w:rPr>
+                <w:rFonts w:eastAsia="Times New Roman"/>
+                <w:sz w:val="16"/>
+                <w:szCs w:val="16"/>
+              </w:rPr>
+            </w:pPr>
+            <w:r>
+              <w:rPr>
+                <w:rFonts w:eastAsia="Times New Roman"/>
+                <w:sz w:val="16"/>
+                <w:szCs w:val="16"/>
+              </w:rPr>
+              <w:t>Tài khoản</w:t>
+            </w:r>
+          </w:p>
+        </w:tc>
+        <w:tc>
+          <w:tcPr>
+            <w:tcW w:w="1102" w:type="pct"/>
             <w:tcBorders>
               <w:top w:val="outset" w:sz="6" w:space="0" w:color="auto"/>
               <w:left w:val="outset" w:sz="6" w:space="0" w:color="auto"/>
@@ -7091,13 +6315,13 @@
               <w:rPr>
                 <w:rStyle w:val="HTMLCode"/>
               </w:rPr>
-              <w:t>homefit-agent-requests</w:t>
-            </w:r>
-          </w:p>
-        </w:tc>
-        <w:tc>
-          <w:tcPr>
-            <w:tcW w:w="1486" w:type="pct"/>
+              <w:t>homefit-users-db</w:t>
+            </w:r>
+          </w:p>
+        </w:tc>
+        <w:tc>
+          <w:tcPr>
+            <w:tcW w:w="1649" w:type="pct"/>
             <w:tcBorders>
               <w:top w:val="outset" w:sz="6" w:space="0" w:color="auto"/>
               <w:left w:val="outset" w:sz="6" w:space="0" w:color="auto"/>
@@ -7119,67 +6343,73 @@
               <w:rPr>
                 <w:rStyle w:val="HTMLCode"/>
               </w:rPr>
-              <w:t>new → consulting → scheduled → completed / rejected</w:t>
-            </w:r>
-          </w:p>
-        </w:tc>
-        <w:tc>
-          <w:tcPr>
-            <w:tcW w:w="1164" w:type="pct"/>
-            <w:tcBorders>
-              <w:top w:val="outset" w:sz="6" w:space="0" w:color="auto"/>
-              <w:left w:val="outset" w:sz="6" w:space="0" w:color="auto"/>
-              <w:bottom w:val="outset" w:sz="6" w:space="0" w:color="auto"/>
-              <w:right w:val="outset" w:sz="6" w:space="0" w:color="auto"/>
-            </w:tcBorders>
-            <w:vAlign w:val="center"/>
-            <w:hideMark/>
-          </w:tcPr>
-          <w:p>
-            <w:pPr>
-              <w:rPr>
-                <w:rFonts w:eastAsia="Times New Roman"/>
-                <w:sz w:val="16"/>
-                <w:szCs w:val="16"/>
-              </w:rPr>
-            </w:pPr>
-            <w:r>
-              <w:rPr>
-                <w:rFonts w:eastAsia="Times New Roman"/>
-                <w:sz w:val="16"/>
-                <w:szCs w:val="16"/>
-              </w:rPr>
-              <w:t>Người tìm nhà, Môi giới</w:t>
-            </w:r>
-          </w:p>
-        </w:tc>
-        <w:tc>
-          <w:tcPr>
-            <w:tcW w:w="926" w:type="pct"/>
-            <w:tcBorders>
-              <w:top w:val="outset" w:sz="6" w:space="0" w:color="auto"/>
-              <w:left w:val="outset" w:sz="6" w:space="0" w:color="auto"/>
-              <w:bottom w:val="outset" w:sz="6" w:space="0" w:color="auto"/>
-              <w:right w:val="outset" w:sz="6" w:space="0" w:color="auto"/>
-            </w:tcBorders>
-            <w:vAlign w:val="center"/>
-            <w:hideMark/>
-          </w:tcPr>
-          <w:p>
-            <w:pPr>
-              <w:rPr>
-                <w:rFonts w:eastAsia="Times New Roman"/>
-                <w:sz w:val="16"/>
-                <w:szCs w:val="16"/>
-              </w:rPr>
-            </w:pPr>
-            <w:r>
-              <w:rPr>
-                <w:rFonts w:eastAsia="Times New Roman"/>
-                <w:sz w:val="16"/>
-                <w:szCs w:val="16"/>
-              </w:rPr>
-              <w:t>Môi giới, Quản trị viên</w:t>
+              <w:t>active ↔ suspended</w:t>
+            </w:r>
+          </w:p>
+        </w:tc>
+        <w:tc>
+          <w:tcPr>
+            <w:tcW w:w="1153" w:type="pct"/>
+            <w:tcBorders>
+              <w:top w:val="outset" w:sz="6" w:space="0" w:color="auto"/>
+              <w:left w:val="outset" w:sz="6" w:space="0" w:color="auto"/>
+              <w:bottom w:val="outset" w:sz="6" w:space="0" w:color="auto"/>
+              <w:right w:val="outset" w:sz="6" w:space="0" w:color="auto"/>
+            </w:tcBorders>
+            <w:vAlign w:val="center"/>
+            <w:hideMark/>
+          </w:tcPr>
+          <w:p>
+            <w:pPr>
+              <w:rPr>
+                <w:rFonts w:eastAsia="Times New Roman"/>
+                <w:sz w:val="16"/>
+                <w:szCs w:val="16"/>
+              </w:rPr>
+            </w:pPr>
+            <w:r>
+              <w:rPr>
+                <w:rFonts w:eastAsia="Times New Roman"/>
+                <w:sz w:val="16"/>
+                <w:szCs w:val="16"/>
+              </w:rPr>
+              <w:t xml:space="preserve">Quản trị viên, chính người dùng qua </w:t>
+            </w:r>
+            <w:r>
+              <w:rPr>
+                <w:rStyle w:val="HTMLCode"/>
+              </w:rPr>
+              <w:t>login.html</w:t>
+            </w:r>
+          </w:p>
+        </w:tc>
+        <w:tc>
+          <w:tcPr>
+            <w:tcW w:w="705" w:type="pct"/>
+            <w:tcBorders>
+              <w:top w:val="outset" w:sz="6" w:space="0" w:color="auto"/>
+              <w:left w:val="outset" w:sz="6" w:space="0" w:color="auto"/>
+              <w:bottom w:val="outset" w:sz="6" w:space="0" w:color="auto"/>
+              <w:right w:val="outset" w:sz="6" w:space="0" w:color="auto"/>
+            </w:tcBorders>
+            <w:vAlign w:val="center"/>
+            <w:hideMark/>
+          </w:tcPr>
+          <w:p>
+            <w:pPr>
+              <w:rPr>
+                <w:rFonts w:eastAsia="Times New Roman"/>
+                <w:sz w:val="16"/>
+                <w:szCs w:val="16"/>
+              </w:rPr>
+            </w:pPr>
+            <w:r>
+              <w:rPr>
+                <w:rFonts w:eastAsia="Times New Roman"/>
+                <w:sz w:val="16"/>
+                <w:szCs w:val="16"/>
+              </w:rPr>
+              <w:t>Kiểm duyệt viên, Quản trị viên</w:t>
             </w:r>
           </w:p>
         </w:tc>
@@ -7187,37 +6417,37 @@
       <w:tr>
         <w:tc>
           <w:tcPr>
-            <w:tcW w:w="370" w:type="pct"/>
-            <w:tcBorders>
-              <w:top w:val="outset" w:sz="6" w:space="0" w:color="auto"/>
-              <w:left w:val="outset" w:sz="6" w:space="0" w:color="auto"/>
-              <w:bottom w:val="outset" w:sz="6" w:space="0" w:color="auto"/>
-              <w:right w:val="outset" w:sz="6" w:space="0" w:color="auto"/>
-            </w:tcBorders>
-            <w:vAlign w:val="center"/>
-            <w:hideMark/>
-          </w:tcPr>
-          <w:p>
-            <w:pPr>
-              <w:rPr>
-                <w:rFonts w:eastAsia="Times New Roman"/>
-                <w:sz w:val="16"/>
-                <w:szCs w:val="16"/>
-              </w:rPr>
-            </w:pPr>
-            <w:r>
-              <w:rPr>
-                <w:rFonts w:eastAsia="Times New Roman"/>
-                <w:sz w:val="16"/>
-                <w:szCs w:val="16"/>
-              </w:rPr>
-              <w:t>Lịch hẹn</w:t>
-            </w:r>
-          </w:p>
-        </w:tc>
-        <w:tc>
-          <w:tcPr>
-            <w:tcW w:w="1054" w:type="pct"/>
+            <w:tcW w:w="392" w:type="pct"/>
+            <w:tcBorders>
+              <w:top w:val="outset" w:sz="6" w:space="0" w:color="auto"/>
+              <w:left w:val="outset" w:sz="6" w:space="0" w:color="auto"/>
+              <w:bottom w:val="outset" w:sz="6" w:space="0" w:color="auto"/>
+              <w:right w:val="outset" w:sz="6" w:space="0" w:color="auto"/>
+            </w:tcBorders>
+            <w:vAlign w:val="center"/>
+            <w:hideMark/>
+          </w:tcPr>
+          <w:p>
+            <w:pPr>
+              <w:rPr>
+                <w:rFonts w:eastAsia="Times New Roman"/>
+                <w:sz w:val="16"/>
+                <w:szCs w:val="16"/>
+              </w:rPr>
+            </w:pPr>
+            <w:r>
+              <w:rPr>
+                <w:rFonts w:eastAsia="Times New Roman"/>
+                <w:sz w:val="16"/>
+                <w:szCs w:val="16"/>
+              </w:rPr>
+              <w:t>Phiên đăng nhập</w:t>
+            </w:r>
+          </w:p>
+        </w:tc>
+        <w:tc>
+          <w:tcPr>
+            <w:tcW w:w="1102" w:type="pct"/>
             <w:tcBorders>
               <w:top w:val="outset" w:sz="6" w:space="0" w:color="auto"/>
               <w:left w:val="outset" w:sz="6" w:space="0" w:color="auto"/>
@@ -7239,13 +6469,13 @@
               <w:rPr>
                 <w:rStyle w:val="HTMLCode"/>
               </w:rPr>
-              <w:t>homefit-appointments</w:t>
-            </w:r>
-          </w:p>
-        </w:tc>
-        <w:tc>
-          <w:tcPr>
-            <w:tcW w:w="1486" w:type="pct"/>
+              <w:t>homefit-current-session</w:t>
+            </w:r>
+          </w:p>
+        </w:tc>
+        <w:tc>
+          <w:tcPr>
+            <w:tcW w:w="1649" w:type="pct"/>
             <w:tcBorders>
               <w:top w:val="outset" w:sz="6" w:space="0" w:color="auto"/>
               <w:left w:val="outset" w:sz="6" w:space="0" w:color="auto"/>
@@ -7267,499 +6497,49 @@
               <w:rPr>
                 <w:rStyle w:val="HTMLCode"/>
               </w:rPr>
-              <w:t>pending → confirmed → completed / cancelled</w:t>
-            </w:r>
-          </w:p>
-        </w:tc>
-        <w:tc>
-          <w:tcPr>
-            <w:tcW w:w="1164" w:type="pct"/>
-            <w:tcBorders>
-              <w:top w:val="outset" w:sz="6" w:space="0" w:color="auto"/>
-              <w:left w:val="outset" w:sz="6" w:space="0" w:color="auto"/>
-              <w:bottom w:val="outset" w:sz="6" w:space="0" w:color="auto"/>
-              <w:right w:val="outset" w:sz="6" w:space="0" w:color="auto"/>
-            </w:tcBorders>
-            <w:vAlign w:val="center"/>
-            <w:hideMark/>
-          </w:tcPr>
-          <w:p>
-            <w:pPr>
-              <w:rPr>
-                <w:rFonts w:eastAsia="Times New Roman"/>
-                <w:sz w:val="16"/>
-                <w:szCs w:val="16"/>
-              </w:rPr>
-            </w:pPr>
-            <w:r>
-              <w:rPr>
-                <w:rFonts w:eastAsia="Times New Roman"/>
-                <w:sz w:val="16"/>
-                <w:szCs w:val="16"/>
-              </w:rPr>
-              <w:t>Người tìm nhà, Môi giới</w:t>
-            </w:r>
-          </w:p>
-        </w:tc>
-        <w:tc>
-          <w:tcPr>
-            <w:tcW w:w="926" w:type="pct"/>
-            <w:tcBorders>
-              <w:top w:val="outset" w:sz="6" w:space="0" w:color="auto"/>
-              <w:left w:val="outset" w:sz="6" w:space="0" w:color="auto"/>
-              <w:bottom w:val="outset" w:sz="6" w:space="0" w:color="auto"/>
-              <w:right w:val="outset" w:sz="6" w:space="0" w:color="auto"/>
-            </w:tcBorders>
-            <w:vAlign w:val="center"/>
-            <w:hideMark/>
-          </w:tcPr>
-          <w:p>
-            <w:pPr>
-              <w:rPr>
-                <w:rFonts w:eastAsia="Times New Roman"/>
-                <w:sz w:val="16"/>
-                <w:szCs w:val="16"/>
-              </w:rPr>
-            </w:pPr>
-            <w:r>
-              <w:rPr>
-                <w:rFonts w:eastAsia="Times New Roman"/>
-                <w:sz w:val="16"/>
-                <w:szCs w:val="16"/>
-              </w:rPr>
-              <w:t>Môi giới, Quản trị viên</w:t>
-            </w:r>
-          </w:p>
-        </w:tc>
-      </w:tr>
-      <w:tr>
-        <w:tc>
-          <w:tcPr>
-            <w:tcW w:w="370" w:type="pct"/>
-            <w:tcBorders>
-              <w:top w:val="outset" w:sz="6" w:space="0" w:color="auto"/>
-              <w:left w:val="outset" w:sz="6" w:space="0" w:color="auto"/>
-              <w:bottom w:val="outset" w:sz="6" w:space="0" w:color="auto"/>
-              <w:right w:val="outset" w:sz="6" w:space="0" w:color="auto"/>
-            </w:tcBorders>
-            <w:vAlign w:val="center"/>
-            <w:hideMark/>
-          </w:tcPr>
-          <w:p>
-            <w:pPr>
-              <w:rPr>
-                <w:rFonts w:eastAsia="Times New Roman"/>
-                <w:sz w:val="16"/>
-                <w:szCs w:val="16"/>
-              </w:rPr>
-            </w:pPr>
-            <w:r>
-              <w:rPr>
-                <w:rFonts w:eastAsia="Times New Roman"/>
-                <w:sz w:val="16"/>
-                <w:szCs w:val="16"/>
-              </w:rPr>
-              <w:t>Báo cáo</w:t>
-            </w:r>
-          </w:p>
-        </w:tc>
-        <w:tc>
-          <w:tcPr>
-            <w:tcW w:w="1054" w:type="pct"/>
-            <w:tcBorders>
-              <w:top w:val="outset" w:sz="6" w:space="0" w:color="auto"/>
-              <w:left w:val="outset" w:sz="6" w:space="0" w:color="auto"/>
-              <w:bottom w:val="outset" w:sz="6" w:space="0" w:color="auto"/>
-              <w:right w:val="outset" w:sz="6" w:space="0" w:color="auto"/>
-            </w:tcBorders>
-            <w:vAlign w:val="center"/>
-            <w:hideMark/>
-          </w:tcPr>
-          <w:p>
-            <w:pPr>
-              <w:rPr>
-                <w:rFonts w:eastAsia="Times New Roman"/>
-                <w:sz w:val="16"/>
-                <w:szCs w:val="16"/>
-              </w:rPr>
-            </w:pPr>
+              <w:t>login → logout</w:t>
+            </w:r>
+          </w:p>
+        </w:tc>
+        <w:tc>
+          <w:tcPr>
+            <w:tcW w:w="1153" w:type="pct"/>
+            <w:tcBorders>
+              <w:top w:val="outset" w:sz="6" w:space="0" w:color="auto"/>
+              <w:left w:val="outset" w:sz="6" w:space="0" w:color="auto"/>
+              <w:bottom w:val="outset" w:sz="6" w:space="0" w:color="auto"/>
+              <w:right w:val="outset" w:sz="6" w:space="0" w:color="auto"/>
+            </w:tcBorders>
+            <w:vAlign w:val="center"/>
+            <w:hideMark/>
+          </w:tcPr>
+          <w:p>
+            <w:pPr>
+              <w:rPr>
+                <w:rFonts w:eastAsia="Times New Roman"/>
+                <w:sz w:val="16"/>
+                <w:szCs w:val="16"/>
+              </w:rPr>
+            </w:pPr>
+            <w:r>
+              <w:rPr>
+                <w:rFonts w:eastAsia="Times New Roman"/>
+                <w:sz w:val="16"/>
+                <w:szCs w:val="16"/>
+              </w:rPr>
+              <w:t xml:space="preserve">Bốn vai trò qua </w:t>
+            </w:r>
             <w:r>
               <w:rPr>
                 <w:rStyle w:val="HTMLCode"/>
               </w:rPr>
-              <w:t>homefit-property-reports</w:t>
-            </w:r>
-          </w:p>
-        </w:tc>
-        <w:tc>
-          <w:tcPr>
-            <w:tcW w:w="1486" w:type="pct"/>
-            <w:tcBorders>
-              <w:top w:val="outset" w:sz="6" w:space="0" w:color="auto"/>
-              <w:left w:val="outset" w:sz="6" w:space="0" w:color="auto"/>
-              <w:bottom w:val="outset" w:sz="6" w:space="0" w:color="auto"/>
-              <w:right w:val="outset" w:sz="6" w:space="0" w:color="auto"/>
-            </w:tcBorders>
-            <w:vAlign w:val="center"/>
-            <w:hideMark/>
-          </w:tcPr>
-          <w:p>
-            <w:pPr>
-              <w:rPr>
-                <w:rFonts w:eastAsia="Times New Roman"/>
-                <w:sz w:val="16"/>
-                <w:szCs w:val="16"/>
-              </w:rPr>
-            </w:pPr>
-            <w:r>
-              <w:rPr>
-                <w:rStyle w:val="HTMLCode"/>
-              </w:rPr>
-              <w:t>pending → resolved</w:t>
-            </w:r>
-          </w:p>
-        </w:tc>
-        <w:tc>
-          <w:tcPr>
-            <w:tcW w:w="1164" w:type="pct"/>
-            <w:tcBorders>
-              <w:top w:val="outset" w:sz="6" w:space="0" w:color="auto"/>
-              <w:left w:val="outset" w:sz="6" w:space="0" w:color="auto"/>
-              <w:bottom w:val="outset" w:sz="6" w:space="0" w:color="auto"/>
-              <w:right w:val="outset" w:sz="6" w:space="0" w:color="auto"/>
-            </w:tcBorders>
-            <w:vAlign w:val="center"/>
-            <w:hideMark/>
-          </w:tcPr>
-          <w:p>
-            <w:pPr>
-              <w:rPr>
-                <w:rFonts w:eastAsia="Times New Roman"/>
-                <w:sz w:val="16"/>
-                <w:szCs w:val="16"/>
-              </w:rPr>
-            </w:pPr>
-            <w:r>
-              <w:rPr>
-                <w:rFonts w:eastAsia="Times New Roman"/>
-                <w:sz w:val="16"/>
-                <w:szCs w:val="16"/>
-              </w:rPr>
-              <w:t>Người tìm nhà, Kiểm duyệt viên</w:t>
-            </w:r>
-          </w:p>
-        </w:tc>
-        <w:tc>
-          <w:tcPr>
-            <w:tcW w:w="926" w:type="pct"/>
-            <w:tcBorders>
-              <w:top w:val="outset" w:sz="6" w:space="0" w:color="auto"/>
-              <w:left w:val="outset" w:sz="6" w:space="0" w:color="auto"/>
-              <w:bottom w:val="outset" w:sz="6" w:space="0" w:color="auto"/>
-              <w:right w:val="outset" w:sz="6" w:space="0" w:color="auto"/>
-            </w:tcBorders>
-            <w:vAlign w:val="center"/>
-            <w:hideMark/>
-          </w:tcPr>
-          <w:p>
-            <w:pPr>
-              <w:rPr>
-                <w:rFonts w:eastAsia="Times New Roman"/>
-                <w:sz w:val="16"/>
-                <w:szCs w:val="16"/>
-              </w:rPr>
-            </w:pPr>
-            <w:r>
-              <w:rPr>
-                <w:rFonts w:eastAsia="Times New Roman"/>
-                <w:sz w:val="16"/>
-                <w:szCs w:val="16"/>
-              </w:rPr>
-              <w:t>Kiểm duyệt viên, Quản trị viên</w:t>
-            </w:r>
-          </w:p>
-        </w:tc>
-      </w:tr>
-      <w:tr>
-        <w:tc>
-          <w:tcPr>
-            <w:tcW w:w="370" w:type="pct"/>
-            <w:tcBorders>
-              <w:top w:val="outset" w:sz="6" w:space="0" w:color="auto"/>
-              <w:left w:val="outset" w:sz="6" w:space="0" w:color="auto"/>
-              <w:bottom w:val="outset" w:sz="6" w:space="0" w:color="auto"/>
-              <w:right w:val="outset" w:sz="6" w:space="0" w:color="auto"/>
-            </w:tcBorders>
-            <w:vAlign w:val="center"/>
-            <w:hideMark/>
-          </w:tcPr>
-          <w:p>
-            <w:pPr>
-              <w:rPr>
-                <w:rFonts w:eastAsia="Times New Roman"/>
-                <w:sz w:val="16"/>
-                <w:szCs w:val="16"/>
-              </w:rPr>
-            </w:pPr>
-            <w:r>
-              <w:rPr>
-                <w:rFonts w:eastAsia="Times New Roman"/>
-                <w:sz w:val="16"/>
-                <w:szCs w:val="16"/>
-              </w:rPr>
-              <w:t>Tài khoản</w:t>
-            </w:r>
-          </w:p>
-        </w:tc>
-        <w:tc>
-          <w:tcPr>
-            <w:tcW w:w="1054" w:type="pct"/>
-            <w:tcBorders>
-              <w:top w:val="outset" w:sz="6" w:space="0" w:color="auto"/>
-              <w:left w:val="outset" w:sz="6" w:space="0" w:color="auto"/>
-              <w:bottom w:val="outset" w:sz="6" w:space="0" w:color="auto"/>
-              <w:right w:val="outset" w:sz="6" w:space="0" w:color="auto"/>
-            </w:tcBorders>
-            <w:vAlign w:val="center"/>
-            <w:hideMark/>
-          </w:tcPr>
-          <w:p>
-            <w:pPr>
-              <w:rPr>
-                <w:rFonts w:eastAsia="Times New Roman"/>
-                <w:sz w:val="16"/>
-                <w:szCs w:val="16"/>
-              </w:rPr>
-            </w:pPr>
-            <w:r>
-              <w:rPr>
-                <w:rStyle w:val="HTMLCode"/>
-              </w:rPr>
-              <w:t>homefit-users-db</w:t>
-            </w:r>
-          </w:p>
-        </w:tc>
-        <w:tc>
-          <w:tcPr>
-            <w:tcW w:w="1486" w:type="pct"/>
-            <w:tcBorders>
-              <w:top w:val="outset" w:sz="6" w:space="0" w:color="auto"/>
-              <w:left w:val="outset" w:sz="6" w:space="0" w:color="auto"/>
-              <w:bottom w:val="outset" w:sz="6" w:space="0" w:color="auto"/>
-              <w:right w:val="outset" w:sz="6" w:space="0" w:color="auto"/>
-            </w:tcBorders>
-            <w:vAlign w:val="center"/>
-            <w:hideMark/>
-          </w:tcPr>
-          <w:p>
-            <w:pPr>
-              <w:rPr>
-                <w:rFonts w:eastAsia="Times New Roman"/>
-                <w:sz w:val="16"/>
-                <w:szCs w:val="16"/>
-              </w:rPr>
-            </w:pPr>
-            <w:r>
-              <w:rPr>
-                <w:rStyle w:val="HTMLCode"/>
-              </w:rPr>
-              <w:t>active ↔ suspended</w:t>
-            </w:r>
-          </w:p>
-        </w:tc>
-        <w:tc>
-          <w:tcPr>
-            <w:tcW w:w="1164" w:type="pct"/>
-            <w:tcBorders>
-              <w:top w:val="outset" w:sz="6" w:space="0" w:color="auto"/>
-              <w:left w:val="outset" w:sz="6" w:space="0" w:color="auto"/>
-              <w:bottom w:val="outset" w:sz="6" w:space="0" w:color="auto"/>
-              <w:right w:val="outset" w:sz="6" w:space="0" w:color="auto"/>
-            </w:tcBorders>
-            <w:vAlign w:val="center"/>
-            <w:hideMark/>
-          </w:tcPr>
-          <w:p>
-            <w:pPr>
-              <w:rPr>
-                <w:rFonts w:eastAsia="Times New Roman"/>
-                <w:sz w:val="16"/>
-                <w:szCs w:val="16"/>
-              </w:rPr>
-            </w:pPr>
-            <w:r>
-              <w:rPr>
-                <w:rFonts w:eastAsia="Times New Roman"/>
-                <w:sz w:val="16"/>
-                <w:szCs w:val="16"/>
-              </w:rPr>
-              <w:t xml:space="preserve">Quản trị viên, chính người dùng qua </w:t>
-            </w:r>
-            <w:r>
-              <w:rPr>
-                <w:rStyle w:val="HTMLCode"/>
-              </w:rPr>
               <w:t>login.html</w:t>
             </w:r>
           </w:p>
         </w:tc>
         <w:tc>
           <w:tcPr>
-            <w:tcW w:w="926" w:type="pct"/>
-            <w:tcBorders>
-              <w:top w:val="outset" w:sz="6" w:space="0" w:color="auto"/>
-              <w:left w:val="outset" w:sz="6" w:space="0" w:color="auto"/>
-              <w:bottom w:val="outset" w:sz="6" w:space="0" w:color="auto"/>
-              <w:right w:val="outset" w:sz="6" w:space="0" w:color="auto"/>
-            </w:tcBorders>
-            <w:vAlign w:val="center"/>
-            <w:hideMark/>
-          </w:tcPr>
-          <w:p>
-            <w:pPr>
-              <w:rPr>
-                <w:rFonts w:eastAsia="Times New Roman"/>
-                <w:sz w:val="16"/>
-                <w:szCs w:val="16"/>
-              </w:rPr>
-            </w:pPr>
-            <w:r>
-              <w:rPr>
-                <w:rFonts w:eastAsia="Times New Roman"/>
-                <w:sz w:val="16"/>
-                <w:szCs w:val="16"/>
-              </w:rPr>
-              <w:t>Kiểm duyệt viên, Quản trị viên</w:t>
-            </w:r>
-          </w:p>
-        </w:tc>
-      </w:tr>
-      <w:tr>
-        <w:tc>
-          <w:tcPr>
-            <w:tcW w:w="370" w:type="pct"/>
-            <w:tcBorders>
-              <w:top w:val="outset" w:sz="6" w:space="0" w:color="auto"/>
-              <w:left w:val="outset" w:sz="6" w:space="0" w:color="auto"/>
-              <w:bottom w:val="outset" w:sz="6" w:space="0" w:color="auto"/>
-              <w:right w:val="outset" w:sz="6" w:space="0" w:color="auto"/>
-            </w:tcBorders>
-            <w:vAlign w:val="center"/>
-            <w:hideMark/>
-          </w:tcPr>
-          <w:p>
-            <w:pPr>
-              <w:rPr>
-                <w:rFonts w:eastAsia="Times New Roman"/>
-                <w:sz w:val="16"/>
-                <w:szCs w:val="16"/>
-              </w:rPr>
-            </w:pPr>
-            <w:r>
-              <w:rPr>
-                <w:rFonts w:eastAsia="Times New Roman"/>
-                <w:sz w:val="16"/>
-                <w:szCs w:val="16"/>
-              </w:rPr>
-              <w:t>Phiên đăng nhập</w:t>
-            </w:r>
-          </w:p>
-        </w:tc>
-        <w:tc>
-          <w:tcPr>
-            <w:tcW w:w="1054" w:type="pct"/>
-            <w:tcBorders>
-              <w:top w:val="outset" w:sz="6" w:space="0" w:color="auto"/>
-              <w:left w:val="outset" w:sz="6" w:space="0" w:color="auto"/>
-              <w:bottom w:val="outset" w:sz="6" w:space="0" w:color="auto"/>
-              <w:right w:val="outset" w:sz="6" w:space="0" w:color="auto"/>
-            </w:tcBorders>
-            <w:vAlign w:val="center"/>
-            <w:hideMark/>
-          </w:tcPr>
-          <w:p>
-            <w:pPr>
-              <w:rPr>
-                <w:rFonts w:eastAsia="Times New Roman"/>
-                <w:sz w:val="16"/>
-                <w:szCs w:val="16"/>
-              </w:rPr>
-            </w:pPr>
-            <w:r>
-              <w:rPr>
-                <w:rStyle w:val="HTMLCode"/>
-              </w:rPr>
-              <w:t>homefit-current-session</w:t>
-            </w:r>
-          </w:p>
-        </w:tc>
-        <w:tc>
-          <w:tcPr>
-            <w:tcW w:w="1486" w:type="pct"/>
-            <w:tcBorders>
-              <w:top w:val="outset" w:sz="6" w:space="0" w:color="auto"/>
-              <w:left w:val="outset" w:sz="6" w:space="0" w:color="auto"/>
-              <w:bottom w:val="outset" w:sz="6" w:space="0" w:color="auto"/>
-              <w:right w:val="outset" w:sz="6" w:space="0" w:color="auto"/>
-            </w:tcBorders>
-            <w:vAlign w:val="center"/>
-            <w:hideMark/>
-          </w:tcPr>
-          <w:p>
-            <w:pPr>
-              <w:rPr>
-                <w:rFonts w:eastAsia="Times New Roman"/>
-                <w:sz w:val="16"/>
-                <w:szCs w:val="16"/>
-              </w:rPr>
-            </w:pPr>
-            <w:r>
-              <w:rPr>
-                <w:rStyle w:val="HTMLCode"/>
-              </w:rPr>
-              <w:t>login → logout</w:t>
-            </w:r>
-          </w:p>
-        </w:tc>
-        <w:tc>
-          <w:tcPr>
-            <w:tcW w:w="1164" w:type="pct"/>
-            <w:tcBorders>
-              <w:top w:val="outset" w:sz="6" w:space="0" w:color="auto"/>
-              <w:left w:val="outset" w:sz="6" w:space="0" w:color="auto"/>
-              <w:bottom w:val="outset" w:sz="6" w:space="0" w:color="auto"/>
-              <w:right w:val="outset" w:sz="6" w:space="0" w:color="auto"/>
-            </w:tcBorders>
-            <w:vAlign w:val="center"/>
-            <w:hideMark/>
-          </w:tcPr>
-          <w:p>
-            <w:pPr>
-              <w:rPr>
-                <w:rFonts w:eastAsia="Times New Roman"/>
-                <w:sz w:val="16"/>
-                <w:szCs w:val="16"/>
-              </w:rPr>
-            </w:pPr>
-            <w:r>
-              <w:rPr>
-                <w:rFonts w:eastAsia="Times New Roman"/>
-                <w:sz w:val="16"/>
-                <w:szCs w:val="16"/>
-              </w:rPr>
-              <w:t xml:space="preserve">Bốn vai trò qua </w:t>
-            </w:r>
-            <w:r>
-              <w:rPr>
-                <w:rStyle w:val="HTMLCode"/>
-              </w:rPr>
-              <w:t>login.html</w:t>
-            </w:r>
-          </w:p>
-        </w:tc>
-        <w:tc>
-          <w:tcPr>
-            <w:tcW w:w="926" w:type="pct"/>
+            <w:tcW w:w="705" w:type="pct"/>
             <w:tcBorders>
               <w:top w:val="outset" w:sz="6" w:space="0" w:color="auto"/>
               <w:left w:val="outset" w:sz="6" w:space="0" w:color="auto"/>
@@ -8144,15 +6924,7 @@
           <w:sz w:val="20"/>
           <w:szCs w:val="20"/>
         </w:rPr>
-        <w:t xml:space="preserve"> </w:t>
-      </w:r>
-      <w:r>
-        <w:rPr>
-          <w:rFonts w:ascii="Segoe UI" w:hAnsi="Segoe UI" w:cs="Segoe UI"/>
-          <w:sz w:val="20"/>
-          <w:szCs w:val="20"/>
-        </w:rPr>
-        <w:t>là promise đ</w:t>
+        <w:t xml:space="preserve"> là promise đ</w:t>
       </w:r>
       <w:r>
         <w:rPr>
@@ -8601,7 +7373,7 @@
     </w:p>
     <w:tbl>
       <w:tblPr>
-        <w:tblW w:w="1001" w:type="pct"/>
+        <w:tblW w:w="834" w:type="pct"/>
         <w:tblInd w:w="-8" w:type="dxa"/>
         <w:tblBorders>
           <w:top w:val="outset" w:sz="6" w:space="0" w:color="auto"/>
@@ -8620,15 +7392,14 @@
       <w:tblGrid>
         <w:gridCol w:w="328"/>
         <w:gridCol w:w="879"/>
-        <w:gridCol w:w="488"/>
-        <w:gridCol w:w="1537"/>
-        <w:gridCol w:w="1297"/>
+        <w:gridCol w:w="508"/>
+        <w:gridCol w:w="1417"/>
         <w:gridCol w:w="928"/>
       </w:tblGrid>
       <w:tr>
         <w:tc>
           <w:tcPr>
-            <w:tcW w:w="833" w:type="pct"/>
+            <w:tcW w:w="1000" w:type="pct"/>
             <w:tcBorders>
               <w:top w:val="outset" w:sz="6" w:space="0" w:color="auto"/>
               <w:left w:val="outset" w:sz="6" w:space="0" w:color="auto"/>
@@ -8664,7 +7435,7 @@
         </w:tc>
         <w:tc>
           <w:tcPr>
-            <w:tcW w:w="833" w:type="pct"/>
+            <w:tcW w:w="1000" w:type="pct"/>
             <w:tcBorders>
               <w:top w:val="outset" w:sz="6" w:space="0" w:color="auto"/>
               <w:left w:val="outset" w:sz="6" w:space="0" w:color="auto"/>
@@ -8700,7 +7471,7 @@
         </w:tc>
         <w:tc>
           <w:tcPr>
-            <w:tcW w:w="833" w:type="pct"/>
+            <w:tcW w:w="1000" w:type="pct"/>
             <w:tcBorders>
               <w:top w:val="outset" w:sz="6" w:space="0" w:color="auto"/>
               <w:left w:val="outset" w:sz="6" w:space="0" w:color="auto"/>
@@ -8736,7 +7507,7 @@
         </w:tc>
         <w:tc>
           <w:tcPr>
-            <w:tcW w:w="833" w:type="pct"/>
+            <w:tcW w:w="1000" w:type="pct"/>
             <w:tcBorders>
               <w:top w:val="outset" w:sz="6" w:space="0" w:color="auto"/>
               <w:left w:val="outset" w:sz="6" w:space="0" w:color="auto"/>
@@ -8766,13 +7537,13 @@
                 <w:sz w:val="16"/>
                 <w:szCs w:val="16"/>
               </w:rPr>
-              <w:t>Màn hình AI</w:t>
-            </w:r>
-          </w:p>
-        </w:tc>
-        <w:tc>
-          <w:tcPr>
-            <w:tcW w:w="833" w:type="pct"/>
+              <w:t>Màn hình</w:t>
+            </w:r>
+          </w:p>
+        </w:tc>
+        <w:tc>
+          <w:tcPr>
+            <w:tcW w:w="1000" w:type="pct"/>
             <w:tcBorders>
               <w:top w:val="outset" w:sz="6" w:space="0" w:color="auto"/>
               <w:left w:val="outset" w:sz="6" w:space="0" w:color="auto"/>
@@ -8802,42 +7573,6 @@
                 <w:sz w:val="16"/>
                 <w:szCs w:val="16"/>
               </w:rPr>
-              <w:t>Màn hình vai trò nhận kết quả</w:t>
-            </w:r>
-          </w:p>
-        </w:tc>
-        <w:tc>
-          <w:tcPr>
-            <w:tcW w:w="833" w:type="pct"/>
-            <w:tcBorders>
-              <w:top w:val="outset" w:sz="6" w:space="0" w:color="auto"/>
-              <w:left w:val="outset" w:sz="6" w:space="0" w:color="auto"/>
-              <w:bottom w:val="outset" w:sz="6" w:space="0" w:color="auto"/>
-              <w:right w:val="outset" w:sz="6" w:space="0" w:color="auto"/>
-            </w:tcBorders>
-            <w:shd w:val="clear" w:color="auto" w:fill="EAF4ED"/>
-            <w:vAlign w:val="center"/>
-            <w:hideMark/>
-          </w:tcPr>
-          <w:p>
-            <w:pPr>
-              <w:jc w:val="center"/>
-              <w:rPr>
-                <w:rFonts w:eastAsia="Times New Roman"/>
-                <w:b/>
-                <w:bCs/>
-                <w:sz w:val="16"/>
-                <w:szCs w:val="16"/>
-              </w:rPr>
-            </w:pPr>
-            <w:r>
-              <w:rPr>
-                <w:rFonts w:eastAsia="Times New Roman"/>
-                <w:b/>
-                <w:bCs/>
-                <w:sz w:val="16"/>
-                <w:szCs w:val="16"/>
-              </w:rPr>
               <w:t>Luồng 6 bước</w:t>
             </w:r>
           </w:p>
@@ -8846,7 +7581,7 @@
       <w:tr>
         <w:tc>
           <w:tcPr>
-            <w:tcW w:w="833" w:type="pct"/>
+            <w:tcW w:w="1000" w:type="pct"/>
             <w:tcBorders>
               <w:top w:val="outset" w:sz="6" w:space="0" w:color="auto"/>
               <w:left w:val="outset" w:sz="6" w:space="0" w:color="auto"/>
@@ -8876,67 +7611,67 @@
         </w:tc>
         <w:tc>
           <w:tcPr>
-            <w:tcW w:w="833" w:type="pct"/>
-            <w:tcBorders>
-              <w:top w:val="outset" w:sz="6" w:space="0" w:color="auto"/>
-              <w:left w:val="outset" w:sz="6" w:space="0" w:color="auto"/>
-              <w:bottom w:val="outset" w:sz="6" w:space="0" w:color="auto"/>
-              <w:right w:val="outset" w:sz="6" w:space="0" w:color="auto"/>
-            </w:tcBorders>
-            <w:vAlign w:val="center"/>
-            <w:hideMark/>
-          </w:tcPr>
-          <w:p>
-            <w:pPr>
-              <w:rPr>
-                <w:rFonts w:eastAsia="Times New Roman"/>
-                <w:sz w:val="16"/>
-                <w:szCs w:val="16"/>
-              </w:rPr>
-            </w:pPr>
-            <w:r>
-              <w:rPr>
-                <w:rFonts w:eastAsia="Times New Roman"/>
-                <w:sz w:val="16"/>
-                <w:szCs w:val="16"/>
-              </w:rPr>
-              <w:t>Lifestyle Matcher — chuyển nhu cầu sống thành tiêu chí có trọng số</w:t>
-            </w:r>
-          </w:p>
-        </w:tc>
-        <w:tc>
-          <w:tcPr>
-            <w:tcW w:w="833" w:type="pct"/>
-            <w:tcBorders>
-              <w:top w:val="outset" w:sz="6" w:space="0" w:color="auto"/>
-              <w:left w:val="outset" w:sz="6" w:space="0" w:color="auto"/>
-              <w:bottom w:val="outset" w:sz="6" w:space="0" w:color="auto"/>
-              <w:right w:val="outset" w:sz="6" w:space="0" w:color="auto"/>
-            </w:tcBorders>
-            <w:vAlign w:val="center"/>
-            <w:hideMark/>
-          </w:tcPr>
-          <w:p>
-            <w:pPr>
-              <w:rPr>
-                <w:rFonts w:eastAsia="Times New Roman"/>
-                <w:sz w:val="16"/>
-                <w:szCs w:val="16"/>
-              </w:rPr>
-            </w:pPr>
-            <w:r>
-              <w:rPr>
-                <w:rFonts w:eastAsia="Times New Roman"/>
-                <w:sz w:val="16"/>
-                <w:szCs w:val="16"/>
-              </w:rPr>
-              <w:t>Dùng chung</w:t>
-            </w:r>
-          </w:p>
-        </w:tc>
-        <w:tc>
-          <w:tcPr>
-            <w:tcW w:w="833" w:type="pct"/>
+            <w:tcW w:w="1000" w:type="pct"/>
+            <w:tcBorders>
+              <w:top w:val="outset" w:sz="6" w:space="0" w:color="auto"/>
+              <w:left w:val="outset" w:sz="6" w:space="0" w:color="auto"/>
+              <w:bottom w:val="outset" w:sz="6" w:space="0" w:color="auto"/>
+              <w:right w:val="outset" w:sz="6" w:space="0" w:color="auto"/>
+            </w:tcBorders>
+            <w:vAlign w:val="center"/>
+            <w:hideMark/>
+          </w:tcPr>
+          <w:p>
+            <w:pPr>
+              <w:rPr>
+                <w:rFonts w:eastAsia="Times New Roman"/>
+                <w:sz w:val="16"/>
+                <w:szCs w:val="16"/>
+              </w:rPr>
+            </w:pPr>
+            <w:r>
+              <w:rPr>
+                <w:rFonts w:eastAsia="Times New Roman"/>
+                <w:sz w:val="16"/>
+                <w:szCs w:val="16"/>
+              </w:rPr>
+              <w:t>Lifestyle Matcher — chấm điểm phù hợp theo brief</w:t>
+            </w:r>
+          </w:p>
+        </w:tc>
+        <w:tc>
+          <w:tcPr>
+            <w:tcW w:w="1000" w:type="pct"/>
+            <w:tcBorders>
+              <w:top w:val="outset" w:sz="6" w:space="0" w:color="auto"/>
+              <w:left w:val="outset" w:sz="6" w:space="0" w:color="auto"/>
+              <w:bottom w:val="outset" w:sz="6" w:space="0" w:color="auto"/>
+              <w:right w:val="outset" w:sz="6" w:space="0" w:color="auto"/>
+            </w:tcBorders>
+            <w:vAlign w:val="center"/>
+            <w:hideMark/>
+          </w:tcPr>
+          <w:p>
+            <w:pPr>
+              <w:rPr>
+                <w:rFonts w:eastAsia="Times New Roman"/>
+                <w:sz w:val="16"/>
+                <w:szCs w:val="16"/>
+              </w:rPr>
+            </w:pPr>
+            <w:r>
+              <w:rPr>
+                <w:rFonts w:eastAsia="Times New Roman"/>
+                <w:sz w:val="16"/>
+                <w:szCs w:val="16"/>
+              </w:rPr>
+              <w:t>Người tìm nhà</w:t>
+            </w:r>
+          </w:p>
+        </w:tc>
+        <w:tc>
+          <w:tcPr>
+            <w:tcW w:w="1000" w:type="pct"/>
             <w:tcBorders>
               <w:top w:val="outset" w:sz="6" w:space="0" w:color="auto"/>
               <w:left w:val="outset" w:sz="6" w:space="0" w:color="auto"/>
@@ -8958,41 +7693,27 @@
               <w:rPr>
                 <w:rStyle w:val="HTMLCode"/>
               </w:rPr>
-              <w:t>ai-matcher.html</w:t>
-            </w:r>
-          </w:p>
-        </w:tc>
-        <w:tc>
-          <w:tcPr>
-            <w:tcW w:w="833" w:type="pct"/>
-            <w:tcBorders>
-              <w:top w:val="outset" w:sz="6" w:space="0" w:color="auto"/>
-              <w:left w:val="outset" w:sz="6" w:space="0" w:color="auto"/>
-              <w:bottom w:val="outset" w:sz="6" w:space="0" w:color="auto"/>
-              <w:right w:val="outset" w:sz="6" w:space="0" w:color="auto"/>
-            </w:tcBorders>
-            <w:vAlign w:val="center"/>
-            <w:hideMark/>
-          </w:tcPr>
-          <w:p>
-            <w:pPr>
-              <w:rPr>
-                <w:rFonts w:eastAsia="Times New Roman"/>
-                <w:sz w:val="16"/>
-                <w:szCs w:val="16"/>
-              </w:rPr>
-            </w:pPr>
+              <w:t>seeker-brief-form.html</w:t>
+            </w:r>
+            <w:r>
+              <w:rPr>
+                <w:rFonts w:eastAsia="Times New Roman"/>
+                <w:sz w:val="16"/>
+                <w:szCs w:val="16"/>
+              </w:rPr>
+              <w:t xml:space="preserve">, </w:t>
+            </w:r>
             <w:r>
               <w:rPr>
                 <w:rStyle w:val="HTMLCode"/>
               </w:rPr>
-              <w:t>seeker-brief-form.html</w:t>
-            </w:r>
-          </w:p>
-        </w:tc>
-        <w:tc>
-          <w:tcPr>
-            <w:tcW w:w="833" w:type="pct"/>
+              <w:t>seeker-search.html</w:t>
+            </w:r>
+          </w:p>
+        </w:tc>
+        <w:tc>
+          <w:tcPr>
+            <w:tcW w:w="1000" w:type="pct"/>
             <w:tcBorders>
               <w:top w:val="outset" w:sz="6" w:space="0" w:color="auto"/>
               <w:left w:val="outset" w:sz="6" w:space="0" w:color="auto"/>
@@ -9024,7 +7745,7 @@
       <w:tr>
         <w:tc>
           <w:tcPr>
-            <w:tcW w:w="833" w:type="pct"/>
+            <w:tcW w:w="1000" w:type="pct"/>
             <w:tcBorders>
               <w:top w:val="outset" w:sz="6" w:space="0" w:color="auto"/>
               <w:left w:val="outset" w:sz="6" w:space="0" w:color="auto"/>
@@ -9054,67 +7775,67 @@
         </w:tc>
         <w:tc>
           <w:tcPr>
-            <w:tcW w:w="833" w:type="pct"/>
-            <w:tcBorders>
-              <w:top w:val="outset" w:sz="6" w:space="0" w:color="auto"/>
-              <w:left w:val="outset" w:sz="6" w:space="0" w:color="auto"/>
-              <w:bottom w:val="outset" w:sz="6" w:space="0" w:color="auto"/>
-              <w:right w:val="outset" w:sz="6" w:space="0" w:color="auto"/>
-            </w:tcBorders>
-            <w:vAlign w:val="center"/>
-            <w:hideMark/>
-          </w:tcPr>
-          <w:p>
-            <w:pPr>
-              <w:rPr>
-                <w:rFonts w:eastAsia="Times New Roman"/>
-                <w:sz w:val="16"/>
-                <w:szCs w:val="16"/>
-              </w:rPr>
-            </w:pPr>
-            <w:r>
-              <w:rPr>
-                <w:rFonts w:eastAsia="Times New Roman"/>
-                <w:sz w:val="16"/>
-                <w:szCs w:val="16"/>
-              </w:rPr>
-              <w:t>Listing Summary — tóm tắt và dựng bố cục tin đăng 4 khối</w:t>
-            </w:r>
-          </w:p>
-        </w:tc>
-        <w:tc>
-          <w:tcPr>
-            <w:tcW w:w="833" w:type="pct"/>
-            <w:tcBorders>
-              <w:top w:val="outset" w:sz="6" w:space="0" w:color="auto"/>
-              <w:left w:val="outset" w:sz="6" w:space="0" w:color="auto"/>
-              <w:bottom w:val="outset" w:sz="6" w:space="0" w:color="auto"/>
-              <w:right w:val="outset" w:sz="6" w:space="0" w:color="auto"/>
-            </w:tcBorders>
-            <w:vAlign w:val="center"/>
-            <w:hideMark/>
-          </w:tcPr>
-          <w:p>
-            <w:pPr>
-              <w:rPr>
-                <w:rFonts w:eastAsia="Times New Roman"/>
-                <w:sz w:val="16"/>
-                <w:szCs w:val="16"/>
-              </w:rPr>
-            </w:pPr>
-            <w:r>
-              <w:rPr>
-                <w:rFonts w:eastAsia="Times New Roman"/>
-                <w:sz w:val="16"/>
-                <w:szCs w:val="16"/>
-              </w:rPr>
-              <w:t>Dùng chung</w:t>
-            </w:r>
-          </w:p>
-        </w:tc>
-        <w:tc>
-          <w:tcPr>
-            <w:tcW w:w="833" w:type="pct"/>
+            <w:tcW w:w="1000" w:type="pct"/>
+            <w:tcBorders>
+              <w:top w:val="outset" w:sz="6" w:space="0" w:color="auto"/>
+              <w:left w:val="outset" w:sz="6" w:space="0" w:color="auto"/>
+              <w:bottom w:val="outset" w:sz="6" w:space="0" w:color="auto"/>
+              <w:right w:val="outset" w:sz="6" w:space="0" w:color="auto"/>
+            </w:tcBorders>
+            <w:vAlign w:val="center"/>
+            <w:hideMark/>
+          </w:tcPr>
+          <w:p>
+            <w:pPr>
+              <w:rPr>
+                <w:rFonts w:eastAsia="Times New Roman"/>
+                <w:sz w:val="16"/>
+                <w:szCs w:val="16"/>
+              </w:rPr>
+            </w:pPr>
+            <w:r>
+              <w:rPr>
+                <w:rFonts w:eastAsia="Times New Roman"/>
+                <w:sz w:val="16"/>
+                <w:szCs w:val="16"/>
+              </w:rPr>
+              <w:t>Listing Summary — tóm tắt và gợi ý bố cục tin đăng</w:t>
+            </w:r>
+          </w:p>
+        </w:tc>
+        <w:tc>
+          <w:tcPr>
+            <w:tcW w:w="1000" w:type="pct"/>
+            <w:tcBorders>
+              <w:top w:val="outset" w:sz="6" w:space="0" w:color="auto"/>
+              <w:left w:val="outset" w:sz="6" w:space="0" w:color="auto"/>
+              <w:bottom w:val="outset" w:sz="6" w:space="0" w:color="auto"/>
+              <w:right w:val="outset" w:sz="6" w:space="0" w:color="auto"/>
+            </w:tcBorders>
+            <w:vAlign w:val="center"/>
+            <w:hideMark/>
+          </w:tcPr>
+          <w:p>
+            <w:pPr>
+              <w:rPr>
+                <w:rFonts w:eastAsia="Times New Roman"/>
+                <w:sz w:val="16"/>
+                <w:szCs w:val="16"/>
+              </w:rPr>
+            </w:pPr>
+            <w:r>
+              <w:rPr>
+                <w:rFonts w:eastAsia="Times New Roman"/>
+                <w:sz w:val="16"/>
+                <w:szCs w:val="16"/>
+              </w:rPr>
+              <w:t>Môi giới</w:t>
+            </w:r>
+          </w:p>
+        </w:tc>
+        <w:tc>
+          <w:tcPr>
+            <w:tcW w:w="1000" w:type="pct"/>
             <w:tcBorders>
               <w:top w:val="outset" w:sz="6" w:space="0" w:color="auto"/>
               <w:left w:val="outset" w:sz="6" w:space="0" w:color="auto"/>
@@ -9136,65 +7857,37 @@
               <w:rPr>
                 <w:rStyle w:val="HTMLCode"/>
               </w:rPr>
-              <w:t>ai-summary.html</w:t>
-            </w:r>
-          </w:p>
-        </w:tc>
-        <w:tc>
-          <w:tcPr>
-            <w:tcW w:w="833" w:type="pct"/>
-            <w:tcBorders>
-              <w:top w:val="outset" w:sz="6" w:space="0" w:color="auto"/>
-              <w:left w:val="outset" w:sz="6" w:space="0" w:color="auto"/>
-              <w:bottom w:val="outset" w:sz="6" w:space="0" w:color="auto"/>
-              <w:right w:val="outset" w:sz="6" w:space="0" w:color="auto"/>
-            </w:tcBorders>
-            <w:vAlign w:val="center"/>
-            <w:hideMark/>
-          </w:tcPr>
-          <w:p>
-            <w:pPr>
-              <w:rPr>
-                <w:rFonts w:eastAsia="Times New Roman"/>
-                <w:sz w:val="16"/>
-                <w:szCs w:val="16"/>
-              </w:rPr>
-            </w:pPr>
-            <w:r>
-              <w:rPr>
-                <w:rStyle w:val="HTMLCode"/>
-              </w:rPr>
               <w:t>agent-post.html</w:t>
             </w:r>
           </w:p>
         </w:tc>
         <w:tc>
           <w:tcPr>
-            <w:tcW w:w="833" w:type="pct"/>
-            <w:tcBorders>
-              <w:top w:val="outset" w:sz="6" w:space="0" w:color="auto"/>
-              <w:left w:val="outset" w:sz="6" w:space="0" w:color="auto"/>
-              <w:bottom w:val="outset" w:sz="6" w:space="0" w:color="auto"/>
-              <w:right w:val="outset" w:sz="6" w:space="0" w:color="auto"/>
-            </w:tcBorders>
-            <w:vAlign w:val="center"/>
-            <w:hideMark/>
-          </w:tcPr>
-          <w:p>
-            <w:pPr>
-              <w:rPr>
-                <w:rFonts w:eastAsia="Times New Roman"/>
-                <w:sz w:val="16"/>
-                <w:szCs w:val="16"/>
-              </w:rPr>
-            </w:pPr>
-            <w:r>
-              <w:rPr>
-                <w:rFonts w:eastAsia="Times New Roman"/>
-                <w:sz w:val="16"/>
-                <w:szCs w:val="16"/>
-              </w:rPr>
-              <w:t>Input → Processing → Output → Giải thích theo đầu vào → Chấp nhận/Sửa/Từ chối/Tạo lại → Ghi mô tả tin đăng</w:t>
+            <w:tcW w:w="1000" w:type="pct"/>
+            <w:tcBorders>
+              <w:top w:val="outset" w:sz="6" w:space="0" w:color="auto"/>
+              <w:left w:val="outset" w:sz="6" w:space="0" w:color="auto"/>
+              <w:bottom w:val="outset" w:sz="6" w:space="0" w:color="auto"/>
+              <w:right w:val="outset" w:sz="6" w:space="0" w:color="auto"/>
+            </w:tcBorders>
+            <w:vAlign w:val="center"/>
+            <w:hideMark/>
+          </w:tcPr>
+          <w:p>
+            <w:pPr>
+              <w:rPr>
+                <w:rFonts w:eastAsia="Times New Roman"/>
+                <w:sz w:val="16"/>
+                <w:szCs w:val="16"/>
+              </w:rPr>
+            </w:pPr>
+            <w:r>
+              <w:rPr>
+                <w:rFonts w:eastAsia="Times New Roman"/>
+                <w:sz w:val="16"/>
+                <w:szCs w:val="16"/>
+              </w:rPr>
+              <w:t>Input → Processing → Output → Giải thích theo đầu vào → Lưu/Sửa/Từ chối → Cập nhật mô tả tin đăng</w:t>
             </w:r>
           </w:p>
         </w:tc>
@@ -9202,7 +7895,7 @@
       <w:tr>
         <w:tc>
           <w:tcPr>
-            <w:tcW w:w="833" w:type="pct"/>
+            <w:tcW w:w="1000" w:type="pct"/>
             <w:tcBorders>
               <w:top w:val="outset" w:sz="6" w:space="0" w:color="auto"/>
               <w:left w:val="outset" w:sz="6" w:space="0" w:color="auto"/>
@@ -9232,67 +7925,67 @@
         </w:tc>
         <w:tc>
           <w:tcPr>
-            <w:tcW w:w="833" w:type="pct"/>
-            <w:tcBorders>
-              <w:top w:val="outset" w:sz="6" w:space="0" w:color="auto"/>
-              <w:left w:val="outset" w:sz="6" w:space="0" w:color="auto"/>
-              <w:bottom w:val="outset" w:sz="6" w:space="0" w:color="auto"/>
-              <w:right w:val="outset" w:sz="6" w:space="0" w:color="auto"/>
-            </w:tcBorders>
-            <w:vAlign w:val="center"/>
-            <w:hideMark/>
-          </w:tcPr>
-          <w:p>
-            <w:pPr>
-              <w:rPr>
-                <w:rFonts w:eastAsia="Times New Roman"/>
-                <w:sz w:val="16"/>
-                <w:szCs w:val="16"/>
-              </w:rPr>
-            </w:pPr>
-            <w:r>
-              <w:rPr>
-                <w:rFonts w:eastAsia="Times New Roman"/>
-                <w:sz w:val="16"/>
-                <w:szCs w:val="16"/>
-              </w:rPr>
-              <w:t>Comparison Assistant — xếp hạng nhà đã lưu theo brief</w:t>
-            </w:r>
-          </w:p>
-        </w:tc>
-        <w:tc>
-          <w:tcPr>
-            <w:tcW w:w="833" w:type="pct"/>
-            <w:tcBorders>
-              <w:top w:val="outset" w:sz="6" w:space="0" w:color="auto"/>
-              <w:left w:val="outset" w:sz="6" w:space="0" w:color="auto"/>
-              <w:bottom w:val="outset" w:sz="6" w:space="0" w:color="auto"/>
-              <w:right w:val="outset" w:sz="6" w:space="0" w:color="auto"/>
-            </w:tcBorders>
-            <w:vAlign w:val="center"/>
-            <w:hideMark/>
-          </w:tcPr>
-          <w:p>
-            <w:pPr>
-              <w:rPr>
-                <w:rFonts w:eastAsia="Times New Roman"/>
-                <w:sz w:val="16"/>
-                <w:szCs w:val="16"/>
-              </w:rPr>
-            </w:pPr>
-            <w:r>
-              <w:rPr>
-                <w:rFonts w:eastAsia="Times New Roman"/>
-                <w:sz w:val="16"/>
-                <w:szCs w:val="16"/>
-              </w:rPr>
-              <w:t>Dùng chung</w:t>
-            </w:r>
-          </w:p>
-        </w:tc>
-        <w:tc>
-          <w:tcPr>
-            <w:tcW w:w="833" w:type="pct"/>
+            <w:tcW w:w="1000" w:type="pct"/>
+            <w:tcBorders>
+              <w:top w:val="outset" w:sz="6" w:space="0" w:color="auto"/>
+              <w:left w:val="outset" w:sz="6" w:space="0" w:color="auto"/>
+              <w:bottom w:val="outset" w:sz="6" w:space="0" w:color="auto"/>
+              <w:right w:val="outset" w:sz="6" w:space="0" w:color="auto"/>
+            </w:tcBorders>
+            <w:vAlign w:val="center"/>
+            <w:hideMark/>
+          </w:tcPr>
+          <w:p>
+            <w:pPr>
+              <w:rPr>
+                <w:rFonts w:eastAsia="Times New Roman"/>
+                <w:sz w:val="16"/>
+                <w:szCs w:val="16"/>
+              </w:rPr>
+            </w:pPr>
+            <w:r>
+              <w:rPr>
+                <w:rFonts w:eastAsia="Times New Roman"/>
+                <w:sz w:val="16"/>
+                <w:szCs w:val="16"/>
+              </w:rPr>
+              <w:t>Comparison Assistant — xếp hạng nhà đã lưu</w:t>
+            </w:r>
+          </w:p>
+        </w:tc>
+        <w:tc>
+          <w:tcPr>
+            <w:tcW w:w="1000" w:type="pct"/>
+            <w:tcBorders>
+              <w:top w:val="outset" w:sz="6" w:space="0" w:color="auto"/>
+              <w:left w:val="outset" w:sz="6" w:space="0" w:color="auto"/>
+              <w:bottom w:val="outset" w:sz="6" w:space="0" w:color="auto"/>
+              <w:right w:val="outset" w:sz="6" w:space="0" w:color="auto"/>
+            </w:tcBorders>
+            <w:vAlign w:val="center"/>
+            <w:hideMark/>
+          </w:tcPr>
+          <w:p>
+            <w:pPr>
+              <w:rPr>
+                <w:rFonts w:eastAsia="Times New Roman"/>
+                <w:sz w:val="16"/>
+                <w:szCs w:val="16"/>
+              </w:rPr>
+            </w:pPr>
+            <w:r>
+              <w:rPr>
+                <w:rFonts w:eastAsia="Times New Roman"/>
+                <w:sz w:val="16"/>
+                <w:szCs w:val="16"/>
+              </w:rPr>
+              <w:t>Người tìm nhà</w:t>
+            </w:r>
+          </w:p>
+        </w:tc>
+        <w:tc>
+          <w:tcPr>
+            <w:tcW w:w="1000" w:type="pct"/>
             <w:tcBorders>
               <w:top w:val="outset" w:sz="6" w:space="0" w:color="auto"/>
               <w:left w:val="outset" w:sz="6" w:space="0" w:color="auto"/>
@@ -9314,73 +8007,37 @@
               <w:rPr>
                 <w:rStyle w:val="HTMLCode"/>
               </w:rPr>
-              <w:t>ai-compare.html</w:t>
-            </w:r>
-          </w:p>
-        </w:tc>
-        <w:tc>
-          <w:tcPr>
-            <w:tcW w:w="833" w:type="pct"/>
-            <w:tcBorders>
-              <w:top w:val="outset" w:sz="6" w:space="0" w:color="auto"/>
-              <w:left w:val="outset" w:sz="6" w:space="0" w:color="auto"/>
-              <w:bottom w:val="outset" w:sz="6" w:space="0" w:color="auto"/>
-              <w:right w:val="outset" w:sz="6" w:space="0" w:color="auto"/>
-            </w:tcBorders>
-            <w:vAlign w:val="center"/>
-            <w:hideMark/>
-          </w:tcPr>
-          <w:p>
-            <w:pPr>
-              <w:rPr>
-                <w:rFonts w:eastAsia="Times New Roman"/>
-                <w:sz w:val="16"/>
-                <w:szCs w:val="16"/>
-              </w:rPr>
-            </w:pPr>
-            <w:r>
-              <w:rPr>
-                <w:rStyle w:val="HTMLCode"/>
-              </w:rPr>
               <w:t>seeker-saved.html</w:t>
             </w:r>
           </w:p>
         </w:tc>
         <w:tc>
           <w:tcPr>
-            <w:tcW w:w="833" w:type="pct"/>
-            <w:tcBorders>
-              <w:top w:val="outset" w:sz="6" w:space="0" w:color="auto"/>
-              <w:left w:val="outset" w:sz="6" w:space="0" w:color="auto"/>
-              <w:bottom w:val="outset" w:sz="6" w:space="0" w:color="auto"/>
-              <w:right w:val="outset" w:sz="6" w:space="0" w:color="auto"/>
-            </w:tcBorders>
-            <w:vAlign w:val="center"/>
-            <w:hideMark/>
-          </w:tcPr>
-          <w:p>
-            <w:pPr>
-              <w:rPr>
-                <w:rFonts w:eastAsia="Times New Roman"/>
-                <w:sz w:val="16"/>
-                <w:szCs w:val="16"/>
-              </w:rPr>
-            </w:pPr>
-            <w:r>
-              <w:rPr>
-                <w:rFonts w:eastAsia="Times New Roman"/>
-                <w:sz w:val="16"/>
-                <w:szCs w:val="16"/>
-              </w:rPr>
-              <w:t xml:space="preserve">Input → Processing → Output → Giải thích % độ tin cậy &amp; </w:t>
-            </w:r>
-            <w:r>
-              <w:rPr>
-                <w:rFonts w:eastAsia="Times New Roman"/>
-                <w:sz w:val="16"/>
-                <w:szCs w:val="16"/>
-              </w:rPr>
-              <w:t>lý do xếp hạng → Chấp nhận/Sửa/Từ chối/Tạo lại → Lưu kết quả so sánh</w:t>
+            <w:tcW w:w="1000" w:type="pct"/>
+            <w:tcBorders>
+              <w:top w:val="outset" w:sz="6" w:space="0" w:color="auto"/>
+              <w:left w:val="outset" w:sz="6" w:space="0" w:color="auto"/>
+              <w:bottom w:val="outset" w:sz="6" w:space="0" w:color="auto"/>
+              <w:right w:val="outset" w:sz="6" w:space="0" w:color="auto"/>
+            </w:tcBorders>
+            <w:vAlign w:val="center"/>
+            <w:hideMark/>
+          </w:tcPr>
+          <w:p>
+            <w:pPr>
+              <w:rPr>
+                <w:rFonts w:eastAsia="Times New Roman"/>
+                <w:sz w:val="16"/>
+                <w:szCs w:val="16"/>
+              </w:rPr>
+            </w:pPr>
+            <w:r>
+              <w:rPr>
+                <w:rFonts w:eastAsia="Times New Roman"/>
+                <w:sz w:val="16"/>
+                <w:szCs w:val="16"/>
+              </w:rPr>
+              <w:t>Chọn căn → Phân tích → Bảng xếp hạng → Lý do đề xuất → Điều chỉnh tiêu chí → Lưu kết quả so sánh</w:t>
             </w:r>
           </w:p>
         </w:tc>
@@ -9401,7 +8058,151 @@
           <w:sz w:val="20"/>
           <w:szCs w:val="20"/>
         </w:rPr>
-        <w:t>Ba màn hình AI là màn hình dùng chung: nh</w:t>
+        <w:t>K</w:t>
+      </w:r>
+      <w:r>
+        <w:rPr>
+          <w:rFonts w:ascii="Segoe UI" w:hAnsi="Segoe UI" w:cs="Segoe UI"/>
+          <w:sz w:val="20"/>
+          <w:szCs w:val="20"/>
+        </w:rPr>
+        <w:t>ị</w:t>
+      </w:r>
+      <w:r>
+        <w:rPr>
+          <w:rFonts w:ascii="Segoe UI" w:hAnsi="Segoe UI" w:cs="Segoe UI"/>
+          <w:sz w:val="20"/>
+          <w:szCs w:val="20"/>
+        </w:rPr>
+        <w:t>ch b</w:t>
+      </w:r>
+      <w:r>
+        <w:rPr>
+          <w:rFonts w:ascii="Segoe UI" w:hAnsi="Segoe UI" w:cs="Segoe UI"/>
+          <w:sz w:val="20"/>
+          <w:szCs w:val="20"/>
+        </w:rPr>
+        <w:t>ả</w:t>
+      </w:r>
+      <w:r>
+        <w:rPr>
+          <w:rFonts w:ascii="Segoe UI" w:hAnsi="Segoe UI" w:cs="Segoe UI"/>
+          <w:sz w:val="20"/>
+          <w:szCs w:val="20"/>
+        </w:rPr>
+        <w:t>n AI không ch</w:t>
+      </w:r>
+      <w:r>
+        <w:rPr>
+          <w:rFonts w:ascii="Segoe UI" w:hAnsi="Segoe UI" w:cs="Segoe UI"/>
+          <w:sz w:val="20"/>
+          <w:szCs w:val="20"/>
+        </w:rPr>
+        <w:t>ắ</w:t>
+      </w:r>
+      <w:r>
+        <w:rPr>
+          <w:rFonts w:ascii="Segoe UI" w:hAnsi="Segoe UI" w:cs="Segoe UI"/>
+          <w:sz w:val="20"/>
+          <w:szCs w:val="20"/>
+        </w:rPr>
+        <w:t>c ch</w:t>
+      </w:r>
+      <w:r>
+        <w:rPr>
+          <w:rFonts w:ascii="Segoe UI" w:hAnsi="Segoe UI" w:cs="Segoe UI"/>
+          <w:sz w:val="20"/>
+          <w:szCs w:val="20"/>
+        </w:rPr>
+        <w:t>ắ</w:t>
+      </w:r>
+      <w:r>
+        <w:rPr>
+          <w:rFonts w:ascii="Segoe UI" w:hAnsi="Segoe UI" w:cs="Segoe UI"/>
+          <w:sz w:val="20"/>
+          <w:szCs w:val="20"/>
+        </w:rPr>
+        <w:t>n: khi brief thi</w:t>
+      </w:r>
+      <w:r>
+        <w:rPr>
+          <w:rFonts w:ascii="Segoe UI" w:hAnsi="Segoe UI" w:cs="Segoe UI"/>
+          <w:sz w:val="20"/>
+          <w:szCs w:val="20"/>
+        </w:rPr>
+        <w:t>ế</w:t>
+      </w:r>
+      <w:r>
+        <w:rPr>
+          <w:rFonts w:ascii="Segoe UI" w:hAnsi="Segoe UI" w:cs="Segoe UI"/>
+          <w:sz w:val="20"/>
+          <w:szCs w:val="20"/>
+        </w:rPr>
+        <w:t>u d</w:t>
+      </w:r>
+      <w:r>
+        <w:rPr>
+          <w:rFonts w:ascii="Segoe UI" w:hAnsi="Segoe UI" w:cs="Segoe UI"/>
+          <w:sz w:val="20"/>
+          <w:szCs w:val="20"/>
+        </w:rPr>
+        <w:t>ữ</w:t>
+      </w:r>
+      <w:r>
+        <w:rPr>
+          <w:rFonts w:ascii="Segoe UI" w:hAnsi="Segoe UI" w:cs="Segoe UI"/>
+          <w:sz w:val="20"/>
+          <w:szCs w:val="20"/>
+        </w:rPr>
+        <w:t xml:space="preserve"> li</w:t>
+      </w:r>
+      <w:r>
+        <w:rPr>
+          <w:rFonts w:ascii="Segoe UI" w:hAnsi="Segoe UI" w:cs="Segoe UI"/>
+          <w:sz w:val="20"/>
+          <w:szCs w:val="20"/>
+        </w:rPr>
+        <w:t>ệ</w:t>
+      </w:r>
+      <w:r>
+        <w:rPr>
+          <w:rFonts w:ascii="Segoe UI" w:hAnsi="Segoe UI" w:cs="Segoe UI"/>
+          <w:sz w:val="20"/>
+          <w:szCs w:val="20"/>
+        </w:rPr>
+        <w:t>u ho</w:t>
+      </w:r>
+      <w:r>
+        <w:rPr>
+          <w:rFonts w:ascii="Segoe UI" w:hAnsi="Segoe UI" w:cs="Segoe UI"/>
+          <w:sz w:val="20"/>
+          <w:szCs w:val="20"/>
+        </w:rPr>
+        <w:t>ặ</w:t>
+      </w:r>
+      <w:r>
+        <w:rPr>
+          <w:rFonts w:ascii="Segoe UI" w:hAnsi="Segoe UI" w:cs="Segoe UI"/>
+          <w:sz w:val="20"/>
+          <w:szCs w:val="20"/>
+        </w:rPr>
+        <w:t>c đ</w:t>
+      </w:r>
+      <w:r>
+        <w:rPr>
+          <w:rFonts w:ascii="Segoe UI" w:hAnsi="Segoe UI" w:cs="Segoe UI"/>
+          <w:sz w:val="20"/>
+          <w:szCs w:val="20"/>
+        </w:rPr>
+        <w:t>ộ</w:t>
+      </w:r>
+      <w:r>
+        <w:rPr>
+          <w:rFonts w:ascii="Segoe UI" w:hAnsi="Segoe UI" w:cs="Segoe UI"/>
+          <w:sz w:val="20"/>
+          <w:szCs w:val="20"/>
+        </w:rPr>
+        <w:t xml:space="preserve"> tin c</w:t>
       </w:r>
       <w:r>
         <w:rPr>
@@ -9417,7 +8218,39 @@
           <w:sz w:val="20"/>
           <w:szCs w:val="20"/>
         </w:rPr>
-        <w:t>n đ</w:t>
+        <w:t>y th</w:t>
+      </w:r>
+      <w:r>
+        <w:rPr>
+          <w:rFonts w:ascii="Segoe UI" w:hAnsi="Segoe UI" w:cs="Segoe UI"/>
+          <w:sz w:val="20"/>
+          <w:szCs w:val="20"/>
+        </w:rPr>
+        <w:t>ấ</w:t>
+      </w:r>
+      <w:r>
+        <w:rPr>
+          <w:rFonts w:ascii="Segoe UI" w:hAnsi="Segoe UI" w:cs="Segoe UI"/>
+          <w:sz w:val="20"/>
+          <w:szCs w:val="20"/>
+        </w:rPr>
+        <w:t>p, h</w:t>
+      </w:r>
+      <w:r>
+        <w:rPr>
+          <w:rFonts w:ascii="Segoe UI" w:hAnsi="Segoe UI" w:cs="Segoe UI"/>
+          <w:sz w:val="20"/>
+          <w:szCs w:val="20"/>
+        </w:rPr>
+        <w:t>ệ</w:t>
+      </w:r>
+      <w:r>
+        <w:rPr>
+          <w:rFonts w:ascii="Segoe UI" w:hAnsi="Segoe UI" w:cs="Segoe UI"/>
+          <w:sz w:val="20"/>
+          <w:szCs w:val="20"/>
+        </w:rPr>
+        <w:t xml:space="preserve"> th</w:t>
       </w:r>
       <w:r>
         <w:rPr>
@@ -9433,99 +8266,71 @@
           <w:sz w:val="20"/>
           <w:szCs w:val="20"/>
         </w:rPr>
-        <w:t>i tư</w:t>
-      </w:r>
-      <w:r>
-        <w:rPr>
-          <w:rFonts w:ascii="Segoe UI" w:hAnsi="Segoe UI" w:cs="Segoe UI"/>
-          <w:sz w:val="20"/>
-          <w:szCs w:val="20"/>
-        </w:rPr>
-        <w:t>ợ</w:t>
-      </w:r>
-      <w:r>
-        <w:rPr>
-          <w:rFonts w:ascii="Segoe UI" w:hAnsi="Segoe UI" w:cs="Segoe UI"/>
-          <w:sz w:val="20"/>
-          <w:szCs w:val="20"/>
-        </w:rPr>
-        <w:t>ng c</w:t>
-      </w:r>
-      <w:r>
-        <w:rPr>
-          <w:rFonts w:ascii="Segoe UI" w:hAnsi="Segoe UI" w:cs="Segoe UI"/>
-          <w:sz w:val="20"/>
-          <w:szCs w:val="20"/>
-        </w:rPr>
-        <w:t>ầ</w:t>
-      </w:r>
-      <w:r>
-        <w:rPr>
-          <w:rFonts w:ascii="Segoe UI" w:hAnsi="Segoe UI" w:cs="Segoe UI"/>
-          <w:sz w:val="20"/>
-          <w:szCs w:val="20"/>
-        </w:rPr>
-        <w:t>n phân tích qua tham s</w:t>
-      </w:r>
-      <w:r>
-        <w:rPr>
-          <w:rFonts w:ascii="Segoe UI" w:hAnsi="Segoe UI" w:cs="Segoe UI"/>
-          <w:sz w:val="20"/>
-          <w:szCs w:val="20"/>
-        </w:rPr>
-        <w:t>ố</w:t>
-      </w:r>
-      <w:r>
-        <w:rPr>
-          <w:rFonts w:ascii="Segoe UI" w:hAnsi="Segoe UI" w:cs="Segoe UI"/>
-          <w:sz w:val="20"/>
-          <w:szCs w:val="20"/>
-        </w:rPr>
-        <w:t xml:space="preserve"> URL (</w:t>
-      </w:r>
-      <w:r>
-        <w:rPr>
-          <w:rStyle w:val="HTMLCode"/>
-        </w:rPr>
-        <w:t>?id=</w:t>
-      </w:r>
-      <w:r>
-        <w:rPr>
-          <w:rFonts w:ascii="Segoe UI" w:hAnsi="Segoe UI" w:cs="Segoe UI"/>
-          <w:sz w:val="20"/>
-          <w:szCs w:val="20"/>
-        </w:rPr>
-        <w:t xml:space="preserve"> bài đăng, </w:t>
-      </w:r>
-      <w:r>
-        <w:rPr>
-          <w:rStyle w:val="HTMLCode"/>
-        </w:rPr>
-        <w:t>?ids=</w:t>
-      </w:r>
-      <w:r>
-        <w:rPr>
-          <w:rFonts w:ascii="Segoe UI" w:hAnsi="Segoe UI" w:cs="Segoe UI"/>
-          <w:sz w:val="20"/>
-          <w:szCs w:val="20"/>
-        </w:rPr>
-        <w:t xml:space="preserve"> danh sách nhà) ho</w:t>
-      </w:r>
-      <w:r>
-        <w:rPr>
-          <w:rFonts w:ascii="Segoe UI" w:hAnsi="Segoe UI" w:cs="Segoe UI"/>
-          <w:sz w:val="20"/>
-          <w:szCs w:val="20"/>
-        </w:rPr>
-        <w:t>ặ</w:t>
-      </w:r>
-      <w:r>
-        <w:rPr>
-          <w:rFonts w:ascii="Segoe UI" w:hAnsi="Segoe UI" w:cs="Segoe UI"/>
-          <w:sz w:val="20"/>
-          <w:szCs w:val="20"/>
-        </w:rPr>
-        <w:t>c qua kho d</w:t>
+        <w:t>ng hi</w:t>
+      </w:r>
+      <w:r>
+        <w:rPr>
+          <w:rFonts w:ascii="Segoe UI" w:hAnsi="Segoe UI" w:cs="Segoe UI"/>
+          <w:sz w:val="20"/>
+          <w:szCs w:val="20"/>
+        </w:rPr>
+        <w:t>ể</w:t>
+      </w:r>
+      <w:r>
+        <w:rPr>
+          <w:rFonts w:ascii="Segoe UI" w:hAnsi="Segoe UI" w:cs="Segoe UI"/>
+          <w:sz w:val="20"/>
+          <w:szCs w:val="20"/>
+        </w:rPr>
+        <w:t>n th</w:t>
+      </w:r>
+      <w:r>
+        <w:rPr>
+          <w:rFonts w:ascii="Segoe UI" w:hAnsi="Segoe UI" w:cs="Segoe UI"/>
+          <w:sz w:val="20"/>
+          <w:szCs w:val="20"/>
+        </w:rPr>
+        <w:t>ị</w:t>
+      </w:r>
+      <w:r>
+        <w:rPr>
+          <w:rFonts w:ascii="Segoe UI" w:hAnsi="Segoe UI" w:cs="Segoe UI"/>
+          <w:sz w:val="20"/>
+          <w:szCs w:val="20"/>
+        </w:rPr>
+        <w:t xml:space="preserve"> c</w:t>
+      </w:r>
+      <w:r>
+        <w:rPr>
+          <w:rFonts w:ascii="Segoe UI" w:hAnsi="Segoe UI" w:cs="Segoe UI"/>
+          <w:sz w:val="20"/>
+          <w:szCs w:val="20"/>
+        </w:rPr>
+        <w:t>ả</w:t>
+      </w:r>
+      <w:r>
+        <w:rPr>
+          <w:rFonts w:ascii="Segoe UI" w:hAnsi="Segoe UI" w:cs="Segoe UI"/>
+          <w:sz w:val="20"/>
+          <w:szCs w:val="20"/>
+        </w:rPr>
+        <w:t>nh báo "chưa đ</w:t>
+      </w:r>
+      <w:r>
+        <w:rPr>
+          <w:rFonts w:ascii="Segoe UI" w:hAnsi="Segoe UI" w:cs="Segoe UI"/>
+          <w:sz w:val="20"/>
+          <w:szCs w:val="20"/>
+        </w:rPr>
+        <w:t>ủ</w:t>
+      </w:r>
+      <w:r>
+        <w:rPr>
+          <w:rFonts w:ascii="Segoe UI" w:hAnsi="Segoe UI" w:cs="Segoe UI"/>
+          <w:sz w:val="20"/>
+          <w:szCs w:val="20"/>
+        </w:rPr>
+        <w:t xml:space="preserve"> d</w:t>
       </w:r>
       <w:r>
         <w:rPr>
@@ -9557,83 +8362,55 @@
           <w:sz w:val="20"/>
           <w:szCs w:val="20"/>
         </w:rPr>
-        <w:t>u chung (</w:t>
-      </w:r>
-      <w:r>
-        <w:rPr>
-          <w:rStyle w:val="HTMLCode"/>
-        </w:rPr>
-        <w:t>homefit-brief-draft</w:t>
-      </w:r>
-      <w:r>
-        <w:rPr>
-          <w:rFonts w:ascii="Segoe UI" w:hAnsi="Segoe UI" w:cs="Segoe UI"/>
-          <w:sz w:val="20"/>
-          <w:szCs w:val="20"/>
-        </w:rPr>
-        <w:t xml:space="preserve">, </w:t>
-      </w:r>
-      <w:r>
-        <w:rPr>
-          <w:rStyle w:val="HTMLCode"/>
-        </w:rPr>
-        <w:t>homefit-saved-homes</w:t>
-      </w:r>
-      <w:r>
-        <w:rPr>
-          <w:rFonts w:ascii="Segoe UI" w:hAnsi="Segoe UI" w:cs="Segoe UI"/>
-          <w:sz w:val="20"/>
-          <w:szCs w:val="20"/>
-        </w:rPr>
-        <w:t>), ch</w:t>
-      </w:r>
-      <w:r>
-        <w:rPr>
-          <w:rFonts w:ascii="Segoe UI" w:hAnsi="Segoe UI" w:cs="Segoe UI"/>
-          <w:sz w:val="20"/>
-          <w:szCs w:val="20"/>
-        </w:rPr>
-        <w:t>ạ</w:t>
-      </w:r>
-      <w:r>
-        <w:rPr>
-          <w:rFonts w:ascii="Segoe UI" w:hAnsi="Segoe UI" w:cs="Segoe UI"/>
-          <w:sz w:val="20"/>
-          <w:szCs w:val="20"/>
-        </w:rPr>
-        <w:t xml:space="preserve">y phân tích </w:t>
-      </w:r>
-      <w:r>
-        <w:rPr>
-          <w:rFonts w:ascii="Segoe UI" w:hAnsi="Segoe UI" w:cs="Segoe UI"/>
-          <w:sz w:val="20"/>
-          <w:szCs w:val="20"/>
-        </w:rPr>
-        <w:t>ở</w:t>
-      </w:r>
-      <w:r>
-        <w:rPr>
-          <w:rFonts w:ascii="Segoe UI" w:hAnsi="Segoe UI" w:cs="Segoe UI"/>
-          <w:sz w:val="20"/>
-          <w:szCs w:val="20"/>
-        </w:rPr>
-        <w:t xml:space="preserve"> trang riêng, r</w:t>
-      </w:r>
-      <w:r>
-        <w:rPr>
-          <w:rFonts w:ascii="Segoe UI" w:hAnsi="Segoe UI" w:cs="Segoe UI"/>
-          <w:sz w:val="20"/>
-          <w:szCs w:val="20"/>
-        </w:rPr>
-        <w:t>ồ</w:t>
-      </w:r>
-      <w:r>
-        <w:rPr>
-          <w:rFonts w:ascii="Segoe UI" w:hAnsi="Segoe UI" w:cs="Segoe UI"/>
-          <w:sz w:val="20"/>
-          <w:szCs w:val="20"/>
-        </w:rPr>
-        <w:t>i ghi k</w:t>
+        <w:t>u đ</w:t>
+      </w:r>
+      <w:r>
+        <w:rPr>
+          <w:rFonts w:ascii="Segoe UI" w:hAnsi="Segoe UI" w:cs="Segoe UI"/>
+          <w:sz w:val="20"/>
+          <w:szCs w:val="20"/>
+        </w:rPr>
+        <w:t>ể</w:t>
+      </w:r>
+      <w:r>
+        <w:rPr>
+          <w:rFonts w:ascii="Segoe UI" w:hAnsi="Segoe UI" w:cs="Segoe UI"/>
+          <w:sz w:val="20"/>
+          <w:szCs w:val="20"/>
+        </w:rPr>
+        <w:t xml:space="preserve"> xác đ</w:t>
+      </w:r>
+      <w:r>
+        <w:rPr>
+          <w:rFonts w:ascii="Segoe UI" w:hAnsi="Segoe UI" w:cs="Segoe UI"/>
+          <w:sz w:val="20"/>
+          <w:szCs w:val="20"/>
+        </w:rPr>
+        <w:t>ị</w:t>
+      </w:r>
+      <w:r>
+        <w:rPr>
+          <w:rFonts w:ascii="Segoe UI" w:hAnsi="Segoe UI" w:cs="Segoe UI"/>
+          <w:sz w:val="20"/>
+          <w:szCs w:val="20"/>
+        </w:rPr>
+        <w:t>nh tiêu chí" thay vì tr</w:t>
+      </w:r>
+      <w:r>
+        <w:rPr>
+          <w:rFonts w:ascii="Segoe UI" w:hAnsi="Segoe UI" w:cs="Segoe UI"/>
+          <w:sz w:val="20"/>
+          <w:szCs w:val="20"/>
+        </w:rPr>
+        <w:t>ả</w:t>
+      </w:r>
+      <w:r>
+        <w:rPr>
+          <w:rFonts w:ascii="Segoe UI" w:hAnsi="Segoe UI" w:cs="Segoe UI"/>
+          <w:sz w:val="20"/>
+          <w:szCs w:val="20"/>
+        </w:rPr>
+        <w:t xml:space="preserve"> k</w:t>
       </w:r>
       <w:r>
         <w:rPr>
@@ -9665,213 +8442,7 @@
           <w:sz w:val="20"/>
           <w:szCs w:val="20"/>
         </w:rPr>
-        <w:t xml:space="preserve"> đã ch</w:t>
-      </w:r>
-      <w:r>
-        <w:rPr>
-          <w:rFonts w:ascii="Segoe UI" w:hAnsi="Segoe UI" w:cs="Segoe UI"/>
-          <w:sz w:val="20"/>
-          <w:szCs w:val="20"/>
-        </w:rPr>
-        <w:t>ấ</w:t>
-      </w:r>
-      <w:r>
-        <w:rPr>
-          <w:rFonts w:ascii="Segoe UI" w:hAnsi="Segoe UI" w:cs="Segoe UI"/>
-          <w:sz w:val="20"/>
-          <w:szCs w:val="20"/>
-        </w:rPr>
-        <w:t>p nh</w:t>
-      </w:r>
-      <w:r>
-        <w:rPr>
-          <w:rFonts w:ascii="Segoe UI" w:hAnsi="Segoe UI" w:cs="Segoe UI"/>
-          <w:sz w:val="20"/>
-          <w:szCs w:val="20"/>
-        </w:rPr>
-        <w:t>ậ</w:t>
-      </w:r>
-      <w:r>
-        <w:rPr>
-          <w:rFonts w:ascii="Segoe UI" w:hAnsi="Segoe UI" w:cs="Segoe UI"/>
-          <w:sz w:val="20"/>
-          <w:szCs w:val="20"/>
-        </w:rPr>
-        <w:t xml:space="preserve">n vào </w:t>
-      </w:r>
-      <w:r>
-        <w:rPr>
-          <w:rStyle w:val="HTMLCode"/>
-        </w:rPr>
-        <w:t>localStorage</w:t>
-      </w:r>
-      <w:r>
-        <w:rPr>
-          <w:rFonts w:ascii="Segoe UI" w:hAnsi="Segoe UI" w:cs="Segoe UI"/>
-          <w:sz w:val="20"/>
-          <w:szCs w:val="20"/>
-        </w:rPr>
-        <w:t xml:space="preserve"> đ</w:t>
-      </w:r>
-      <w:r>
-        <w:rPr>
-          <w:rFonts w:ascii="Segoe UI" w:hAnsi="Segoe UI" w:cs="Segoe UI"/>
-          <w:sz w:val="20"/>
-          <w:szCs w:val="20"/>
-        </w:rPr>
-        <w:t>ể</w:t>
-      </w:r>
-      <w:r>
-        <w:rPr>
-          <w:rFonts w:ascii="Segoe UI" w:hAnsi="Segoe UI" w:cs="Segoe UI"/>
-          <w:sz w:val="20"/>
-          <w:szCs w:val="20"/>
-        </w:rPr>
-        <w:t xml:space="preserve"> trang vai trò hi</w:t>
-      </w:r>
-      <w:r>
-        <w:rPr>
-          <w:rFonts w:ascii="Segoe UI" w:hAnsi="Segoe UI" w:cs="Segoe UI"/>
-          <w:sz w:val="20"/>
-          <w:szCs w:val="20"/>
-        </w:rPr>
-        <w:t>ể</w:t>
-      </w:r>
-      <w:r>
-        <w:rPr>
-          <w:rFonts w:ascii="Segoe UI" w:hAnsi="Segoe UI" w:cs="Segoe UI"/>
-          <w:sz w:val="20"/>
-          <w:szCs w:val="20"/>
-        </w:rPr>
-        <w:t>n th</w:t>
-      </w:r>
-      <w:r>
-        <w:rPr>
-          <w:rFonts w:ascii="Segoe UI" w:hAnsi="Segoe UI" w:cs="Segoe UI"/>
-          <w:sz w:val="20"/>
-          <w:szCs w:val="20"/>
-        </w:rPr>
-        <w:t>ị</w:t>
-      </w:r>
-      <w:r>
-        <w:rPr>
-          <w:rFonts w:ascii="Segoe UI" w:hAnsi="Segoe UI" w:cs="Segoe UI"/>
-          <w:sz w:val="20"/>
-          <w:szCs w:val="20"/>
-        </w:rPr>
-        <w:t xml:space="preserve"> l</w:t>
-      </w:r>
-      <w:r>
-        <w:rPr>
-          <w:rFonts w:ascii="Segoe UI" w:hAnsi="Segoe UI" w:cs="Segoe UI"/>
-          <w:sz w:val="20"/>
-          <w:szCs w:val="20"/>
-        </w:rPr>
-        <w:t>ạ</w:t>
-      </w:r>
-      <w:r>
-        <w:rPr>
-          <w:rFonts w:ascii="Segoe UI" w:hAnsi="Segoe UI" w:cs="Segoe UI"/>
-          <w:sz w:val="20"/>
-          <w:szCs w:val="20"/>
-        </w:rPr>
-        <w:t>i trong kh</w:t>
-      </w:r>
-      <w:r>
-        <w:rPr>
-          <w:rFonts w:ascii="Segoe UI" w:hAnsi="Segoe UI" w:cs="Segoe UI"/>
-          <w:sz w:val="20"/>
-          <w:szCs w:val="20"/>
-        </w:rPr>
-        <w:t>ố</w:t>
-      </w:r>
-      <w:r>
-        <w:rPr>
-          <w:rFonts w:ascii="Segoe UI" w:hAnsi="Segoe UI" w:cs="Segoe UI"/>
-          <w:sz w:val="20"/>
-          <w:szCs w:val="20"/>
-        </w:rPr>
-        <w:t>i ch</w:t>
-      </w:r>
-      <w:r>
-        <w:rPr>
-          <w:rFonts w:ascii="Segoe UI" w:hAnsi="Segoe UI" w:cs="Segoe UI"/>
-          <w:sz w:val="20"/>
-          <w:szCs w:val="20"/>
-        </w:rPr>
-        <w:t>ỉ</w:t>
-      </w:r>
-      <w:r>
-        <w:rPr>
-          <w:rFonts w:ascii="Segoe UI" w:hAnsi="Segoe UI" w:cs="Segoe UI"/>
-          <w:sz w:val="20"/>
-          <w:szCs w:val="20"/>
-        </w:rPr>
-        <w:t xml:space="preserve"> đ</w:t>
-      </w:r>
-      <w:r>
-        <w:rPr>
-          <w:rFonts w:ascii="Segoe UI" w:hAnsi="Segoe UI" w:cs="Segoe UI"/>
-          <w:sz w:val="20"/>
-          <w:szCs w:val="20"/>
-        </w:rPr>
-        <w:t>ọ</w:t>
-      </w:r>
-      <w:r>
-        <w:rPr>
-          <w:rFonts w:ascii="Segoe UI" w:hAnsi="Segoe UI" w:cs="Segoe UI"/>
-          <w:sz w:val="20"/>
-          <w:szCs w:val="20"/>
-        </w:rPr>
-        <w:t>c. Trang vai trò không còn nút phân tích, ch</w:t>
-      </w:r>
-      <w:r>
-        <w:rPr>
-          <w:rFonts w:ascii="Segoe UI" w:hAnsi="Segoe UI" w:cs="Segoe UI"/>
-          <w:sz w:val="20"/>
-          <w:szCs w:val="20"/>
-        </w:rPr>
-        <w:t>ỉ</w:t>
-      </w:r>
-      <w:r>
-        <w:rPr>
-          <w:rFonts w:ascii="Segoe UI" w:hAnsi="Segoe UI" w:cs="Segoe UI"/>
-          <w:sz w:val="20"/>
-          <w:szCs w:val="20"/>
-        </w:rPr>
-        <w:t xml:space="preserve"> còn kh</w:t>
-      </w:r>
-      <w:r>
-        <w:rPr>
-          <w:rFonts w:ascii="Segoe UI" w:hAnsi="Segoe UI" w:cs="Segoe UI"/>
-          <w:sz w:val="20"/>
-          <w:szCs w:val="20"/>
-        </w:rPr>
-        <w:t>ố</w:t>
-      </w:r>
-      <w:r>
-        <w:rPr>
-          <w:rFonts w:ascii="Segoe UI" w:hAnsi="Segoe UI" w:cs="Segoe UI"/>
-          <w:sz w:val="20"/>
-          <w:szCs w:val="20"/>
-        </w:rPr>
-        <w:t>i k</w:t>
-      </w:r>
-      <w:r>
-        <w:rPr>
-          <w:rFonts w:ascii="Segoe UI" w:hAnsi="Segoe UI" w:cs="Segoe UI"/>
-          <w:sz w:val="20"/>
-          <w:szCs w:val="20"/>
-        </w:rPr>
-        <w:t>ế</w:t>
-      </w:r>
-      <w:r>
-        <w:rPr>
-          <w:rFonts w:ascii="Segoe UI" w:hAnsi="Segoe UI" w:cs="Segoe UI"/>
-          <w:sz w:val="20"/>
-          <w:szCs w:val="20"/>
-        </w:rPr>
-        <w:t>t qu</w:t>
+        <w:t xml:space="preserve"> gi</w:t>
       </w:r>
       <w:r>
         <w:rPr>
@@ -9887,489 +8458,7 @@
           <w:sz w:val="20"/>
           <w:szCs w:val="20"/>
         </w:rPr>
-        <w:t xml:space="preserve"> và liên k</w:t>
-      </w:r>
-      <w:r>
-        <w:rPr>
-          <w:rFonts w:ascii="Segoe UI" w:hAnsi="Segoe UI" w:cs="Segoe UI"/>
-          <w:sz w:val="20"/>
-          <w:szCs w:val="20"/>
-        </w:rPr>
-        <w:t>ế</w:t>
-      </w:r>
-      <w:r>
-        <w:rPr>
-          <w:rFonts w:ascii="Segoe UI" w:hAnsi="Segoe UI" w:cs="Segoe UI"/>
-          <w:sz w:val="20"/>
-          <w:szCs w:val="20"/>
-        </w:rPr>
-        <w:t>t m</w:t>
-      </w:r>
-      <w:r>
-        <w:rPr>
-          <w:rFonts w:ascii="Segoe UI" w:hAnsi="Segoe UI" w:cs="Segoe UI"/>
-          <w:sz w:val="20"/>
-          <w:szCs w:val="20"/>
-        </w:rPr>
-        <w:t>ở</w:t>
-      </w:r>
-      <w:r>
-        <w:rPr>
-          <w:rFonts w:ascii="Segoe UI" w:hAnsi="Segoe UI" w:cs="Segoe UI"/>
-          <w:sz w:val="20"/>
-          <w:szCs w:val="20"/>
-        </w:rPr>
-        <w:t xml:space="preserve"> trang AI.</w:t>
-      </w:r>
-    </w:p>
-    <w:p>
-      <w:pPr>
-        <w:pStyle w:val="NormalWeb"/>
-        <w:rPr>
-          <w:rFonts w:ascii="Segoe UI" w:hAnsi="Segoe UI" w:cs="Segoe UI"/>
-          <w:sz w:val="20"/>
-          <w:szCs w:val="20"/>
-        </w:rPr>
-      </w:pPr>
-      <w:r>
-        <w:rPr>
-          <w:rFonts w:ascii="Segoe UI" w:hAnsi="Segoe UI" w:cs="Segoe UI"/>
-          <w:sz w:val="20"/>
-          <w:szCs w:val="20"/>
-        </w:rPr>
-        <w:t>K</w:t>
-      </w:r>
-      <w:r>
-        <w:rPr>
-          <w:rFonts w:ascii="Segoe UI" w:hAnsi="Segoe UI" w:cs="Segoe UI"/>
-          <w:sz w:val="20"/>
-          <w:szCs w:val="20"/>
-        </w:rPr>
-        <w:t>ị</w:t>
-      </w:r>
-      <w:r>
-        <w:rPr>
-          <w:rFonts w:ascii="Segoe UI" w:hAnsi="Segoe UI" w:cs="Segoe UI"/>
-          <w:sz w:val="20"/>
-          <w:szCs w:val="20"/>
-        </w:rPr>
-        <w:t>ch b</w:t>
-      </w:r>
-      <w:r>
-        <w:rPr>
-          <w:rFonts w:ascii="Segoe UI" w:hAnsi="Segoe UI" w:cs="Segoe UI"/>
-          <w:sz w:val="20"/>
-          <w:szCs w:val="20"/>
-        </w:rPr>
-        <w:t>ả</w:t>
-      </w:r>
-      <w:r>
-        <w:rPr>
-          <w:rFonts w:ascii="Segoe UI" w:hAnsi="Segoe UI" w:cs="Segoe UI"/>
-          <w:sz w:val="20"/>
-          <w:szCs w:val="20"/>
-        </w:rPr>
-        <w:t>n AI không ch</w:t>
-      </w:r>
-      <w:r>
-        <w:rPr>
-          <w:rFonts w:ascii="Segoe UI" w:hAnsi="Segoe UI" w:cs="Segoe UI"/>
-          <w:sz w:val="20"/>
-          <w:szCs w:val="20"/>
-        </w:rPr>
-        <w:t>ắ</w:t>
-      </w:r>
-      <w:r>
-        <w:rPr>
-          <w:rFonts w:ascii="Segoe UI" w:hAnsi="Segoe UI" w:cs="Segoe UI"/>
-          <w:sz w:val="20"/>
-          <w:szCs w:val="20"/>
-        </w:rPr>
-        <w:t>c ch</w:t>
-      </w:r>
-      <w:r>
-        <w:rPr>
-          <w:rFonts w:ascii="Segoe UI" w:hAnsi="Segoe UI" w:cs="Segoe UI"/>
-          <w:sz w:val="20"/>
-          <w:szCs w:val="20"/>
-        </w:rPr>
-        <w:t>ắ</w:t>
-      </w:r>
-      <w:r>
-        <w:rPr>
-          <w:rFonts w:ascii="Segoe UI" w:hAnsi="Segoe UI" w:cs="Segoe UI"/>
-          <w:sz w:val="20"/>
-          <w:szCs w:val="20"/>
-        </w:rPr>
-        <w:t>n: khi brief thi</w:t>
-      </w:r>
-      <w:r>
-        <w:rPr>
-          <w:rFonts w:ascii="Segoe UI" w:hAnsi="Segoe UI" w:cs="Segoe UI"/>
-          <w:sz w:val="20"/>
-          <w:szCs w:val="20"/>
-        </w:rPr>
-        <w:t>ế</w:t>
-      </w:r>
-      <w:r>
-        <w:rPr>
-          <w:rFonts w:ascii="Segoe UI" w:hAnsi="Segoe UI" w:cs="Segoe UI"/>
-          <w:sz w:val="20"/>
-          <w:szCs w:val="20"/>
-        </w:rPr>
-        <w:t>u d</w:t>
-      </w:r>
-      <w:r>
-        <w:rPr>
-          <w:rFonts w:ascii="Segoe UI" w:hAnsi="Segoe UI" w:cs="Segoe UI"/>
-          <w:sz w:val="20"/>
-          <w:szCs w:val="20"/>
-        </w:rPr>
-        <w:t>ữ</w:t>
-      </w:r>
-      <w:r>
-        <w:rPr>
-          <w:rFonts w:ascii="Segoe UI" w:hAnsi="Segoe UI" w:cs="Segoe UI"/>
-          <w:sz w:val="20"/>
-          <w:szCs w:val="20"/>
-        </w:rPr>
-        <w:t xml:space="preserve"> li</w:t>
-      </w:r>
-      <w:r>
-        <w:rPr>
-          <w:rFonts w:ascii="Segoe UI" w:hAnsi="Segoe UI" w:cs="Segoe UI"/>
-          <w:sz w:val="20"/>
-          <w:szCs w:val="20"/>
-        </w:rPr>
-        <w:t>ệ</w:t>
-      </w:r>
-      <w:r>
-        <w:rPr>
-          <w:rFonts w:ascii="Segoe UI" w:hAnsi="Segoe UI" w:cs="Segoe UI"/>
-          <w:sz w:val="20"/>
-          <w:szCs w:val="20"/>
-        </w:rPr>
-        <w:t>u ho</w:t>
-      </w:r>
-      <w:r>
-        <w:rPr>
-          <w:rFonts w:ascii="Segoe UI" w:hAnsi="Segoe UI" w:cs="Segoe UI"/>
-          <w:sz w:val="20"/>
-          <w:szCs w:val="20"/>
-        </w:rPr>
-        <w:t>ặ</w:t>
-      </w:r>
-      <w:r>
-        <w:rPr>
-          <w:rFonts w:ascii="Segoe UI" w:hAnsi="Segoe UI" w:cs="Segoe UI"/>
-          <w:sz w:val="20"/>
-          <w:szCs w:val="20"/>
-        </w:rPr>
-        <w:t>c đ</w:t>
-      </w:r>
-      <w:r>
-        <w:rPr>
-          <w:rFonts w:ascii="Segoe UI" w:hAnsi="Segoe UI" w:cs="Segoe UI"/>
-          <w:sz w:val="20"/>
-          <w:szCs w:val="20"/>
-        </w:rPr>
-        <w:t>ộ</w:t>
-      </w:r>
-      <w:r>
-        <w:rPr>
-          <w:rFonts w:ascii="Segoe UI" w:hAnsi="Segoe UI" w:cs="Segoe UI"/>
-          <w:sz w:val="20"/>
-          <w:szCs w:val="20"/>
-        </w:rPr>
-        <w:t xml:space="preserve"> tin c</w:t>
-      </w:r>
-      <w:r>
-        <w:rPr>
-          <w:rFonts w:ascii="Segoe UI" w:hAnsi="Segoe UI" w:cs="Segoe UI"/>
-          <w:sz w:val="20"/>
-          <w:szCs w:val="20"/>
-        </w:rPr>
-        <w:t>ậ</w:t>
-      </w:r>
-      <w:r>
-        <w:rPr>
-          <w:rFonts w:ascii="Segoe UI" w:hAnsi="Segoe UI" w:cs="Segoe UI"/>
-          <w:sz w:val="20"/>
-          <w:szCs w:val="20"/>
-        </w:rPr>
-        <w:t>y th</w:t>
-      </w:r>
-      <w:r>
-        <w:rPr>
-          <w:rFonts w:ascii="Segoe UI" w:hAnsi="Segoe UI" w:cs="Segoe UI"/>
-          <w:sz w:val="20"/>
-          <w:szCs w:val="20"/>
-        </w:rPr>
-        <w:t>ấ</w:t>
-      </w:r>
-      <w:r>
-        <w:rPr>
-          <w:rFonts w:ascii="Segoe UI" w:hAnsi="Segoe UI" w:cs="Segoe UI"/>
-          <w:sz w:val="20"/>
-          <w:szCs w:val="20"/>
-        </w:rPr>
-        <w:t>p, h</w:t>
-      </w:r>
-      <w:r>
-        <w:rPr>
-          <w:rFonts w:ascii="Segoe UI" w:hAnsi="Segoe UI" w:cs="Segoe UI"/>
-          <w:sz w:val="20"/>
-          <w:szCs w:val="20"/>
-        </w:rPr>
-        <w:t>ệ</w:t>
-      </w:r>
-      <w:r>
-        <w:rPr>
-          <w:rFonts w:ascii="Segoe UI" w:hAnsi="Segoe UI" w:cs="Segoe UI"/>
-          <w:sz w:val="20"/>
-          <w:szCs w:val="20"/>
-        </w:rPr>
-        <w:t xml:space="preserve"> th</w:t>
-      </w:r>
-      <w:r>
-        <w:rPr>
-          <w:rFonts w:ascii="Segoe UI" w:hAnsi="Segoe UI" w:cs="Segoe UI"/>
-          <w:sz w:val="20"/>
-          <w:szCs w:val="20"/>
-        </w:rPr>
-        <w:t>ố</w:t>
-      </w:r>
-      <w:r>
-        <w:rPr>
-          <w:rFonts w:ascii="Segoe UI" w:hAnsi="Segoe UI" w:cs="Segoe UI"/>
-          <w:sz w:val="20"/>
-          <w:szCs w:val="20"/>
-        </w:rPr>
-        <w:t>ng hi</w:t>
-      </w:r>
-      <w:r>
-        <w:rPr>
-          <w:rFonts w:ascii="Segoe UI" w:hAnsi="Segoe UI" w:cs="Segoe UI"/>
-          <w:sz w:val="20"/>
-          <w:szCs w:val="20"/>
-        </w:rPr>
-        <w:t>ể</w:t>
-      </w:r>
-      <w:r>
-        <w:rPr>
-          <w:rFonts w:ascii="Segoe UI" w:hAnsi="Segoe UI" w:cs="Segoe UI"/>
-          <w:sz w:val="20"/>
-          <w:szCs w:val="20"/>
-        </w:rPr>
-        <w:t>n th</w:t>
-      </w:r>
-      <w:r>
-        <w:rPr>
-          <w:rFonts w:ascii="Segoe UI" w:hAnsi="Segoe UI" w:cs="Segoe UI"/>
-          <w:sz w:val="20"/>
-          <w:szCs w:val="20"/>
-        </w:rPr>
-        <w:t>ị</w:t>
-      </w:r>
-      <w:r>
-        <w:rPr>
-          <w:rFonts w:ascii="Segoe UI" w:hAnsi="Segoe UI" w:cs="Segoe UI"/>
-          <w:sz w:val="20"/>
-          <w:szCs w:val="20"/>
-        </w:rPr>
-        <w:t xml:space="preserve"> c</w:t>
-      </w:r>
-      <w:r>
-        <w:rPr>
-          <w:rFonts w:ascii="Segoe UI" w:hAnsi="Segoe UI" w:cs="Segoe UI"/>
-          <w:sz w:val="20"/>
-          <w:szCs w:val="20"/>
-        </w:rPr>
-        <w:t>ả</w:t>
-      </w:r>
-      <w:r>
-        <w:rPr>
-          <w:rFonts w:ascii="Segoe UI" w:hAnsi="Segoe UI" w:cs="Segoe UI"/>
-          <w:sz w:val="20"/>
-          <w:szCs w:val="20"/>
-        </w:rPr>
-        <w:t>nh báo "chưa đ</w:t>
-      </w:r>
-      <w:r>
-        <w:rPr>
-          <w:rFonts w:ascii="Segoe UI" w:hAnsi="Segoe UI" w:cs="Segoe UI"/>
-          <w:sz w:val="20"/>
-          <w:szCs w:val="20"/>
-        </w:rPr>
-        <w:t>ủ</w:t>
-      </w:r>
-      <w:r>
-        <w:rPr>
-          <w:rFonts w:ascii="Segoe UI" w:hAnsi="Segoe UI" w:cs="Segoe UI"/>
-          <w:sz w:val="20"/>
-          <w:szCs w:val="20"/>
-        </w:rPr>
-        <w:t xml:space="preserve"> d</w:t>
-      </w:r>
-      <w:r>
-        <w:rPr>
-          <w:rFonts w:ascii="Segoe UI" w:hAnsi="Segoe UI" w:cs="Segoe UI"/>
-          <w:sz w:val="20"/>
-          <w:szCs w:val="20"/>
-        </w:rPr>
-        <w:t>ữ</w:t>
-      </w:r>
-      <w:r>
-        <w:rPr>
-          <w:rFonts w:ascii="Segoe UI" w:hAnsi="Segoe UI" w:cs="Segoe UI"/>
-          <w:sz w:val="20"/>
-          <w:szCs w:val="20"/>
-        </w:rPr>
-        <w:t xml:space="preserve"> li</w:t>
-      </w:r>
-      <w:r>
-        <w:rPr>
-          <w:rFonts w:ascii="Segoe UI" w:hAnsi="Segoe UI" w:cs="Segoe UI"/>
-          <w:sz w:val="20"/>
-          <w:szCs w:val="20"/>
-        </w:rPr>
-        <w:t>ệ</w:t>
-      </w:r>
-      <w:r>
-        <w:rPr>
-          <w:rFonts w:ascii="Segoe UI" w:hAnsi="Segoe UI" w:cs="Segoe UI"/>
-          <w:sz w:val="20"/>
-          <w:szCs w:val="20"/>
-        </w:rPr>
-        <w:t>u đ</w:t>
-      </w:r>
-      <w:r>
-        <w:rPr>
-          <w:rFonts w:ascii="Segoe UI" w:hAnsi="Segoe UI" w:cs="Segoe UI"/>
-          <w:sz w:val="20"/>
-          <w:szCs w:val="20"/>
-        </w:rPr>
-        <w:t>ể</w:t>
-      </w:r>
-      <w:r>
-        <w:rPr>
-          <w:rFonts w:ascii="Segoe UI" w:hAnsi="Segoe UI" w:cs="Segoe UI"/>
-          <w:sz w:val="20"/>
-          <w:szCs w:val="20"/>
-        </w:rPr>
-        <w:t xml:space="preserve"> xác đ</w:t>
-      </w:r>
-      <w:r>
-        <w:rPr>
-          <w:rFonts w:ascii="Segoe UI" w:hAnsi="Segoe UI" w:cs="Segoe UI"/>
-          <w:sz w:val="20"/>
-          <w:szCs w:val="20"/>
-        </w:rPr>
-        <w:t>ị</w:t>
-      </w:r>
-      <w:r>
-        <w:rPr>
-          <w:rFonts w:ascii="Segoe UI" w:hAnsi="Segoe UI" w:cs="Segoe UI"/>
-          <w:sz w:val="20"/>
-          <w:szCs w:val="20"/>
-        </w:rPr>
-        <w:t>nh tiêu chí" thay vì tr</w:t>
-      </w:r>
-      <w:r>
-        <w:rPr>
-          <w:rFonts w:ascii="Segoe UI" w:hAnsi="Segoe UI" w:cs="Segoe UI"/>
-          <w:sz w:val="20"/>
-          <w:szCs w:val="20"/>
-        </w:rPr>
-        <w:t>ả</w:t>
-      </w:r>
-      <w:r>
-        <w:rPr>
-          <w:rFonts w:ascii="Segoe UI" w:hAnsi="Segoe UI" w:cs="Segoe UI"/>
-          <w:sz w:val="20"/>
-          <w:szCs w:val="20"/>
-        </w:rPr>
-        <w:t xml:space="preserve"> k</w:t>
-      </w:r>
-      <w:r>
-        <w:rPr>
-          <w:rFonts w:ascii="Segoe UI" w:hAnsi="Segoe UI" w:cs="Segoe UI"/>
-          <w:sz w:val="20"/>
-          <w:szCs w:val="20"/>
-        </w:rPr>
-        <w:t>ế</w:t>
-      </w:r>
-      <w:r>
-        <w:rPr>
-          <w:rFonts w:ascii="Segoe UI" w:hAnsi="Segoe UI" w:cs="Segoe UI"/>
-          <w:sz w:val="20"/>
-          <w:szCs w:val="20"/>
-        </w:rPr>
-        <w:t>t qu</w:t>
-      </w:r>
-      <w:r>
-        <w:rPr>
-          <w:rFonts w:ascii="Segoe UI" w:hAnsi="Segoe UI" w:cs="Segoe UI"/>
-          <w:sz w:val="20"/>
-          <w:szCs w:val="20"/>
-        </w:rPr>
-        <w:t>ả</w:t>
-      </w:r>
-      <w:r>
-        <w:rPr>
-          <w:rFonts w:ascii="Segoe UI" w:hAnsi="Segoe UI" w:cs="Segoe UI"/>
-          <w:sz w:val="20"/>
-          <w:szCs w:val="20"/>
-        </w:rPr>
-        <w:t xml:space="preserve"> gi</w:t>
-      </w:r>
-      <w:r>
-        <w:rPr>
-          <w:rFonts w:ascii="Segoe UI" w:hAnsi="Segoe UI" w:cs="Segoe UI"/>
-          <w:sz w:val="20"/>
-          <w:szCs w:val="20"/>
-        </w:rPr>
-        <w:t>ả</w:t>
-      </w:r>
-      <w:r>
-        <w:rPr>
-          <w:rFonts w:ascii="Segoe UI" w:hAnsi="Segoe UI" w:cs="Segoe UI"/>
-          <w:sz w:val="20"/>
-          <w:szCs w:val="20"/>
-        </w:rPr>
-        <w:t>, kèm hư</w:t>
-      </w:r>
-      <w:r>
-        <w:rPr>
-          <w:rFonts w:ascii="Segoe UI" w:hAnsi="Segoe UI" w:cs="Segoe UI"/>
-          <w:sz w:val="20"/>
-          <w:szCs w:val="20"/>
-        </w:rPr>
-        <w:t>ớ</w:t>
-      </w:r>
-      <w:r>
-        <w:rPr>
-          <w:rFonts w:ascii="Segoe UI" w:hAnsi="Segoe UI" w:cs="Segoe UI"/>
-          <w:sz w:val="20"/>
-          <w:szCs w:val="20"/>
-        </w:rPr>
-        <w:t>ng d</w:t>
-      </w:r>
-      <w:r>
-        <w:rPr>
-          <w:rFonts w:ascii="Segoe UI" w:hAnsi="Segoe UI" w:cs="Segoe UI"/>
-          <w:sz w:val="20"/>
-          <w:szCs w:val="20"/>
-        </w:rPr>
-        <w:t>ẫ</w:t>
-      </w:r>
-      <w:r>
-        <w:rPr>
-          <w:rFonts w:ascii="Segoe UI" w:hAnsi="Segoe UI" w:cs="Segoe UI"/>
-          <w:sz w:val="20"/>
-          <w:szCs w:val="20"/>
-        </w:rPr>
-        <w:t>n b</w:t>
+        <w:t>, kèm nút b</w:t>
       </w:r>
       <w:r>
         <w:rPr>
@@ -10392,7 +8481,7 @@
       <w:pPr>
         <w:pStyle w:val="Heading1"/>
         <w:pageBreakBefore/>
-        <w:divId w:val="1143041178"/>
+        <w:divId w:val="15083027"/>
         <w:rPr>
           <w:rFonts w:ascii="Segoe UI" w:eastAsia="Times New Roman" w:hAnsi="Segoe UI" w:cs="Segoe UI"/>
         </w:rPr>
@@ -10408,7 +8497,7 @@
       <w:pPr>
         <w:pStyle w:val="NormalWeb"/>
         <w:pageBreakBefore/>
-        <w:divId w:val="1143041178"/>
+        <w:divId w:val="15083027"/>
         <w:rPr>
           <w:rFonts w:ascii="Segoe UI" w:hAnsi="Segoe UI" w:cs="Segoe UI"/>
           <w:sz w:val="20"/>
@@ -10822,98 +8911,6 @@
           <w:rStyle w:val="HTMLCode"/>
         </w:rPr>
         <w:t>Homefit Ai</w:t>
-      </w:r>
-      <w:r>
-        <w:rPr>
-          <w:rFonts w:ascii="Segoe UI" w:hAnsi="Segoe UI" w:cs="Segoe UI"/>
-          <w:sz w:val="20"/>
-          <w:szCs w:val="20"/>
-        </w:rPr>
-        <w:t>. Ba màn hình AI mô ph</w:t>
-      </w:r>
-      <w:r>
-        <w:rPr>
-          <w:rFonts w:ascii="Segoe UI" w:hAnsi="Segoe UI" w:cs="Segoe UI"/>
-          <w:sz w:val="20"/>
-          <w:szCs w:val="20"/>
-        </w:rPr>
-        <w:t>ỏ</w:t>
-      </w:r>
-      <w:r>
-        <w:rPr>
-          <w:rFonts w:ascii="Segoe UI" w:hAnsi="Segoe UI" w:cs="Segoe UI"/>
-          <w:sz w:val="20"/>
-          <w:szCs w:val="20"/>
-        </w:rPr>
-        <w:t>ng là màn hình dùng chung, đ</w:t>
-      </w:r>
-      <w:r>
-        <w:rPr>
-          <w:rFonts w:ascii="Segoe UI" w:hAnsi="Segoe UI" w:cs="Segoe UI"/>
-          <w:sz w:val="20"/>
-          <w:szCs w:val="20"/>
-        </w:rPr>
-        <w:t>ặ</w:t>
-      </w:r>
-      <w:r>
-        <w:rPr>
-          <w:rFonts w:ascii="Segoe UI" w:hAnsi="Segoe UI" w:cs="Segoe UI"/>
-          <w:sz w:val="20"/>
-          <w:szCs w:val="20"/>
-        </w:rPr>
-        <w:t>t tên theo chu</w:t>
-      </w:r>
-      <w:r>
-        <w:rPr>
-          <w:rFonts w:ascii="Segoe UI" w:hAnsi="Segoe UI" w:cs="Segoe UI"/>
-          <w:sz w:val="20"/>
-          <w:szCs w:val="20"/>
-        </w:rPr>
-        <w:t>ẩ</w:t>
-      </w:r>
-      <w:r>
-        <w:rPr>
-          <w:rFonts w:ascii="Segoe UI" w:hAnsi="Segoe UI" w:cs="Segoe UI"/>
-          <w:sz w:val="20"/>
-          <w:szCs w:val="20"/>
-        </w:rPr>
-        <w:t xml:space="preserve">n </w:t>
-      </w:r>
-      <w:r>
-        <w:rPr>
-          <w:rStyle w:val="HTMLCode"/>
-        </w:rPr>
-        <w:t>ai-function.html</w:t>
-      </w:r>
-      <w:r>
-        <w:rPr>
-          <w:rFonts w:ascii="Segoe UI" w:hAnsi="Segoe UI" w:cs="Segoe UI"/>
-          <w:sz w:val="20"/>
-          <w:szCs w:val="20"/>
-        </w:rPr>
-        <w:t xml:space="preserve"> và gi</w:t>
-      </w:r>
-      <w:r>
-        <w:rPr>
-          <w:rFonts w:ascii="Segoe UI" w:hAnsi="Segoe UI" w:cs="Segoe UI"/>
-          <w:sz w:val="20"/>
-          <w:szCs w:val="20"/>
-        </w:rPr>
-        <w:t>ữ</w:t>
-      </w:r>
-      <w:r>
-        <w:rPr>
-          <w:rFonts w:ascii="Segoe UI" w:hAnsi="Segoe UI" w:cs="Segoe UI"/>
-          <w:sz w:val="20"/>
-          <w:szCs w:val="20"/>
-        </w:rPr>
-        <w:t xml:space="preserve"> trong </w:t>
-      </w:r>
-      <w:r>
-        <w:rPr>
-          <w:rStyle w:val="HTMLCode"/>
-        </w:rPr>
-        <w:t>assets/</w:t>
       </w:r>
       <w:r>
         <w:rPr>
@@ -10946,15 +8943,15 @@
         <w:gridCol w:w="508"/>
         <w:gridCol w:w="514"/>
         <w:gridCol w:w="812"/>
-        <w:gridCol w:w="879"/>
+        <w:gridCol w:w="790"/>
         <w:gridCol w:w="2737"/>
         <w:gridCol w:w="2617"/>
-        <w:gridCol w:w="1537"/>
+        <w:gridCol w:w="879"/>
         <w:gridCol w:w="488"/>
       </w:tblGrid>
       <w:tr>
         <w:trPr>
-          <w:divId w:val="1143041178"/>
+          <w:divId w:val="15083027"/>
         </w:trPr>
         <w:tc>
           <w:tcPr>
@@ -11247,7 +9244,7 @@
       </w:tr>
       <w:tr>
         <w:trPr>
-          <w:divId w:val="1143041178"/>
+          <w:divId w:val="15083027"/>
         </w:trPr>
         <w:tc>
           <w:tcPr>
@@ -11510,7 +9507,7 @@
       </w:tr>
       <w:tr>
         <w:trPr>
-          <w:divId w:val="1143041178"/>
+          <w:divId w:val="15083027"/>
         </w:trPr>
         <w:tc>
           <w:tcPr>
@@ -11538,7 +9535,7 @@
                 <w:sz w:val="16"/>
                 <w:szCs w:val="16"/>
               </w:rPr>
-              <w:t>Dùng chung</w:t>
+              <w:t>Người tìm nhà</w:t>
             </w:r>
           </w:p>
         </w:tc>
@@ -11568,7 +9565,7 @@
                 <w:sz w:val="16"/>
                 <w:szCs w:val="16"/>
               </w:rPr>
-              <w:t>Diễn đạt nhu cầu sống thành bộ tiêu chí có trọng số</w:t>
+              <w:t>Tìm được căn nhà hợp nhu cầu sống</w:t>
             </w:r>
           </w:p>
         </w:tc>
@@ -11598,7 +9595,7 @@
                 <w:sz w:val="16"/>
                 <w:szCs w:val="16"/>
               </w:rPr>
-              <w:t>Mở trang AI từ brief, chạy phân tích, đọc giải thích và % độ tin cậy, chấp nhận hoặc từ chối</w:t>
+              <w:t>Tìm và lọc bài đăng bán/cho thuê theo từ khóa, bộ lọc đa tiêu chí và brief</w:t>
             </w:r>
           </w:p>
         </w:tc>
@@ -11628,7 +9625,7 @@
                 <w:sz w:val="16"/>
                 <w:szCs w:val="16"/>
               </w:rPr>
-              <w:t>AI Lifestyle Matcher</w:t>
+              <w:t>Tìm nhà</w:t>
             </w:r>
           </w:p>
         </w:tc>
@@ -11656,7 +9653,7 @@
               <w:rPr>
                 <w:rStyle w:val="HTMLCode"/>
               </w:rPr>
-              <w:t>assets/html/ai-matcher.html</w:t>
+              <w:t>assets/html/seeker-search.html</w:t>
             </w:r>
           </w:p>
         </w:tc>
@@ -11686,41 +9683,43 @@
                 <w:sz w:val="16"/>
                 <w:szCs w:val="16"/>
               </w:rPr>
-              <w:t xml:space="preserve">R, U · nhận brief </w:t>
+              <w:t xml:space="preserve">R · tin </w:t>
             </w:r>
             <w:r>
               <w:rPr>
                 <w:rStyle w:val="HTMLCode"/>
               </w:rPr>
-              <w:t>homefit-brief-draft</w:t>
-            </w:r>
-            <w:r>
-              <w:rPr>
-                <w:rFonts w:eastAsia="Times New Roman"/>
-                <w:sz w:val="16"/>
-                <w:szCs w:val="16"/>
-              </w:rPr>
-              <w:t xml:space="preserve">, ghi </w:t>
+              <w:t>approved</w:t>
+            </w:r>
+            <w:r>
+              <w:rPr>
+                <w:rFonts w:eastAsia="Times New Roman"/>
+                <w:sz w:val="16"/>
+                <w:szCs w:val="16"/>
+              </w:rPr>
+              <w:t xml:space="preserve"> hiển thị, tin </w:t>
             </w:r>
             <w:r>
               <w:rPr>
                 <w:rStyle w:val="HTMLCode"/>
               </w:rPr>
-              <w:t>weighted-priorities</w:t>
-            </w:r>
-            <w:r>
-              <w:rPr>
-                <w:rFonts w:eastAsia="Times New Roman"/>
-                <w:sz w:val="16"/>
-                <w:szCs w:val="16"/>
-              </w:rPr>
-              <w:t xml:space="preserve">, kết quả </w:t>
-            </w:r>
-            <w:r>
-              <w:rPr>
-                <w:rStyle w:val="HTMLCode"/>
-              </w:rPr>
-              <w:t>homefit-ai-matcher</w:t>
+              <w:t>draft/pending</w:t>
+            </w:r>
+            <w:r>
+              <w:rPr>
+                <w:rFonts w:eastAsia="Times New Roman"/>
+                <w:sz w:val="16"/>
+                <w:szCs w:val="16"/>
+              </w:rPr>
+              <w:t xml:space="preserve"> </w:t>
+            </w:r>
+            <w:r>
+              <w:rPr>
+                <w:rFonts w:eastAsia="Times New Roman"/>
+                <w:sz w:val="16"/>
+                <w:szCs w:val="16"/>
+              </w:rPr>
+              <w:t>bị ẩn</w:t>
             </w:r>
           </w:p>
         </w:tc>
@@ -11750,7 +9749,7 @@
                 <w:sz w:val="16"/>
                 <w:szCs w:val="16"/>
               </w:rPr>
-              <w:t>AI-1 Lifestyle Matcher: Input → Processing → Output → Giải thích → Chấp nhận/Sửa/Từ chối/Tạo lại → Lưu</w:t>
+              <w:t>Đề xuất mức độ khớp theo brief (AI-1 Lifestyle Matcher)</w:t>
             </w:r>
           </w:p>
         </w:tc>
@@ -11780,14 +9779,14 @@
                 <w:sz w:val="16"/>
                 <w:szCs w:val="16"/>
               </w:rPr>
-              <w:t>Dùng chung</w:t>
+              <w:t>SV1</w:t>
             </w:r>
           </w:p>
         </w:tc>
       </w:tr>
       <w:tr>
         <w:trPr>
-          <w:divId w:val="1143041178"/>
+          <w:divId w:val="15083027"/>
         </w:trPr>
         <w:tc>
           <w:tcPr>
@@ -11815,7 +9814,7 @@
                 <w:sz w:val="16"/>
                 <w:szCs w:val="16"/>
               </w:rPr>
-              <w:t>Dùng chung</w:t>
+              <w:t>Người tìm nhà</w:t>
             </w:r>
           </w:p>
         </w:tc>
@@ -11845,7 +9844,7 @@
                 <w:sz w:val="16"/>
                 <w:szCs w:val="16"/>
               </w:rPr>
-              <w:t>Dựng bố cục tin đăng từ chính thông tin môi giới nhập</w:t>
+              <w:t>Hiểu rõ giá trị thực của một căn</w:t>
             </w:r>
           </w:p>
         </w:tc>
@@ -11875,7 +9874,7 @@
                 <w:sz w:val="16"/>
                 <w:szCs w:val="16"/>
               </w:rPr>
-              <w:t>Mở trang AI kèm mã bài đăng, chạy phân tích, xác nhận để ghi bố cục vào mô tả</w:t>
+              <w:t>Xem thư viện ảnh, thông số, tiện ích và đặt lịch xem nhà</w:t>
             </w:r>
           </w:p>
         </w:tc>
@@ -11905,7 +9904,7 @@
                 <w:sz w:val="16"/>
                 <w:szCs w:val="16"/>
               </w:rPr>
-              <w:t>AI Listing Summary</w:t>
+              <w:t>Chi tiết nhà</w:t>
             </w:r>
           </w:p>
         </w:tc>
@@ -11933,7 +9932,7 @@
               <w:rPr>
                 <w:rStyle w:val="HTMLCode"/>
               </w:rPr>
-              <w:t>assets/html/ai-summary.html</w:t>
+              <w:t>assets/html/seeker-detail.html</w:t>
             </w:r>
           </w:p>
         </w:tc>
@@ -11963,41 +9962,13 @@
                 <w:sz w:val="16"/>
                 <w:szCs w:val="16"/>
               </w:rPr>
-              <w:t xml:space="preserve">R, U · nhận bài đăng </w:t>
+              <w:t xml:space="preserve">R, Create (lịch hẹn) · </w:t>
             </w:r>
             <w:r>
               <w:rPr>
                 <w:rStyle w:val="HTMLCode"/>
               </w:rPr>
-              <w:t>?id=</w:t>
-            </w:r>
-            <w:r>
-              <w:rPr>
-                <w:rFonts w:eastAsia="Times New Roman"/>
-                <w:sz w:val="16"/>
-                <w:szCs w:val="16"/>
-              </w:rPr>
-              <w:t xml:space="preserve">, ghi mô tả vào </w:t>
-            </w:r>
-            <w:r>
-              <w:rPr>
-                <w:rStyle w:val="HTMLCode"/>
-              </w:rPr>
-              <w:t>homefit-agent-posts</w:t>
-            </w:r>
-            <w:r>
-              <w:rPr>
-                <w:rFonts w:eastAsia="Times New Roman"/>
-                <w:sz w:val="16"/>
-                <w:szCs w:val="16"/>
-              </w:rPr>
-              <w:t xml:space="preserve">, kết quả </w:t>
-            </w:r>
-            <w:r>
-              <w:rPr>
-                <w:rStyle w:val="HTMLCode"/>
-              </w:rPr>
-              <w:t>homefit-ai-summary</w:t>
+              <w:t>pending → confirmed</w:t>
             </w:r>
           </w:p>
         </w:tc>
@@ -12027,7 +9998,7 @@
                 <w:sz w:val="16"/>
                 <w:szCs w:val="16"/>
               </w:rPr>
-              <w:t>AI-2 Listing Summary: Input → Processing → Output → Giải thích → Chấp nhận/Sửa/Từ chối/Tạo lại → Lưu</w:t>
+              <w:t>Living Summary tóm tắt ưu/nhược điểm căn nhà</w:t>
             </w:r>
           </w:p>
         </w:tc>
@@ -12057,14 +10028,14 @@
                 <w:sz w:val="16"/>
                 <w:szCs w:val="16"/>
               </w:rPr>
-              <w:t>Dùng chung</w:t>
+              <w:t>SV1</w:t>
             </w:r>
           </w:p>
         </w:tc>
       </w:tr>
       <w:tr>
         <w:trPr>
-          <w:divId w:val="1143041178"/>
+          <w:divId w:val="15083027"/>
         </w:trPr>
         <w:tc>
           <w:tcPr>
@@ -12092,7 +10063,7 @@
                 <w:sz w:val="16"/>
                 <w:szCs w:val="16"/>
               </w:rPr>
-              <w:t>Dùng chung</w:t>
+              <w:t>Người tìm nhà</w:t>
             </w:r>
           </w:p>
         </w:tc>
@@ -12122,7 +10093,7 @@
                 <w:sz w:val="16"/>
                 <w:szCs w:val="16"/>
               </w:rPr>
-              <w:t>Xếp hạng các căn đã lưu theo tiêu chí của brief</w:t>
+              <w:t>Diễn đạt nhu cầu sống thành bản mô tả có cấu trúc</w:t>
             </w:r>
           </w:p>
         </w:tc>
@@ -12152,7 +10123,7 @@
                 <w:sz w:val="16"/>
                 <w:szCs w:val="16"/>
               </w:rPr>
-              <w:t>Mở trang AI kèm danh sách mã nhà, chạy so sánh, đọc lý do và xác nhận kết quả</w:t>
+              <w:t>Điền biểu mẫu nhu cầu, duyệt gợi ý tiêu chí của AI rồi lưu brief</w:t>
             </w:r>
           </w:p>
         </w:tc>
@@ -12182,7 +10153,7 @@
                 <w:sz w:val="16"/>
                 <w:szCs w:val="16"/>
               </w:rPr>
-              <w:t>AI Comparison Assistant</w:t>
+              <w:t>Tạo brief tìm nhà</w:t>
             </w:r>
           </w:p>
         </w:tc>
@@ -12210,7 +10181,7 @@
               <w:rPr>
                 <w:rStyle w:val="HTMLCode"/>
               </w:rPr>
-              <w:t>assets/html/ai-compare.html</w:t>
+              <w:t>assets/html/seeker-brief-form.html</w:t>
             </w:r>
           </w:p>
         </w:tc>
@@ -12240,27 +10211,27 @@
                 <w:sz w:val="16"/>
                 <w:szCs w:val="16"/>
               </w:rPr>
-              <w:t xml:space="preserve">R, U · nhận </w:t>
+              <w:t xml:space="preserve">C, U · brief </w:t>
             </w:r>
             <w:r>
               <w:rPr>
                 <w:rStyle w:val="HTMLCode"/>
               </w:rPr>
-              <w:t>homefit-saved-homes</w:t>
-            </w:r>
-            <w:r>
-              <w:rPr>
-                <w:rFonts w:eastAsia="Times New Roman"/>
-                <w:sz w:val="16"/>
-                <w:szCs w:val="16"/>
-              </w:rPr>
-              <w:t xml:space="preserve"> + brief, kết quả </w:t>
+              <w:t>draft → published</w:t>
+            </w:r>
+            <w:r>
+              <w:rPr>
+                <w:rFonts w:eastAsia="Times New Roman"/>
+                <w:sz w:val="16"/>
+                <w:szCs w:val="16"/>
+              </w:rPr>
+              <w:t xml:space="preserve">, lead </w:t>
             </w:r>
             <w:r>
               <w:rPr>
                 <w:rStyle w:val="HTMLCode"/>
               </w:rPr>
-              <w:t>homefit-ai-compare</w:t>
+              <w:t>new</w:t>
             </w:r>
           </w:p>
         </w:tc>
@@ -12290,7 +10261,7 @@
                 <w:sz w:val="16"/>
                 <w:szCs w:val="16"/>
               </w:rPr>
-              <w:t>AI-3 Comparison Assistant: Input → Processing → Output → Giải thích → Chấp nhận/Sửa/Từ chối/Tạo lại → Lưu</w:t>
+              <w:t>AI-1 Lifestyle Matcher: chấm điểm phù hợp, % độ tin cậy, cảnh báo thiếu dữ liệu</w:t>
             </w:r>
           </w:p>
         </w:tc>
@@ -12320,14 +10291,14 @@
                 <w:sz w:val="16"/>
                 <w:szCs w:val="16"/>
               </w:rPr>
-              <w:t>Dùng chung</w:t>
+              <w:t>SV1</w:t>
             </w:r>
           </w:p>
         </w:tc>
       </w:tr>
       <w:tr>
         <w:trPr>
-          <w:divId w:val="1143041178"/>
+          <w:divId w:val="15083027"/>
         </w:trPr>
         <w:tc>
           <w:tcPr>
@@ -12385,7 +10356,7 @@
                 <w:sz w:val="16"/>
                 <w:szCs w:val="16"/>
               </w:rPr>
-              <w:t>Tìm được căn nhà hợp nhu cầu sống</w:t>
+              <w:t>So sánh nhiều căn đã chọn</w:t>
             </w:r>
           </w:p>
         </w:tc>
@@ -12415,7 +10386,7 @@
                 <w:sz w:val="16"/>
                 <w:szCs w:val="16"/>
               </w:rPr>
-              <w:t>Tìm và lọc bài đăng bán/cho thuê theo từ khóa, bộ lọc đa tiêu chí và brief</w:t>
+              <w:t>Lưu/bỏ căn, đọc bảng tiêu chí so sánh và xếp hạng</w:t>
             </w:r>
           </w:p>
         </w:tc>
@@ -12445,7 +10416,7 @@
                 <w:sz w:val="16"/>
                 <w:szCs w:val="16"/>
               </w:rPr>
-              <w:t>Tìm nhà</w:t>
+              <w:t>Nhà đã lưu</w:t>
             </w:r>
           </w:p>
         </w:tc>
@@ -12473,7 +10444,7 @@
               <w:rPr>
                 <w:rStyle w:val="HTMLCode"/>
               </w:rPr>
-              <w:t>assets/html/seeker-search.html</w:t>
+              <w:t>assets/html/seeker-saved.html</w:t>
             </w:r>
           </w:p>
         </w:tc>
@@ -12503,35 +10474,13 @@
                 <w:sz w:val="16"/>
                 <w:szCs w:val="16"/>
               </w:rPr>
-              <w:t xml:space="preserve">R · tin </w:t>
+              <w:t xml:space="preserve">C, R, U, D · </w:t>
             </w:r>
             <w:r>
               <w:rPr>
                 <w:rStyle w:val="HTMLCode"/>
               </w:rPr>
-              <w:t>approved</w:t>
-            </w:r>
-            <w:r>
-              <w:rPr>
-                <w:rFonts w:eastAsia="Times New Roman"/>
-                <w:sz w:val="16"/>
-                <w:szCs w:val="16"/>
-              </w:rPr>
-              <w:t xml:space="preserve"> hiển thị, tin </w:t>
-            </w:r>
-            <w:r>
-              <w:rPr>
-                <w:rStyle w:val="HTMLCode"/>
-              </w:rPr>
-              <w:t>draft/pending</w:t>
-            </w:r>
-            <w:r>
-              <w:rPr>
-                <w:rFonts w:eastAsia="Times New Roman"/>
-                <w:sz w:val="16"/>
-                <w:szCs w:val="16"/>
-              </w:rPr>
-              <w:t xml:space="preserve"> bị ẩn</w:t>
+              <w:t>saved → removed</w:t>
             </w:r>
           </w:p>
         </w:tc>
@@ -12561,7 +10510,7 @@
                 <w:sz w:val="16"/>
                 <w:szCs w:val="16"/>
               </w:rPr>
-              <w:t>Đề xuất mức độ khớp theo brief (AI-1 Lifestyle Matcher)</w:t>
+              <w:t>AI-3 Comparison Assistant: xếp hạng và bảng tiêu chí so sánh</w:t>
             </w:r>
           </w:p>
         </w:tc>
@@ -12598,7 +10547,7 @@
       </w:tr>
       <w:tr>
         <w:trPr>
-          <w:divId w:val="1143041178"/>
+          <w:divId w:val="15083027"/>
         </w:trPr>
         <w:tc>
           <w:tcPr>
@@ -12656,7 +10605,7 @@
                 <w:sz w:val="16"/>
                 <w:szCs w:val="16"/>
               </w:rPr>
-              <w:t>Hiểu rõ giá trị thực của một căn</w:t>
+              <w:t>Chọn người đồng hành phù hợp brief</w:t>
             </w:r>
           </w:p>
         </w:tc>
@@ -12686,7 +10635,7 @@
                 <w:sz w:val="16"/>
                 <w:szCs w:val="16"/>
               </w:rPr>
-              <w:t>Xem thư viện ảnh, thông số, tiện ích và đặt lịch xem nhà</w:t>
+              <w:t>Lọc danh sách môi giới theo chuyên khu và mức khớp</w:t>
             </w:r>
           </w:p>
         </w:tc>
@@ -12716,7 +10665,7 @@
                 <w:sz w:val="16"/>
                 <w:szCs w:val="16"/>
               </w:rPr>
-              <w:t>Chi tiết nhà</w:t>
+              <w:t>Chọn môi giới</w:t>
             </w:r>
           </w:p>
         </w:tc>
@@ -12744,7 +10693,7 @@
               <w:rPr>
                 <w:rStyle w:val="HTMLCode"/>
               </w:rPr>
-              <w:t>assets/html/seeker-detail.html</w:t>
+              <w:t>assets/html/seeker-agent-selection.html</w:t>
             </w:r>
           </w:p>
         </w:tc>
@@ -12774,13 +10723,13 @@
                 <w:sz w:val="16"/>
                 <w:szCs w:val="16"/>
               </w:rPr>
-              <w:t xml:space="preserve">R, Create (lịch hẹn) · </w:t>
+              <w:t xml:space="preserve">R, U · môi giới đã chọn </w:t>
             </w:r>
             <w:r>
               <w:rPr>
                 <w:rStyle w:val="HTMLCode"/>
               </w:rPr>
-              <w:t>pending → confirmed</w:t>
+              <w:t>homefit-selected-agent</w:t>
             </w:r>
           </w:p>
         </w:tc>
@@ -12810,7 +10759,7 @@
                 <w:sz w:val="16"/>
                 <w:szCs w:val="16"/>
               </w:rPr>
-              <w:t>Living Summary tóm tắt ưu/nhược điểm căn nhà</w:t>
+              <w:t>Xếp hạng môi giới theo brief</w:t>
             </w:r>
           </w:p>
         </w:tc>
@@ -12847,7 +10796,7 @@
       </w:tr>
       <w:tr>
         <w:trPr>
-          <w:divId w:val="1143041178"/>
+          <w:divId w:val="15083027"/>
         </w:trPr>
         <w:tc>
           <w:tcPr>
@@ -12905,7 +10854,7 @@
                 <w:sz w:val="16"/>
                 <w:szCs w:val="16"/>
               </w:rPr>
-              <w:t>Diễn đạt nhu cầu sống thành bản mô tả có cấu trúc</w:t>
+              <w:t>Đánh giá năng lực từng môi giới</w:t>
             </w:r>
           </w:p>
         </w:tc>
@@ -12935,7 +10884,7 @@
                 <w:sz w:val="16"/>
                 <w:szCs w:val="16"/>
               </w:rPr>
-              <w:t>Điền biểu mẫu nhu cầu, mở trang AI để duyệt gợi ý tiêu chí rồi lưu brief</w:t>
+              <w:t>Xem hồ sơ, bài đăng và phản hồi của môi giới</w:t>
             </w:r>
           </w:p>
         </w:tc>
@@ -12965,7 +10914,7 @@
                 <w:sz w:val="16"/>
                 <w:szCs w:val="16"/>
               </w:rPr>
-              <w:t>Tạo brief tìm nhà</w:t>
+              <w:t>Hồ sơ môi giới</w:t>
             </w:r>
           </w:p>
         </w:tc>
@@ -12993,7 +10942,7 @@
               <w:rPr>
                 <w:rStyle w:val="HTMLCode"/>
               </w:rPr>
-              <w:t>assets/html/seeker-brief-form.html</w:t>
+              <w:t>assets/html/seeker-agent-profile.html</w:t>
             </w:r>
           </w:p>
         </w:tc>
@@ -13023,27 +10972,21 @@
                 <w:sz w:val="16"/>
                 <w:szCs w:val="16"/>
               </w:rPr>
-              <w:t xml:space="preserve">C, U · brief </w:t>
+              <w:t xml:space="preserve">R · hồ sơ môi giới + tin </w:t>
             </w:r>
             <w:r>
               <w:rPr>
                 <w:rStyle w:val="HTMLCode"/>
               </w:rPr>
-              <w:t>draft → published</w:t>
-            </w:r>
-            <w:r>
-              <w:rPr>
-                <w:rFonts w:eastAsia="Times New Roman"/>
-                <w:sz w:val="16"/>
-                <w:szCs w:val="16"/>
-              </w:rPr>
-              <w:t xml:space="preserve">, lead </w:t>
-            </w:r>
-            <w:r>
-              <w:rPr>
-                <w:rStyle w:val="HTMLCode"/>
-              </w:rPr>
-              <w:t>new</w:t>
+              <w:t>approved</w:t>
+            </w:r>
+            <w:r>
+              <w:rPr>
+                <w:rFonts w:eastAsia="Times New Roman"/>
+                <w:sz w:val="16"/>
+                <w:szCs w:val="16"/>
+              </w:rPr>
+              <w:t xml:space="preserve"> của môi giới</w:t>
             </w:r>
           </w:p>
         </w:tc>
@@ -13073,13 +11016,7 @@
                 <w:sz w:val="16"/>
                 <w:szCs w:val="16"/>
               </w:rPr>
-              <w:t xml:space="preserve">Khối kết quả chỉ đọc của AI-1, liên kết sang </w:t>
-            </w:r>
-            <w:r>
-              <w:rPr>
-                <w:rStyle w:val="HTMLCode"/>
-              </w:rPr>
-              <w:t>ai-matcher.html</w:t>
+              <w:t>—</w:t>
             </w:r>
           </w:p>
         </w:tc>
@@ -13116,7 +11053,7 @@
       </w:tr>
       <w:tr>
         <w:trPr>
-          <w:divId w:val="1143041178"/>
+          <w:divId w:val="15083027"/>
         </w:trPr>
         <w:tc>
           <w:tcPr>
@@ -13174,7 +11111,7 @@
                 <w:sz w:val="16"/>
                 <w:szCs w:val="16"/>
               </w:rPr>
-              <w:t>So sánh nhiều căn đã chọn</w:t>
+              <w:t>Phản ánh tin đăng sai lệch</w:t>
             </w:r>
           </w:p>
         </w:tc>
@@ -13204,7 +11141,7 @@
                 <w:sz w:val="16"/>
                 <w:szCs w:val="16"/>
               </w:rPr>
-              <w:t>Lưu/bỏ căn, mở trang AI để lấy bảng tiêu chí và xếp hạng</w:t>
+              <w:t>Soạn và gửi báo cáo cho kiểm duyệt viên</w:t>
             </w:r>
           </w:p>
         </w:tc>
@@ -13234,7 +11171,7 @@
                 <w:sz w:val="16"/>
                 <w:szCs w:val="16"/>
               </w:rPr>
-              <w:t>Nhà đã lưu</w:t>
+              <w:t>Báo cáo bài đăng</w:t>
             </w:r>
           </w:p>
         </w:tc>
@@ -13262,7 +11199,7 @@
               <w:rPr>
                 <w:rStyle w:val="HTMLCode"/>
               </w:rPr>
-              <w:t>assets/html/seeker-saved.html</w:t>
+              <w:t>assets/html/seeker-report.html</w:t>
             </w:r>
           </w:p>
         </w:tc>
@@ -13292,13 +11229,21 @@
                 <w:sz w:val="16"/>
                 <w:szCs w:val="16"/>
               </w:rPr>
-              <w:t xml:space="preserve">C, R, U, D · </w:t>
+              <w:t xml:space="preserve">C · report </w:t>
             </w:r>
             <w:r>
               <w:rPr>
                 <w:rStyle w:val="HTMLCode"/>
               </w:rPr>
-              <w:t>saved → removed</w:t>
+              <w:t>pending</w:t>
+            </w:r>
+            <w:r>
+              <w:rPr>
+                <w:rFonts w:eastAsia="Times New Roman"/>
+                <w:sz w:val="16"/>
+                <w:szCs w:val="16"/>
+              </w:rPr>
+              <w:t xml:space="preserve"> vào hàng đợi kiểm duyệt</w:t>
             </w:r>
           </w:p>
         </w:tc>
@@ -13328,13 +11273,7 @@
                 <w:sz w:val="16"/>
                 <w:szCs w:val="16"/>
               </w:rPr>
-              <w:t xml:space="preserve">Bảng so sánh và khối xếp hạng chỉ đọc, nhận kết quả AI-3, liên kết sang </w:t>
-            </w:r>
-            <w:r>
-              <w:rPr>
-                <w:rStyle w:val="HTMLCode"/>
-              </w:rPr>
-              <w:t>ai-compare.html</w:t>
+              <w:t>Phân loại mức độ nghiêm trọng của báo cáo</w:t>
             </w:r>
           </w:p>
         </w:tc>
@@ -13371,7 +11310,7 @@
       </w:tr>
       <w:tr>
         <w:trPr>
-          <w:divId w:val="1143041178"/>
+          <w:divId w:val="15083027"/>
         </w:trPr>
         <w:tc>
           <w:tcPr>
@@ -13399,7 +11338,7 @@
                 <w:sz w:val="16"/>
                 <w:szCs w:val="16"/>
               </w:rPr>
-              <w:t>Người tìm nhà</w:t>
+              <w:t>Môi giới</w:t>
             </w:r>
           </w:p>
         </w:tc>
@@ -13429,7 +11368,7 @@
                 <w:sz w:val="16"/>
                 <w:szCs w:val="16"/>
               </w:rPr>
-              <w:t>Chọn người đồng hành phù hợp brief</w:t>
+              <w:t>Đăng tin chất lượng, đủ hồ sơ</w:t>
             </w:r>
           </w:p>
         </w:tc>
@@ -13459,7 +11398,7 @@
                 <w:sz w:val="16"/>
                 <w:szCs w:val="16"/>
               </w:rPr>
-              <w:t>Lọc danh sách môi giới theo chuyên khu và mức khớp</w:t>
+              <w:t>Nhập thông tin tin đăng, tải ảnh, đối chiếu checklist trước khi gửi</w:t>
             </w:r>
           </w:p>
         </w:tc>
@@ -13489,7 +11428,7 @@
                 <w:sz w:val="16"/>
                 <w:szCs w:val="16"/>
               </w:rPr>
-              <w:t>Chọn môi giới</w:t>
+              <w:t>Tạo bài đăng</w:t>
             </w:r>
           </w:p>
         </w:tc>
@@ -13517,7 +11456,7 @@
               <w:rPr>
                 <w:rStyle w:val="HTMLCode"/>
               </w:rPr>
-              <w:t>assets/html/seeker-agent-selection.html</w:t>
+              <w:t>assets/html/agent-post.html</w:t>
             </w:r>
           </w:p>
         </w:tc>
@@ -13547,13 +11486,13 @@
                 <w:sz w:val="16"/>
                 <w:szCs w:val="16"/>
               </w:rPr>
-              <w:t xml:space="preserve">R, U · môi giới đã chọn </w:t>
+              <w:t xml:space="preserve">C, U · tin </w:t>
             </w:r>
             <w:r>
               <w:rPr>
                 <w:rStyle w:val="HTMLCode"/>
               </w:rPr>
-              <w:t>homefit-selected-agent</w:t>
+              <w:t>draft → pending</w:t>
             </w:r>
           </w:p>
         </w:tc>
@@ -13583,7 +11522,7 @@
                 <w:sz w:val="16"/>
                 <w:szCs w:val="16"/>
               </w:rPr>
-              <w:t>Xếp hạng môi giới theo brief</w:t>
+              <w:t>AI-2 Listing Summary: gợi ý bố cục và tóm tắt tin đăng</w:t>
             </w:r>
           </w:p>
         </w:tc>
@@ -13620,7 +11559,7 @@
       </w:tr>
       <w:tr>
         <w:trPr>
-          <w:divId w:val="1143041178"/>
+          <w:divId w:val="15083027"/>
         </w:trPr>
         <w:tc>
           <w:tcPr>
@@ -13648,7 +11587,7 @@
                 <w:sz w:val="16"/>
                 <w:szCs w:val="16"/>
               </w:rPr>
-              <w:t>Người tìm nhà</w:t>
+              <w:t>Môi giới</w:t>
             </w:r>
           </w:p>
         </w:tc>
@@ -13678,7 +11617,7 @@
                 <w:sz w:val="16"/>
                 <w:szCs w:val="16"/>
               </w:rPr>
-              <w:t>Đánh giá năng lực từng môi giới</w:t>
+              <w:t>Kiểm soát vòng đời tin đăng</w:t>
             </w:r>
           </w:p>
         </w:tc>
@@ -13708,7 +11647,7 @@
                 <w:sz w:val="16"/>
                 <w:szCs w:val="16"/>
               </w:rPr>
-              <w:t>Xem hồ sơ, bài đăng và phản hồi của môi giới</w:t>
+              <w:t>Sửa, ẩn/hiện, rút về nháp, xóa và xuất dữ liệu</w:t>
             </w:r>
           </w:p>
         </w:tc>
@@ -13738,7 +11677,7 @@
                 <w:sz w:val="16"/>
                 <w:szCs w:val="16"/>
               </w:rPr>
-              <w:t>Hồ sơ môi giới</w:t>
+              <w:t>Quản lý bài đăng</w:t>
             </w:r>
           </w:p>
         </w:tc>
@@ -13766,7 +11705,7 @@
               <w:rPr>
                 <w:rStyle w:val="HTMLCode"/>
               </w:rPr>
-              <w:t>assets/html/seeker-agent-profile.html</w:t>
+              <w:t>assets/html/agent-posts.html</w:t>
             </w:r>
           </w:p>
         </w:tc>
@@ -13796,21 +11735,27 @@
                 <w:sz w:val="16"/>
                 <w:szCs w:val="16"/>
               </w:rPr>
-              <w:t xml:space="preserve">R · hồ sơ môi giới + tin </w:t>
+              <w:t xml:space="preserve">R, U, D · tin </w:t>
             </w:r>
             <w:r>
               <w:rPr>
                 <w:rStyle w:val="HTMLCode"/>
               </w:rPr>
-              <w:t>approved</w:t>
-            </w:r>
-            <w:r>
-              <w:rPr>
-                <w:rFonts w:eastAsia="Times New Roman"/>
-                <w:sz w:val="16"/>
-                <w:szCs w:val="16"/>
-              </w:rPr>
-              <w:t xml:space="preserve"> của môi giới</w:t>
+              <w:t>draft → pending</w:t>
+            </w:r>
+            <w:r>
+              <w:rPr>
+                <w:rFonts w:eastAsia="Times New Roman"/>
+                <w:sz w:val="16"/>
+                <w:szCs w:val="16"/>
+              </w:rPr>
+              <w:t xml:space="preserve">, nhận </w:t>
+            </w:r>
+            <w:r>
+              <w:rPr>
+                <w:rStyle w:val="HTMLCode"/>
+              </w:rPr>
+              <w:t>approved / rejected / revision</w:t>
             </w:r>
           </w:p>
         </w:tc>
@@ -13840,7 +11785,7 @@
                 <w:sz w:val="16"/>
                 <w:szCs w:val="16"/>
               </w:rPr>
-              <w:t>—</w:t>
+              <w:t>Chấm điểm độ hoàn thiện từng tin</w:t>
             </w:r>
           </w:p>
         </w:tc>
@@ -13877,7 +11822,7 @@
       </w:tr>
       <w:tr>
         <w:trPr>
-          <w:divId w:val="1143041178"/>
+          <w:divId w:val="15083027"/>
         </w:trPr>
         <w:tc>
           <w:tcPr>
@@ -13905,7 +11850,7 @@
                 <w:sz w:val="16"/>
                 <w:szCs w:val="16"/>
               </w:rPr>
-              <w:t>Người tìm nhà</w:t>
+              <w:t>Môi giới</w:t>
             </w:r>
           </w:p>
         </w:tc>
@@ -13935,7 +11880,7 @@
                 <w:sz w:val="16"/>
                 <w:szCs w:val="16"/>
               </w:rPr>
-              <w:t>Phản ánh tin đăng sai lệch</w:t>
+              <w:t>Bắt đúng khách tiềm năng</w:t>
             </w:r>
           </w:p>
         </w:tc>
@@ -13965,7 +11910,7 @@
                 <w:sz w:val="16"/>
                 <w:szCs w:val="16"/>
               </w:rPr>
-              <w:t>Soạn và gửi báo cáo cho kiểm duyệt viên</w:t>
+              <w:t>Đọc brief của người tìm nhà, phản hồi và đề xuất khung giờ</w:t>
             </w:r>
           </w:p>
         </w:tc>
@@ -13995,7 +11940,7 @@
                 <w:sz w:val="16"/>
                 <w:szCs w:val="16"/>
               </w:rPr>
-              <w:t>Báo cáo bài đăng</w:t>
+              <w:t>Yêu cầu &amp; khách hàng</w:t>
             </w:r>
           </w:p>
         </w:tc>
@@ -14023,7 +11968,7 @@
               <w:rPr>
                 <w:rStyle w:val="HTMLCode"/>
               </w:rPr>
-              <w:t>assets/html/seeker-report.html</w:t>
+              <w:t>assets/html/agent-requests.html</w:t>
             </w:r>
           </w:p>
         </w:tc>
@@ -14053,21 +11998,13 @@
                 <w:sz w:val="16"/>
                 <w:szCs w:val="16"/>
               </w:rPr>
-              <w:t xml:space="preserve">C · report </w:t>
+              <w:t xml:space="preserve">R, U · lead </w:t>
             </w:r>
             <w:r>
               <w:rPr>
                 <w:rStyle w:val="HTMLCode"/>
               </w:rPr>
-              <w:t>pending</w:t>
-            </w:r>
-            <w:r>
-              <w:rPr>
-                <w:rFonts w:eastAsia="Times New Roman"/>
-                <w:sz w:val="16"/>
-                <w:szCs w:val="16"/>
-              </w:rPr>
-              <w:t xml:space="preserve"> vào hàng đợi kiểm duyệt</w:t>
+              <w:t>new → consulting → scheduled → completed / rejected</w:t>
             </w:r>
           </w:p>
         </w:tc>
@@ -14097,7 +12034,7 @@
                 <w:sz w:val="16"/>
                 <w:szCs w:val="16"/>
               </w:rPr>
-              <w:t>Phân loại mức độ nghiêm trọng của báo cáo</w:t>
+              <w:t>Gợi ý khung giờ và kịch bản tư vấn theo brief</w:t>
             </w:r>
           </w:p>
         </w:tc>
@@ -14134,7 +12071,7 @@
       </w:tr>
       <w:tr>
         <w:trPr>
-          <w:divId w:val="1143041178"/>
+          <w:divId w:val="15083027"/>
         </w:trPr>
         <w:tc>
           <w:tcPr>
@@ -14192,7 +12129,7 @@
                 <w:sz w:val="16"/>
                 <w:szCs w:val="16"/>
               </w:rPr>
-              <w:t>Đăng tin chất lượng, đủ hồ sơ</w:t>
+              <w:t>Sắp xếp lịch xem nhà khoa học</w:t>
             </w:r>
           </w:p>
         </w:tc>
@@ -14222,7 +12159,7 @@
                 <w:sz w:val="16"/>
                 <w:szCs w:val="16"/>
               </w:rPr>
-              <w:t>Nhập thông tin tin đăng, tải ảnh, đối chiếu checklist trước khi gửi</w:t>
+              <w:t>Chuyển đổi lịch tuần/tháng, xác nhận, hoàn tất hoặc hủy hẹn</w:t>
             </w:r>
           </w:p>
         </w:tc>
@@ -14252,7 +12189,7 @@
                 <w:sz w:val="16"/>
                 <w:szCs w:val="16"/>
               </w:rPr>
-              <w:t>Tạo bài đăng</w:t>
+              <w:t>Lịch hẹn</w:t>
             </w:r>
           </w:p>
         </w:tc>
@@ -14280,7 +12217,7 @@
               <w:rPr>
                 <w:rStyle w:val="HTMLCode"/>
               </w:rPr>
-              <w:t>assets/html/agent-post.html</w:t>
+              <w:t>assets/html/agent-appointments.html</w:t>
             </w:r>
           </w:p>
         </w:tc>
@@ -14310,13 +12247,13 @@
                 <w:sz w:val="16"/>
                 <w:szCs w:val="16"/>
               </w:rPr>
-              <w:t xml:space="preserve">C, U · tin </w:t>
+              <w:t xml:space="preserve">R, U, D · hẹn </w:t>
             </w:r>
             <w:r>
               <w:rPr>
                 <w:rStyle w:val="HTMLCode"/>
               </w:rPr>
-              <w:t>draft → pending</w:t>
+              <w:t>pending → confirmed → completed/cancelled</w:t>
             </w:r>
           </w:p>
         </w:tc>
@@ -14346,13 +12283,7 @@
                 <w:sz w:val="16"/>
                 <w:szCs w:val="16"/>
               </w:rPr>
-              <w:t xml:space="preserve">Khối bố cục 4 khối chỉ đọc, nhận kết quả AI-2, liên kết sang </w:t>
-            </w:r>
-            <w:r>
-              <w:rPr>
-                <w:rStyle w:val="HTMLCode"/>
-              </w:rPr>
-              <w:t>ai-summary.html</w:t>
+              <w:t>—</w:t>
             </w:r>
           </w:p>
         </w:tc>
@@ -14389,7 +12320,7 @@
       </w:tr>
       <w:tr>
         <w:trPr>
-          <w:divId w:val="1143041178"/>
+          <w:divId w:val="15083027"/>
         </w:trPr>
         <w:tc>
           <w:tcPr>
@@ -14417,7 +12348,7 @@
                 <w:sz w:val="16"/>
                 <w:szCs w:val="16"/>
               </w:rPr>
-              <w:t>Môi giới</w:t>
+              <w:t>Kiểm duyệt viên</w:t>
             </w:r>
           </w:p>
         </w:tc>
@@ -14447,7 +12378,7 @@
                 <w:sz w:val="16"/>
                 <w:szCs w:val="16"/>
               </w:rPr>
-              <w:t>Kiểm soát vòng đời tin đăng</w:t>
+              <w:t>Chỉ tin đạt chuẩn lên sàn</w:t>
             </w:r>
           </w:p>
         </w:tc>
@@ -14477,7 +12408,7 @@
                 <w:sz w:val="16"/>
                 <w:szCs w:val="16"/>
               </w:rPr>
-              <w:t>Sửa, ẩn/hiện, rút về nháp, xóa và xuất dữ liệu</w:t>
+              <w:t>Duyệt hàng đợi tin chờ, đối chiếu ảnh và thông tin, chấp nhận hoặc từ chối kèm lý do</w:t>
             </w:r>
           </w:p>
         </w:tc>
@@ -14507,7 +12438,7 @@
                 <w:sz w:val="16"/>
                 <w:szCs w:val="16"/>
               </w:rPr>
-              <w:t>Quản lý bài đăng</w:t>
+              <w:t>Duyệt bài đăng</w:t>
             </w:r>
           </w:p>
         </w:tc>
@@ -14535,7 +12466,7 @@
               <w:rPr>
                 <w:rStyle w:val="HTMLCode"/>
               </w:rPr>
-              <w:t>assets/html/agent-posts.html</w:t>
+              <w:t>Homefit Ai/pages/moderator-listing-review.html</w:t>
             </w:r>
           </w:p>
         </w:tc>
@@ -14565,27 +12496,21 @@
                 <w:sz w:val="16"/>
                 <w:szCs w:val="16"/>
               </w:rPr>
-              <w:t xml:space="preserve">R, U, D · tin </w:t>
+              <w:t xml:space="preserve">R, U · tin </w:t>
             </w:r>
             <w:r>
               <w:rPr>
                 <w:rStyle w:val="HTMLCode"/>
               </w:rPr>
-              <w:t>draft → pending</w:t>
-            </w:r>
-            <w:r>
-              <w:rPr>
-                <w:rFonts w:eastAsia="Times New Roman"/>
-                <w:sz w:val="16"/>
-                <w:szCs w:val="16"/>
-              </w:rPr>
-              <w:t xml:space="preserve">, nhận </w:t>
-            </w:r>
-            <w:r>
-              <w:rPr>
-                <w:rStyle w:val="HTMLCode"/>
-              </w:rPr>
-              <w:t>approved / rejected / revision</w:t>
+              <w:t>pending → approved / rejected / revision</w:t>
+            </w:r>
+            <w:r>
+              <w:rPr>
+                <w:rFonts w:eastAsia="Times New Roman"/>
+                <w:sz w:val="16"/>
+                <w:szCs w:val="16"/>
+              </w:rPr>
+              <w:t>, nhận xét tối thiểu 10 ký tự</w:t>
             </w:r>
           </w:p>
         </w:tc>
@@ -14615,7 +12540,7 @@
                 <w:sz w:val="16"/>
                 <w:szCs w:val="16"/>
               </w:rPr>
-              <w:t>Chấm điểm độ hoàn thiện từng tin</w:t>
+              <w:t>Cảnh báo tin nghi vấn thiếu căn cứ</w:t>
             </w:r>
           </w:p>
         </w:tc>
@@ -14645,14 +12570,14 @@
                 <w:sz w:val="16"/>
                 <w:szCs w:val="16"/>
               </w:rPr>
-              <w:t>SV1</w:t>
+              <w:t>SV2</w:t>
             </w:r>
           </w:p>
         </w:tc>
       </w:tr>
       <w:tr>
         <w:trPr>
-          <w:divId w:val="1143041178"/>
+          <w:divId w:val="15083027"/>
         </w:trPr>
         <w:tc>
           <w:tcPr>
@@ -14680,7 +12605,7 @@
                 <w:sz w:val="16"/>
                 <w:szCs w:val="16"/>
               </w:rPr>
-              <w:t>Môi giới</w:t>
+              <w:t>Kiểm duyệt viên</w:t>
             </w:r>
           </w:p>
         </w:tc>
@@ -14710,7 +12635,7 @@
                 <w:sz w:val="16"/>
                 <w:szCs w:val="16"/>
               </w:rPr>
-              <w:t>Bắt đúng khách tiềm năng</w:t>
+              <w:t>Xử lý phản ánh của người dùng</w:t>
             </w:r>
           </w:p>
         </w:tc>
@@ -14740,7 +12665,7 @@
                 <w:sz w:val="16"/>
                 <w:szCs w:val="16"/>
               </w:rPr>
-              <w:t>Đọc brief của người tìm nhà, phản hồi và đề xuất khung giờ</w:t>
+              <w:t>Mở báo cáo, kiểm tra tin bị phản ánh, kết luận và ghi hướng xử lý</w:t>
             </w:r>
           </w:p>
         </w:tc>
@@ -14770,7 +12695,7 @@
                 <w:sz w:val="16"/>
                 <w:szCs w:val="16"/>
               </w:rPr>
-              <w:t>Yêu cầu &amp; khách hàng</w:t>
+              <w:t>Trung tâm xử lý vi phạm</w:t>
             </w:r>
           </w:p>
         </w:tc>
@@ -14798,7 +12723,7 @@
               <w:rPr>
                 <w:rStyle w:val="HTMLCode"/>
               </w:rPr>
-              <w:t>assets/html/agent-requests.html</w:t>
+              <w:t>Homefit Ai/pages/moderator-report-center.html</w:t>
             </w:r>
           </w:p>
         </w:tc>
@@ -14828,13 +12753,21 @@
                 <w:sz w:val="16"/>
                 <w:szCs w:val="16"/>
               </w:rPr>
-              <w:t xml:space="preserve">R, U · lead </w:t>
+              <w:t xml:space="preserve">R, U · report </w:t>
             </w:r>
             <w:r>
               <w:rPr>
                 <w:rStyle w:val="HTMLCode"/>
               </w:rPr>
-              <w:t>new → consulting → scheduled → completed / rejected</w:t>
+              <w:t>pending → resolved</w:t>
+            </w:r>
+            <w:r>
+              <w:rPr>
+                <w:rFonts w:eastAsia="Times New Roman"/>
+                <w:sz w:val="16"/>
+                <w:szCs w:val="16"/>
+              </w:rPr>
+              <w:t>, liên kết sang tin bị phản ánh</w:t>
             </w:r>
           </w:p>
         </w:tc>
@@ -14864,7 +12797,7 @@
                 <w:sz w:val="16"/>
                 <w:szCs w:val="16"/>
               </w:rPr>
-              <w:t>Gợi ý khung giờ và kịch bản tư vấn theo brief</w:t>
+              <w:t>Phân loại vi phạm và mức độ ưu tiên xử lý</w:t>
             </w:r>
           </w:p>
         </w:tc>
@@ -14894,14 +12827,14 @@
                 <w:sz w:val="16"/>
                 <w:szCs w:val="16"/>
               </w:rPr>
-              <w:t>SV1</w:t>
+              <w:t>SV2</w:t>
             </w:r>
           </w:p>
         </w:tc>
       </w:tr>
       <w:tr>
         <w:trPr>
-          <w:divId w:val="1143041178"/>
+          <w:divId w:val="15083027"/>
         </w:trPr>
         <w:tc>
           <w:tcPr>
@@ -14929,7 +12862,7 @@
                 <w:sz w:val="16"/>
                 <w:szCs w:val="16"/>
               </w:rPr>
-              <w:t>Môi giới</w:t>
+              <w:t>Kiểm duyệt viên</w:t>
             </w:r>
           </w:p>
         </w:tc>
@@ -14959,7 +12892,7 @@
                 <w:sz w:val="16"/>
                 <w:szCs w:val="16"/>
               </w:rPr>
-              <w:t>Sắp xếp lịch xem nhà khoa học</w:t>
+              <w:t>Duy trì chất lượng dữ liệu toàn sàn</w:t>
             </w:r>
           </w:p>
         </w:tc>
@@ -14989,7 +12922,7 @@
                 <w:sz w:val="16"/>
                 <w:szCs w:val="16"/>
               </w:rPr>
-              <w:t>Chuyển đổi lịch tuần/tháng, xác nhận, hoàn tất hoặc hủy hẹn</w:t>
+              <w:t>Audit pháp lý, ảnh thật và nhãn lối sống, bật/tắt quyền AI cho từng tin</w:t>
             </w:r>
           </w:p>
         </w:tc>
@@ -15019,7 +12952,7 @@
                 <w:sz w:val="16"/>
                 <w:szCs w:val="16"/>
               </w:rPr>
-              <w:t>Lịch hẹn</w:t>
+              <w:t>Giám sát chất lượng dữ liệu</w:t>
             </w:r>
           </w:p>
         </w:tc>
@@ -15047,7 +12980,7 @@
               <w:rPr>
                 <w:rStyle w:val="HTMLCode"/>
               </w:rPr>
-              <w:t>assets/html/agent-appointments.html</w:t>
+              <w:t>Homefit Ai/pages/moderator-data-quality.html</w:t>
             </w:r>
           </w:p>
         </w:tc>
@@ -15077,13 +13010,35 @@
                 <w:sz w:val="16"/>
                 <w:szCs w:val="16"/>
               </w:rPr>
-              <w:t xml:space="preserve">R, U, D · hẹn </w:t>
+              <w:t xml:space="preserve">R, U · tin </w:t>
             </w:r>
             <w:r>
               <w:rPr>
                 <w:rStyle w:val="HTMLCode"/>
               </w:rPr>
-              <w:t>pending → confirmed → completed/cancelled</w:t>
+              <w:t>approved → revision</w:t>
+            </w:r>
+            <w:r>
+              <w:rPr>
+                <w:rFonts w:eastAsia="Times New Roman"/>
+                <w:sz w:val="16"/>
+                <w:szCs w:val="16"/>
+              </w:rPr>
+              <w:t xml:space="preserve">, </w:t>
+            </w:r>
+            <w:r>
+              <w:rPr>
+                <w:rStyle w:val="HTMLCode"/>
+              </w:rPr>
+              <w:t>aiEligible</w:t>
+            </w:r>
+            <w:r>
+              <w:rPr>
+                <w:rFonts w:eastAsia="Times New Roman"/>
+                <w:sz w:val="16"/>
+                <w:szCs w:val="16"/>
+              </w:rPr>
+              <w:t xml:space="preserve"> bật/tắt</w:t>
             </w:r>
           </w:p>
         </w:tc>
@@ -15113,7 +13068,7 @@
                 <w:sz w:val="16"/>
                 <w:szCs w:val="16"/>
               </w:rPr>
-              <w:t>—</w:t>
+              <w:t>Chấm điểm chất lượng dữ liệu từng tin</w:t>
             </w:r>
           </w:p>
         </w:tc>
@@ -15143,14 +13098,14 @@
                 <w:sz w:val="16"/>
                 <w:szCs w:val="16"/>
               </w:rPr>
-              <w:t>SV1</w:t>
+              <w:t>SV2</w:t>
             </w:r>
           </w:p>
         </w:tc>
       </w:tr>
       <w:tr>
         <w:trPr>
-          <w:divId w:val="1143041178"/>
+          <w:divId w:val="15083027"/>
         </w:trPr>
         <w:tc>
           <w:tcPr>
@@ -15178,7 +13133,7 @@
                 <w:sz w:val="16"/>
                 <w:szCs w:val="16"/>
               </w:rPr>
-              <w:t>Kiểm duyệt viên</w:t>
+              <w:t>Quản trị viên</w:t>
             </w:r>
           </w:p>
         </w:tc>
@@ -15208,7 +13163,7 @@
                 <w:sz w:val="16"/>
                 <w:szCs w:val="16"/>
               </w:rPr>
-              <w:t>Chỉ tin đạt chuẩn lên sàn</w:t>
+              <w:t>Nắm tình hình nền tảng</w:t>
             </w:r>
           </w:p>
         </w:tc>
@@ -15238,7 +13193,7 @@
                 <w:sz w:val="16"/>
                 <w:szCs w:val="16"/>
               </w:rPr>
-              <w:t>Duyệt hàng đợi tin chờ, đối chiếu ảnh và thông tin, chấp nhận hoặc từ chối kèm lý do</w:t>
+              <w:t>Xem KPI tin, lead, lịch hẹn, báo cáo, cảnh báo nghiệp vụ và xuất CSV</w:t>
             </w:r>
           </w:p>
         </w:tc>
@@ -15268,7 +13223,7 @@
                 <w:sz w:val="16"/>
                 <w:szCs w:val="16"/>
               </w:rPr>
-              <w:t>Duyệt bài đăng</w:t>
+              <w:t>Dashboard nền tảng</w:t>
             </w:r>
           </w:p>
         </w:tc>
@@ -15296,7 +13251,7 @@
               <w:rPr>
                 <w:rStyle w:val="HTMLCode"/>
               </w:rPr>
-              <w:t>Homefit Ai/pages/moderator-listing-review.html</w:t>
+              <w:t>Homefit Ai/pages/admin-platform-dashboard.html</w:t>
             </w:r>
           </w:p>
         </w:tc>
@@ -15326,21 +13281,13 @@
                 <w:sz w:val="16"/>
                 <w:szCs w:val="16"/>
               </w:rPr>
-              <w:t xml:space="preserve">R, U · tin </w:t>
+              <w:t xml:space="preserve">R · tổng hợp các khoá dữ liệu, đối chiếu </w:t>
             </w:r>
             <w:r>
               <w:rPr>
                 <w:rStyle w:val="HTMLCode"/>
               </w:rPr>
-              <w:t>pending → approved / rejected / revision</w:t>
-            </w:r>
-            <w:r>
-              <w:rPr>
-                <w:rFonts w:eastAsia="Times New Roman"/>
-                <w:sz w:val="16"/>
-                <w:szCs w:val="16"/>
-              </w:rPr>
-              <w:t>, nhận xét tối thiểu 10 ký tự</w:t>
+              <w:t>assets/data/data.json</w:t>
             </w:r>
           </w:p>
         </w:tc>
@@ -15370,7 +13317,7 @@
                 <w:sz w:val="16"/>
                 <w:szCs w:val="16"/>
               </w:rPr>
-              <w:t>Cảnh báo tin nghi vấn thiếu căn cứ</w:t>
+              <w:t>Biểu đồ xu hướng đăng tin và duyệt tin</w:t>
             </w:r>
           </w:p>
         </w:tc>
@@ -15407,7 +13354,7 @@
       </w:tr>
       <w:tr>
         <w:trPr>
-          <w:divId w:val="1143041178"/>
+          <w:divId w:val="15083027"/>
         </w:trPr>
         <w:tc>
           <w:tcPr>
@@ -15435,7 +13382,7 @@
                 <w:sz w:val="16"/>
                 <w:szCs w:val="16"/>
               </w:rPr>
-              <w:t>Kiểm duyệt viên</w:t>
+              <w:t>Quản trị viên</w:t>
             </w:r>
           </w:p>
         </w:tc>
@@ -15465,7 +13412,7 @@
                 <w:sz w:val="16"/>
                 <w:szCs w:val="16"/>
               </w:rPr>
-              <w:t>Xử lý phản ánh của người dùng</w:t>
+              <w:t>Kiểm soát tài khoản và phân quyền</w:t>
             </w:r>
           </w:p>
         </w:tc>
@@ -15495,7 +13442,7 @@
                 <w:sz w:val="16"/>
                 <w:szCs w:val="16"/>
               </w:rPr>
-              <w:t>Mở báo cáo, kiểm tra tin bị phản ánh, kết luận và ghi hướng xử lý</w:t>
+              <w:t>Tạo tài khoản, gán vai trò, khóa hoặc mở lại quyền</w:t>
             </w:r>
           </w:p>
         </w:tc>
@@ -15525,7 +13472,7 @@
                 <w:sz w:val="16"/>
                 <w:szCs w:val="16"/>
               </w:rPr>
-              <w:t>Trung tâm xử lý vi phạm</w:t>
+              <w:t>Tài khoản &amp; phân quyền</w:t>
             </w:r>
           </w:p>
         </w:tc>
@@ -15553,7 +13500,7 @@
               <w:rPr>
                 <w:rStyle w:val="HTMLCode"/>
               </w:rPr>
-              <w:t>Homefit Ai/pages/moderator-report-center.html</w:t>
+              <w:t>Homefit Ai/pages/admin-user-management.html</w:t>
             </w:r>
           </w:p>
         </w:tc>
@@ -15583,21 +13530,21 @@
                 <w:sz w:val="16"/>
                 <w:szCs w:val="16"/>
               </w:rPr>
-              <w:t xml:space="preserve">R, U · report </w:t>
+              <w:t xml:space="preserve">C, R, U, D · tài khoản </w:t>
             </w:r>
             <w:r>
               <w:rPr>
                 <w:rStyle w:val="HTMLCode"/>
               </w:rPr>
-              <w:t>pending → resolved</w:t>
-            </w:r>
-            <w:r>
-              <w:rPr>
-                <w:rFonts w:eastAsia="Times New Roman"/>
-                <w:sz w:val="16"/>
-                <w:szCs w:val="16"/>
-              </w:rPr>
-              <w:t>, liên kết sang tin bị phản ánh</w:t>
+              <w:t>active ↔ suspended</w:t>
+            </w:r>
+            <w:r>
+              <w:rPr>
+                <w:rFonts w:eastAsia="Times New Roman"/>
+                <w:sz w:val="16"/>
+                <w:szCs w:val="16"/>
+              </w:rPr>
+              <w:t>, nhật ký thao tác</w:t>
             </w:r>
           </w:p>
         </w:tc>
@@ -15627,7 +13574,7 @@
                 <w:sz w:val="16"/>
                 <w:szCs w:val="16"/>
               </w:rPr>
-              <w:t>Phân loại vi phạm và mức độ ưu tiên xử lý</w:t>
+              <w:t>—</w:t>
             </w:r>
           </w:p>
         </w:tc>
@@ -15664,784 +13611,7 @@
       </w:tr>
       <w:tr>
         <w:trPr>
-          <w:divId w:val="1143041178"/>
-        </w:trPr>
-        <w:tc>
-          <w:tcPr>
-            <w:tcW w:w="625" w:type="pct"/>
-            <w:tcBorders>
-              <w:top w:val="outset" w:sz="6" w:space="0" w:color="auto"/>
-              <w:left w:val="outset" w:sz="6" w:space="0" w:color="auto"/>
-              <w:bottom w:val="outset" w:sz="6" w:space="0" w:color="auto"/>
-              <w:right w:val="outset" w:sz="6" w:space="0" w:color="auto"/>
-            </w:tcBorders>
-            <w:vAlign w:val="center"/>
-            <w:hideMark/>
-          </w:tcPr>
-          <w:p>
-            <w:pPr>
-              <w:rPr>
-                <w:rFonts w:eastAsia="Times New Roman"/>
-                <w:sz w:val="16"/>
-                <w:szCs w:val="16"/>
-              </w:rPr>
-            </w:pPr>
-            <w:r>
-              <w:rPr>
-                <w:rFonts w:eastAsia="Times New Roman"/>
-                <w:sz w:val="16"/>
-                <w:szCs w:val="16"/>
-              </w:rPr>
-              <w:t>Kiểm duyệt viên</w:t>
-            </w:r>
-          </w:p>
-        </w:tc>
-        <w:tc>
-          <w:tcPr>
-            <w:tcW w:w="625" w:type="pct"/>
-            <w:tcBorders>
-              <w:top w:val="outset" w:sz="6" w:space="0" w:color="auto"/>
-              <w:left w:val="outset" w:sz="6" w:space="0" w:color="auto"/>
-              <w:bottom w:val="outset" w:sz="6" w:space="0" w:color="auto"/>
-              <w:right w:val="outset" w:sz="6" w:space="0" w:color="auto"/>
-            </w:tcBorders>
-            <w:vAlign w:val="center"/>
-            <w:hideMark/>
-          </w:tcPr>
-          <w:p>
-            <w:pPr>
-              <w:rPr>
-                <w:rFonts w:eastAsia="Times New Roman"/>
-                <w:sz w:val="16"/>
-                <w:szCs w:val="16"/>
-              </w:rPr>
-            </w:pPr>
-            <w:r>
-              <w:rPr>
-                <w:rFonts w:eastAsia="Times New Roman"/>
-                <w:sz w:val="16"/>
-                <w:szCs w:val="16"/>
-              </w:rPr>
-              <w:t>Duy trì chất lượng dữ liệu toàn sàn</w:t>
-            </w:r>
-          </w:p>
-        </w:tc>
-        <w:tc>
-          <w:tcPr>
-            <w:tcW w:w="625" w:type="pct"/>
-            <w:tcBorders>
-              <w:top w:val="outset" w:sz="6" w:space="0" w:color="auto"/>
-              <w:left w:val="outset" w:sz="6" w:space="0" w:color="auto"/>
-              <w:bottom w:val="outset" w:sz="6" w:space="0" w:color="auto"/>
-              <w:right w:val="outset" w:sz="6" w:space="0" w:color="auto"/>
-            </w:tcBorders>
-            <w:vAlign w:val="center"/>
-            <w:hideMark/>
-          </w:tcPr>
-          <w:p>
-            <w:pPr>
-              <w:rPr>
-                <w:rFonts w:eastAsia="Times New Roman"/>
-                <w:sz w:val="16"/>
-                <w:szCs w:val="16"/>
-              </w:rPr>
-            </w:pPr>
-            <w:r>
-              <w:rPr>
-                <w:rFonts w:eastAsia="Times New Roman"/>
-                <w:sz w:val="16"/>
-                <w:szCs w:val="16"/>
-              </w:rPr>
-              <w:t>Audit pháp lý, ảnh thật và nhãn lối sống, bật/tắt quyền AI cho từng tin</w:t>
-            </w:r>
-          </w:p>
-        </w:tc>
-        <w:tc>
-          <w:tcPr>
-            <w:tcW w:w="625" w:type="pct"/>
-            <w:tcBorders>
-              <w:top w:val="outset" w:sz="6" w:space="0" w:color="auto"/>
-              <w:left w:val="outset" w:sz="6" w:space="0" w:color="auto"/>
-              <w:bottom w:val="outset" w:sz="6" w:space="0" w:color="auto"/>
-              <w:right w:val="outset" w:sz="6" w:space="0" w:color="auto"/>
-            </w:tcBorders>
-            <w:vAlign w:val="center"/>
-            <w:hideMark/>
-          </w:tcPr>
-          <w:p>
-            <w:pPr>
-              <w:rPr>
-                <w:rFonts w:eastAsia="Times New Roman"/>
-                <w:sz w:val="16"/>
-                <w:szCs w:val="16"/>
-              </w:rPr>
-            </w:pPr>
-            <w:r>
-              <w:rPr>
-                <w:rFonts w:eastAsia="Times New Roman"/>
-                <w:sz w:val="16"/>
-                <w:szCs w:val="16"/>
-              </w:rPr>
-              <w:t>Giám sát chất lượng dữ liệu</w:t>
-            </w:r>
-          </w:p>
-        </w:tc>
-        <w:tc>
-          <w:tcPr>
-            <w:tcW w:w="625" w:type="pct"/>
-            <w:tcBorders>
-              <w:top w:val="outset" w:sz="6" w:space="0" w:color="auto"/>
-              <w:left w:val="outset" w:sz="6" w:space="0" w:color="auto"/>
-              <w:bottom w:val="outset" w:sz="6" w:space="0" w:color="auto"/>
-              <w:right w:val="outset" w:sz="6" w:space="0" w:color="auto"/>
-            </w:tcBorders>
-            <w:vAlign w:val="center"/>
-            <w:hideMark/>
-          </w:tcPr>
-          <w:p>
-            <w:pPr>
-              <w:rPr>
-                <w:rFonts w:eastAsia="Times New Roman"/>
-                <w:sz w:val="16"/>
-                <w:szCs w:val="16"/>
-              </w:rPr>
-            </w:pPr>
-            <w:r>
-              <w:rPr>
-                <w:rStyle w:val="HTMLCode"/>
-              </w:rPr>
-              <w:t>Homefit Ai/pages/moderator-data-quality.html</w:t>
-            </w:r>
-          </w:p>
-        </w:tc>
-        <w:tc>
-          <w:tcPr>
-            <w:tcW w:w="625" w:type="pct"/>
-            <w:tcBorders>
-              <w:top w:val="outset" w:sz="6" w:space="0" w:color="auto"/>
-              <w:left w:val="outset" w:sz="6" w:space="0" w:color="auto"/>
-              <w:bottom w:val="outset" w:sz="6" w:space="0" w:color="auto"/>
-              <w:right w:val="outset" w:sz="6" w:space="0" w:color="auto"/>
-            </w:tcBorders>
-            <w:vAlign w:val="center"/>
-            <w:hideMark/>
-          </w:tcPr>
-          <w:p>
-            <w:pPr>
-              <w:rPr>
-                <w:rFonts w:eastAsia="Times New Roman"/>
-                <w:sz w:val="16"/>
-                <w:szCs w:val="16"/>
-              </w:rPr>
-            </w:pPr>
-            <w:r>
-              <w:rPr>
-                <w:rFonts w:eastAsia="Times New Roman"/>
-                <w:sz w:val="16"/>
-                <w:szCs w:val="16"/>
-              </w:rPr>
-              <w:t xml:space="preserve">R, U · tin </w:t>
-            </w:r>
-            <w:r>
-              <w:rPr>
-                <w:rStyle w:val="HTMLCode"/>
-              </w:rPr>
-              <w:t>approved → revision</w:t>
-            </w:r>
-            <w:r>
-              <w:rPr>
-                <w:rFonts w:eastAsia="Times New Roman"/>
-                <w:sz w:val="16"/>
-                <w:szCs w:val="16"/>
-              </w:rPr>
-              <w:t xml:space="preserve">, </w:t>
-            </w:r>
-            <w:r>
-              <w:rPr>
-                <w:rStyle w:val="HTMLCode"/>
-              </w:rPr>
-              <w:t>aiEligible</w:t>
-            </w:r>
-            <w:r>
-              <w:rPr>
-                <w:rFonts w:eastAsia="Times New Roman"/>
-                <w:sz w:val="16"/>
-                <w:szCs w:val="16"/>
-              </w:rPr>
-              <w:t xml:space="preserve"> bật/tắt</w:t>
-            </w:r>
-          </w:p>
-        </w:tc>
-        <w:tc>
-          <w:tcPr>
-            <w:tcW w:w="625" w:type="pct"/>
-            <w:tcBorders>
-              <w:top w:val="outset" w:sz="6" w:space="0" w:color="auto"/>
-              <w:left w:val="outset" w:sz="6" w:space="0" w:color="auto"/>
-              <w:bottom w:val="outset" w:sz="6" w:space="0" w:color="auto"/>
-              <w:right w:val="outset" w:sz="6" w:space="0" w:color="auto"/>
-            </w:tcBorders>
-            <w:vAlign w:val="center"/>
-            <w:hideMark/>
-          </w:tcPr>
-          <w:p>
-            <w:pPr>
-              <w:rPr>
-                <w:rFonts w:eastAsia="Times New Roman"/>
-                <w:sz w:val="16"/>
-                <w:szCs w:val="16"/>
-              </w:rPr>
-            </w:pPr>
-            <w:r>
-              <w:rPr>
-                <w:rFonts w:eastAsia="Times New Roman"/>
-                <w:sz w:val="16"/>
-                <w:szCs w:val="16"/>
-              </w:rPr>
-              <w:t>Chấm điểm chất lượng dữ liệu từng tin</w:t>
-            </w:r>
-          </w:p>
-        </w:tc>
-        <w:tc>
-          <w:tcPr>
-            <w:tcW w:w="625" w:type="pct"/>
-            <w:tcBorders>
-              <w:top w:val="outset" w:sz="6" w:space="0" w:color="auto"/>
-              <w:left w:val="outset" w:sz="6" w:space="0" w:color="auto"/>
-              <w:bottom w:val="outset" w:sz="6" w:space="0" w:color="auto"/>
-              <w:right w:val="outset" w:sz="6" w:space="0" w:color="auto"/>
-            </w:tcBorders>
-            <w:vAlign w:val="center"/>
-            <w:hideMark/>
-          </w:tcPr>
-          <w:p>
-            <w:pPr>
-              <w:rPr>
-                <w:rFonts w:eastAsia="Times New Roman"/>
-                <w:sz w:val="16"/>
-                <w:szCs w:val="16"/>
-              </w:rPr>
-            </w:pPr>
-            <w:r>
-              <w:rPr>
-                <w:rFonts w:eastAsia="Times New Roman"/>
-                <w:sz w:val="16"/>
-                <w:szCs w:val="16"/>
-              </w:rPr>
-              <w:t>SV2</w:t>
-            </w:r>
-          </w:p>
-        </w:tc>
-      </w:tr>
-      <w:tr>
-        <w:trPr>
-          <w:divId w:val="1143041178"/>
-        </w:trPr>
-        <w:tc>
-          <w:tcPr>
-            <w:tcW w:w="625" w:type="pct"/>
-            <w:tcBorders>
-              <w:top w:val="outset" w:sz="6" w:space="0" w:color="auto"/>
-              <w:left w:val="outset" w:sz="6" w:space="0" w:color="auto"/>
-              <w:bottom w:val="outset" w:sz="6" w:space="0" w:color="auto"/>
-              <w:right w:val="outset" w:sz="6" w:space="0" w:color="auto"/>
-            </w:tcBorders>
-            <w:vAlign w:val="center"/>
-            <w:hideMark/>
-          </w:tcPr>
-          <w:p>
-            <w:pPr>
-              <w:rPr>
-                <w:rFonts w:eastAsia="Times New Roman"/>
-                <w:sz w:val="16"/>
-                <w:szCs w:val="16"/>
-              </w:rPr>
-            </w:pPr>
-            <w:r>
-              <w:rPr>
-                <w:rFonts w:eastAsia="Times New Roman"/>
-                <w:sz w:val="16"/>
-                <w:szCs w:val="16"/>
-              </w:rPr>
-              <w:t>Quản trị viên</w:t>
-            </w:r>
-          </w:p>
-        </w:tc>
-        <w:tc>
-          <w:tcPr>
-            <w:tcW w:w="625" w:type="pct"/>
-            <w:tcBorders>
-              <w:top w:val="outset" w:sz="6" w:space="0" w:color="auto"/>
-              <w:left w:val="outset" w:sz="6" w:space="0" w:color="auto"/>
-              <w:bottom w:val="outset" w:sz="6" w:space="0" w:color="auto"/>
-              <w:right w:val="outset" w:sz="6" w:space="0" w:color="auto"/>
-            </w:tcBorders>
-            <w:vAlign w:val="center"/>
-            <w:hideMark/>
-          </w:tcPr>
-          <w:p>
-            <w:pPr>
-              <w:rPr>
-                <w:rFonts w:eastAsia="Times New Roman"/>
-                <w:sz w:val="16"/>
-                <w:szCs w:val="16"/>
-              </w:rPr>
-            </w:pPr>
-            <w:r>
-              <w:rPr>
-                <w:rFonts w:eastAsia="Times New Roman"/>
-                <w:sz w:val="16"/>
-                <w:szCs w:val="16"/>
-              </w:rPr>
-              <w:t>Nắm tình hình nền tảng</w:t>
-            </w:r>
-          </w:p>
-        </w:tc>
-        <w:tc>
-          <w:tcPr>
-            <w:tcW w:w="625" w:type="pct"/>
-            <w:tcBorders>
-              <w:top w:val="outset" w:sz="6" w:space="0" w:color="auto"/>
-              <w:left w:val="outset" w:sz="6" w:space="0" w:color="auto"/>
-              <w:bottom w:val="outset" w:sz="6" w:space="0" w:color="auto"/>
-              <w:right w:val="outset" w:sz="6" w:space="0" w:color="auto"/>
-            </w:tcBorders>
-            <w:vAlign w:val="center"/>
-            <w:hideMark/>
-          </w:tcPr>
-          <w:p>
-            <w:pPr>
-              <w:rPr>
-                <w:rFonts w:eastAsia="Times New Roman"/>
-                <w:sz w:val="16"/>
-                <w:szCs w:val="16"/>
-              </w:rPr>
-            </w:pPr>
-            <w:r>
-              <w:rPr>
-                <w:rFonts w:eastAsia="Times New Roman"/>
-                <w:sz w:val="16"/>
-                <w:szCs w:val="16"/>
-              </w:rPr>
-              <w:t>Xem KPI tin, lead, lịch hẹn, báo cáo, cảnh báo nghiệp vụ và xuất CSV</w:t>
-            </w:r>
-          </w:p>
-        </w:tc>
-        <w:tc>
-          <w:tcPr>
-            <w:tcW w:w="625" w:type="pct"/>
-            <w:tcBorders>
-              <w:top w:val="outset" w:sz="6" w:space="0" w:color="auto"/>
-              <w:left w:val="outset" w:sz="6" w:space="0" w:color="auto"/>
-              <w:bottom w:val="outset" w:sz="6" w:space="0" w:color="auto"/>
-              <w:right w:val="outset" w:sz="6" w:space="0" w:color="auto"/>
-            </w:tcBorders>
-            <w:vAlign w:val="center"/>
-            <w:hideMark/>
-          </w:tcPr>
-          <w:p>
-            <w:pPr>
-              <w:rPr>
-                <w:rFonts w:eastAsia="Times New Roman"/>
-                <w:sz w:val="16"/>
-                <w:szCs w:val="16"/>
-              </w:rPr>
-            </w:pPr>
-            <w:r>
-              <w:rPr>
-                <w:rFonts w:eastAsia="Times New Roman"/>
-                <w:sz w:val="16"/>
-                <w:szCs w:val="16"/>
-              </w:rPr>
-              <w:t>Dashboard nền tảng</w:t>
-            </w:r>
-          </w:p>
-        </w:tc>
-        <w:tc>
-          <w:tcPr>
-            <w:tcW w:w="625" w:type="pct"/>
-            <w:tcBorders>
-              <w:top w:val="outset" w:sz="6" w:space="0" w:color="auto"/>
-              <w:left w:val="outset" w:sz="6" w:space="0" w:color="auto"/>
-              <w:bottom w:val="outset" w:sz="6" w:space="0" w:color="auto"/>
-              <w:right w:val="outset" w:sz="6" w:space="0" w:color="auto"/>
-            </w:tcBorders>
-            <w:vAlign w:val="center"/>
-            <w:hideMark/>
-          </w:tcPr>
-          <w:p>
-            <w:pPr>
-              <w:rPr>
-                <w:rFonts w:eastAsia="Times New Roman"/>
-                <w:sz w:val="16"/>
-                <w:szCs w:val="16"/>
-              </w:rPr>
-            </w:pPr>
-            <w:r>
-              <w:rPr>
-                <w:rStyle w:val="HTMLCode"/>
-              </w:rPr>
-              <w:t>Homefit Ai/pages/admin-platform-dashboard.html</w:t>
-            </w:r>
-          </w:p>
-        </w:tc>
-        <w:tc>
-          <w:tcPr>
-            <w:tcW w:w="625" w:type="pct"/>
-            <w:tcBorders>
-              <w:top w:val="outset" w:sz="6" w:space="0" w:color="auto"/>
-              <w:left w:val="outset" w:sz="6" w:space="0" w:color="auto"/>
-              <w:bottom w:val="outset" w:sz="6" w:space="0" w:color="auto"/>
-              <w:right w:val="outset" w:sz="6" w:space="0" w:color="auto"/>
-            </w:tcBorders>
-            <w:vAlign w:val="center"/>
-            <w:hideMark/>
-          </w:tcPr>
-          <w:p>
-            <w:pPr>
-              <w:rPr>
-                <w:rFonts w:eastAsia="Times New Roman"/>
-                <w:sz w:val="16"/>
-                <w:szCs w:val="16"/>
-              </w:rPr>
-            </w:pPr>
-            <w:r>
-              <w:rPr>
-                <w:rFonts w:eastAsia="Times New Roman"/>
-                <w:sz w:val="16"/>
-                <w:szCs w:val="16"/>
-              </w:rPr>
-              <w:t xml:space="preserve">R · tổng hợp các khoá dữ liệu, đối chiếu </w:t>
-            </w:r>
-            <w:r>
-              <w:rPr>
-                <w:rStyle w:val="HTMLCode"/>
-              </w:rPr>
-              <w:t>assets/data/data.json</w:t>
-            </w:r>
-          </w:p>
-        </w:tc>
-        <w:tc>
-          <w:tcPr>
-            <w:tcW w:w="625" w:type="pct"/>
-            <w:tcBorders>
-              <w:top w:val="outset" w:sz="6" w:space="0" w:color="auto"/>
-              <w:left w:val="outset" w:sz="6" w:space="0" w:color="auto"/>
-              <w:bottom w:val="outset" w:sz="6" w:space="0" w:color="auto"/>
-              <w:right w:val="outset" w:sz="6" w:space="0" w:color="auto"/>
-            </w:tcBorders>
-            <w:vAlign w:val="center"/>
-            <w:hideMark/>
-          </w:tcPr>
-          <w:p>
-            <w:pPr>
-              <w:rPr>
-                <w:rFonts w:eastAsia="Times New Roman"/>
-                <w:sz w:val="16"/>
-                <w:szCs w:val="16"/>
-              </w:rPr>
-            </w:pPr>
-            <w:r>
-              <w:rPr>
-                <w:rFonts w:eastAsia="Times New Roman"/>
-                <w:sz w:val="16"/>
-                <w:szCs w:val="16"/>
-              </w:rPr>
-              <w:t>Biểu đồ xu hướng đăng tin và duyệt tin</w:t>
-            </w:r>
-          </w:p>
-        </w:tc>
-        <w:tc>
-          <w:tcPr>
-            <w:tcW w:w="625" w:type="pct"/>
-            <w:tcBorders>
-              <w:top w:val="outset" w:sz="6" w:space="0" w:color="auto"/>
-              <w:left w:val="outset" w:sz="6" w:space="0" w:color="auto"/>
-              <w:bottom w:val="outset" w:sz="6" w:space="0" w:color="auto"/>
-              <w:right w:val="outset" w:sz="6" w:space="0" w:color="auto"/>
-            </w:tcBorders>
-            <w:vAlign w:val="center"/>
-            <w:hideMark/>
-          </w:tcPr>
-          <w:p>
-            <w:pPr>
-              <w:rPr>
-                <w:rFonts w:eastAsia="Times New Roman"/>
-                <w:sz w:val="16"/>
-                <w:szCs w:val="16"/>
-              </w:rPr>
-            </w:pPr>
-            <w:r>
-              <w:rPr>
-                <w:rFonts w:eastAsia="Times New Roman"/>
-                <w:sz w:val="16"/>
-                <w:szCs w:val="16"/>
-              </w:rPr>
-              <w:t>SV2</w:t>
-            </w:r>
-          </w:p>
-        </w:tc>
-      </w:tr>
-      <w:tr>
-        <w:trPr>
-          <w:divId w:val="1143041178"/>
-        </w:trPr>
-        <w:tc>
-          <w:tcPr>
-            <w:tcW w:w="625" w:type="pct"/>
-            <w:tcBorders>
-              <w:top w:val="outset" w:sz="6" w:space="0" w:color="auto"/>
-              <w:left w:val="outset" w:sz="6" w:space="0" w:color="auto"/>
-              <w:bottom w:val="outset" w:sz="6" w:space="0" w:color="auto"/>
-              <w:right w:val="outset" w:sz="6" w:space="0" w:color="auto"/>
-            </w:tcBorders>
-            <w:vAlign w:val="center"/>
-            <w:hideMark/>
-          </w:tcPr>
-          <w:p>
-            <w:pPr>
-              <w:rPr>
-                <w:rFonts w:eastAsia="Times New Roman"/>
-                <w:sz w:val="16"/>
-                <w:szCs w:val="16"/>
-              </w:rPr>
-            </w:pPr>
-            <w:r>
-              <w:rPr>
-                <w:rFonts w:eastAsia="Times New Roman"/>
-                <w:sz w:val="16"/>
-                <w:szCs w:val="16"/>
-              </w:rPr>
-              <w:t>Quản trị viên</w:t>
-            </w:r>
-          </w:p>
-        </w:tc>
-        <w:tc>
-          <w:tcPr>
-            <w:tcW w:w="625" w:type="pct"/>
-            <w:tcBorders>
-              <w:top w:val="outset" w:sz="6" w:space="0" w:color="auto"/>
-              <w:left w:val="outset" w:sz="6" w:space="0" w:color="auto"/>
-              <w:bottom w:val="outset" w:sz="6" w:space="0" w:color="auto"/>
-              <w:right w:val="outset" w:sz="6" w:space="0" w:color="auto"/>
-            </w:tcBorders>
-            <w:vAlign w:val="center"/>
-            <w:hideMark/>
-          </w:tcPr>
-          <w:p>
-            <w:pPr>
-              <w:rPr>
-                <w:rFonts w:eastAsia="Times New Roman"/>
-                <w:sz w:val="16"/>
-                <w:szCs w:val="16"/>
-              </w:rPr>
-            </w:pPr>
-            <w:r>
-              <w:rPr>
-                <w:rFonts w:eastAsia="Times New Roman"/>
-                <w:sz w:val="16"/>
-                <w:szCs w:val="16"/>
-              </w:rPr>
-              <w:t>Kiểm soát tài khoản và phân quyền</w:t>
-            </w:r>
-          </w:p>
-        </w:tc>
-        <w:tc>
-          <w:tcPr>
-            <w:tcW w:w="625" w:type="pct"/>
-            <w:tcBorders>
-              <w:top w:val="outset" w:sz="6" w:space="0" w:color="auto"/>
-              <w:left w:val="outset" w:sz="6" w:space="0" w:color="auto"/>
-              <w:bottom w:val="outset" w:sz="6" w:space="0" w:color="auto"/>
-              <w:right w:val="outset" w:sz="6" w:space="0" w:color="auto"/>
-            </w:tcBorders>
-            <w:vAlign w:val="center"/>
-            <w:hideMark/>
-          </w:tcPr>
-          <w:p>
-            <w:pPr>
-              <w:rPr>
-                <w:rFonts w:eastAsia="Times New Roman"/>
-                <w:sz w:val="16"/>
-                <w:szCs w:val="16"/>
-              </w:rPr>
-            </w:pPr>
-            <w:r>
-              <w:rPr>
-                <w:rFonts w:eastAsia="Times New Roman"/>
-                <w:sz w:val="16"/>
-                <w:szCs w:val="16"/>
-              </w:rPr>
-              <w:t>Tạo tài khoản, gán vai trò, khóa hoặc mở lại quyền</w:t>
-            </w:r>
-          </w:p>
-        </w:tc>
-        <w:tc>
-          <w:tcPr>
-            <w:tcW w:w="625" w:type="pct"/>
-            <w:tcBorders>
-              <w:top w:val="outset" w:sz="6" w:space="0" w:color="auto"/>
-              <w:left w:val="outset" w:sz="6" w:space="0" w:color="auto"/>
-              <w:bottom w:val="outset" w:sz="6" w:space="0" w:color="auto"/>
-              <w:right w:val="outset" w:sz="6" w:space="0" w:color="auto"/>
-            </w:tcBorders>
-            <w:vAlign w:val="center"/>
-            <w:hideMark/>
-          </w:tcPr>
-          <w:p>
-            <w:pPr>
-              <w:rPr>
-                <w:rFonts w:eastAsia="Times New Roman"/>
-                <w:sz w:val="16"/>
-                <w:szCs w:val="16"/>
-              </w:rPr>
-            </w:pPr>
-            <w:r>
-              <w:rPr>
-                <w:rFonts w:eastAsia="Times New Roman"/>
-                <w:sz w:val="16"/>
-                <w:szCs w:val="16"/>
-              </w:rPr>
-              <w:t>Tài khoản &amp; phân quyền</w:t>
-            </w:r>
-          </w:p>
-        </w:tc>
-        <w:tc>
-          <w:tcPr>
-            <w:tcW w:w="625" w:type="pct"/>
-            <w:tcBorders>
-              <w:top w:val="outset" w:sz="6" w:space="0" w:color="auto"/>
-              <w:left w:val="outset" w:sz="6" w:space="0" w:color="auto"/>
-              <w:bottom w:val="outset" w:sz="6" w:space="0" w:color="auto"/>
-              <w:right w:val="outset" w:sz="6" w:space="0" w:color="auto"/>
-            </w:tcBorders>
-            <w:vAlign w:val="center"/>
-            <w:hideMark/>
-          </w:tcPr>
-          <w:p>
-            <w:pPr>
-              <w:rPr>
-                <w:rFonts w:eastAsia="Times New Roman"/>
-                <w:sz w:val="16"/>
-                <w:szCs w:val="16"/>
-              </w:rPr>
-            </w:pPr>
-            <w:r>
-              <w:rPr>
-                <w:rStyle w:val="HTMLCode"/>
-              </w:rPr>
-              <w:t>Homefit Ai/pages/admin-user-management.html</w:t>
-            </w:r>
-          </w:p>
-        </w:tc>
-        <w:tc>
-          <w:tcPr>
-            <w:tcW w:w="625" w:type="pct"/>
-            <w:tcBorders>
-              <w:top w:val="outset" w:sz="6" w:space="0" w:color="auto"/>
-              <w:left w:val="outset" w:sz="6" w:space="0" w:color="auto"/>
-              <w:bottom w:val="outset" w:sz="6" w:space="0" w:color="auto"/>
-              <w:right w:val="outset" w:sz="6" w:space="0" w:color="auto"/>
-            </w:tcBorders>
-            <w:vAlign w:val="center"/>
-            <w:hideMark/>
-          </w:tcPr>
-          <w:p>
-            <w:pPr>
-              <w:rPr>
-                <w:rFonts w:eastAsia="Times New Roman"/>
-                <w:sz w:val="16"/>
-                <w:szCs w:val="16"/>
-              </w:rPr>
-            </w:pPr>
-            <w:r>
-              <w:rPr>
-                <w:rFonts w:eastAsia="Times New Roman"/>
-                <w:sz w:val="16"/>
-                <w:szCs w:val="16"/>
-              </w:rPr>
-              <w:t xml:space="preserve">C, R, U, D · tài khoản </w:t>
-            </w:r>
-            <w:r>
-              <w:rPr>
-                <w:rStyle w:val="HTMLCode"/>
-              </w:rPr>
-              <w:t>active ↔ suspended</w:t>
-            </w:r>
-            <w:r>
-              <w:rPr>
-                <w:rFonts w:eastAsia="Times New Roman"/>
-                <w:sz w:val="16"/>
-                <w:szCs w:val="16"/>
-              </w:rPr>
-              <w:t>, nhật ký thao tác</w:t>
-            </w:r>
-          </w:p>
-        </w:tc>
-        <w:tc>
-          <w:tcPr>
-            <w:tcW w:w="625" w:type="pct"/>
-            <w:tcBorders>
-              <w:top w:val="outset" w:sz="6" w:space="0" w:color="auto"/>
-              <w:left w:val="outset" w:sz="6" w:space="0" w:color="auto"/>
-              <w:bottom w:val="outset" w:sz="6" w:space="0" w:color="auto"/>
-              <w:right w:val="outset" w:sz="6" w:space="0" w:color="auto"/>
-            </w:tcBorders>
-            <w:vAlign w:val="center"/>
-            <w:hideMark/>
-          </w:tcPr>
-          <w:p>
-            <w:pPr>
-              <w:rPr>
-                <w:rFonts w:eastAsia="Times New Roman"/>
-                <w:sz w:val="16"/>
-                <w:szCs w:val="16"/>
-              </w:rPr>
-            </w:pPr>
-            <w:r>
-              <w:rPr>
-                <w:rFonts w:eastAsia="Times New Roman"/>
-                <w:sz w:val="16"/>
-                <w:szCs w:val="16"/>
-              </w:rPr>
-              <w:t>—</w:t>
-            </w:r>
-          </w:p>
-        </w:tc>
-        <w:tc>
-          <w:tcPr>
-            <w:tcW w:w="625" w:type="pct"/>
-            <w:tcBorders>
-              <w:top w:val="outset" w:sz="6" w:space="0" w:color="auto"/>
-              <w:left w:val="outset" w:sz="6" w:space="0" w:color="auto"/>
-              <w:bottom w:val="outset" w:sz="6" w:space="0" w:color="auto"/>
-              <w:right w:val="outset" w:sz="6" w:space="0" w:color="auto"/>
-            </w:tcBorders>
-            <w:vAlign w:val="center"/>
-            <w:hideMark/>
-          </w:tcPr>
-          <w:p>
-            <w:pPr>
-              <w:rPr>
-                <w:rFonts w:eastAsia="Times New Roman"/>
-                <w:sz w:val="16"/>
-                <w:szCs w:val="16"/>
-              </w:rPr>
-            </w:pPr>
-            <w:r>
-              <w:rPr>
-                <w:rFonts w:eastAsia="Times New Roman"/>
-                <w:sz w:val="16"/>
-                <w:szCs w:val="16"/>
-              </w:rPr>
-              <w:t>SV2</w:t>
-            </w:r>
-          </w:p>
-        </w:tc>
-      </w:tr>
-      <w:tr>
-        <w:trPr>
-          <w:divId w:val="1143041178"/>
+          <w:divId w:val="15083027"/>
         </w:trPr>
         <w:tc>
           <w:tcPr>
@@ -16701,7 +13871,7 @@
       <w:pPr>
         <w:pStyle w:val="Heading2"/>
         <w:pageBreakBefore/>
-        <w:divId w:val="1143041178"/>
+        <w:divId w:val="15083027"/>
         <w:rPr>
           <w:rFonts w:ascii="Segoe UI" w:eastAsia="Times New Roman" w:hAnsi="Segoe UI" w:cs="Segoe UI"/>
         </w:rPr>
@@ -16739,7 +13909,7 @@
       </w:tblGrid>
       <w:tr>
         <w:trPr>
-          <w:divId w:val="1143041178"/>
+          <w:divId w:val="15083027"/>
         </w:trPr>
         <w:tc>
           <w:tcPr>
@@ -16888,7 +14058,7 @@
       </w:tr>
       <w:tr>
         <w:trPr>
-          <w:divId w:val="1143041178"/>
+          <w:divId w:val="15083027"/>
         </w:trPr>
         <w:tc>
           <w:tcPr>
@@ -16946,7 +14116,7 @@
                 <w:sz w:val="16"/>
                 <w:szCs w:val="16"/>
               </w:rPr>
-              <w:t>Đăng nhập, đăng ký, đặt lại mật khẩu, định tuyến vai trò và ba màn hình AI mô phỏng</w:t>
+              <w:t>Đăng nhập, đăng ký, đặt lại mật khẩu và định tuyến vai trò</w:t>
             </w:r>
           </w:p>
         </w:tc>
@@ -16976,7 +14146,7 @@
                 <w:sz w:val="16"/>
                 <w:szCs w:val="16"/>
               </w:rPr>
-              <w:t>4</w:t>
+              <w:t>1</w:t>
             </w:r>
           </w:p>
         </w:tc>
@@ -17013,7 +14183,7 @@
       </w:tr>
       <w:tr>
         <w:trPr>
-          <w:divId w:val="1143041178"/>
+          <w:divId w:val="15083027"/>
         </w:trPr>
         <w:tc>
           <w:tcPr>
@@ -17138,7 +14308,7 @@
       </w:tr>
       <w:tr>
         <w:trPr>
-          <w:divId w:val="1143041178"/>
+          <w:divId w:val="15083027"/>
         </w:trPr>
         <w:tc>
           <w:tcPr>
@@ -17263,7 +14433,7 @@
       </w:tr>
       <w:tr>
         <w:trPr>
-          <w:divId w:val="1143041178"/>
+          <w:divId w:val="15083027"/>
         </w:trPr>
         <w:tc>
           <w:tcPr>
@@ -17388,7 +14558,7 @@
       </w:tr>
       <w:tr>
         <w:trPr>
-          <w:divId w:val="1143041178"/>
+          <w:divId w:val="15083027"/>
         </w:trPr>
         <w:tc>
           <w:tcPr>
@@ -17514,7 +14684,7 @@
     </w:tbl>
     <w:p>
       <w:pPr>
-        <w:divId w:val="1143041178"/>
+        <w:divId w:val="15083027"/>
         <w:rPr>
           <w:rFonts w:eastAsia="Times New Roman"/>
         </w:rPr>
